--- a/1. Software y Hardware/1.1 Inicio/1.1.7 Plan de Gestion/1.1.7.4.2 SRICA_012_002 - Presupuesto del Proyecto.docx
+++ b/1. Software y Hardware/1.1 Inicio/1.1.7 Plan de Gestion/1.1.7.4.2 SRICA_012_002 - Presupuesto del Proyecto.docx
@@ -1,6 +1,6 @@
 
 <file path=word/document.xml><?xml version="1.0" encoding="utf-8"?>
-<w:document xmlns:wpc="http://schemas.microsoft.com/office/word/2010/wordprocessingCanvas" xmlns:cx="http://schemas.microsoft.com/office/drawing/2014/chartex" xmlns:cx1="http://schemas.microsoft.com/office/drawing/2015/9/8/chartex" xmlns:cx2="http://schemas.microsoft.com/office/drawing/2015/10/21/chartex" xmlns:cx3="http://schemas.microsoft.com/office/drawing/2016/5/9/chartex" xmlns:cx4="http://schemas.microsoft.com/office/drawing/2016/5/10/chartex" xmlns:cx5="http://schemas.microsoft.com/office/drawing/2016/5/11/chartex" xmlns:cx6="http://schemas.microsoft.com/office/drawing/2016/5/12/chartex" xmlns:cx7="http://schemas.microsoft.com/office/drawing/2016/5/13/chartex" xmlns:cx8="http://schemas.microsoft.com/office/drawing/2016/5/14/chartex" xmlns:mc="http://schemas.openxmlformats.org/markup-compatibility/2006" xmlns:aink="http://schemas.microsoft.com/office/drawing/2016/ink" xmlns:am3d="http://schemas.microsoft.com/office/drawing/2017/model3d" xmlns:o="urn:schemas-microsoft-com:office:office" xmlns:r="http://schemas.openxmlformats.org/officeDocument/2006/relationships" xmlns:m="http://schemas.openxmlformats.org/officeDocument/2006/math" xmlns:v="urn:schemas-microsoft-com:vml" xmlns:wp14="http://schemas.microsoft.com/office/word/2010/wordprocessingDrawing" xmlns:wp="http://schemas.openxmlformats.org/drawingml/2006/wordprocessingDrawing" xmlns:w10="urn:schemas-microsoft-com:office:word" xmlns:w="http://schemas.openxmlformats.org/wordprocessingml/2006/main" xmlns:w14="http://schemas.microsoft.com/office/word/2010/wordml" xmlns:w15="http://schemas.microsoft.com/office/word/2012/wordml" xmlns:w16cex="http://schemas.microsoft.com/office/word/2018/wordml/cex" xmlns:w16cid="http://schemas.microsoft.com/office/word/2016/wordml/cid" xmlns:w16="http://schemas.microsoft.com/office/word/2018/wordml" xmlns:w16se="http://schemas.microsoft.com/office/word/2015/wordml/symex" xmlns:wpg="http://schemas.microsoft.com/office/word/2010/wordprocessingGroup" xmlns:wpi="http://schemas.microsoft.com/office/word/2010/wordprocessingInk" xmlns:wne="http://schemas.microsoft.com/office/word/2006/wordml" xmlns:wps="http://schemas.microsoft.com/office/word/2010/wordprocessingShape" mc:Ignorable="w14 w15 w16se w16cid w16 w16cex wp14">
+<w:document xmlns:wpc="http://schemas.microsoft.com/office/word/2010/wordprocessingCanvas" xmlns:cx="http://schemas.microsoft.com/office/drawing/2014/chartex" xmlns:cx1="http://schemas.microsoft.com/office/drawing/2015/9/8/chartex" xmlns:cx2="http://schemas.microsoft.com/office/drawing/2015/10/21/chartex" xmlns:cx3="http://schemas.microsoft.com/office/drawing/2016/5/9/chartex" xmlns:cx4="http://schemas.microsoft.com/office/drawing/2016/5/10/chartex" xmlns:cx5="http://schemas.microsoft.com/office/drawing/2016/5/11/chartex" xmlns:cx6="http://schemas.microsoft.com/office/drawing/2016/5/12/chartex" xmlns:cx7="http://schemas.microsoft.com/office/drawing/2016/5/13/chartex" xmlns:cx8="http://schemas.microsoft.com/office/drawing/2016/5/14/chartex" xmlns:mc="http://schemas.openxmlformats.org/markup-compatibility/2006" xmlns:aink="http://schemas.microsoft.com/office/drawing/2016/ink" xmlns:am3d="http://schemas.microsoft.com/office/drawing/2017/model3d" xmlns:o="urn:schemas-microsoft-com:office:office" xmlns:r="http://schemas.openxmlformats.org/officeDocument/2006/relationships" xmlns:m="http://schemas.openxmlformats.org/officeDocument/2006/math" xmlns:v="urn:schemas-microsoft-com:vml" xmlns:wp14="http://schemas.microsoft.com/office/word/2010/wordprocessingDrawing" xmlns:wp="http://schemas.openxmlformats.org/drawingml/2006/wordprocessingDrawing" xmlns:w10="urn:schemas-microsoft-com:office:word" xmlns:w="http://schemas.openxmlformats.org/wordprocessingml/2006/main" xmlns:w14="http://schemas.microsoft.com/office/word/2010/wordml" xmlns:w15="http://schemas.microsoft.com/office/word/2012/wordml" xmlns:w16cex="http://schemas.microsoft.com/office/word/2018/wordml/cex" xmlns:w16cid="http://schemas.microsoft.com/office/word/2016/wordml/cid" xmlns:w16="http://schemas.microsoft.com/office/word/2018/wordml" xmlns:w16sdtdh="http://schemas.microsoft.com/office/word/2020/wordml/sdtdatahash" xmlns:w16se="http://schemas.microsoft.com/office/word/2015/wordml/symex" xmlns:wpg="http://schemas.microsoft.com/office/word/2010/wordprocessingGroup" xmlns:wpi="http://schemas.microsoft.com/office/word/2010/wordprocessingInk" xmlns:wne="http://schemas.microsoft.com/office/word/2006/wordml" xmlns:wps="http://schemas.microsoft.com/office/word/2010/wordprocessingShape" mc:Ignorable="w14 w15 w16se w16cid w16 w16cex w16sdtdh wp14">
   <w:body>
     <w:p>
       <w:pPr>
@@ -163,7 +163,25 @@
           <w:sz w:val="32"/>
           <w:szCs w:val="32"/>
         </w:rPr>
-        <w:t>Uso de Sistema de Reconocimiento de Iris basado en Deep Learning para la identificación humana en el control de acceso al área de Tesorería del Gobierno Regional de Tacna – Tacna 2020</w:t>
+        <w:t xml:space="preserve">Uso de Sistema de Reconocimiento de Iris basado en Deep </w:t>
+      </w:r>
+      <w:proofErr w:type="spellStart"/>
+      <w:r>
+        <w:rPr>
+          <w:rFonts w:ascii="Arial" w:hAnsi="Arial" w:cs="Arial"/>
+          <w:sz w:val="32"/>
+          <w:szCs w:val="32"/>
+        </w:rPr>
+        <w:t>Learning</w:t>
+      </w:r>
+      <w:proofErr w:type="spellEnd"/>
+      <w:r>
+        <w:rPr>
+          <w:rFonts w:ascii="Arial" w:hAnsi="Arial" w:cs="Arial"/>
+          <w:sz w:val="32"/>
+          <w:szCs w:val="32"/>
+        </w:rPr>
+        <w:t xml:space="preserve"> para la identificación humana en el control de acceso al área de Tesorería del Gobierno Regional de Tacna – Tacna 2020</w:t>
       </w:r>
       <w:r>
         <w:rPr>
@@ -608,7 +626,21 @@
               <w:rPr>
                 <w:rFonts w:ascii="Arial" w:hAnsi="Arial" w:cs="Arial"/>
               </w:rPr>
-              <w:t>Uso de Sistema de Reconocimiento de Iris basado en Deep Learning para la identificación humana en el control de acceso al área de Tesorería del Gobierno Regional de Tacna – Tacna 2020</w:t>
+              <w:t xml:space="preserve">Uso de Sistema de Reconocimiento de Iris basado en Deep </w:t>
+            </w:r>
+            <w:proofErr w:type="spellStart"/>
+            <w:r>
+              <w:rPr>
+                <w:rFonts w:ascii="Arial" w:hAnsi="Arial" w:cs="Arial"/>
+              </w:rPr>
+              <w:t>Learning</w:t>
+            </w:r>
+            <w:proofErr w:type="spellEnd"/>
+            <w:r>
+              <w:rPr>
+                <w:rFonts w:ascii="Arial" w:hAnsi="Arial" w:cs="Arial"/>
+              </w:rPr>
+              <w:t xml:space="preserve"> para la identificación humana en el control de acceso al área de Tesorería del Gobierno Regional de Tacna – Tacna 2020</w:t>
             </w:r>
             <w:r>
               <w:rPr>
@@ -657,11 +689,11 @@
       </w:tblPr>
       <w:tblGrid>
         <w:gridCol w:w="1500"/>
-        <w:gridCol w:w="1766"/>
-        <w:gridCol w:w="2219"/>
-        <w:gridCol w:w="6134"/>
-        <w:gridCol w:w="851"/>
-        <w:gridCol w:w="1522"/>
+        <w:gridCol w:w="1990"/>
+        <w:gridCol w:w="2163"/>
+        <w:gridCol w:w="6078"/>
+        <w:gridCol w:w="795"/>
+        <w:gridCol w:w="1466"/>
       </w:tblGrid>
       <w:tr>
         <w:tc>
@@ -790,7 +822,25 @@
                 <w:b/>
                 <w:bCs/>
               </w:rPr>
-              <w:t>Hora (hrs)</w:t>
+              <w:t>Hora (</w:t>
+            </w:r>
+            <w:proofErr w:type="spellStart"/>
+            <w:r>
+              <w:rPr>
+                <w:rFonts w:ascii="Arial" w:hAnsi="Arial" w:cs="Arial"/>
+                <w:b/>
+                <w:bCs/>
+              </w:rPr>
+              <w:t>hrs</w:t>
+            </w:r>
+            <w:proofErr w:type="spellEnd"/>
+            <w:r>
+              <w:rPr>
+                <w:rFonts w:ascii="Arial" w:hAnsi="Arial" w:cs="Arial"/>
+                <w:b/>
+                <w:bCs/>
+              </w:rPr>
+              <w:t>)</w:t>
             </w:r>
           </w:p>
         </w:tc>
@@ -892,6 +942,12 @@
               </w:rPr>
               <w:t>SRICA_</w:t>
             </w:r>
+            <w:r>
+              <w:rPr>
+                <w:rFonts w:ascii="Arial" w:hAnsi="Arial" w:cs="Arial"/>
+              </w:rPr>
+              <w:t>001_000</w:t>
+            </w:r>
           </w:p>
         </w:tc>
         <w:tc>
@@ -1021,6 +1077,12 @@
               </w:rPr>
               <w:t>SRICA_</w:t>
             </w:r>
+            <w:r>
+              <w:rPr>
+                <w:rFonts w:ascii="Arial" w:hAnsi="Arial" w:cs="Arial"/>
+              </w:rPr>
+              <w:t>002_000</w:t>
+            </w:r>
           </w:p>
         </w:tc>
         <w:tc>
@@ -1162,6 +1224,12 @@
               </w:rPr>
               <w:t>SRICA_</w:t>
             </w:r>
+            <w:r>
+              <w:rPr>
+                <w:rFonts w:ascii="Arial" w:hAnsi="Arial" w:cs="Arial"/>
+              </w:rPr>
+              <w:t>003_000</w:t>
+            </w:r>
           </w:p>
         </w:tc>
         <w:tc>
@@ -1303,6 +1371,12 @@
               </w:rPr>
               <w:t>SRICA_</w:t>
             </w:r>
+            <w:r>
+              <w:rPr>
+                <w:rFonts w:ascii="Arial" w:hAnsi="Arial" w:cs="Arial"/>
+              </w:rPr>
+              <w:t>004_000</w:t>
+            </w:r>
           </w:p>
         </w:tc>
         <w:tc>
@@ -1425,6 +1499,12 @@
               </w:rPr>
               <w:t>SRICA_</w:t>
             </w:r>
+            <w:r>
+              <w:rPr>
+                <w:rFonts w:ascii="Arial" w:hAnsi="Arial" w:cs="Arial"/>
+              </w:rPr>
+              <w:t>005_000</w:t>
+            </w:r>
           </w:p>
         </w:tc>
         <w:tc>
@@ -1547,6 +1627,12 @@
               </w:rPr>
               <w:t>SRICA_</w:t>
             </w:r>
+            <w:r>
+              <w:rPr>
+                <w:rFonts w:ascii="Arial" w:hAnsi="Arial" w:cs="Arial"/>
+              </w:rPr>
+              <w:t>006_000</w:t>
+            </w:r>
           </w:p>
         </w:tc>
         <w:tc>
@@ -1668,6 +1754,12 @@
               </w:rPr>
               <w:t>SRICA_</w:t>
             </w:r>
+            <w:r>
+              <w:rPr>
+                <w:rFonts w:ascii="Arial" w:hAnsi="Arial" w:cs="Arial"/>
+              </w:rPr>
+              <w:t>007_000</w:t>
+            </w:r>
           </w:p>
         </w:tc>
         <w:tc>
@@ -1788,6 +1880,12 @@
               </w:rPr>
               <w:t>SRICA_</w:t>
             </w:r>
+            <w:r>
+              <w:rPr>
+                <w:rFonts w:ascii="Arial" w:hAnsi="Arial" w:cs="Arial"/>
+              </w:rPr>
+              <w:t>008_000</w:t>
+            </w:r>
           </w:p>
         </w:tc>
         <w:tc>
@@ -1908,6 +2006,12 @@
               </w:rPr>
               <w:t>SRICA_</w:t>
             </w:r>
+            <w:r>
+              <w:rPr>
+                <w:rFonts w:ascii="Arial" w:hAnsi="Arial" w:cs="Arial"/>
+              </w:rPr>
+              <w:t>009_000</w:t>
+            </w:r>
           </w:p>
         </w:tc>
         <w:tc>
@@ -2029,6 +2133,12 @@
               </w:rPr>
               <w:t>SRICA_</w:t>
             </w:r>
+            <w:r>
+              <w:rPr>
+                <w:rFonts w:ascii="Arial" w:hAnsi="Arial" w:cs="Arial"/>
+              </w:rPr>
+              <w:t>010_000</w:t>
+            </w:r>
           </w:p>
         </w:tc>
         <w:tc>
@@ -2150,6 +2260,12 @@
               </w:rPr>
               <w:t>SRICA_</w:t>
             </w:r>
+            <w:r>
+              <w:rPr>
+                <w:rFonts w:ascii="Arial" w:hAnsi="Arial" w:cs="Arial"/>
+              </w:rPr>
+              <w:t>011_000</w:t>
+            </w:r>
           </w:p>
         </w:tc>
         <w:tc>
@@ -2271,6 +2387,12 @@
               </w:rPr>
               <w:t>SRICA_</w:t>
             </w:r>
+            <w:r>
+              <w:rPr>
+                <w:rFonts w:ascii="Arial" w:hAnsi="Arial" w:cs="Arial"/>
+              </w:rPr>
+              <w:t>012_000</w:t>
+            </w:r>
           </w:p>
         </w:tc>
         <w:tc>
@@ -2392,6 +2514,12 @@
               </w:rPr>
               <w:t>SRICA_</w:t>
             </w:r>
+            <w:r>
+              <w:rPr>
+                <w:rFonts w:ascii="Arial" w:hAnsi="Arial" w:cs="Arial"/>
+              </w:rPr>
+              <w:t>012_0012</w:t>
+            </w:r>
           </w:p>
         </w:tc>
         <w:tc>
@@ -2513,6 +2641,12 @@
               </w:rPr>
               <w:t>SRICA_</w:t>
             </w:r>
+            <w:r>
+              <w:rPr>
+                <w:rFonts w:ascii="Arial" w:hAnsi="Arial" w:cs="Arial"/>
+              </w:rPr>
+              <w:t>012_002</w:t>
+            </w:r>
           </w:p>
         </w:tc>
         <w:tc>
@@ -2635,6 +2769,12 @@
               </w:rPr>
               <w:t>SRICA_</w:t>
             </w:r>
+            <w:r>
+              <w:rPr>
+                <w:rFonts w:ascii="Arial" w:hAnsi="Arial" w:cs="Arial"/>
+              </w:rPr>
+              <w:t>013_000</w:t>
+            </w:r>
           </w:p>
         </w:tc>
         <w:tc>
@@ -2757,6 +2897,12 @@
               </w:rPr>
               <w:t>SRICA_</w:t>
             </w:r>
+            <w:r>
+              <w:rPr>
+                <w:rFonts w:ascii="Arial" w:hAnsi="Arial" w:cs="Arial"/>
+              </w:rPr>
+              <w:t>013_001</w:t>
+            </w:r>
           </w:p>
         </w:tc>
         <w:tc>
@@ -2879,6 +3025,12 @@
               </w:rPr>
               <w:t>SRICA_</w:t>
             </w:r>
+            <w:r>
+              <w:rPr>
+                <w:rFonts w:ascii="Arial" w:hAnsi="Arial" w:cs="Arial"/>
+              </w:rPr>
+              <w:t>014_000</w:t>
+            </w:r>
           </w:p>
         </w:tc>
         <w:tc>
@@ -3001,6 +3153,12 @@
               </w:rPr>
               <w:t>SRICA_</w:t>
             </w:r>
+            <w:r>
+              <w:rPr>
+                <w:rFonts w:ascii="Arial" w:hAnsi="Arial" w:cs="Arial"/>
+              </w:rPr>
+              <w:t>015_000</w:t>
+            </w:r>
           </w:p>
         </w:tc>
         <w:tc>
@@ -3122,6 +3280,12 @@
               </w:rPr>
               <w:t>SRICA_</w:t>
             </w:r>
+            <w:r>
+              <w:rPr>
+                <w:rFonts w:ascii="Arial" w:hAnsi="Arial" w:cs="Arial"/>
+              </w:rPr>
+              <w:t>016_000</w:t>
+            </w:r>
           </w:p>
         </w:tc>
         <w:tc>
@@ -3243,6 +3407,12 @@
               </w:rPr>
               <w:t>SRICA_</w:t>
             </w:r>
+            <w:r>
+              <w:rPr>
+                <w:rFonts w:ascii="Arial" w:hAnsi="Arial" w:cs="Arial"/>
+              </w:rPr>
+              <w:t>017_000</w:t>
+            </w:r>
           </w:p>
         </w:tc>
         <w:tc>
@@ -3364,6 +3534,12 @@
               </w:rPr>
               <w:t>SRICA_</w:t>
             </w:r>
+            <w:r>
+              <w:rPr>
+                <w:rFonts w:ascii="Arial" w:hAnsi="Arial" w:cs="Arial"/>
+              </w:rPr>
+              <w:t>018_000</w:t>
+            </w:r>
           </w:p>
         </w:tc>
         <w:tc>
@@ -3485,6 +3661,12 @@
               </w:rPr>
               <w:t>SRICA_</w:t>
             </w:r>
+            <w:r>
+              <w:rPr>
+                <w:rFonts w:ascii="Arial" w:hAnsi="Arial" w:cs="Arial"/>
+              </w:rPr>
+              <w:t>019_000</w:t>
+            </w:r>
           </w:p>
         </w:tc>
         <w:tc>
@@ -3606,6 +3788,12 @@
               </w:rPr>
               <w:t>SRICA_</w:t>
             </w:r>
+            <w:r>
+              <w:rPr>
+                <w:rFonts w:ascii="Arial" w:hAnsi="Arial" w:cs="Arial"/>
+              </w:rPr>
+              <w:t>020_000</w:t>
+            </w:r>
           </w:p>
         </w:tc>
         <w:tc>
@@ -3793,6 +3981,12 @@
               </w:rPr>
               <w:t>SRICA_</w:t>
             </w:r>
+            <w:r>
+              <w:rPr>
+                <w:rFonts w:ascii="Arial" w:hAnsi="Arial" w:cs="Arial"/>
+              </w:rPr>
+              <w:t>021_000</w:t>
+            </w:r>
           </w:p>
         </w:tc>
         <w:tc>
@@ -3920,6 +4114,12 @@
               </w:rPr>
               <w:t>SRICA_</w:t>
             </w:r>
+            <w:r>
+              <w:rPr>
+                <w:rFonts w:ascii="Arial" w:hAnsi="Arial" w:cs="Arial"/>
+              </w:rPr>
+              <w:t>022_000</w:t>
+            </w:r>
           </w:p>
         </w:tc>
         <w:tc>
@@ -4047,6 +4247,12 @@
               </w:rPr>
               <w:t>SRICA_</w:t>
             </w:r>
+            <w:r>
+              <w:rPr>
+                <w:rFonts w:ascii="Arial" w:hAnsi="Arial" w:cs="Arial"/>
+              </w:rPr>
+              <w:t>023_000</w:t>
+            </w:r>
           </w:p>
         </w:tc>
         <w:tc>
@@ -4168,6 +4374,12 @@
               </w:rPr>
               <w:t>SRICA_</w:t>
             </w:r>
+            <w:r>
+              <w:rPr>
+                <w:rFonts w:ascii="Arial" w:hAnsi="Arial" w:cs="Arial"/>
+              </w:rPr>
+              <w:t>024_000</w:t>
+            </w:r>
           </w:p>
         </w:tc>
         <w:tc>
@@ -4289,6 +4501,12 @@
               </w:rPr>
               <w:t>SRICA_</w:t>
             </w:r>
+            <w:r>
+              <w:rPr>
+                <w:rFonts w:ascii="Arial" w:hAnsi="Arial" w:cs="Arial"/>
+              </w:rPr>
+              <w:t>025_000</w:t>
+            </w:r>
           </w:p>
         </w:tc>
         <w:tc>
@@ -4429,6 +4647,12 @@
               </w:rPr>
               <w:t>SRICA_</w:t>
             </w:r>
+            <w:r>
+              <w:rPr>
+                <w:rFonts w:ascii="Arial" w:hAnsi="Arial" w:cs="Arial"/>
+              </w:rPr>
+              <w:t>026_000</w:t>
+            </w:r>
           </w:p>
         </w:tc>
         <w:tc>
@@ -4557,6 +4781,12 @@
               </w:rPr>
               <w:t>SRICA_</w:t>
             </w:r>
+            <w:r>
+              <w:rPr>
+                <w:rFonts w:ascii="Arial" w:hAnsi="Arial" w:cs="Arial"/>
+              </w:rPr>
+              <w:t>027_000</w:t>
+            </w:r>
           </w:p>
         </w:tc>
         <w:tc>
@@ -4678,6 +4908,12 @@
               </w:rPr>
               <w:t>SRICA_</w:t>
             </w:r>
+            <w:r>
+              <w:rPr>
+                <w:rFonts w:ascii="Arial" w:hAnsi="Arial" w:cs="Arial"/>
+              </w:rPr>
+              <w:t>028_000</w:t>
+            </w:r>
           </w:p>
         </w:tc>
         <w:tc>
@@ -4799,6 +5035,12 @@
               </w:rPr>
               <w:t>SRICA_</w:t>
             </w:r>
+            <w:r>
+              <w:rPr>
+                <w:rFonts w:ascii="Arial" w:hAnsi="Arial" w:cs="Arial"/>
+              </w:rPr>
+              <w:t>029_000</w:t>
+            </w:r>
           </w:p>
         </w:tc>
         <w:tc>
@@ -4921,6 +5163,12 @@
               </w:rPr>
               <w:t>SRICA_</w:t>
             </w:r>
+            <w:r>
+              <w:rPr>
+                <w:rFonts w:ascii="Arial" w:hAnsi="Arial" w:cs="Arial"/>
+              </w:rPr>
+              <w:t>030_000</w:t>
+            </w:r>
           </w:p>
         </w:tc>
         <w:tc>
@@ -5043,6 +5291,12 @@
               </w:rPr>
               <w:t>SRICA_</w:t>
             </w:r>
+            <w:r>
+              <w:rPr>
+                <w:rFonts w:ascii="Arial" w:hAnsi="Arial" w:cs="Arial"/>
+              </w:rPr>
+              <w:t>031_000</w:t>
+            </w:r>
           </w:p>
         </w:tc>
         <w:tc>
@@ -5171,6 +5425,12 @@
               </w:rPr>
               <w:t>SRICA_</w:t>
             </w:r>
+            <w:r>
+              <w:rPr>
+                <w:rFonts w:ascii="Arial" w:hAnsi="Arial" w:cs="Arial"/>
+              </w:rPr>
+              <w:t>032_000</w:t>
+            </w:r>
           </w:p>
         </w:tc>
         <w:tc>
@@ -5305,6 +5565,12 @@
               </w:rPr>
               <w:t>SRICA_</w:t>
             </w:r>
+            <w:r>
+              <w:rPr>
+                <w:rFonts w:ascii="Arial" w:hAnsi="Arial" w:cs="Arial"/>
+              </w:rPr>
+              <w:t>033_000</w:t>
+            </w:r>
           </w:p>
         </w:tc>
         <w:tc>
@@ -5457,6 +5723,12 @@
               </w:rPr>
               <w:t>SRICA_</w:t>
             </w:r>
+            <w:r>
+              <w:rPr>
+                <w:rFonts w:ascii="Arial" w:hAnsi="Arial" w:cs="Arial"/>
+              </w:rPr>
+              <w:t>034_000</w:t>
+            </w:r>
           </w:p>
         </w:tc>
         <w:tc>
@@ -5609,6 +5881,12 @@
               </w:rPr>
               <w:t>SRICA_</w:t>
             </w:r>
+            <w:r>
+              <w:rPr>
+                <w:rFonts w:ascii="Arial" w:hAnsi="Arial" w:cs="Arial"/>
+              </w:rPr>
+              <w:t>035_000</w:t>
+            </w:r>
           </w:p>
         </w:tc>
         <w:tc>
@@ -5849,7 +6127,7 @@
               <w:rPr>
                 <w:rFonts w:ascii="Arial" w:hAnsi="Arial" w:cs="Arial"/>
               </w:rPr>
-              <w:t>SRICA_</w:t>
+              <w:t>SRICA_036_001</w:t>
             </w:r>
           </w:p>
         </w:tc>
@@ -5970,7 +6248,13 @@
               <w:rPr>
                 <w:rFonts w:ascii="Arial" w:hAnsi="Arial" w:cs="Arial"/>
               </w:rPr>
-              <w:t>SRICA_</w:t>
+              <w:t>SRICA_036_00</w:t>
+            </w:r>
+            <w:r>
+              <w:rPr>
+                <w:rFonts w:ascii="Arial" w:hAnsi="Arial" w:cs="Arial"/>
+              </w:rPr>
+              <w:t>2</w:t>
             </w:r>
           </w:p>
         </w:tc>
@@ -6098,7 +6382,13 @@
               <w:rPr>
                 <w:rFonts w:ascii="Arial" w:hAnsi="Arial" w:cs="Arial"/>
               </w:rPr>
-              <w:t>SRICA_</w:t>
+              <w:t>SRICA_036_00</w:t>
+            </w:r>
+            <w:r>
+              <w:rPr>
+                <w:rFonts w:ascii="Arial" w:hAnsi="Arial" w:cs="Arial"/>
+              </w:rPr>
+              <w:t>3</w:t>
             </w:r>
           </w:p>
         </w:tc>
@@ -6136,11 +6426,19 @@
                 <w:rFonts w:ascii="Arial" w:hAnsi="Arial" w:cs="Arial"/>
               </w:rPr>
             </w:pPr>
-            <w:r>
-              <w:rPr>
-                <w:rFonts w:ascii="Arial" w:hAnsi="Arial" w:cs="Arial"/>
-              </w:rPr>
-              <w:t>Dashboard del sistema</w:t>
+            <w:proofErr w:type="spellStart"/>
+            <w:r>
+              <w:rPr>
+                <w:rFonts w:ascii="Arial" w:hAnsi="Arial" w:cs="Arial"/>
+              </w:rPr>
+              <w:t>Dashboard</w:t>
+            </w:r>
+            <w:proofErr w:type="spellEnd"/>
+            <w:r>
+              <w:rPr>
+                <w:rFonts w:ascii="Arial" w:hAnsi="Arial" w:cs="Arial"/>
+              </w:rPr>
+              <w:t xml:space="preserve"> del sistema</w:t>
             </w:r>
           </w:p>
         </w:tc>
@@ -6219,7 +6517,13 @@
               <w:rPr>
                 <w:rFonts w:ascii="Arial" w:hAnsi="Arial" w:cs="Arial"/>
               </w:rPr>
-              <w:t>SRICA_</w:t>
+              <w:t>SRICA_036_00</w:t>
+            </w:r>
+            <w:r>
+              <w:rPr>
+                <w:rFonts w:ascii="Arial" w:hAnsi="Arial" w:cs="Arial"/>
+              </w:rPr>
+              <w:t>4</w:t>
             </w:r>
           </w:p>
         </w:tc>
@@ -6340,7 +6644,13 @@
               <w:rPr>
                 <w:rFonts w:ascii="Arial" w:hAnsi="Arial" w:cs="Arial"/>
               </w:rPr>
-              <w:t>SRICA_</w:t>
+              <w:t>SRICA_036_00</w:t>
+            </w:r>
+            <w:r>
+              <w:rPr>
+                <w:rFonts w:ascii="Arial" w:hAnsi="Arial" w:cs="Arial"/>
+              </w:rPr>
+              <w:t>5</w:t>
             </w:r>
           </w:p>
         </w:tc>
@@ -6461,7 +6771,13 @@
               <w:rPr>
                 <w:rFonts w:ascii="Arial" w:hAnsi="Arial" w:cs="Arial"/>
               </w:rPr>
-              <w:t>SRICA_</w:t>
+              <w:t>SRICA_036_00</w:t>
+            </w:r>
+            <w:r>
+              <w:rPr>
+                <w:rFonts w:ascii="Arial" w:hAnsi="Arial" w:cs="Arial"/>
+              </w:rPr>
+              <w:t>6</w:t>
             </w:r>
           </w:p>
         </w:tc>
@@ -6582,7 +6898,13 @@
               <w:rPr>
                 <w:rFonts w:ascii="Arial" w:hAnsi="Arial" w:cs="Arial"/>
               </w:rPr>
-              <w:t>SRICA_</w:t>
+              <w:t>SRICA_036_00</w:t>
+            </w:r>
+            <w:r>
+              <w:rPr>
+                <w:rFonts w:ascii="Arial" w:hAnsi="Arial" w:cs="Arial"/>
+              </w:rPr>
+              <w:t>7</w:t>
             </w:r>
           </w:p>
         </w:tc>
@@ -6710,7 +7032,13 @@
               <w:rPr>
                 <w:rFonts w:ascii="Arial" w:hAnsi="Arial" w:cs="Arial"/>
               </w:rPr>
-              <w:t>SRICA_</w:t>
+              <w:t>SRICA_036_00</w:t>
+            </w:r>
+            <w:r>
+              <w:rPr>
+                <w:rFonts w:ascii="Arial" w:hAnsi="Arial" w:cs="Arial"/>
+              </w:rPr>
+              <w:t>8</w:t>
             </w:r>
           </w:p>
         </w:tc>
@@ -6838,7 +7166,13 @@
               <w:rPr>
                 <w:rFonts w:ascii="Arial" w:hAnsi="Arial" w:cs="Arial"/>
               </w:rPr>
-              <w:t>SRICA_</w:t>
+              <w:t>SRICA_036_00</w:t>
+            </w:r>
+            <w:r>
+              <w:rPr>
+                <w:rFonts w:ascii="Arial" w:hAnsi="Arial" w:cs="Arial"/>
+              </w:rPr>
+              <w:t>9</w:t>
             </w:r>
           </w:p>
         </w:tc>
@@ -6966,7 +7300,13 @@
               <w:rPr>
                 <w:rFonts w:ascii="Arial" w:hAnsi="Arial" w:cs="Arial"/>
               </w:rPr>
-              <w:t>SRICA_</w:t>
+              <w:t>SRICA_036_0</w:t>
+            </w:r>
+            <w:r>
+              <w:rPr>
+                <w:rFonts w:ascii="Arial" w:hAnsi="Arial" w:cs="Arial"/>
+              </w:rPr>
+              <w:t>10</w:t>
             </w:r>
           </w:p>
         </w:tc>
@@ -7085,16 +7425,21 @@
           <w:p>
             <w:pPr>
               <w:spacing w:after="240" w:line="360" w:lineRule="auto"/>
-              <w:jc w:val="center"/>
-              <w:rPr>
-                <w:rFonts w:ascii="Arial" w:hAnsi="Arial" w:cs="Arial"/>
-              </w:rPr>
-            </w:pPr>
-            <w:r>
-              <w:rPr>
-                <w:rFonts w:ascii="Arial" w:hAnsi="Arial" w:cs="Arial"/>
-              </w:rPr>
-              <w:t>SRICA_</w:t>
+              <w:rPr>
+                <w:rFonts w:ascii="Arial" w:hAnsi="Arial" w:cs="Arial"/>
+              </w:rPr>
+            </w:pPr>
+            <w:r>
+              <w:rPr>
+                <w:rFonts w:ascii="Arial" w:hAnsi="Arial" w:cs="Arial"/>
+              </w:rPr>
+              <w:t>SRICA_036_0</w:t>
+            </w:r>
+            <w:r>
+              <w:rPr>
+                <w:rFonts w:ascii="Arial" w:hAnsi="Arial" w:cs="Arial"/>
+              </w:rPr>
+              <w:t>11</w:t>
             </w:r>
           </w:p>
         </w:tc>
@@ -7240,7 +7585,13 @@
               <w:rPr>
                 <w:rFonts w:ascii="Arial" w:hAnsi="Arial" w:cs="Arial"/>
               </w:rPr>
-              <w:t>SRICA_</w:t>
+              <w:t>SRICA_036_01</w:t>
+            </w:r>
+            <w:r>
+              <w:rPr>
+                <w:rFonts w:ascii="Arial" w:hAnsi="Arial" w:cs="Arial"/>
+              </w:rPr>
+              <w:t>2</w:t>
             </w:r>
           </w:p>
         </w:tc>
@@ -7362,7 +7713,13 @@
               <w:rPr>
                 <w:rFonts w:ascii="Arial" w:hAnsi="Arial" w:cs="Arial"/>
               </w:rPr>
-              <w:t>SRICA_</w:t>
+              <w:t>SRICA_036_01</w:t>
+            </w:r>
+            <w:r>
+              <w:rPr>
+                <w:rFonts w:ascii="Arial" w:hAnsi="Arial" w:cs="Arial"/>
+              </w:rPr>
+              <w:t>3</w:t>
             </w:r>
           </w:p>
         </w:tc>
@@ -7484,7 +7841,13 @@
               <w:rPr>
                 <w:rFonts w:ascii="Arial" w:hAnsi="Arial" w:cs="Arial"/>
               </w:rPr>
-              <w:t>SRICA_</w:t>
+              <w:t>SRICA_036_01</w:t>
+            </w:r>
+            <w:r>
+              <w:rPr>
+                <w:rFonts w:ascii="Arial" w:hAnsi="Arial" w:cs="Arial"/>
+              </w:rPr>
+              <w:t>4</w:t>
             </w:r>
           </w:p>
         </w:tc>
@@ -7619,7 +7982,25 @@
               <w:rPr>
                 <w:rFonts w:ascii="Arial" w:hAnsi="Arial" w:cs="Arial"/>
               </w:rPr>
-              <w:t>SRICA_</w:t>
+              <w:t>SRICA_03</w:t>
+            </w:r>
+            <w:r>
+              <w:rPr>
+                <w:rFonts w:ascii="Arial" w:hAnsi="Arial" w:cs="Arial"/>
+              </w:rPr>
+              <w:t>7</w:t>
+            </w:r>
+            <w:r>
+              <w:rPr>
+                <w:rFonts w:ascii="Arial" w:hAnsi="Arial" w:cs="Arial"/>
+              </w:rPr>
+              <w:t>_0</w:t>
+            </w:r>
+            <w:r>
+              <w:rPr>
+                <w:rFonts w:ascii="Arial" w:hAnsi="Arial" w:cs="Arial"/>
+              </w:rPr>
+              <w:t>01</w:t>
             </w:r>
           </w:p>
         </w:tc>
@@ -7669,11 +8050,33 @@
               </w:rPr>
               <w:t xml:space="preserve">de </w:t>
             </w:r>
-            <w:r>
-              <w:rPr>
-                <w:rFonts w:ascii="Arial" w:hAnsi="Arial" w:cs="Arial"/>
-              </w:rPr>
-              <w:t>deep learning de detección y</w:t>
+            <w:proofErr w:type="spellStart"/>
+            <w:r>
+              <w:rPr>
+                <w:rFonts w:ascii="Arial" w:hAnsi="Arial" w:cs="Arial"/>
+              </w:rPr>
+              <w:t>deep</w:t>
+            </w:r>
+            <w:proofErr w:type="spellEnd"/>
+            <w:r>
+              <w:rPr>
+                <w:rFonts w:ascii="Arial" w:hAnsi="Arial" w:cs="Arial"/>
+              </w:rPr>
+              <w:t xml:space="preserve"> </w:t>
+            </w:r>
+            <w:proofErr w:type="spellStart"/>
+            <w:r>
+              <w:rPr>
+                <w:rFonts w:ascii="Arial" w:hAnsi="Arial" w:cs="Arial"/>
+              </w:rPr>
+              <w:t>learning</w:t>
+            </w:r>
+            <w:proofErr w:type="spellEnd"/>
+            <w:r>
+              <w:rPr>
+                <w:rFonts w:ascii="Arial" w:hAnsi="Arial" w:cs="Arial"/>
+              </w:rPr>
+              <w:t xml:space="preserve"> de detección y</w:t>
             </w:r>
             <w:r>
               <w:rPr>
@@ -7766,7 +8169,13 @@
               <w:rPr>
                 <w:rFonts w:ascii="Arial" w:hAnsi="Arial" w:cs="Arial"/>
               </w:rPr>
-              <w:t>SRICA_</w:t>
+              <w:t>SRICA_037_00</w:t>
+            </w:r>
+            <w:r>
+              <w:rPr>
+                <w:rFonts w:ascii="Arial" w:hAnsi="Arial" w:cs="Arial"/>
+              </w:rPr>
+              <w:t>2</w:t>
             </w:r>
           </w:p>
         </w:tc>
@@ -7808,7 +8217,35 @@
               <w:rPr>
                 <w:rFonts w:ascii="Arial" w:hAnsi="Arial" w:cs="Arial"/>
               </w:rPr>
-              <w:t xml:space="preserve">Modelo de deep learning de </w:t>
+              <w:t xml:space="preserve">Modelo de </w:t>
+            </w:r>
+            <w:proofErr w:type="spellStart"/>
+            <w:r>
+              <w:rPr>
+                <w:rFonts w:ascii="Arial" w:hAnsi="Arial" w:cs="Arial"/>
+              </w:rPr>
+              <w:t>deep</w:t>
+            </w:r>
+            <w:proofErr w:type="spellEnd"/>
+            <w:r>
+              <w:rPr>
+                <w:rFonts w:ascii="Arial" w:hAnsi="Arial" w:cs="Arial"/>
+              </w:rPr>
+              <w:t xml:space="preserve"> </w:t>
+            </w:r>
+            <w:proofErr w:type="spellStart"/>
+            <w:r>
+              <w:rPr>
+                <w:rFonts w:ascii="Arial" w:hAnsi="Arial" w:cs="Arial"/>
+              </w:rPr>
+              <w:t>learning</w:t>
+            </w:r>
+            <w:proofErr w:type="spellEnd"/>
+            <w:r>
+              <w:rPr>
+                <w:rFonts w:ascii="Arial" w:hAnsi="Arial" w:cs="Arial"/>
+              </w:rPr>
+              <w:t xml:space="preserve"> de </w:t>
             </w:r>
             <w:r>
               <w:rPr>
@@ -7906,7 +8343,13 @@
               <w:rPr>
                 <w:rFonts w:ascii="Arial" w:hAnsi="Arial" w:cs="Arial"/>
               </w:rPr>
-              <w:t>SRICA_</w:t>
+              <w:t>SRICA_03</w:t>
+            </w:r>
+            <w:r>
+              <w:rPr>
+                <w:rFonts w:ascii="Arial" w:hAnsi="Arial" w:cs="Arial"/>
+              </w:rPr>
+              <w:t>8_000</w:t>
             </w:r>
           </w:p>
         </w:tc>
@@ -8035,6 +8478,12 @@
               </w:rPr>
               <w:t>SRICA_</w:t>
             </w:r>
+            <w:r>
+              <w:rPr>
+                <w:rFonts w:ascii="Arial" w:hAnsi="Arial" w:cs="Arial"/>
+              </w:rPr>
+              <w:t>039_000</w:t>
+            </w:r>
           </w:p>
         </w:tc>
         <w:tc>
@@ -8156,6 +8605,12 @@
               </w:rPr>
               <w:t>SRICA_</w:t>
             </w:r>
+            <w:r>
+              <w:rPr>
+                <w:rFonts w:ascii="Arial" w:hAnsi="Arial" w:cs="Arial"/>
+              </w:rPr>
+              <w:t>040_000</w:t>
+            </w:r>
           </w:p>
         </w:tc>
         <w:tc>
@@ -8282,6 +8737,12 @@
               </w:rPr>
               <w:t>SRICA_</w:t>
             </w:r>
+            <w:r>
+              <w:rPr>
+                <w:rFonts w:ascii="Arial" w:hAnsi="Arial" w:cs="Arial"/>
+              </w:rPr>
+              <w:t>041_000</w:t>
+            </w:r>
           </w:p>
         </w:tc>
         <w:tc>
@@ -8415,6 +8876,12 @@
               </w:rPr>
               <w:t>SRICA_</w:t>
             </w:r>
+            <w:r>
+              <w:rPr>
+                <w:rFonts w:ascii="Arial" w:hAnsi="Arial" w:cs="Arial"/>
+              </w:rPr>
+              <w:t>042_000</w:t>
+            </w:r>
           </w:p>
         </w:tc>
         <w:tc>
@@ -8620,6 +9087,12 @@
               </w:rPr>
               <w:t>SRICA_</w:t>
             </w:r>
+            <w:r>
+              <w:rPr>
+                <w:rFonts w:ascii="Arial" w:hAnsi="Arial" w:cs="Arial"/>
+              </w:rPr>
+              <w:t>043_000</w:t>
+            </w:r>
           </w:p>
         </w:tc>
         <w:tc>
@@ -8741,6 +9214,12 @@
               </w:rPr>
               <w:t>SRICA_</w:t>
             </w:r>
+            <w:r>
+              <w:rPr>
+                <w:rFonts w:ascii="Arial" w:hAnsi="Arial" w:cs="Arial"/>
+              </w:rPr>
+              <w:t>044_000</w:t>
+            </w:r>
           </w:p>
         </w:tc>
         <w:tc>
@@ -8874,6 +9353,12 @@
               </w:rPr>
               <w:t>SRICA_</w:t>
             </w:r>
+            <w:r>
+              <w:rPr>
+                <w:rFonts w:ascii="Arial" w:hAnsi="Arial" w:cs="Arial"/>
+              </w:rPr>
+              <w:t>045_000</w:t>
+            </w:r>
           </w:p>
         </w:tc>
         <w:tc>
@@ -9006,6 +9491,12 @@
                 <w:rFonts w:ascii="Arial" w:hAnsi="Arial" w:cs="Arial"/>
               </w:rPr>
               <w:t>SRICA_</w:t>
+            </w:r>
+            <w:r>
+              <w:rPr>
+                <w:rFonts w:ascii="Arial" w:hAnsi="Arial" w:cs="Arial"/>
+              </w:rPr>
+              <w:t>046_000</w:t>
             </w:r>
           </w:p>
         </w:tc>
@@ -9262,7 +9753,7 @@
 </file>
 
 <file path=word/styles.xml><?xml version="1.0" encoding="utf-8"?>
-<w:styles xmlns:mc="http://schemas.openxmlformats.org/markup-compatibility/2006" xmlns:r="http://schemas.openxmlformats.org/officeDocument/2006/relationships" xmlns:w="http://schemas.openxmlformats.org/wordprocessingml/2006/main" xmlns:w14="http://schemas.microsoft.com/office/word/2010/wordml" xmlns:w15="http://schemas.microsoft.com/office/word/2012/wordml" xmlns:w16cex="http://schemas.microsoft.com/office/word/2018/wordml/cex" xmlns:w16cid="http://schemas.microsoft.com/office/word/2016/wordml/cid" xmlns:w16="http://schemas.microsoft.com/office/word/2018/wordml" xmlns:w16se="http://schemas.microsoft.com/office/word/2015/wordml/symex" mc:Ignorable="w14 w15 w16se w16cid w16 w16cex">
+<w:styles xmlns:mc="http://schemas.openxmlformats.org/markup-compatibility/2006" xmlns:r="http://schemas.openxmlformats.org/officeDocument/2006/relationships" xmlns:w="http://schemas.openxmlformats.org/wordprocessingml/2006/main" xmlns:w14="http://schemas.microsoft.com/office/word/2010/wordml" xmlns:w15="http://schemas.microsoft.com/office/word/2012/wordml" xmlns:w16cex="http://schemas.microsoft.com/office/word/2018/wordml/cex" xmlns:w16cid="http://schemas.microsoft.com/office/word/2016/wordml/cid" xmlns:w16="http://schemas.microsoft.com/office/word/2018/wordml" xmlns:w16sdtdh="http://schemas.microsoft.com/office/word/2020/wordml/sdtdatahash" xmlns:w16se="http://schemas.microsoft.com/office/word/2015/wordml/symex" mc:Ignorable="w14 w15 w16se w16cid w16 w16cex w16sdtdh">
   <w:docDefaults>
     <w:rPrDefault>
       <w:rPr>

--- a/1. Software y Hardware/1.1 Inicio/1.1.7 Plan de Gestion/1.1.7.4.2 SRICA_012_002 - Presupuesto del Proyecto.docx
+++ b/1. Software y Hardware/1.1 Inicio/1.1.7 Plan de Gestion/1.1.7.4.2 SRICA_012_002 - Presupuesto del Proyecto.docx
@@ -163,25 +163,7 @@
           <w:sz w:val="32"/>
           <w:szCs w:val="32"/>
         </w:rPr>
-        <w:t xml:space="preserve">Uso de Sistema de Reconocimiento de Iris basado en Deep </w:t>
-      </w:r>
-      <w:proofErr w:type="spellStart"/>
-      <w:r>
-        <w:rPr>
-          <w:rFonts w:ascii="Arial" w:hAnsi="Arial" w:cs="Arial"/>
-          <w:sz w:val="32"/>
-          <w:szCs w:val="32"/>
-        </w:rPr>
-        <w:t>Learning</w:t>
-      </w:r>
-      <w:proofErr w:type="spellEnd"/>
-      <w:r>
-        <w:rPr>
-          <w:rFonts w:ascii="Arial" w:hAnsi="Arial" w:cs="Arial"/>
-          <w:sz w:val="32"/>
-          <w:szCs w:val="32"/>
-        </w:rPr>
-        <w:t xml:space="preserve"> para la identificación humana en el control de acceso al área de Tesorería del Gobierno Regional de Tacna – Tacna 2020</w:t>
+        <w:t>Uso de Sistema de Reconocimiento de Iris basado en Deep Learning para la identificación humana en el control de acceso al área de Tesorería del Gobierno Regional de Tacna – Tacna 2020</w:t>
       </w:r>
       <w:r>
         <w:rPr>
@@ -626,21 +608,7 @@
               <w:rPr>
                 <w:rFonts w:ascii="Arial" w:hAnsi="Arial" w:cs="Arial"/>
               </w:rPr>
-              <w:t xml:space="preserve">Uso de Sistema de Reconocimiento de Iris basado en Deep </w:t>
-            </w:r>
-            <w:proofErr w:type="spellStart"/>
-            <w:r>
-              <w:rPr>
-                <w:rFonts w:ascii="Arial" w:hAnsi="Arial" w:cs="Arial"/>
-              </w:rPr>
-              <w:t>Learning</w:t>
-            </w:r>
-            <w:proofErr w:type="spellEnd"/>
-            <w:r>
-              <w:rPr>
-                <w:rFonts w:ascii="Arial" w:hAnsi="Arial" w:cs="Arial"/>
-              </w:rPr>
-              <w:t xml:space="preserve"> para la identificación humana en el control de acceso al área de Tesorería del Gobierno Regional de Tacna – Tacna 2020</w:t>
+              <w:t>Uso de Sistema de Reconocimiento de Iris basado en Deep Learning para la identificación humana en el control de acceso al área de Tesorería del Gobierno Regional de Tacna – Tacna 2020</w:t>
             </w:r>
             <w:r>
               <w:rPr>
@@ -724,7 +692,7 @@
         </w:tc>
         <w:tc>
           <w:tcPr>
-            <w:tcW w:w="631" w:type="pct"/>
+            <w:tcW w:w="711" w:type="pct"/>
             <w:shd w:val="clear" w:color="auto" w:fill="D9D9D9" w:themeFill="background1" w:themeFillShade="D9"/>
             <w:vAlign w:val="center"/>
           </w:tcPr>
@@ -750,7 +718,7 @@
         </w:tc>
         <w:tc>
           <w:tcPr>
-            <w:tcW w:w="793" w:type="pct"/>
+            <w:tcW w:w="773" w:type="pct"/>
             <w:shd w:val="clear" w:color="auto" w:fill="D9D9D9" w:themeFill="background1" w:themeFillShade="D9"/>
             <w:vAlign w:val="center"/>
           </w:tcPr>
@@ -776,7 +744,7 @@
         </w:tc>
         <w:tc>
           <w:tcPr>
-            <w:tcW w:w="2192" w:type="pct"/>
+            <w:tcW w:w="2172" w:type="pct"/>
             <w:shd w:val="clear" w:color="auto" w:fill="D9D9D9" w:themeFill="background1" w:themeFillShade="D9"/>
             <w:vAlign w:val="center"/>
           </w:tcPr>
@@ -802,7 +770,7 @@
         </w:tc>
         <w:tc>
           <w:tcPr>
-            <w:tcW w:w="304" w:type="pct"/>
+            <w:tcW w:w="284" w:type="pct"/>
             <w:shd w:val="clear" w:color="auto" w:fill="D9D9D9" w:themeFill="background1" w:themeFillShade="D9"/>
             <w:vAlign w:val="center"/>
           </w:tcPr>
@@ -822,31 +790,13 @@
                 <w:b/>
                 <w:bCs/>
               </w:rPr>
-              <w:t>Hora (</w:t>
-            </w:r>
-            <w:proofErr w:type="spellStart"/>
-            <w:r>
-              <w:rPr>
-                <w:rFonts w:ascii="Arial" w:hAnsi="Arial" w:cs="Arial"/>
-                <w:b/>
-                <w:bCs/>
-              </w:rPr>
-              <w:t>hrs</w:t>
-            </w:r>
-            <w:proofErr w:type="spellEnd"/>
-            <w:r>
-              <w:rPr>
-                <w:rFonts w:ascii="Arial" w:hAnsi="Arial" w:cs="Arial"/>
-                <w:b/>
-                <w:bCs/>
-              </w:rPr>
-              <w:t>)</w:t>
-            </w:r>
-          </w:p>
-        </w:tc>
-        <w:tc>
-          <w:tcPr>
-            <w:tcW w:w="544" w:type="pct"/>
+              <w:t>Hora (hrs)</w:t>
+            </w:r>
+          </w:p>
+        </w:tc>
+        <w:tc>
+          <w:tcPr>
+            <w:tcW w:w="524" w:type="pct"/>
             <w:shd w:val="clear" w:color="auto" w:fill="D9D9D9" w:themeFill="background1" w:themeFillShade="D9"/>
             <w:vAlign w:val="center"/>
           </w:tcPr>
@@ -925,7 +875,7 @@
         </w:tc>
         <w:tc>
           <w:tcPr>
-            <w:tcW w:w="631" w:type="pct"/>
+            <w:tcW w:w="711" w:type="pct"/>
             <w:vAlign w:val="center"/>
           </w:tcPr>
           <w:p>
@@ -952,7 +902,7 @@
         </w:tc>
         <w:tc>
           <w:tcPr>
-            <w:tcW w:w="793" w:type="pct"/>
+            <w:tcW w:w="773" w:type="pct"/>
             <w:vAlign w:val="center"/>
           </w:tcPr>
           <w:p>
@@ -973,7 +923,7 @@
         </w:tc>
         <w:tc>
           <w:tcPr>
-            <w:tcW w:w="2192" w:type="pct"/>
+            <w:tcW w:w="2172" w:type="pct"/>
             <w:vAlign w:val="center"/>
           </w:tcPr>
           <w:p>
@@ -994,43 +944,43 @@
         </w:tc>
         <w:tc>
           <w:tcPr>
-            <w:tcW w:w="304" w:type="pct"/>
-            <w:vAlign w:val="center"/>
-          </w:tcPr>
-          <w:p>
-            <w:pPr>
-              <w:spacing w:after="240" w:line="360" w:lineRule="auto"/>
-              <w:jc w:val="center"/>
-              <w:rPr>
-                <w:rFonts w:ascii="Arial" w:hAnsi="Arial" w:cs="Arial"/>
-              </w:rPr>
-            </w:pPr>
-            <w:r>
-              <w:rPr>
-                <w:rFonts w:ascii="Arial" w:hAnsi="Arial" w:cs="Arial"/>
-              </w:rPr>
-              <w:t>2</w:t>
-            </w:r>
-          </w:p>
-        </w:tc>
-        <w:tc>
-          <w:tcPr>
-            <w:tcW w:w="544" w:type="pct"/>
-            <w:vAlign w:val="center"/>
-          </w:tcPr>
-          <w:p>
-            <w:pPr>
-              <w:spacing w:after="240" w:line="360" w:lineRule="auto"/>
-              <w:jc w:val="center"/>
-              <w:rPr>
-                <w:rFonts w:ascii="Arial" w:hAnsi="Arial" w:cs="Arial"/>
-              </w:rPr>
-            </w:pPr>
-            <w:r>
-              <w:rPr>
-                <w:rFonts w:ascii="Arial" w:hAnsi="Arial" w:cs="Arial"/>
-              </w:rPr>
-              <w:t>3</w:t>
+            <w:tcW w:w="284" w:type="pct"/>
+            <w:vAlign w:val="center"/>
+          </w:tcPr>
+          <w:p>
+            <w:pPr>
+              <w:spacing w:after="240" w:line="360" w:lineRule="auto"/>
+              <w:jc w:val="center"/>
+              <w:rPr>
+                <w:rFonts w:ascii="Arial" w:hAnsi="Arial" w:cs="Arial"/>
+              </w:rPr>
+            </w:pPr>
+            <w:r>
+              <w:rPr>
+                <w:rFonts w:ascii="Arial" w:hAnsi="Arial" w:cs="Arial"/>
+              </w:rPr>
+              <w:t>4</w:t>
+            </w:r>
+          </w:p>
+        </w:tc>
+        <w:tc>
+          <w:tcPr>
+            <w:tcW w:w="524" w:type="pct"/>
+            <w:vAlign w:val="center"/>
+          </w:tcPr>
+          <w:p>
+            <w:pPr>
+              <w:spacing w:after="240" w:line="360" w:lineRule="auto"/>
+              <w:jc w:val="center"/>
+              <w:rPr>
+                <w:rFonts w:ascii="Arial" w:hAnsi="Arial" w:cs="Arial"/>
+              </w:rPr>
+            </w:pPr>
+            <w:r>
+              <w:rPr>
+                <w:rFonts w:ascii="Arial" w:hAnsi="Arial" w:cs="Arial"/>
+              </w:rPr>
+              <w:t>6</w:t>
             </w:r>
             <w:r>
               <w:rPr>
@@ -1060,34 +1010,28 @@
         </w:tc>
         <w:tc>
           <w:tcPr>
-            <w:tcW w:w="631" w:type="pct"/>
-            <w:vAlign w:val="center"/>
-          </w:tcPr>
-          <w:p>
-            <w:pPr>
-              <w:spacing w:after="240" w:line="360" w:lineRule="auto"/>
-              <w:jc w:val="center"/>
-              <w:rPr>
-                <w:rFonts w:ascii="Arial" w:hAnsi="Arial" w:cs="Arial"/>
-              </w:rPr>
-            </w:pPr>
-            <w:r>
-              <w:rPr>
-                <w:rFonts w:ascii="Arial" w:hAnsi="Arial" w:cs="Arial"/>
-              </w:rPr>
-              <w:t>SRICA_</w:t>
-            </w:r>
-            <w:r>
-              <w:rPr>
-                <w:rFonts w:ascii="Arial" w:hAnsi="Arial" w:cs="Arial"/>
-              </w:rPr>
-              <w:t>002_000</w:t>
-            </w:r>
-          </w:p>
-        </w:tc>
-        <w:tc>
-          <w:tcPr>
-            <w:tcW w:w="793" w:type="pct"/>
+            <w:tcW w:w="711" w:type="pct"/>
+            <w:vAlign w:val="center"/>
+          </w:tcPr>
+          <w:p>
+            <w:pPr>
+              <w:spacing w:after="240" w:line="360" w:lineRule="auto"/>
+              <w:jc w:val="center"/>
+              <w:rPr>
+                <w:rFonts w:ascii="Arial" w:hAnsi="Arial" w:cs="Arial"/>
+              </w:rPr>
+            </w:pPr>
+            <w:r>
+              <w:rPr>
+                <w:rFonts w:ascii="Arial" w:hAnsi="Arial" w:cs="Arial"/>
+              </w:rPr>
+              <w:t>SRICA_002_000</w:t>
+            </w:r>
+          </w:p>
+        </w:tc>
+        <w:tc>
+          <w:tcPr>
+            <w:tcW w:w="773" w:type="pct"/>
             <w:vAlign w:val="center"/>
           </w:tcPr>
           <w:p>
@@ -1108,7 +1052,7 @@
         </w:tc>
         <w:tc>
           <w:tcPr>
-            <w:tcW w:w="2192" w:type="pct"/>
+            <w:tcW w:w="2172" w:type="pct"/>
             <w:vAlign w:val="center"/>
           </w:tcPr>
           <w:p>
@@ -1129,61 +1073,42 @@
         </w:tc>
         <w:tc>
           <w:tcPr>
-            <w:tcW w:w="304" w:type="pct"/>
-            <w:vAlign w:val="center"/>
-          </w:tcPr>
-          <w:p>
-            <w:pPr>
-              <w:spacing w:after="240" w:line="360" w:lineRule="auto"/>
-              <w:jc w:val="center"/>
-              <w:rPr>
-                <w:rFonts w:ascii="Arial" w:hAnsi="Arial" w:cs="Arial"/>
-              </w:rPr>
-            </w:pPr>
-            <w:r>
-              <w:rPr>
-                <w:rFonts w:ascii="Arial" w:hAnsi="Arial" w:cs="Arial"/>
-              </w:rPr>
-              <w:t>1</w:t>
-            </w:r>
-          </w:p>
-        </w:tc>
-        <w:tc>
-          <w:tcPr>
-            <w:tcW w:w="544" w:type="pct"/>
-            <w:vAlign w:val="center"/>
-          </w:tcPr>
-          <w:p>
-            <w:pPr>
-              <w:spacing w:after="240" w:line="360" w:lineRule="auto"/>
-              <w:jc w:val="center"/>
-              <w:rPr>
-                <w:rFonts w:ascii="Arial" w:hAnsi="Arial" w:cs="Arial"/>
-              </w:rPr>
-            </w:pPr>
-            <w:r>
-              <w:rPr>
-                <w:rFonts w:ascii="Arial" w:hAnsi="Arial" w:cs="Arial"/>
-              </w:rPr>
-              <w:t>1</w:t>
-            </w:r>
-            <w:r>
-              <w:rPr>
-                <w:rFonts w:ascii="Arial" w:hAnsi="Arial" w:cs="Arial"/>
-              </w:rPr>
-              <w:t>.</w:t>
-            </w:r>
-            <w:r>
-              <w:rPr>
-                <w:rFonts w:ascii="Arial" w:hAnsi="Arial" w:cs="Arial"/>
-              </w:rPr>
-              <w:t>5</w:t>
-            </w:r>
-            <w:r>
-              <w:rPr>
-                <w:rFonts w:ascii="Arial" w:hAnsi="Arial" w:cs="Arial"/>
-              </w:rPr>
-              <w:t>0</w:t>
+            <w:tcW w:w="284" w:type="pct"/>
+            <w:vAlign w:val="center"/>
+          </w:tcPr>
+          <w:p>
+            <w:pPr>
+              <w:spacing w:after="240" w:line="360" w:lineRule="auto"/>
+              <w:jc w:val="center"/>
+              <w:rPr>
+                <w:rFonts w:ascii="Arial" w:hAnsi="Arial" w:cs="Arial"/>
+              </w:rPr>
+            </w:pPr>
+            <w:r>
+              <w:rPr>
+                <w:rFonts w:ascii="Arial" w:hAnsi="Arial" w:cs="Arial"/>
+              </w:rPr>
+              <w:t>4</w:t>
+            </w:r>
+          </w:p>
+        </w:tc>
+        <w:tc>
+          <w:tcPr>
+            <w:tcW w:w="524" w:type="pct"/>
+          </w:tcPr>
+          <w:p>
+            <w:pPr>
+              <w:spacing w:after="240" w:line="360" w:lineRule="auto"/>
+              <w:jc w:val="center"/>
+              <w:rPr>
+                <w:rFonts w:ascii="Arial" w:hAnsi="Arial" w:cs="Arial"/>
+              </w:rPr>
+            </w:pPr>
+            <w:r>
+              <w:rPr>
+                <w:rFonts w:ascii="Arial" w:hAnsi="Arial" w:cs="Arial"/>
+              </w:rPr>
+              <w:t>6.00</w:t>
             </w:r>
           </w:p>
         </w:tc>
@@ -1207,34 +1132,28 @@
         </w:tc>
         <w:tc>
           <w:tcPr>
-            <w:tcW w:w="631" w:type="pct"/>
-            <w:vAlign w:val="center"/>
-          </w:tcPr>
-          <w:p>
-            <w:pPr>
-              <w:spacing w:after="240" w:line="360" w:lineRule="auto"/>
-              <w:jc w:val="center"/>
-              <w:rPr>
-                <w:rFonts w:ascii="Arial" w:hAnsi="Arial" w:cs="Arial"/>
-              </w:rPr>
-            </w:pPr>
-            <w:r>
-              <w:rPr>
-                <w:rFonts w:ascii="Arial" w:hAnsi="Arial" w:cs="Arial"/>
-              </w:rPr>
-              <w:t>SRICA_</w:t>
-            </w:r>
-            <w:r>
-              <w:rPr>
-                <w:rFonts w:ascii="Arial" w:hAnsi="Arial" w:cs="Arial"/>
-              </w:rPr>
-              <w:t>003_000</w:t>
-            </w:r>
-          </w:p>
-        </w:tc>
-        <w:tc>
-          <w:tcPr>
-            <w:tcW w:w="793" w:type="pct"/>
+            <w:tcW w:w="711" w:type="pct"/>
+            <w:vAlign w:val="center"/>
+          </w:tcPr>
+          <w:p>
+            <w:pPr>
+              <w:spacing w:after="240" w:line="360" w:lineRule="auto"/>
+              <w:jc w:val="center"/>
+              <w:rPr>
+                <w:rFonts w:ascii="Arial" w:hAnsi="Arial" w:cs="Arial"/>
+              </w:rPr>
+            </w:pPr>
+            <w:r>
+              <w:rPr>
+                <w:rFonts w:ascii="Arial" w:hAnsi="Arial" w:cs="Arial"/>
+              </w:rPr>
+              <w:t>SRICA_003_000</w:t>
+            </w:r>
+          </w:p>
+        </w:tc>
+        <w:tc>
+          <w:tcPr>
+            <w:tcW w:w="773" w:type="pct"/>
             <w:vAlign w:val="center"/>
           </w:tcPr>
           <w:p>
@@ -1255,7 +1174,7 @@
         </w:tc>
         <w:tc>
           <w:tcPr>
-            <w:tcW w:w="2192" w:type="pct"/>
+            <w:tcW w:w="2172" w:type="pct"/>
             <w:vAlign w:val="center"/>
           </w:tcPr>
           <w:p>
@@ -1276,61 +1195,42 @@
         </w:tc>
         <w:tc>
           <w:tcPr>
-            <w:tcW w:w="304" w:type="pct"/>
-            <w:vAlign w:val="center"/>
-          </w:tcPr>
-          <w:p>
-            <w:pPr>
-              <w:spacing w:after="240" w:line="360" w:lineRule="auto"/>
-              <w:jc w:val="center"/>
-              <w:rPr>
-                <w:rFonts w:ascii="Arial" w:hAnsi="Arial" w:cs="Arial"/>
-              </w:rPr>
-            </w:pPr>
-            <w:r>
-              <w:rPr>
-                <w:rFonts w:ascii="Arial" w:hAnsi="Arial" w:cs="Arial"/>
-              </w:rPr>
-              <w:t>1</w:t>
-            </w:r>
-          </w:p>
-        </w:tc>
-        <w:tc>
-          <w:tcPr>
-            <w:tcW w:w="544" w:type="pct"/>
-            <w:vAlign w:val="center"/>
-          </w:tcPr>
-          <w:p>
-            <w:pPr>
-              <w:spacing w:after="240" w:line="360" w:lineRule="auto"/>
-              <w:jc w:val="center"/>
-              <w:rPr>
-                <w:rFonts w:ascii="Arial" w:hAnsi="Arial" w:cs="Arial"/>
-              </w:rPr>
-            </w:pPr>
-            <w:r>
-              <w:rPr>
-                <w:rFonts w:ascii="Arial" w:hAnsi="Arial" w:cs="Arial"/>
-              </w:rPr>
-              <w:t>1</w:t>
-            </w:r>
-            <w:r>
-              <w:rPr>
-                <w:rFonts w:ascii="Arial" w:hAnsi="Arial" w:cs="Arial"/>
-              </w:rPr>
-              <w:t>.</w:t>
-            </w:r>
-            <w:r>
-              <w:rPr>
-                <w:rFonts w:ascii="Arial" w:hAnsi="Arial" w:cs="Arial"/>
-              </w:rPr>
-              <w:t>5</w:t>
-            </w:r>
-            <w:r>
-              <w:rPr>
-                <w:rFonts w:ascii="Arial" w:hAnsi="Arial" w:cs="Arial"/>
-              </w:rPr>
-              <w:t>0</w:t>
+            <w:tcW w:w="284" w:type="pct"/>
+            <w:vAlign w:val="center"/>
+          </w:tcPr>
+          <w:p>
+            <w:pPr>
+              <w:spacing w:after="240" w:line="360" w:lineRule="auto"/>
+              <w:jc w:val="center"/>
+              <w:rPr>
+                <w:rFonts w:ascii="Arial" w:hAnsi="Arial" w:cs="Arial"/>
+              </w:rPr>
+            </w:pPr>
+            <w:r>
+              <w:rPr>
+                <w:rFonts w:ascii="Arial" w:hAnsi="Arial" w:cs="Arial"/>
+              </w:rPr>
+              <w:t>4</w:t>
+            </w:r>
+          </w:p>
+        </w:tc>
+        <w:tc>
+          <w:tcPr>
+            <w:tcW w:w="524" w:type="pct"/>
+          </w:tcPr>
+          <w:p>
+            <w:pPr>
+              <w:spacing w:after="240" w:line="360" w:lineRule="auto"/>
+              <w:jc w:val="center"/>
+              <w:rPr>
+                <w:rFonts w:ascii="Arial" w:hAnsi="Arial" w:cs="Arial"/>
+              </w:rPr>
+            </w:pPr>
+            <w:r>
+              <w:rPr>
+                <w:rFonts w:ascii="Arial" w:hAnsi="Arial" w:cs="Arial"/>
+              </w:rPr>
+              <w:t>6.00</w:t>
             </w:r>
           </w:p>
         </w:tc>
@@ -1354,34 +1254,28 @@
         </w:tc>
         <w:tc>
           <w:tcPr>
-            <w:tcW w:w="631" w:type="pct"/>
-            <w:vAlign w:val="center"/>
-          </w:tcPr>
-          <w:p>
-            <w:pPr>
-              <w:spacing w:after="240" w:line="360" w:lineRule="auto"/>
-              <w:jc w:val="center"/>
-              <w:rPr>
-                <w:rFonts w:ascii="Arial" w:hAnsi="Arial" w:cs="Arial"/>
-              </w:rPr>
-            </w:pPr>
-            <w:r>
-              <w:rPr>
-                <w:rFonts w:ascii="Arial" w:hAnsi="Arial" w:cs="Arial"/>
-              </w:rPr>
-              <w:t>SRICA_</w:t>
-            </w:r>
-            <w:r>
-              <w:rPr>
-                <w:rFonts w:ascii="Arial" w:hAnsi="Arial" w:cs="Arial"/>
-              </w:rPr>
-              <w:t>004_000</w:t>
-            </w:r>
-          </w:p>
-        </w:tc>
-        <w:tc>
-          <w:tcPr>
-            <w:tcW w:w="793" w:type="pct"/>
+            <w:tcW w:w="711" w:type="pct"/>
+            <w:vAlign w:val="center"/>
+          </w:tcPr>
+          <w:p>
+            <w:pPr>
+              <w:spacing w:after="240" w:line="360" w:lineRule="auto"/>
+              <w:jc w:val="center"/>
+              <w:rPr>
+                <w:rFonts w:ascii="Arial" w:hAnsi="Arial" w:cs="Arial"/>
+              </w:rPr>
+            </w:pPr>
+            <w:r>
+              <w:rPr>
+                <w:rFonts w:ascii="Arial" w:hAnsi="Arial" w:cs="Arial"/>
+              </w:rPr>
+              <w:t>SRICA_004_000</w:t>
+            </w:r>
+          </w:p>
+        </w:tc>
+        <w:tc>
+          <w:tcPr>
+            <w:tcW w:w="773" w:type="pct"/>
             <w:vAlign w:val="center"/>
           </w:tcPr>
           <w:p>
@@ -1402,7 +1296,7 @@
         </w:tc>
         <w:tc>
           <w:tcPr>
-            <w:tcW w:w="2192" w:type="pct"/>
+            <w:tcW w:w="2172" w:type="pct"/>
             <w:vAlign w:val="center"/>
           </w:tcPr>
           <w:p>
@@ -1423,42 +1317,42 @@
         </w:tc>
         <w:tc>
           <w:tcPr>
-            <w:tcW w:w="304" w:type="pct"/>
-            <w:vAlign w:val="center"/>
-          </w:tcPr>
-          <w:p>
-            <w:pPr>
-              <w:spacing w:after="240" w:line="360" w:lineRule="auto"/>
-              <w:jc w:val="center"/>
-              <w:rPr>
-                <w:rFonts w:ascii="Arial" w:hAnsi="Arial" w:cs="Arial"/>
-              </w:rPr>
-            </w:pPr>
-            <w:r>
-              <w:rPr>
-                <w:rFonts w:ascii="Arial" w:hAnsi="Arial" w:cs="Arial"/>
-              </w:rPr>
-              <w:t>1</w:t>
-            </w:r>
-          </w:p>
-        </w:tc>
-        <w:tc>
-          <w:tcPr>
-            <w:tcW w:w="544" w:type="pct"/>
-          </w:tcPr>
-          <w:p>
-            <w:pPr>
-              <w:spacing w:after="240" w:line="360" w:lineRule="auto"/>
-              <w:jc w:val="center"/>
-              <w:rPr>
-                <w:rFonts w:ascii="Arial" w:hAnsi="Arial" w:cs="Arial"/>
-              </w:rPr>
-            </w:pPr>
-            <w:r>
-              <w:rPr>
-                <w:rFonts w:ascii="Arial" w:hAnsi="Arial" w:cs="Arial"/>
-              </w:rPr>
-              <w:t>1.50</w:t>
+            <w:tcW w:w="284" w:type="pct"/>
+            <w:vAlign w:val="center"/>
+          </w:tcPr>
+          <w:p>
+            <w:pPr>
+              <w:spacing w:after="240" w:line="360" w:lineRule="auto"/>
+              <w:jc w:val="center"/>
+              <w:rPr>
+                <w:rFonts w:ascii="Arial" w:hAnsi="Arial" w:cs="Arial"/>
+              </w:rPr>
+            </w:pPr>
+            <w:r>
+              <w:rPr>
+                <w:rFonts w:ascii="Arial" w:hAnsi="Arial" w:cs="Arial"/>
+              </w:rPr>
+              <w:t>4</w:t>
+            </w:r>
+          </w:p>
+        </w:tc>
+        <w:tc>
+          <w:tcPr>
+            <w:tcW w:w="524" w:type="pct"/>
+          </w:tcPr>
+          <w:p>
+            <w:pPr>
+              <w:spacing w:after="240" w:line="360" w:lineRule="auto"/>
+              <w:jc w:val="center"/>
+              <w:rPr>
+                <w:rFonts w:ascii="Arial" w:hAnsi="Arial" w:cs="Arial"/>
+              </w:rPr>
+            </w:pPr>
+            <w:r>
+              <w:rPr>
+                <w:rFonts w:ascii="Arial" w:hAnsi="Arial" w:cs="Arial"/>
+              </w:rPr>
+              <w:t>6.00</w:t>
             </w:r>
           </w:p>
         </w:tc>
@@ -1482,34 +1376,28 @@
         </w:tc>
         <w:tc>
           <w:tcPr>
-            <w:tcW w:w="631" w:type="pct"/>
-            <w:vAlign w:val="center"/>
-          </w:tcPr>
-          <w:p>
-            <w:pPr>
-              <w:spacing w:after="240" w:line="360" w:lineRule="auto"/>
-              <w:jc w:val="center"/>
-              <w:rPr>
-                <w:rFonts w:ascii="Arial" w:hAnsi="Arial" w:cs="Arial"/>
-              </w:rPr>
-            </w:pPr>
-            <w:r>
-              <w:rPr>
-                <w:rFonts w:ascii="Arial" w:hAnsi="Arial" w:cs="Arial"/>
-              </w:rPr>
-              <w:t>SRICA_</w:t>
-            </w:r>
-            <w:r>
-              <w:rPr>
-                <w:rFonts w:ascii="Arial" w:hAnsi="Arial" w:cs="Arial"/>
-              </w:rPr>
-              <w:t>005_000</w:t>
-            </w:r>
-          </w:p>
-        </w:tc>
-        <w:tc>
-          <w:tcPr>
-            <w:tcW w:w="793" w:type="pct"/>
+            <w:tcW w:w="711" w:type="pct"/>
+            <w:vAlign w:val="center"/>
+          </w:tcPr>
+          <w:p>
+            <w:pPr>
+              <w:spacing w:after="240" w:line="360" w:lineRule="auto"/>
+              <w:jc w:val="center"/>
+              <w:rPr>
+                <w:rFonts w:ascii="Arial" w:hAnsi="Arial" w:cs="Arial"/>
+              </w:rPr>
+            </w:pPr>
+            <w:r>
+              <w:rPr>
+                <w:rFonts w:ascii="Arial" w:hAnsi="Arial" w:cs="Arial"/>
+              </w:rPr>
+              <w:t>SRICA_005_000</w:t>
+            </w:r>
+          </w:p>
+        </w:tc>
+        <w:tc>
+          <w:tcPr>
+            <w:tcW w:w="773" w:type="pct"/>
             <w:vAlign w:val="center"/>
           </w:tcPr>
           <w:p>
@@ -1530,7 +1418,7 @@
         </w:tc>
         <w:tc>
           <w:tcPr>
-            <w:tcW w:w="2192" w:type="pct"/>
+            <w:tcW w:w="2172" w:type="pct"/>
             <w:vAlign w:val="center"/>
           </w:tcPr>
           <w:p>
@@ -1551,42 +1439,42 @@
         </w:tc>
         <w:tc>
           <w:tcPr>
-            <w:tcW w:w="304" w:type="pct"/>
-            <w:vAlign w:val="center"/>
-          </w:tcPr>
-          <w:p>
-            <w:pPr>
-              <w:spacing w:after="240" w:line="360" w:lineRule="auto"/>
-              <w:jc w:val="center"/>
-              <w:rPr>
-                <w:rFonts w:ascii="Arial" w:hAnsi="Arial" w:cs="Arial"/>
-              </w:rPr>
-            </w:pPr>
-            <w:r>
-              <w:rPr>
-                <w:rFonts w:ascii="Arial" w:hAnsi="Arial" w:cs="Arial"/>
-              </w:rPr>
-              <w:t>1</w:t>
-            </w:r>
-          </w:p>
-        </w:tc>
-        <w:tc>
-          <w:tcPr>
-            <w:tcW w:w="544" w:type="pct"/>
-          </w:tcPr>
-          <w:p>
-            <w:pPr>
-              <w:spacing w:after="240" w:line="360" w:lineRule="auto"/>
-              <w:jc w:val="center"/>
-              <w:rPr>
-                <w:rFonts w:ascii="Arial" w:hAnsi="Arial" w:cs="Arial"/>
-              </w:rPr>
-            </w:pPr>
-            <w:r>
-              <w:rPr>
-                <w:rFonts w:ascii="Arial" w:hAnsi="Arial" w:cs="Arial"/>
-              </w:rPr>
-              <w:t>1.50</w:t>
+            <w:tcW w:w="284" w:type="pct"/>
+            <w:vAlign w:val="center"/>
+          </w:tcPr>
+          <w:p>
+            <w:pPr>
+              <w:spacing w:after="240" w:line="360" w:lineRule="auto"/>
+              <w:jc w:val="center"/>
+              <w:rPr>
+                <w:rFonts w:ascii="Arial" w:hAnsi="Arial" w:cs="Arial"/>
+              </w:rPr>
+            </w:pPr>
+            <w:r>
+              <w:rPr>
+                <w:rFonts w:ascii="Arial" w:hAnsi="Arial" w:cs="Arial"/>
+              </w:rPr>
+              <w:t>4</w:t>
+            </w:r>
+          </w:p>
+        </w:tc>
+        <w:tc>
+          <w:tcPr>
+            <w:tcW w:w="524" w:type="pct"/>
+          </w:tcPr>
+          <w:p>
+            <w:pPr>
+              <w:spacing w:after="240" w:line="360" w:lineRule="auto"/>
+              <w:jc w:val="center"/>
+              <w:rPr>
+                <w:rFonts w:ascii="Arial" w:hAnsi="Arial" w:cs="Arial"/>
+              </w:rPr>
+            </w:pPr>
+            <w:r>
+              <w:rPr>
+                <w:rFonts w:ascii="Arial" w:hAnsi="Arial" w:cs="Arial"/>
+              </w:rPr>
+              <w:t>6.00</w:t>
             </w:r>
           </w:p>
         </w:tc>
@@ -1610,34 +1498,28 @@
         </w:tc>
         <w:tc>
           <w:tcPr>
-            <w:tcW w:w="631" w:type="pct"/>
-            <w:vAlign w:val="center"/>
-          </w:tcPr>
-          <w:p>
-            <w:pPr>
-              <w:spacing w:after="240" w:line="360" w:lineRule="auto"/>
-              <w:jc w:val="center"/>
-              <w:rPr>
-                <w:rFonts w:ascii="Arial" w:hAnsi="Arial" w:cs="Arial"/>
-              </w:rPr>
-            </w:pPr>
-            <w:r>
-              <w:rPr>
-                <w:rFonts w:ascii="Arial" w:hAnsi="Arial" w:cs="Arial"/>
-              </w:rPr>
-              <w:t>SRICA_</w:t>
-            </w:r>
-            <w:r>
-              <w:rPr>
-                <w:rFonts w:ascii="Arial" w:hAnsi="Arial" w:cs="Arial"/>
-              </w:rPr>
-              <w:t>006_000</w:t>
-            </w:r>
-          </w:p>
-        </w:tc>
-        <w:tc>
-          <w:tcPr>
-            <w:tcW w:w="793" w:type="pct"/>
+            <w:tcW w:w="711" w:type="pct"/>
+            <w:vAlign w:val="center"/>
+          </w:tcPr>
+          <w:p>
+            <w:pPr>
+              <w:spacing w:after="240" w:line="360" w:lineRule="auto"/>
+              <w:jc w:val="center"/>
+              <w:rPr>
+                <w:rFonts w:ascii="Arial" w:hAnsi="Arial" w:cs="Arial"/>
+              </w:rPr>
+            </w:pPr>
+            <w:r>
+              <w:rPr>
+                <w:rFonts w:ascii="Arial" w:hAnsi="Arial" w:cs="Arial"/>
+              </w:rPr>
+              <w:t>SRICA_006_000</w:t>
+            </w:r>
+          </w:p>
+        </w:tc>
+        <w:tc>
+          <w:tcPr>
+            <w:tcW w:w="773" w:type="pct"/>
             <w:vAlign w:val="center"/>
           </w:tcPr>
           <w:p>
@@ -1658,7 +1540,7 @@
         </w:tc>
         <w:tc>
           <w:tcPr>
-            <w:tcW w:w="2192" w:type="pct"/>
+            <w:tcW w:w="2172" w:type="pct"/>
             <w:vAlign w:val="center"/>
           </w:tcPr>
           <w:p>
@@ -1679,42 +1561,42 @@
         </w:tc>
         <w:tc>
           <w:tcPr>
-            <w:tcW w:w="304" w:type="pct"/>
-            <w:vAlign w:val="center"/>
-          </w:tcPr>
-          <w:p>
-            <w:pPr>
-              <w:spacing w:after="240" w:line="360" w:lineRule="auto"/>
-              <w:jc w:val="center"/>
-              <w:rPr>
-                <w:rFonts w:ascii="Arial" w:hAnsi="Arial" w:cs="Arial"/>
-              </w:rPr>
-            </w:pPr>
-            <w:r>
-              <w:rPr>
-                <w:rFonts w:ascii="Arial" w:hAnsi="Arial" w:cs="Arial"/>
-              </w:rPr>
-              <w:t>1</w:t>
-            </w:r>
-          </w:p>
-        </w:tc>
-        <w:tc>
-          <w:tcPr>
-            <w:tcW w:w="544" w:type="pct"/>
-          </w:tcPr>
-          <w:p>
-            <w:pPr>
-              <w:spacing w:after="240" w:line="360" w:lineRule="auto"/>
-              <w:jc w:val="center"/>
-              <w:rPr>
-                <w:rFonts w:ascii="Arial" w:hAnsi="Arial" w:cs="Arial"/>
-              </w:rPr>
-            </w:pPr>
-            <w:r>
-              <w:rPr>
-                <w:rFonts w:ascii="Arial" w:hAnsi="Arial" w:cs="Arial"/>
-              </w:rPr>
-              <w:t>1.50</w:t>
+            <w:tcW w:w="284" w:type="pct"/>
+            <w:vAlign w:val="center"/>
+          </w:tcPr>
+          <w:p>
+            <w:pPr>
+              <w:spacing w:after="240" w:line="360" w:lineRule="auto"/>
+              <w:jc w:val="center"/>
+              <w:rPr>
+                <w:rFonts w:ascii="Arial" w:hAnsi="Arial" w:cs="Arial"/>
+              </w:rPr>
+            </w:pPr>
+            <w:r>
+              <w:rPr>
+                <w:rFonts w:ascii="Arial" w:hAnsi="Arial" w:cs="Arial"/>
+              </w:rPr>
+              <w:t>4</w:t>
+            </w:r>
+          </w:p>
+        </w:tc>
+        <w:tc>
+          <w:tcPr>
+            <w:tcW w:w="524" w:type="pct"/>
+          </w:tcPr>
+          <w:p>
+            <w:pPr>
+              <w:spacing w:after="240" w:line="360" w:lineRule="auto"/>
+              <w:jc w:val="center"/>
+              <w:rPr>
+                <w:rFonts w:ascii="Arial" w:hAnsi="Arial" w:cs="Arial"/>
+              </w:rPr>
+            </w:pPr>
+            <w:r>
+              <w:rPr>
+                <w:rFonts w:ascii="Arial" w:hAnsi="Arial" w:cs="Arial"/>
+              </w:rPr>
+              <w:t>6.00</w:t>
             </w:r>
           </w:p>
         </w:tc>
@@ -1738,7 +1620,7 @@
         </w:tc>
         <w:tc>
           <w:tcPr>
-            <w:tcW w:w="631" w:type="pct"/>
+            <w:tcW w:w="711" w:type="pct"/>
           </w:tcPr>
           <w:p>
             <w:pPr>
@@ -1764,7 +1646,7 @@
         </w:tc>
         <w:tc>
           <w:tcPr>
-            <w:tcW w:w="793" w:type="pct"/>
+            <w:tcW w:w="773" w:type="pct"/>
           </w:tcPr>
           <w:p>
             <w:pPr>
@@ -1784,7 +1666,7 @@
         </w:tc>
         <w:tc>
           <w:tcPr>
-            <w:tcW w:w="2192" w:type="pct"/>
+            <w:tcW w:w="2172" w:type="pct"/>
             <w:vAlign w:val="center"/>
           </w:tcPr>
           <w:p>
@@ -1805,42 +1687,42 @@
         </w:tc>
         <w:tc>
           <w:tcPr>
-            <w:tcW w:w="304" w:type="pct"/>
-            <w:vAlign w:val="center"/>
-          </w:tcPr>
-          <w:p>
-            <w:pPr>
-              <w:spacing w:after="240" w:line="360" w:lineRule="auto"/>
-              <w:jc w:val="center"/>
-              <w:rPr>
-                <w:rFonts w:ascii="Arial" w:hAnsi="Arial" w:cs="Arial"/>
-              </w:rPr>
-            </w:pPr>
-            <w:r>
-              <w:rPr>
-                <w:rFonts w:ascii="Arial" w:hAnsi="Arial" w:cs="Arial"/>
-              </w:rPr>
-              <w:t>1</w:t>
-            </w:r>
-          </w:p>
-        </w:tc>
-        <w:tc>
-          <w:tcPr>
-            <w:tcW w:w="544" w:type="pct"/>
-          </w:tcPr>
-          <w:p>
-            <w:pPr>
-              <w:spacing w:after="240" w:line="360" w:lineRule="auto"/>
-              <w:jc w:val="center"/>
-              <w:rPr>
-                <w:rFonts w:ascii="Arial" w:hAnsi="Arial" w:cs="Arial"/>
-              </w:rPr>
-            </w:pPr>
-            <w:r>
-              <w:rPr>
-                <w:rFonts w:ascii="Arial" w:hAnsi="Arial" w:cs="Arial"/>
-              </w:rPr>
-              <w:t>1.50</w:t>
+            <w:tcW w:w="284" w:type="pct"/>
+            <w:vAlign w:val="center"/>
+          </w:tcPr>
+          <w:p>
+            <w:pPr>
+              <w:spacing w:after="240" w:line="360" w:lineRule="auto"/>
+              <w:jc w:val="center"/>
+              <w:rPr>
+                <w:rFonts w:ascii="Arial" w:hAnsi="Arial" w:cs="Arial"/>
+              </w:rPr>
+            </w:pPr>
+            <w:r>
+              <w:rPr>
+                <w:rFonts w:ascii="Arial" w:hAnsi="Arial" w:cs="Arial"/>
+              </w:rPr>
+              <w:t>4</w:t>
+            </w:r>
+          </w:p>
+        </w:tc>
+        <w:tc>
+          <w:tcPr>
+            <w:tcW w:w="524" w:type="pct"/>
+          </w:tcPr>
+          <w:p>
+            <w:pPr>
+              <w:spacing w:after="240" w:line="360" w:lineRule="auto"/>
+              <w:jc w:val="center"/>
+              <w:rPr>
+                <w:rFonts w:ascii="Arial" w:hAnsi="Arial" w:cs="Arial"/>
+              </w:rPr>
+            </w:pPr>
+            <w:r>
+              <w:rPr>
+                <w:rFonts w:ascii="Arial" w:hAnsi="Arial" w:cs="Arial"/>
+              </w:rPr>
+              <w:t>6.00</w:t>
             </w:r>
           </w:p>
         </w:tc>
@@ -1864,7 +1746,7 @@
         </w:tc>
         <w:tc>
           <w:tcPr>
-            <w:tcW w:w="631" w:type="pct"/>
+            <w:tcW w:w="711" w:type="pct"/>
           </w:tcPr>
           <w:p>
             <w:pPr>
@@ -1890,7 +1772,7 @@
         </w:tc>
         <w:tc>
           <w:tcPr>
-            <w:tcW w:w="793" w:type="pct"/>
+            <w:tcW w:w="773" w:type="pct"/>
           </w:tcPr>
           <w:p>
             <w:pPr>
@@ -1910,7 +1792,7 @@
         </w:tc>
         <w:tc>
           <w:tcPr>
-            <w:tcW w:w="2192" w:type="pct"/>
+            <w:tcW w:w="2172" w:type="pct"/>
             <w:vAlign w:val="center"/>
           </w:tcPr>
           <w:p>
@@ -1931,42 +1813,48 @@
         </w:tc>
         <w:tc>
           <w:tcPr>
-            <w:tcW w:w="304" w:type="pct"/>
-            <w:vAlign w:val="center"/>
-          </w:tcPr>
-          <w:p>
-            <w:pPr>
-              <w:spacing w:after="240" w:line="360" w:lineRule="auto"/>
-              <w:jc w:val="center"/>
-              <w:rPr>
-                <w:rFonts w:ascii="Arial" w:hAnsi="Arial" w:cs="Arial"/>
-              </w:rPr>
-            </w:pPr>
-            <w:r>
-              <w:rPr>
-                <w:rFonts w:ascii="Arial" w:hAnsi="Arial" w:cs="Arial"/>
-              </w:rPr>
-              <w:t>2</w:t>
-            </w:r>
-          </w:p>
-        </w:tc>
-        <w:tc>
-          <w:tcPr>
-            <w:tcW w:w="544" w:type="pct"/>
-          </w:tcPr>
-          <w:p>
-            <w:pPr>
-              <w:spacing w:after="240" w:line="360" w:lineRule="auto"/>
-              <w:jc w:val="center"/>
-              <w:rPr>
-                <w:rFonts w:ascii="Arial" w:hAnsi="Arial" w:cs="Arial"/>
-              </w:rPr>
-            </w:pPr>
-            <w:r>
-              <w:rPr>
-                <w:rFonts w:ascii="Arial" w:hAnsi="Arial" w:cs="Arial"/>
-              </w:rPr>
-              <w:t>3.00</w:t>
+            <w:tcW w:w="284" w:type="pct"/>
+            <w:vAlign w:val="center"/>
+          </w:tcPr>
+          <w:p>
+            <w:pPr>
+              <w:spacing w:after="240" w:line="360" w:lineRule="auto"/>
+              <w:jc w:val="center"/>
+              <w:rPr>
+                <w:rFonts w:ascii="Arial" w:hAnsi="Arial" w:cs="Arial"/>
+              </w:rPr>
+            </w:pPr>
+            <w:r>
+              <w:rPr>
+                <w:rFonts w:ascii="Arial" w:hAnsi="Arial" w:cs="Arial"/>
+              </w:rPr>
+              <w:t>6</w:t>
+            </w:r>
+          </w:p>
+        </w:tc>
+        <w:tc>
+          <w:tcPr>
+            <w:tcW w:w="524" w:type="pct"/>
+          </w:tcPr>
+          <w:p>
+            <w:pPr>
+              <w:spacing w:after="240" w:line="360" w:lineRule="auto"/>
+              <w:jc w:val="center"/>
+              <w:rPr>
+                <w:rFonts w:ascii="Arial" w:hAnsi="Arial" w:cs="Arial"/>
+              </w:rPr>
+            </w:pPr>
+            <w:r>
+              <w:rPr>
+                <w:rFonts w:ascii="Arial" w:hAnsi="Arial" w:cs="Arial"/>
+              </w:rPr>
+              <w:t>9</w:t>
+            </w:r>
+            <w:r>
+              <w:rPr>
+                <w:rFonts w:ascii="Arial" w:hAnsi="Arial" w:cs="Arial"/>
+              </w:rPr>
+              <w:t>.00</w:t>
             </w:r>
           </w:p>
         </w:tc>
@@ -1990,7 +1878,7 @@
         </w:tc>
         <w:tc>
           <w:tcPr>
-            <w:tcW w:w="631" w:type="pct"/>
+            <w:tcW w:w="711" w:type="pct"/>
           </w:tcPr>
           <w:p>
             <w:pPr>
@@ -2016,7 +1904,7 @@
         </w:tc>
         <w:tc>
           <w:tcPr>
-            <w:tcW w:w="793" w:type="pct"/>
+            <w:tcW w:w="773" w:type="pct"/>
             <w:vAlign w:val="center"/>
           </w:tcPr>
           <w:p>
@@ -2037,7 +1925,7 @@
         </w:tc>
         <w:tc>
           <w:tcPr>
-            <w:tcW w:w="2192" w:type="pct"/>
+            <w:tcW w:w="2172" w:type="pct"/>
             <w:vAlign w:val="center"/>
           </w:tcPr>
           <w:p>
@@ -2058,42 +1946,42 @@
         </w:tc>
         <w:tc>
           <w:tcPr>
-            <w:tcW w:w="304" w:type="pct"/>
-            <w:vAlign w:val="center"/>
-          </w:tcPr>
-          <w:p>
-            <w:pPr>
-              <w:spacing w:after="240" w:line="360" w:lineRule="auto"/>
-              <w:jc w:val="center"/>
-              <w:rPr>
-                <w:rFonts w:ascii="Arial" w:hAnsi="Arial" w:cs="Arial"/>
-              </w:rPr>
-            </w:pPr>
-            <w:r>
-              <w:rPr>
-                <w:rFonts w:ascii="Arial" w:hAnsi="Arial" w:cs="Arial"/>
-              </w:rPr>
-              <w:t>2</w:t>
-            </w:r>
-          </w:p>
-        </w:tc>
-        <w:tc>
-          <w:tcPr>
-            <w:tcW w:w="544" w:type="pct"/>
-          </w:tcPr>
-          <w:p>
-            <w:pPr>
-              <w:spacing w:after="240" w:line="360" w:lineRule="auto"/>
-              <w:jc w:val="center"/>
-              <w:rPr>
-                <w:rFonts w:ascii="Arial" w:hAnsi="Arial" w:cs="Arial"/>
-              </w:rPr>
-            </w:pPr>
-            <w:r>
-              <w:rPr>
-                <w:rFonts w:ascii="Arial" w:hAnsi="Arial" w:cs="Arial"/>
-              </w:rPr>
-              <w:t>3.00</w:t>
+            <w:tcW w:w="284" w:type="pct"/>
+            <w:vAlign w:val="center"/>
+          </w:tcPr>
+          <w:p>
+            <w:pPr>
+              <w:spacing w:after="240" w:line="360" w:lineRule="auto"/>
+              <w:jc w:val="center"/>
+              <w:rPr>
+                <w:rFonts w:ascii="Arial" w:hAnsi="Arial" w:cs="Arial"/>
+              </w:rPr>
+            </w:pPr>
+            <w:r>
+              <w:rPr>
+                <w:rFonts w:ascii="Arial" w:hAnsi="Arial" w:cs="Arial"/>
+              </w:rPr>
+              <w:t>4</w:t>
+            </w:r>
+          </w:p>
+        </w:tc>
+        <w:tc>
+          <w:tcPr>
+            <w:tcW w:w="524" w:type="pct"/>
+          </w:tcPr>
+          <w:p>
+            <w:pPr>
+              <w:spacing w:after="240" w:line="360" w:lineRule="auto"/>
+              <w:jc w:val="center"/>
+              <w:rPr>
+                <w:rFonts w:ascii="Arial" w:hAnsi="Arial" w:cs="Arial"/>
+              </w:rPr>
+            </w:pPr>
+            <w:r>
+              <w:rPr>
+                <w:rFonts w:ascii="Arial" w:hAnsi="Arial" w:cs="Arial"/>
+              </w:rPr>
+              <w:t>6.00</w:t>
             </w:r>
           </w:p>
         </w:tc>
@@ -2117,7 +2005,7 @@
         </w:tc>
         <w:tc>
           <w:tcPr>
-            <w:tcW w:w="631" w:type="pct"/>
+            <w:tcW w:w="711" w:type="pct"/>
           </w:tcPr>
           <w:p>
             <w:pPr>
@@ -2143,7 +2031,7 @@
         </w:tc>
         <w:tc>
           <w:tcPr>
-            <w:tcW w:w="793" w:type="pct"/>
+            <w:tcW w:w="773" w:type="pct"/>
             <w:vAlign w:val="center"/>
           </w:tcPr>
           <w:p>
@@ -2164,7 +2052,7 @@
         </w:tc>
         <w:tc>
           <w:tcPr>
-            <w:tcW w:w="2192" w:type="pct"/>
+            <w:tcW w:w="2172" w:type="pct"/>
             <w:vAlign w:val="center"/>
           </w:tcPr>
           <w:p>
@@ -2185,42 +2073,42 @@
         </w:tc>
         <w:tc>
           <w:tcPr>
-            <w:tcW w:w="304" w:type="pct"/>
-            <w:vAlign w:val="center"/>
-          </w:tcPr>
-          <w:p>
-            <w:pPr>
-              <w:spacing w:after="240" w:line="360" w:lineRule="auto"/>
-              <w:jc w:val="center"/>
-              <w:rPr>
-                <w:rFonts w:ascii="Arial" w:hAnsi="Arial" w:cs="Arial"/>
-              </w:rPr>
-            </w:pPr>
-            <w:r>
-              <w:rPr>
-                <w:rFonts w:ascii="Arial" w:hAnsi="Arial" w:cs="Arial"/>
-              </w:rPr>
-              <w:t>2</w:t>
-            </w:r>
-          </w:p>
-        </w:tc>
-        <w:tc>
-          <w:tcPr>
-            <w:tcW w:w="544" w:type="pct"/>
-          </w:tcPr>
-          <w:p>
-            <w:pPr>
-              <w:spacing w:after="240" w:line="360" w:lineRule="auto"/>
-              <w:jc w:val="center"/>
-              <w:rPr>
-                <w:rFonts w:ascii="Arial" w:hAnsi="Arial" w:cs="Arial"/>
-              </w:rPr>
-            </w:pPr>
-            <w:r>
-              <w:rPr>
-                <w:rFonts w:ascii="Arial" w:hAnsi="Arial" w:cs="Arial"/>
-              </w:rPr>
-              <w:t>3.00</w:t>
+            <w:tcW w:w="284" w:type="pct"/>
+            <w:vAlign w:val="center"/>
+          </w:tcPr>
+          <w:p>
+            <w:pPr>
+              <w:spacing w:after="240" w:line="360" w:lineRule="auto"/>
+              <w:jc w:val="center"/>
+              <w:rPr>
+                <w:rFonts w:ascii="Arial" w:hAnsi="Arial" w:cs="Arial"/>
+              </w:rPr>
+            </w:pPr>
+            <w:r>
+              <w:rPr>
+                <w:rFonts w:ascii="Arial" w:hAnsi="Arial" w:cs="Arial"/>
+              </w:rPr>
+              <w:t>4</w:t>
+            </w:r>
+          </w:p>
+        </w:tc>
+        <w:tc>
+          <w:tcPr>
+            <w:tcW w:w="524" w:type="pct"/>
+          </w:tcPr>
+          <w:p>
+            <w:pPr>
+              <w:spacing w:after="240" w:line="360" w:lineRule="auto"/>
+              <w:jc w:val="center"/>
+              <w:rPr>
+                <w:rFonts w:ascii="Arial" w:hAnsi="Arial" w:cs="Arial"/>
+              </w:rPr>
+            </w:pPr>
+            <w:r>
+              <w:rPr>
+                <w:rFonts w:ascii="Arial" w:hAnsi="Arial" w:cs="Arial"/>
+              </w:rPr>
+              <w:t>6.00</w:t>
             </w:r>
           </w:p>
         </w:tc>
@@ -2244,7 +2132,7 @@
         </w:tc>
         <w:tc>
           <w:tcPr>
-            <w:tcW w:w="631" w:type="pct"/>
+            <w:tcW w:w="711" w:type="pct"/>
           </w:tcPr>
           <w:p>
             <w:pPr>
@@ -2270,7 +2158,7 @@
         </w:tc>
         <w:tc>
           <w:tcPr>
-            <w:tcW w:w="793" w:type="pct"/>
+            <w:tcW w:w="773" w:type="pct"/>
             <w:vAlign w:val="center"/>
           </w:tcPr>
           <w:p>
@@ -2291,7 +2179,7 @@
         </w:tc>
         <w:tc>
           <w:tcPr>
-            <w:tcW w:w="2192" w:type="pct"/>
+            <w:tcW w:w="2172" w:type="pct"/>
             <w:vAlign w:val="center"/>
           </w:tcPr>
           <w:p>
@@ -2312,42 +2200,42 @@
         </w:tc>
         <w:tc>
           <w:tcPr>
-            <w:tcW w:w="304" w:type="pct"/>
-            <w:vAlign w:val="center"/>
-          </w:tcPr>
-          <w:p>
-            <w:pPr>
-              <w:spacing w:after="240" w:line="360" w:lineRule="auto"/>
-              <w:jc w:val="center"/>
-              <w:rPr>
-                <w:rFonts w:ascii="Arial" w:hAnsi="Arial" w:cs="Arial"/>
-              </w:rPr>
-            </w:pPr>
-            <w:r>
-              <w:rPr>
-                <w:rFonts w:ascii="Arial" w:hAnsi="Arial" w:cs="Arial"/>
-              </w:rPr>
-              <w:t>2</w:t>
-            </w:r>
-          </w:p>
-        </w:tc>
-        <w:tc>
-          <w:tcPr>
-            <w:tcW w:w="544" w:type="pct"/>
-          </w:tcPr>
-          <w:p>
-            <w:pPr>
-              <w:spacing w:after="240" w:line="360" w:lineRule="auto"/>
-              <w:jc w:val="center"/>
-              <w:rPr>
-                <w:rFonts w:ascii="Arial" w:hAnsi="Arial" w:cs="Arial"/>
-              </w:rPr>
-            </w:pPr>
-            <w:r>
-              <w:rPr>
-                <w:rFonts w:ascii="Arial" w:hAnsi="Arial" w:cs="Arial"/>
-              </w:rPr>
-              <w:t>3.00</w:t>
+            <w:tcW w:w="284" w:type="pct"/>
+            <w:vAlign w:val="center"/>
+          </w:tcPr>
+          <w:p>
+            <w:pPr>
+              <w:spacing w:after="240" w:line="360" w:lineRule="auto"/>
+              <w:jc w:val="center"/>
+              <w:rPr>
+                <w:rFonts w:ascii="Arial" w:hAnsi="Arial" w:cs="Arial"/>
+              </w:rPr>
+            </w:pPr>
+            <w:r>
+              <w:rPr>
+                <w:rFonts w:ascii="Arial" w:hAnsi="Arial" w:cs="Arial"/>
+              </w:rPr>
+              <w:t>4</w:t>
+            </w:r>
+          </w:p>
+        </w:tc>
+        <w:tc>
+          <w:tcPr>
+            <w:tcW w:w="524" w:type="pct"/>
+          </w:tcPr>
+          <w:p>
+            <w:pPr>
+              <w:spacing w:after="240" w:line="360" w:lineRule="auto"/>
+              <w:jc w:val="center"/>
+              <w:rPr>
+                <w:rFonts w:ascii="Arial" w:hAnsi="Arial" w:cs="Arial"/>
+              </w:rPr>
+            </w:pPr>
+            <w:r>
+              <w:rPr>
+                <w:rFonts w:ascii="Arial" w:hAnsi="Arial" w:cs="Arial"/>
+              </w:rPr>
+              <w:t>6.00</w:t>
             </w:r>
           </w:p>
         </w:tc>
@@ -2371,7 +2259,7 @@
         </w:tc>
         <w:tc>
           <w:tcPr>
-            <w:tcW w:w="631" w:type="pct"/>
+            <w:tcW w:w="711" w:type="pct"/>
           </w:tcPr>
           <w:p>
             <w:pPr>
@@ -2397,7 +2285,7 @@
         </w:tc>
         <w:tc>
           <w:tcPr>
-            <w:tcW w:w="793" w:type="pct"/>
+            <w:tcW w:w="773" w:type="pct"/>
             <w:vAlign w:val="center"/>
           </w:tcPr>
           <w:p>
@@ -2418,7 +2306,7 @@
         </w:tc>
         <w:tc>
           <w:tcPr>
-            <w:tcW w:w="2192" w:type="pct"/>
+            <w:tcW w:w="2172" w:type="pct"/>
             <w:vAlign w:val="center"/>
           </w:tcPr>
           <w:p>
@@ -2439,42 +2327,42 @@
         </w:tc>
         <w:tc>
           <w:tcPr>
-            <w:tcW w:w="304" w:type="pct"/>
-            <w:vAlign w:val="center"/>
-          </w:tcPr>
-          <w:p>
-            <w:pPr>
-              <w:spacing w:after="240" w:line="360" w:lineRule="auto"/>
-              <w:jc w:val="center"/>
-              <w:rPr>
-                <w:rFonts w:ascii="Arial" w:hAnsi="Arial" w:cs="Arial"/>
-              </w:rPr>
-            </w:pPr>
-            <w:r>
-              <w:rPr>
-                <w:rFonts w:ascii="Arial" w:hAnsi="Arial" w:cs="Arial"/>
-              </w:rPr>
-              <w:t>2</w:t>
-            </w:r>
-          </w:p>
-        </w:tc>
-        <w:tc>
-          <w:tcPr>
-            <w:tcW w:w="544" w:type="pct"/>
-          </w:tcPr>
-          <w:p>
-            <w:pPr>
-              <w:spacing w:after="240" w:line="360" w:lineRule="auto"/>
-              <w:jc w:val="center"/>
-              <w:rPr>
-                <w:rFonts w:ascii="Arial" w:hAnsi="Arial" w:cs="Arial"/>
-              </w:rPr>
-            </w:pPr>
-            <w:r>
-              <w:rPr>
-                <w:rFonts w:ascii="Arial" w:hAnsi="Arial" w:cs="Arial"/>
-              </w:rPr>
-              <w:t>3.00</w:t>
+            <w:tcW w:w="284" w:type="pct"/>
+            <w:vAlign w:val="center"/>
+          </w:tcPr>
+          <w:p>
+            <w:pPr>
+              <w:spacing w:after="240" w:line="360" w:lineRule="auto"/>
+              <w:jc w:val="center"/>
+              <w:rPr>
+                <w:rFonts w:ascii="Arial" w:hAnsi="Arial" w:cs="Arial"/>
+              </w:rPr>
+            </w:pPr>
+            <w:r>
+              <w:rPr>
+                <w:rFonts w:ascii="Arial" w:hAnsi="Arial" w:cs="Arial"/>
+              </w:rPr>
+              <w:t>4</w:t>
+            </w:r>
+          </w:p>
+        </w:tc>
+        <w:tc>
+          <w:tcPr>
+            <w:tcW w:w="524" w:type="pct"/>
+          </w:tcPr>
+          <w:p>
+            <w:pPr>
+              <w:spacing w:after="240" w:line="360" w:lineRule="auto"/>
+              <w:jc w:val="center"/>
+              <w:rPr>
+                <w:rFonts w:ascii="Arial" w:hAnsi="Arial" w:cs="Arial"/>
+              </w:rPr>
+            </w:pPr>
+            <w:r>
+              <w:rPr>
+                <w:rFonts w:ascii="Arial" w:hAnsi="Arial" w:cs="Arial"/>
+              </w:rPr>
+              <w:t>6.00</w:t>
             </w:r>
           </w:p>
         </w:tc>
@@ -2498,7 +2386,7 @@
         </w:tc>
         <w:tc>
           <w:tcPr>
-            <w:tcW w:w="631" w:type="pct"/>
+            <w:tcW w:w="711" w:type="pct"/>
           </w:tcPr>
           <w:p>
             <w:pPr>
@@ -2524,7 +2412,7 @@
         </w:tc>
         <w:tc>
           <w:tcPr>
-            <w:tcW w:w="793" w:type="pct"/>
+            <w:tcW w:w="773" w:type="pct"/>
             <w:vAlign w:val="center"/>
           </w:tcPr>
           <w:p>
@@ -2545,7 +2433,7 @@
         </w:tc>
         <w:tc>
           <w:tcPr>
-            <w:tcW w:w="2192" w:type="pct"/>
+            <w:tcW w:w="2172" w:type="pct"/>
             <w:vAlign w:val="center"/>
           </w:tcPr>
           <w:p>
@@ -2566,42 +2454,42 @@
         </w:tc>
         <w:tc>
           <w:tcPr>
-            <w:tcW w:w="304" w:type="pct"/>
-            <w:vAlign w:val="center"/>
-          </w:tcPr>
-          <w:p>
-            <w:pPr>
-              <w:spacing w:after="240" w:line="360" w:lineRule="auto"/>
-              <w:jc w:val="center"/>
-              <w:rPr>
-                <w:rFonts w:ascii="Arial" w:hAnsi="Arial" w:cs="Arial"/>
-              </w:rPr>
-            </w:pPr>
-            <w:r>
-              <w:rPr>
-                <w:rFonts w:ascii="Arial" w:hAnsi="Arial" w:cs="Arial"/>
-              </w:rPr>
-              <w:t>2</w:t>
-            </w:r>
-          </w:p>
-        </w:tc>
-        <w:tc>
-          <w:tcPr>
-            <w:tcW w:w="544" w:type="pct"/>
-          </w:tcPr>
-          <w:p>
-            <w:pPr>
-              <w:spacing w:after="240" w:line="360" w:lineRule="auto"/>
-              <w:jc w:val="center"/>
-              <w:rPr>
-                <w:rFonts w:ascii="Arial" w:hAnsi="Arial" w:cs="Arial"/>
-              </w:rPr>
-            </w:pPr>
-            <w:r>
-              <w:rPr>
-                <w:rFonts w:ascii="Arial" w:hAnsi="Arial" w:cs="Arial"/>
-              </w:rPr>
-              <w:t>3.00</w:t>
+            <w:tcW w:w="284" w:type="pct"/>
+            <w:vAlign w:val="center"/>
+          </w:tcPr>
+          <w:p>
+            <w:pPr>
+              <w:spacing w:after="240" w:line="360" w:lineRule="auto"/>
+              <w:jc w:val="center"/>
+              <w:rPr>
+                <w:rFonts w:ascii="Arial" w:hAnsi="Arial" w:cs="Arial"/>
+              </w:rPr>
+            </w:pPr>
+            <w:r>
+              <w:rPr>
+                <w:rFonts w:ascii="Arial" w:hAnsi="Arial" w:cs="Arial"/>
+              </w:rPr>
+              <w:t>4</w:t>
+            </w:r>
+          </w:p>
+        </w:tc>
+        <w:tc>
+          <w:tcPr>
+            <w:tcW w:w="524" w:type="pct"/>
+          </w:tcPr>
+          <w:p>
+            <w:pPr>
+              <w:spacing w:after="240" w:line="360" w:lineRule="auto"/>
+              <w:jc w:val="center"/>
+              <w:rPr>
+                <w:rFonts w:ascii="Arial" w:hAnsi="Arial" w:cs="Arial"/>
+              </w:rPr>
+            </w:pPr>
+            <w:r>
+              <w:rPr>
+                <w:rFonts w:ascii="Arial" w:hAnsi="Arial" w:cs="Arial"/>
+              </w:rPr>
+              <w:t>6.00</w:t>
             </w:r>
           </w:p>
         </w:tc>
@@ -2625,7 +2513,7 @@
         </w:tc>
         <w:tc>
           <w:tcPr>
-            <w:tcW w:w="631" w:type="pct"/>
+            <w:tcW w:w="711" w:type="pct"/>
           </w:tcPr>
           <w:p>
             <w:pPr>
@@ -2651,7 +2539,7 @@
         </w:tc>
         <w:tc>
           <w:tcPr>
-            <w:tcW w:w="793" w:type="pct"/>
+            <w:tcW w:w="773" w:type="pct"/>
             <w:vAlign w:val="center"/>
           </w:tcPr>
           <w:p>
@@ -2672,7 +2560,7 @@
         </w:tc>
         <w:tc>
           <w:tcPr>
-            <w:tcW w:w="2192" w:type="pct"/>
+            <w:tcW w:w="2172" w:type="pct"/>
             <w:vAlign w:val="center"/>
           </w:tcPr>
           <w:p>
@@ -2693,43 +2581,42 @@
         </w:tc>
         <w:tc>
           <w:tcPr>
-            <w:tcW w:w="304" w:type="pct"/>
-            <w:vAlign w:val="center"/>
-          </w:tcPr>
-          <w:p>
-            <w:pPr>
-              <w:spacing w:after="240" w:line="360" w:lineRule="auto"/>
-              <w:jc w:val="center"/>
-              <w:rPr>
-                <w:rFonts w:ascii="Arial" w:hAnsi="Arial" w:cs="Arial"/>
-              </w:rPr>
-            </w:pPr>
-            <w:r>
-              <w:rPr>
-                <w:rFonts w:ascii="Arial" w:hAnsi="Arial" w:cs="Arial"/>
-              </w:rPr>
-              <w:t>1</w:t>
-            </w:r>
-          </w:p>
-        </w:tc>
-        <w:tc>
-          <w:tcPr>
-            <w:tcW w:w="544" w:type="pct"/>
-            <w:vAlign w:val="center"/>
-          </w:tcPr>
-          <w:p>
-            <w:pPr>
-              <w:spacing w:after="240" w:line="360" w:lineRule="auto"/>
-              <w:jc w:val="center"/>
-              <w:rPr>
-                <w:rFonts w:ascii="Arial" w:hAnsi="Arial" w:cs="Arial"/>
-              </w:rPr>
-            </w:pPr>
-            <w:r>
-              <w:rPr>
-                <w:rFonts w:ascii="Arial" w:hAnsi="Arial" w:cs="Arial"/>
-              </w:rPr>
-              <w:t>1.50</w:t>
+            <w:tcW w:w="284" w:type="pct"/>
+            <w:vAlign w:val="center"/>
+          </w:tcPr>
+          <w:p>
+            <w:pPr>
+              <w:spacing w:after="240" w:line="360" w:lineRule="auto"/>
+              <w:jc w:val="center"/>
+              <w:rPr>
+                <w:rFonts w:ascii="Arial" w:hAnsi="Arial" w:cs="Arial"/>
+              </w:rPr>
+            </w:pPr>
+            <w:r>
+              <w:rPr>
+                <w:rFonts w:ascii="Arial" w:hAnsi="Arial" w:cs="Arial"/>
+              </w:rPr>
+              <w:t>4</w:t>
+            </w:r>
+          </w:p>
+        </w:tc>
+        <w:tc>
+          <w:tcPr>
+            <w:tcW w:w="524" w:type="pct"/>
+          </w:tcPr>
+          <w:p>
+            <w:pPr>
+              <w:spacing w:after="240" w:line="360" w:lineRule="auto"/>
+              <w:jc w:val="center"/>
+              <w:rPr>
+                <w:rFonts w:ascii="Arial" w:hAnsi="Arial" w:cs="Arial"/>
+              </w:rPr>
+            </w:pPr>
+            <w:r>
+              <w:rPr>
+                <w:rFonts w:ascii="Arial" w:hAnsi="Arial" w:cs="Arial"/>
+              </w:rPr>
+              <w:t>6.00</w:t>
             </w:r>
           </w:p>
         </w:tc>
@@ -2753,7 +2640,7 @@
         </w:tc>
         <w:tc>
           <w:tcPr>
-            <w:tcW w:w="631" w:type="pct"/>
+            <w:tcW w:w="711" w:type="pct"/>
           </w:tcPr>
           <w:p>
             <w:pPr>
@@ -2779,7 +2666,7 @@
         </w:tc>
         <w:tc>
           <w:tcPr>
-            <w:tcW w:w="793" w:type="pct"/>
+            <w:tcW w:w="773" w:type="pct"/>
             <w:vAlign w:val="center"/>
           </w:tcPr>
           <w:p>
@@ -2800,7 +2687,7 @@
         </w:tc>
         <w:tc>
           <w:tcPr>
-            <w:tcW w:w="2192" w:type="pct"/>
+            <w:tcW w:w="2172" w:type="pct"/>
             <w:vAlign w:val="center"/>
           </w:tcPr>
           <w:p>
@@ -2821,43 +2708,42 @@
         </w:tc>
         <w:tc>
           <w:tcPr>
-            <w:tcW w:w="304" w:type="pct"/>
-            <w:vAlign w:val="center"/>
-          </w:tcPr>
-          <w:p>
-            <w:pPr>
-              <w:spacing w:after="240" w:line="360" w:lineRule="auto"/>
-              <w:jc w:val="center"/>
-              <w:rPr>
-                <w:rFonts w:ascii="Arial" w:hAnsi="Arial" w:cs="Arial"/>
-              </w:rPr>
-            </w:pPr>
-            <w:r>
-              <w:rPr>
-                <w:rFonts w:ascii="Arial" w:hAnsi="Arial" w:cs="Arial"/>
-              </w:rPr>
-              <w:t>2</w:t>
-            </w:r>
-          </w:p>
-        </w:tc>
-        <w:tc>
-          <w:tcPr>
-            <w:tcW w:w="544" w:type="pct"/>
-            <w:vAlign w:val="center"/>
-          </w:tcPr>
-          <w:p>
-            <w:pPr>
-              <w:spacing w:after="240" w:line="360" w:lineRule="auto"/>
-              <w:jc w:val="center"/>
-              <w:rPr>
-                <w:rFonts w:ascii="Arial" w:hAnsi="Arial" w:cs="Arial"/>
-              </w:rPr>
-            </w:pPr>
-            <w:r>
-              <w:rPr>
-                <w:rFonts w:ascii="Arial" w:hAnsi="Arial" w:cs="Arial"/>
-              </w:rPr>
-              <w:t>3.00</w:t>
+            <w:tcW w:w="284" w:type="pct"/>
+            <w:vAlign w:val="center"/>
+          </w:tcPr>
+          <w:p>
+            <w:pPr>
+              <w:spacing w:after="240" w:line="360" w:lineRule="auto"/>
+              <w:jc w:val="center"/>
+              <w:rPr>
+                <w:rFonts w:ascii="Arial" w:hAnsi="Arial" w:cs="Arial"/>
+              </w:rPr>
+            </w:pPr>
+            <w:r>
+              <w:rPr>
+                <w:rFonts w:ascii="Arial" w:hAnsi="Arial" w:cs="Arial"/>
+              </w:rPr>
+              <w:t>4</w:t>
+            </w:r>
+          </w:p>
+        </w:tc>
+        <w:tc>
+          <w:tcPr>
+            <w:tcW w:w="524" w:type="pct"/>
+          </w:tcPr>
+          <w:p>
+            <w:pPr>
+              <w:spacing w:after="240" w:line="360" w:lineRule="auto"/>
+              <w:jc w:val="center"/>
+              <w:rPr>
+                <w:rFonts w:ascii="Arial" w:hAnsi="Arial" w:cs="Arial"/>
+              </w:rPr>
+            </w:pPr>
+            <w:r>
+              <w:rPr>
+                <w:rFonts w:ascii="Arial" w:hAnsi="Arial" w:cs="Arial"/>
+              </w:rPr>
+              <w:t>6.00</w:t>
             </w:r>
           </w:p>
         </w:tc>
@@ -2881,33 +2767,27 @@
         </w:tc>
         <w:tc>
           <w:tcPr>
-            <w:tcW w:w="631" w:type="pct"/>
-          </w:tcPr>
-          <w:p>
-            <w:pPr>
-              <w:spacing w:after="240" w:line="360" w:lineRule="auto"/>
-              <w:jc w:val="center"/>
-              <w:rPr>
-                <w:rFonts w:ascii="Arial" w:hAnsi="Arial" w:cs="Arial"/>
-              </w:rPr>
-            </w:pPr>
-            <w:r>
-              <w:rPr>
-                <w:rFonts w:ascii="Arial" w:hAnsi="Arial" w:cs="Arial"/>
-              </w:rPr>
-              <w:t>SRICA_</w:t>
-            </w:r>
-            <w:r>
-              <w:rPr>
-                <w:rFonts w:ascii="Arial" w:hAnsi="Arial" w:cs="Arial"/>
-              </w:rPr>
-              <w:t>013_001</w:t>
-            </w:r>
-          </w:p>
-        </w:tc>
-        <w:tc>
-          <w:tcPr>
-            <w:tcW w:w="793" w:type="pct"/>
+            <w:tcW w:w="711" w:type="pct"/>
+          </w:tcPr>
+          <w:p>
+            <w:pPr>
+              <w:spacing w:after="240" w:line="360" w:lineRule="auto"/>
+              <w:jc w:val="center"/>
+              <w:rPr>
+                <w:rFonts w:ascii="Arial" w:hAnsi="Arial" w:cs="Arial"/>
+              </w:rPr>
+            </w:pPr>
+            <w:r>
+              <w:rPr>
+                <w:rFonts w:ascii="Arial" w:hAnsi="Arial" w:cs="Arial"/>
+              </w:rPr>
+              <w:t>SRICA_013_001</w:t>
+            </w:r>
+          </w:p>
+        </w:tc>
+        <w:tc>
+          <w:tcPr>
+            <w:tcW w:w="773" w:type="pct"/>
             <w:vAlign w:val="center"/>
           </w:tcPr>
           <w:p>
@@ -2928,7 +2808,7 @@
         </w:tc>
         <w:tc>
           <w:tcPr>
-            <w:tcW w:w="2192" w:type="pct"/>
+            <w:tcW w:w="2172" w:type="pct"/>
             <w:vAlign w:val="center"/>
           </w:tcPr>
           <w:p>
@@ -2949,43 +2829,42 @@
         </w:tc>
         <w:tc>
           <w:tcPr>
-            <w:tcW w:w="304" w:type="pct"/>
-            <w:vAlign w:val="center"/>
-          </w:tcPr>
-          <w:p>
-            <w:pPr>
-              <w:spacing w:after="240" w:line="360" w:lineRule="auto"/>
-              <w:jc w:val="center"/>
-              <w:rPr>
-                <w:rFonts w:ascii="Arial" w:hAnsi="Arial" w:cs="Arial"/>
-              </w:rPr>
-            </w:pPr>
-            <w:r>
-              <w:rPr>
-                <w:rFonts w:ascii="Arial" w:hAnsi="Arial" w:cs="Arial"/>
-              </w:rPr>
-              <w:t>1</w:t>
-            </w:r>
-          </w:p>
-        </w:tc>
-        <w:tc>
-          <w:tcPr>
-            <w:tcW w:w="544" w:type="pct"/>
-            <w:vAlign w:val="center"/>
-          </w:tcPr>
-          <w:p>
-            <w:pPr>
-              <w:spacing w:after="240" w:line="360" w:lineRule="auto"/>
-              <w:jc w:val="center"/>
-              <w:rPr>
-                <w:rFonts w:ascii="Arial" w:hAnsi="Arial" w:cs="Arial"/>
-              </w:rPr>
-            </w:pPr>
-            <w:r>
-              <w:rPr>
-                <w:rFonts w:ascii="Arial" w:hAnsi="Arial" w:cs="Arial"/>
-              </w:rPr>
-              <w:t>1.50</w:t>
+            <w:tcW w:w="284" w:type="pct"/>
+            <w:vAlign w:val="center"/>
+          </w:tcPr>
+          <w:p>
+            <w:pPr>
+              <w:spacing w:after="240" w:line="360" w:lineRule="auto"/>
+              <w:jc w:val="center"/>
+              <w:rPr>
+                <w:rFonts w:ascii="Arial" w:hAnsi="Arial" w:cs="Arial"/>
+              </w:rPr>
+            </w:pPr>
+            <w:r>
+              <w:rPr>
+                <w:rFonts w:ascii="Arial" w:hAnsi="Arial" w:cs="Arial"/>
+              </w:rPr>
+              <w:t>4</w:t>
+            </w:r>
+          </w:p>
+        </w:tc>
+        <w:tc>
+          <w:tcPr>
+            <w:tcW w:w="524" w:type="pct"/>
+          </w:tcPr>
+          <w:p>
+            <w:pPr>
+              <w:spacing w:after="240" w:line="360" w:lineRule="auto"/>
+              <w:jc w:val="center"/>
+              <w:rPr>
+                <w:rFonts w:ascii="Arial" w:hAnsi="Arial" w:cs="Arial"/>
+              </w:rPr>
+            </w:pPr>
+            <w:r>
+              <w:rPr>
+                <w:rFonts w:ascii="Arial" w:hAnsi="Arial" w:cs="Arial"/>
+              </w:rPr>
+              <w:t>6.00</w:t>
             </w:r>
           </w:p>
         </w:tc>
@@ -3009,7 +2888,7 @@
         </w:tc>
         <w:tc>
           <w:tcPr>
-            <w:tcW w:w="631" w:type="pct"/>
+            <w:tcW w:w="711" w:type="pct"/>
           </w:tcPr>
           <w:p>
             <w:pPr>
@@ -3035,7 +2914,7 @@
         </w:tc>
         <w:tc>
           <w:tcPr>
-            <w:tcW w:w="793" w:type="pct"/>
+            <w:tcW w:w="773" w:type="pct"/>
             <w:vAlign w:val="center"/>
           </w:tcPr>
           <w:p>
@@ -3056,7 +2935,7 @@
         </w:tc>
         <w:tc>
           <w:tcPr>
-            <w:tcW w:w="2192" w:type="pct"/>
+            <w:tcW w:w="2172" w:type="pct"/>
             <w:vAlign w:val="center"/>
           </w:tcPr>
           <w:p>
@@ -3077,43 +2956,42 @@
         </w:tc>
         <w:tc>
           <w:tcPr>
-            <w:tcW w:w="304" w:type="pct"/>
-            <w:vAlign w:val="center"/>
-          </w:tcPr>
-          <w:p>
-            <w:pPr>
-              <w:spacing w:after="240" w:line="360" w:lineRule="auto"/>
-              <w:jc w:val="center"/>
-              <w:rPr>
-                <w:rFonts w:ascii="Arial" w:hAnsi="Arial" w:cs="Arial"/>
-              </w:rPr>
-            </w:pPr>
-            <w:r>
-              <w:rPr>
-                <w:rFonts w:ascii="Arial" w:hAnsi="Arial" w:cs="Arial"/>
-              </w:rPr>
-              <w:t>2</w:t>
-            </w:r>
-          </w:p>
-        </w:tc>
-        <w:tc>
-          <w:tcPr>
-            <w:tcW w:w="544" w:type="pct"/>
-            <w:vAlign w:val="center"/>
-          </w:tcPr>
-          <w:p>
-            <w:pPr>
-              <w:spacing w:after="240" w:line="360" w:lineRule="auto"/>
-              <w:jc w:val="center"/>
-              <w:rPr>
-                <w:rFonts w:ascii="Arial" w:hAnsi="Arial" w:cs="Arial"/>
-              </w:rPr>
-            </w:pPr>
-            <w:r>
-              <w:rPr>
-                <w:rFonts w:ascii="Arial" w:hAnsi="Arial" w:cs="Arial"/>
-              </w:rPr>
-              <w:t>3.00</w:t>
+            <w:tcW w:w="284" w:type="pct"/>
+            <w:vAlign w:val="center"/>
+          </w:tcPr>
+          <w:p>
+            <w:pPr>
+              <w:spacing w:after="240" w:line="360" w:lineRule="auto"/>
+              <w:jc w:val="center"/>
+              <w:rPr>
+                <w:rFonts w:ascii="Arial" w:hAnsi="Arial" w:cs="Arial"/>
+              </w:rPr>
+            </w:pPr>
+            <w:r>
+              <w:rPr>
+                <w:rFonts w:ascii="Arial" w:hAnsi="Arial" w:cs="Arial"/>
+              </w:rPr>
+              <w:t>4</w:t>
+            </w:r>
+          </w:p>
+        </w:tc>
+        <w:tc>
+          <w:tcPr>
+            <w:tcW w:w="524" w:type="pct"/>
+          </w:tcPr>
+          <w:p>
+            <w:pPr>
+              <w:spacing w:after="240" w:line="360" w:lineRule="auto"/>
+              <w:jc w:val="center"/>
+              <w:rPr>
+                <w:rFonts w:ascii="Arial" w:hAnsi="Arial" w:cs="Arial"/>
+              </w:rPr>
+            </w:pPr>
+            <w:r>
+              <w:rPr>
+                <w:rFonts w:ascii="Arial" w:hAnsi="Arial" w:cs="Arial"/>
+              </w:rPr>
+              <w:t>6.00</w:t>
             </w:r>
           </w:p>
         </w:tc>
@@ -3137,7 +3015,7 @@
         </w:tc>
         <w:tc>
           <w:tcPr>
-            <w:tcW w:w="631" w:type="pct"/>
+            <w:tcW w:w="711" w:type="pct"/>
           </w:tcPr>
           <w:p>
             <w:pPr>
@@ -3163,7 +3041,7 @@
         </w:tc>
         <w:tc>
           <w:tcPr>
-            <w:tcW w:w="793" w:type="pct"/>
+            <w:tcW w:w="773" w:type="pct"/>
             <w:vAlign w:val="center"/>
           </w:tcPr>
           <w:p>
@@ -3184,7 +3062,7 @@
         </w:tc>
         <w:tc>
           <w:tcPr>
-            <w:tcW w:w="2192" w:type="pct"/>
+            <w:tcW w:w="2172" w:type="pct"/>
             <w:vAlign w:val="center"/>
           </w:tcPr>
           <w:p>
@@ -3205,42 +3083,42 @@
         </w:tc>
         <w:tc>
           <w:tcPr>
-            <w:tcW w:w="304" w:type="pct"/>
-            <w:vAlign w:val="center"/>
-          </w:tcPr>
-          <w:p>
-            <w:pPr>
-              <w:spacing w:after="240" w:line="360" w:lineRule="auto"/>
-              <w:jc w:val="center"/>
-              <w:rPr>
-                <w:rFonts w:ascii="Arial" w:hAnsi="Arial" w:cs="Arial"/>
-              </w:rPr>
-            </w:pPr>
-            <w:r>
-              <w:rPr>
-                <w:rFonts w:ascii="Arial" w:hAnsi="Arial" w:cs="Arial"/>
-              </w:rPr>
-              <w:t>1</w:t>
-            </w:r>
-          </w:p>
-        </w:tc>
-        <w:tc>
-          <w:tcPr>
-            <w:tcW w:w="544" w:type="pct"/>
-          </w:tcPr>
-          <w:p>
-            <w:pPr>
-              <w:spacing w:after="240" w:line="360" w:lineRule="auto"/>
-              <w:jc w:val="center"/>
-              <w:rPr>
-                <w:rFonts w:ascii="Arial" w:hAnsi="Arial" w:cs="Arial"/>
-              </w:rPr>
-            </w:pPr>
-            <w:r>
-              <w:rPr>
-                <w:rFonts w:ascii="Arial" w:hAnsi="Arial" w:cs="Arial"/>
-              </w:rPr>
-              <w:t>1.50</w:t>
+            <w:tcW w:w="284" w:type="pct"/>
+            <w:vAlign w:val="center"/>
+          </w:tcPr>
+          <w:p>
+            <w:pPr>
+              <w:spacing w:after="240" w:line="360" w:lineRule="auto"/>
+              <w:jc w:val="center"/>
+              <w:rPr>
+                <w:rFonts w:ascii="Arial" w:hAnsi="Arial" w:cs="Arial"/>
+              </w:rPr>
+            </w:pPr>
+            <w:r>
+              <w:rPr>
+                <w:rFonts w:ascii="Arial" w:hAnsi="Arial" w:cs="Arial"/>
+              </w:rPr>
+              <w:t>4</w:t>
+            </w:r>
+          </w:p>
+        </w:tc>
+        <w:tc>
+          <w:tcPr>
+            <w:tcW w:w="524" w:type="pct"/>
+          </w:tcPr>
+          <w:p>
+            <w:pPr>
+              <w:spacing w:after="240" w:line="360" w:lineRule="auto"/>
+              <w:jc w:val="center"/>
+              <w:rPr>
+                <w:rFonts w:ascii="Arial" w:hAnsi="Arial" w:cs="Arial"/>
+              </w:rPr>
+            </w:pPr>
+            <w:r>
+              <w:rPr>
+                <w:rFonts w:ascii="Arial" w:hAnsi="Arial" w:cs="Arial"/>
+              </w:rPr>
+              <w:t>6.00</w:t>
             </w:r>
           </w:p>
         </w:tc>
@@ -3264,7 +3142,7 @@
         </w:tc>
         <w:tc>
           <w:tcPr>
-            <w:tcW w:w="631" w:type="pct"/>
+            <w:tcW w:w="711" w:type="pct"/>
           </w:tcPr>
           <w:p>
             <w:pPr>
@@ -3290,7 +3168,7 @@
         </w:tc>
         <w:tc>
           <w:tcPr>
-            <w:tcW w:w="793" w:type="pct"/>
+            <w:tcW w:w="773" w:type="pct"/>
             <w:vAlign w:val="center"/>
           </w:tcPr>
           <w:p>
@@ -3311,7 +3189,7 @@
         </w:tc>
         <w:tc>
           <w:tcPr>
-            <w:tcW w:w="2192" w:type="pct"/>
+            <w:tcW w:w="2172" w:type="pct"/>
             <w:vAlign w:val="center"/>
           </w:tcPr>
           <w:p>
@@ -3332,42 +3210,42 @@
         </w:tc>
         <w:tc>
           <w:tcPr>
-            <w:tcW w:w="304" w:type="pct"/>
-            <w:vAlign w:val="center"/>
-          </w:tcPr>
-          <w:p>
-            <w:pPr>
-              <w:spacing w:after="240" w:line="360" w:lineRule="auto"/>
-              <w:jc w:val="center"/>
-              <w:rPr>
-                <w:rFonts w:ascii="Arial" w:hAnsi="Arial" w:cs="Arial"/>
-              </w:rPr>
-            </w:pPr>
-            <w:r>
-              <w:rPr>
-                <w:rFonts w:ascii="Arial" w:hAnsi="Arial" w:cs="Arial"/>
-              </w:rPr>
-              <w:t>1</w:t>
-            </w:r>
-          </w:p>
-        </w:tc>
-        <w:tc>
-          <w:tcPr>
-            <w:tcW w:w="544" w:type="pct"/>
-          </w:tcPr>
-          <w:p>
-            <w:pPr>
-              <w:spacing w:after="240" w:line="360" w:lineRule="auto"/>
-              <w:jc w:val="center"/>
-              <w:rPr>
-                <w:rFonts w:ascii="Arial" w:hAnsi="Arial" w:cs="Arial"/>
-              </w:rPr>
-            </w:pPr>
-            <w:r>
-              <w:rPr>
-                <w:rFonts w:ascii="Arial" w:hAnsi="Arial" w:cs="Arial"/>
-              </w:rPr>
-              <w:t>1.50</w:t>
+            <w:tcW w:w="284" w:type="pct"/>
+            <w:vAlign w:val="center"/>
+          </w:tcPr>
+          <w:p>
+            <w:pPr>
+              <w:spacing w:after="240" w:line="360" w:lineRule="auto"/>
+              <w:jc w:val="center"/>
+              <w:rPr>
+                <w:rFonts w:ascii="Arial" w:hAnsi="Arial" w:cs="Arial"/>
+              </w:rPr>
+            </w:pPr>
+            <w:r>
+              <w:rPr>
+                <w:rFonts w:ascii="Arial" w:hAnsi="Arial" w:cs="Arial"/>
+              </w:rPr>
+              <w:t>4</w:t>
+            </w:r>
+          </w:p>
+        </w:tc>
+        <w:tc>
+          <w:tcPr>
+            <w:tcW w:w="524" w:type="pct"/>
+          </w:tcPr>
+          <w:p>
+            <w:pPr>
+              <w:spacing w:after="240" w:line="360" w:lineRule="auto"/>
+              <w:jc w:val="center"/>
+              <w:rPr>
+                <w:rFonts w:ascii="Arial" w:hAnsi="Arial" w:cs="Arial"/>
+              </w:rPr>
+            </w:pPr>
+            <w:r>
+              <w:rPr>
+                <w:rFonts w:ascii="Arial" w:hAnsi="Arial" w:cs="Arial"/>
+              </w:rPr>
+              <w:t>6.00</w:t>
             </w:r>
           </w:p>
         </w:tc>
@@ -3391,7 +3269,7 @@
         </w:tc>
         <w:tc>
           <w:tcPr>
-            <w:tcW w:w="631" w:type="pct"/>
+            <w:tcW w:w="711" w:type="pct"/>
           </w:tcPr>
           <w:p>
             <w:pPr>
@@ -3417,7 +3295,7 @@
         </w:tc>
         <w:tc>
           <w:tcPr>
-            <w:tcW w:w="793" w:type="pct"/>
+            <w:tcW w:w="773" w:type="pct"/>
             <w:vAlign w:val="center"/>
           </w:tcPr>
           <w:p>
@@ -3438,7 +3316,7 @@
         </w:tc>
         <w:tc>
           <w:tcPr>
-            <w:tcW w:w="2192" w:type="pct"/>
+            <w:tcW w:w="2172" w:type="pct"/>
             <w:vAlign w:val="center"/>
           </w:tcPr>
           <w:p>
@@ -3459,42 +3337,42 @@
         </w:tc>
         <w:tc>
           <w:tcPr>
-            <w:tcW w:w="304" w:type="pct"/>
-            <w:vAlign w:val="center"/>
-          </w:tcPr>
-          <w:p>
-            <w:pPr>
-              <w:spacing w:after="240" w:line="360" w:lineRule="auto"/>
-              <w:jc w:val="center"/>
-              <w:rPr>
-                <w:rFonts w:ascii="Arial" w:hAnsi="Arial" w:cs="Arial"/>
-              </w:rPr>
-            </w:pPr>
-            <w:r>
-              <w:rPr>
-                <w:rFonts w:ascii="Arial" w:hAnsi="Arial" w:cs="Arial"/>
-              </w:rPr>
-              <w:t>1</w:t>
-            </w:r>
-          </w:p>
-        </w:tc>
-        <w:tc>
-          <w:tcPr>
-            <w:tcW w:w="544" w:type="pct"/>
-          </w:tcPr>
-          <w:p>
-            <w:pPr>
-              <w:spacing w:after="240" w:line="360" w:lineRule="auto"/>
-              <w:jc w:val="center"/>
-              <w:rPr>
-                <w:rFonts w:ascii="Arial" w:hAnsi="Arial" w:cs="Arial"/>
-              </w:rPr>
-            </w:pPr>
-            <w:r>
-              <w:rPr>
-                <w:rFonts w:ascii="Arial" w:hAnsi="Arial" w:cs="Arial"/>
-              </w:rPr>
-              <w:t>1.50</w:t>
+            <w:tcW w:w="284" w:type="pct"/>
+            <w:vAlign w:val="center"/>
+          </w:tcPr>
+          <w:p>
+            <w:pPr>
+              <w:spacing w:after="240" w:line="360" w:lineRule="auto"/>
+              <w:jc w:val="center"/>
+              <w:rPr>
+                <w:rFonts w:ascii="Arial" w:hAnsi="Arial" w:cs="Arial"/>
+              </w:rPr>
+            </w:pPr>
+            <w:r>
+              <w:rPr>
+                <w:rFonts w:ascii="Arial" w:hAnsi="Arial" w:cs="Arial"/>
+              </w:rPr>
+              <w:t>4</w:t>
+            </w:r>
+          </w:p>
+        </w:tc>
+        <w:tc>
+          <w:tcPr>
+            <w:tcW w:w="524" w:type="pct"/>
+          </w:tcPr>
+          <w:p>
+            <w:pPr>
+              <w:spacing w:after="240" w:line="360" w:lineRule="auto"/>
+              <w:jc w:val="center"/>
+              <w:rPr>
+                <w:rFonts w:ascii="Arial" w:hAnsi="Arial" w:cs="Arial"/>
+              </w:rPr>
+            </w:pPr>
+            <w:r>
+              <w:rPr>
+                <w:rFonts w:ascii="Arial" w:hAnsi="Arial" w:cs="Arial"/>
+              </w:rPr>
+              <w:t>6.00</w:t>
             </w:r>
           </w:p>
         </w:tc>
@@ -3518,7 +3396,7 @@
         </w:tc>
         <w:tc>
           <w:tcPr>
-            <w:tcW w:w="631" w:type="pct"/>
+            <w:tcW w:w="711" w:type="pct"/>
           </w:tcPr>
           <w:p>
             <w:pPr>
@@ -3544,7 +3422,7 @@
         </w:tc>
         <w:tc>
           <w:tcPr>
-            <w:tcW w:w="793" w:type="pct"/>
+            <w:tcW w:w="773" w:type="pct"/>
             <w:vAlign w:val="center"/>
           </w:tcPr>
           <w:p>
@@ -3565,7 +3443,7 @@
         </w:tc>
         <w:tc>
           <w:tcPr>
-            <w:tcW w:w="2192" w:type="pct"/>
+            <w:tcW w:w="2172" w:type="pct"/>
             <w:vAlign w:val="center"/>
           </w:tcPr>
           <w:p>
@@ -3586,42 +3464,42 @@
         </w:tc>
         <w:tc>
           <w:tcPr>
-            <w:tcW w:w="304" w:type="pct"/>
-            <w:vAlign w:val="center"/>
-          </w:tcPr>
-          <w:p>
-            <w:pPr>
-              <w:spacing w:after="240" w:line="360" w:lineRule="auto"/>
-              <w:jc w:val="center"/>
-              <w:rPr>
-                <w:rFonts w:ascii="Arial" w:hAnsi="Arial" w:cs="Arial"/>
-              </w:rPr>
-            </w:pPr>
-            <w:r>
-              <w:rPr>
-                <w:rFonts w:ascii="Arial" w:hAnsi="Arial" w:cs="Arial"/>
-              </w:rPr>
-              <w:t>1</w:t>
-            </w:r>
-          </w:p>
-        </w:tc>
-        <w:tc>
-          <w:tcPr>
-            <w:tcW w:w="544" w:type="pct"/>
-          </w:tcPr>
-          <w:p>
-            <w:pPr>
-              <w:spacing w:after="240" w:line="360" w:lineRule="auto"/>
-              <w:jc w:val="center"/>
-              <w:rPr>
-                <w:rFonts w:ascii="Arial" w:hAnsi="Arial" w:cs="Arial"/>
-              </w:rPr>
-            </w:pPr>
-            <w:r>
-              <w:rPr>
-                <w:rFonts w:ascii="Arial" w:hAnsi="Arial" w:cs="Arial"/>
-              </w:rPr>
-              <w:t>1.50</w:t>
+            <w:tcW w:w="284" w:type="pct"/>
+            <w:vAlign w:val="center"/>
+          </w:tcPr>
+          <w:p>
+            <w:pPr>
+              <w:spacing w:after="240" w:line="360" w:lineRule="auto"/>
+              <w:jc w:val="center"/>
+              <w:rPr>
+                <w:rFonts w:ascii="Arial" w:hAnsi="Arial" w:cs="Arial"/>
+              </w:rPr>
+            </w:pPr>
+            <w:r>
+              <w:rPr>
+                <w:rFonts w:ascii="Arial" w:hAnsi="Arial" w:cs="Arial"/>
+              </w:rPr>
+              <w:t>4</w:t>
+            </w:r>
+          </w:p>
+        </w:tc>
+        <w:tc>
+          <w:tcPr>
+            <w:tcW w:w="524" w:type="pct"/>
+          </w:tcPr>
+          <w:p>
+            <w:pPr>
+              <w:spacing w:after="240" w:line="360" w:lineRule="auto"/>
+              <w:jc w:val="center"/>
+              <w:rPr>
+                <w:rFonts w:ascii="Arial" w:hAnsi="Arial" w:cs="Arial"/>
+              </w:rPr>
+            </w:pPr>
+            <w:r>
+              <w:rPr>
+                <w:rFonts w:ascii="Arial" w:hAnsi="Arial" w:cs="Arial"/>
+              </w:rPr>
+              <w:t>6.00</w:t>
             </w:r>
           </w:p>
         </w:tc>
@@ -3645,7 +3523,7 @@
         </w:tc>
         <w:tc>
           <w:tcPr>
-            <w:tcW w:w="631" w:type="pct"/>
+            <w:tcW w:w="711" w:type="pct"/>
           </w:tcPr>
           <w:p>
             <w:pPr>
@@ -3671,7 +3549,7 @@
         </w:tc>
         <w:tc>
           <w:tcPr>
-            <w:tcW w:w="793" w:type="pct"/>
+            <w:tcW w:w="773" w:type="pct"/>
             <w:vAlign w:val="center"/>
           </w:tcPr>
           <w:p>
@@ -3692,7 +3570,7 @@
         </w:tc>
         <w:tc>
           <w:tcPr>
-            <w:tcW w:w="2192" w:type="pct"/>
+            <w:tcW w:w="2172" w:type="pct"/>
             <w:vAlign w:val="center"/>
           </w:tcPr>
           <w:p>
@@ -3713,42 +3591,42 @@
         </w:tc>
         <w:tc>
           <w:tcPr>
-            <w:tcW w:w="304" w:type="pct"/>
-            <w:vAlign w:val="center"/>
-          </w:tcPr>
-          <w:p>
-            <w:pPr>
-              <w:spacing w:after="240" w:line="360" w:lineRule="auto"/>
-              <w:jc w:val="center"/>
-              <w:rPr>
-                <w:rFonts w:ascii="Arial" w:hAnsi="Arial" w:cs="Arial"/>
-              </w:rPr>
-            </w:pPr>
-            <w:r>
-              <w:rPr>
-                <w:rFonts w:ascii="Arial" w:hAnsi="Arial" w:cs="Arial"/>
-              </w:rPr>
-              <w:t>1</w:t>
-            </w:r>
-          </w:p>
-        </w:tc>
-        <w:tc>
-          <w:tcPr>
-            <w:tcW w:w="544" w:type="pct"/>
-          </w:tcPr>
-          <w:p>
-            <w:pPr>
-              <w:spacing w:after="240" w:line="360" w:lineRule="auto"/>
-              <w:jc w:val="center"/>
-              <w:rPr>
-                <w:rFonts w:ascii="Arial" w:hAnsi="Arial" w:cs="Arial"/>
-              </w:rPr>
-            </w:pPr>
-            <w:r>
-              <w:rPr>
-                <w:rFonts w:ascii="Arial" w:hAnsi="Arial" w:cs="Arial"/>
-              </w:rPr>
-              <w:t>1.50</w:t>
+            <w:tcW w:w="284" w:type="pct"/>
+            <w:vAlign w:val="center"/>
+          </w:tcPr>
+          <w:p>
+            <w:pPr>
+              <w:spacing w:after="240" w:line="360" w:lineRule="auto"/>
+              <w:jc w:val="center"/>
+              <w:rPr>
+                <w:rFonts w:ascii="Arial" w:hAnsi="Arial" w:cs="Arial"/>
+              </w:rPr>
+            </w:pPr>
+            <w:r>
+              <w:rPr>
+                <w:rFonts w:ascii="Arial" w:hAnsi="Arial" w:cs="Arial"/>
+              </w:rPr>
+              <w:t>4</w:t>
+            </w:r>
+          </w:p>
+        </w:tc>
+        <w:tc>
+          <w:tcPr>
+            <w:tcW w:w="524" w:type="pct"/>
+          </w:tcPr>
+          <w:p>
+            <w:pPr>
+              <w:spacing w:after="240" w:line="360" w:lineRule="auto"/>
+              <w:jc w:val="center"/>
+              <w:rPr>
+                <w:rFonts w:ascii="Arial" w:hAnsi="Arial" w:cs="Arial"/>
+              </w:rPr>
+            </w:pPr>
+            <w:r>
+              <w:rPr>
+                <w:rFonts w:ascii="Arial" w:hAnsi="Arial" w:cs="Arial"/>
+              </w:rPr>
+              <w:t>6.00</w:t>
             </w:r>
           </w:p>
         </w:tc>
@@ -3772,7 +3650,7 @@
         </w:tc>
         <w:tc>
           <w:tcPr>
-            <w:tcW w:w="631" w:type="pct"/>
+            <w:tcW w:w="711" w:type="pct"/>
           </w:tcPr>
           <w:p>
             <w:pPr>
@@ -3798,7 +3676,7 @@
         </w:tc>
         <w:tc>
           <w:tcPr>
-            <w:tcW w:w="793" w:type="pct"/>
+            <w:tcW w:w="773" w:type="pct"/>
             <w:vAlign w:val="center"/>
           </w:tcPr>
           <w:p>
@@ -3819,7 +3697,7 @@
         </w:tc>
         <w:tc>
           <w:tcPr>
-            <w:tcW w:w="2192" w:type="pct"/>
+            <w:tcW w:w="2172" w:type="pct"/>
             <w:vAlign w:val="center"/>
           </w:tcPr>
           <w:p>
@@ -3840,42 +3718,42 @@
         </w:tc>
         <w:tc>
           <w:tcPr>
-            <w:tcW w:w="304" w:type="pct"/>
-            <w:vAlign w:val="center"/>
-          </w:tcPr>
-          <w:p>
-            <w:pPr>
-              <w:spacing w:after="240" w:line="360" w:lineRule="auto"/>
-              <w:jc w:val="center"/>
-              <w:rPr>
-                <w:rFonts w:ascii="Arial" w:hAnsi="Arial" w:cs="Arial"/>
-              </w:rPr>
-            </w:pPr>
-            <w:r>
-              <w:rPr>
-                <w:rFonts w:ascii="Arial" w:hAnsi="Arial" w:cs="Arial"/>
-              </w:rPr>
-              <w:t>1</w:t>
-            </w:r>
-          </w:p>
-        </w:tc>
-        <w:tc>
-          <w:tcPr>
-            <w:tcW w:w="544" w:type="pct"/>
-          </w:tcPr>
-          <w:p>
-            <w:pPr>
-              <w:spacing w:after="240" w:line="360" w:lineRule="auto"/>
-              <w:jc w:val="center"/>
-              <w:rPr>
-                <w:rFonts w:ascii="Arial" w:hAnsi="Arial" w:cs="Arial"/>
-              </w:rPr>
-            </w:pPr>
-            <w:r>
-              <w:rPr>
-                <w:rFonts w:ascii="Arial" w:hAnsi="Arial" w:cs="Arial"/>
-              </w:rPr>
-              <w:t>1.50</w:t>
+            <w:tcW w:w="284" w:type="pct"/>
+            <w:vAlign w:val="center"/>
+          </w:tcPr>
+          <w:p>
+            <w:pPr>
+              <w:spacing w:after="240" w:line="360" w:lineRule="auto"/>
+              <w:jc w:val="center"/>
+              <w:rPr>
+                <w:rFonts w:ascii="Arial" w:hAnsi="Arial" w:cs="Arial"/>
+              </w:rPr>
+            </w:pPr>
+            <w:r>
+              <w:rPr>
+                <w:rFonts w:ascii="Arial" w:hAnsi="Arial" w:cs="Arial"/>
+              </w:rPr>
+              <w:t>4</w:t>
+            </w:r>
+          </w:p>
+        </w:tc>
+        <w:tc>
+          <w:tcPr>
+            <w:tcW w:w="524" w:type="pct"/>
+          </w:tcPr>
+          <w:p>
+            <w:pPr>
+              <w:spacing w:after="240" w:line="360" w:lineRule="auto"/>
+              <w:jc w:val="center"/>
+              <w:rPr>
+                <w:rFonts w:ascii="Arial" w:hAnsi="Arial" w:cs="Arial"/>
+              </w:rPr>
+            </w:pPr>
+            <w:r>
+              <w:rPr>
+                <w:rFonts w:ascii="Arial" w:hAnsi="Arial" w:cs="Arial"/>
+              </w:rPr>
+              <w:t>6.00</w:t>
             </w:r>
           </w:p>
         </w:tc>
@@ -3899,7 +3777,7 @@
         </w:tc>
         <w:tc>
           <w:tcPr>
-            <w:tcW w:w="3920" w:type="pct"/>
+            <w:tcW w:w="3940" w:type="pct"/>
             <w:gridSpan w:val="4"/>
           </w:tcPr>
           <w:p>
@@ -3920,22 +3798,28 @@
         </w:tc>
         <w:tc>
           <w:tcPr>
-            <w:tcW w:w="544" w:type="pct"/>
-            <w:vAlign w:val="center"/>
-          </w:tcPr>
-          <w:p>
-            <w:pPr>
-              <w:spacing w:after="240" w:line="360" w:lineRule="auto"/>
-              <w:jc w:val="center"/>
-              <w:rPr>
-                <w:rFonts w:ascii="Arial" w:hAnsi="Arial" w:cs="Arial"/>
-              </w:rPr>
-            </w:pPr>
-            <w:r>
-              <w:rPr>
-                <w:rFonts w:ascii="Arial" w:hAnsi="Arial" w:cs="Arial"/>
-              </w:rPr>
-              <w:t>48.00</w:t>
+            <w:tcW w:w="524" w:type="pct"/>
+            <w:vAlign w:val="center"/>
+          </w:tcPr>
+          <w:p>
+            <w:pPr>
+              <w:spacing w:after="240" w:line="360" w:lineRule="auto"/>
+              <w:jc w:val="center"/>
+              <w:rPr>
+                <w:rFonts w:ascii="Arial" w:hAnsi="Arial" w:cs="Arial"/>
+              </w:rPr>
+            </w:pPr>
+            <w:r>
+              <w:rPr>
+                <w:rFonts w:ascii="Arial" w:hAnsi="Arial" w:cs="Arial"/>
+              </w:rPr>
+              <w:t>141</w:t>
+            </w:r>
+            <w:r>
+              <w:rPr>
+                <w:rFonts w:ascii="Arial" w:hAnsi="Arial" w:cs="Arial"/>
+              </w:rPr>
+              <w:t>.00</w:t>
             </w:r>
           </w:p>
         </w:tc>
@@ -3965,7 +3849,7 @@
         </w:tc>
         <w:tc>
           <w:tcPr>
-            <w:tcW w:w="631" w:type="pct"/>
+            <w:tcW w:w="711" w:type="pct"/>
           </w:tcPr>
           <w:p>
             <w:pPr>
@@ -3991,7 +3875,7 @@
         </w:tc>
         <w:tc>
           <w:tcPr>
-            <w:tcW w:w="793" w:type="pct"/>
+            <w:tcW w:w="773" w:type="pct"/>
           </w:tcPr>
           <w:p>
             <w:pPr>
@@ -4011,7 +3895,7 @@
         </w:tc>
         <w:tc>
           <w:tcPr>
-            <w:tcW w:w="2192" w:type="pct"/>
+            <w:tcW w:w="2172" w:type="pct"/>
             <w:vAlign w:val="center"/>
           </w:tcPr>
           <w:p>
@@ -4032,43 +3916,43 @@
         </w:tc>
         <w:tc>
           <w:tcPr>
-            <w:tcW w:w="304" w:type="pct"/>
-            <w:vAlign w:val="center"/>
-          </w:tcPr>
-          <w:p>
-            <w:pPr>
-              <w:spacing w:after="240" w:line="360" w:lineRule="auto"/>
-              <w:jc w:val="center"/>
-              <w:rPr>
-                <w:rFonts w:ascii="Arial" w:hAnsi="Arial" w:cs="Arial"/>
-              </w:rPr>
-            </w:pPr>
-            <w:r>
-              <w:rPr>
-                <w:rFonts w:ascii="Arial" w:hAnsi="Arial" w:cs="Arial"/>
-              </w:rPr>
-              <w:t>4</w:t>
-            </w:r>
-          </w:p>
-        </w:tc>
-        <w:tc>
-          <w:tcPr>
-            <w:tcW w:w="544" w:type="pct"/>
-            <w:vAlign w:val="center"/>
-          </w:tcPr>
-          <w:p>
-            <w:pPr>
-              <w:spacing w:after="240" w:line="360" w:lineRule="auto"/>
-              <w:jc w:val="center"/>
-              <w:rPr>
-                <w:rFonts w:ascii="Arial" w:hAnsi="Arial" w:cs="Arial"/>
-              </w:rPr>
-            </w:pPr>
-            <w:r>
-              <w:rPr>
-                <w:rFonts w:ascii="Arial" w:hAnsi="Arial" w:cs="Arial"/>
-              </w:rPr>
-              <w:t>6</w:t>
+            <w:tcW w:w="284" w:type="pct"/>
+            <w:vAlign w:val="center"/>
+          </w:tcPr>
+          <w:p>
+            <w:pPr>
+              <w:spacing w:after="240" w:line="360" w:lineRule="auto"/>
+              <w:jc w:val="center"/>
+              <w:rPr>
+                <w:rFonts w:ascii="Arial" w:hAnsi="Arial" w:cs="Arial"/>
+              </w:rPr>
+            </w:pPr>
+            <w:r>
+              <w:rPr>
+                <w:rFonts w:ascii="Arial" w:hAnsi="Arial" w:cs="Arial"/>
+              </w:rPr>
+              <w:t>10</w:t>
+            </w:r>
+          </w:p>
+        </w:tc>
+        <w:tc>
+          <w:tcPr>
+            <w:tcW w:w="524" w:type="pct"/>
+            <w:vAlign w:val="center"/>
+          </w:tcPr>
+          <w:p>
+            <w:pPr>
+              <w:spacing w:after="240" w:line="360" w:lineRule="auto"/>
+              <w:jc w:val="center"/>
+              <w:rPr>
+                <w:rFonts w:ascii="Arial" w:hAnsi="Arial" w:cs="Arial"/>
+              </w:rPr>
+            </w:pPr>
+            <w:r>
+              <w:rPr>
+                <w:rFonts w:ascii="Arial" w:hAnsi="Arial" w:cs="Arial"/>
+              </w:rPr>
+              <w:t>15</w:t>
             </w:r>
             <w:r>
               <w:rPr>
@@ -4098,7 +3982,7 @@
         </w:tc>
         <w:tc>
           <w:tcPr>
-            <w:tcW w:w="631" w:type="pct"/>
+            <w:tcW w:w="711" w:type="pct"/>
           </w:tcPr>
           <w:p>
             <w:pPr>
@@ -4124,7 +4008,7 @@
         </w:tc>
         <w:tc>
           <w:tcPr>
-            <w:tcW w:w="793" w:type="pct"/>
+            <w:tcW w:w="773" w:type="pct"/>
           </w:tcPr>
           <w:p>
             <w:pPr>
@@ -4144,7 +4028,7 @@
         </w:tc>
         <w:tc>
           <w:tcPr>
-            <w:tcW w:w="2192" w:type="pct"/>
+            <w:tcW w:w="2172" w:type="pct"/>
             <w:vAlign w:val="center"/>
           </w:tcPr>
           <w:p>
@@ -4165,43 +4049,43 @@
         </w:tc>
         <w:tc>
           <w:tcPr>
-            <w:tcW w:w="304" w:type="pct"/>
-            <w:vAlign w:val="center"/>
-          </w:tcPr>
-          <w:p>
-            <w:pPr>
-              <w:spacing w:after="240" w:line="360" w:lineRule="auto"/>
-              <w:jc w:val="center"/>
-              <w:rPr>
-                <w:rFonts w:ascii="Arial" w:hAnsi="Arial" w:cs="Arial"/>
-              </w:rPr>
-            </w:pPr>
-            <w:r>
-              <w:rPr>
-                <w:rFonts w:ascii="Arial" w:hAnsi="Arial" w:cs="Arial"/>
-              </w:rPr>
-              <w:t>74</w:t>
-            </w:r>
-          </w:p>
-        </w:tc>
-        <w:tc>
-          <w:tcPr>
-            <w:tcW w:w="544" w:type="pct"/>
-            <w:vAlign w:val="center"/>
-          </w:tcPr>
-          <w:p>
-            <w:pPr>
-              <w:spacing w:after="240" w:line="360" w:lineRule="auto"/>
-              <w:jc w:val="center"/>
-              <w:rPr>
-                <w:rFonts w:ascii="Arial" w:hAnsi="Arial" w:cs="Arial"/>
-              </w:rPr>
-            </w:pPr>
-            <w:r>
-              <w:rPr>
-                <w:rFonts w:ascii="Arial" w:hAnsi="Arial" w:cs="Arial"/>
-              </w:rPr>
-              <w:t>111</w:t>
+            <w:tcW w:w="284" w:type="pct"/>
+            <w:vAlign w:val="center"/>
+          </w:tcPr>
+          <w:p>
+            <w:pPr>
+              <w:spacing w:after="240" w:line="360" w:lineRule="auto"/>
+              <w:jc w:val="center"/>
+              <w:rPr>
+                <w:rFonts w:ascii="Arial" w:hAnsi="Arial" w:cs="Arial"/>
+              </w:rPr>
+            </w:pPr>
+            <w:r>
+              <w:rPr>
+                <w:rFonts w:ascii="Arial" w:hAnsi="Arial" w:cs="Arial"/>
+              </w:rPr>
+              <w:t>160</w:t>
+            </w:r>
+          </w:p>
+        </w:tc>
+        <w:tc>
+          <w:tcPr>
+            <w:tcW w:w="524" w:type="pct"/>
+            <w:vAlign w:val="center"/>
+          </w:tcPr>
+          <w:p>
+            <w:pPr>
+              <w:spacing w:after="240" w:line="360" w:lineRule="auto"/>
+              <w:jc w:val="center"/>
+              <w:rPr>
+                <w:rFonts w:ascii="Arial" w:hAnsi="Arial" w:cs="Arial"/>
+              </w:rPr>
+            </w:pPr>
+            <w:r>
+              <w:rPr>
+                <w:rFonts w:ascii="Arial" w:hAnsi="Arial" w:cs="Arial"/>
+              </w:rPr>
+              <w:t>240</w:t>
             </w:r>
             <w:r>
               <w:rPr>
@@ -4231,7 +4115,7 @@
         </w:tc>
         <w:tc>
           <w:tcPr>
-            <w:tcW w:w="631" w:type="pct"/>
+            <w:tcW w:w="711" w:type="pct"/>
           </w:tcPr>
           <w:p>
             <w:pPr>
@@ -4257,7 +4141,7 @@
         </w:tc>
         <w:tc>
           <w:tcPr>
-            <w:tcW w:w="793" w:type="pct"/>
+            <w:tcW w:w="773" w:type="pct"/>
             <w:vAlign w:val="center"/>
           </w:tcPr>
           <w:p>
@@ -4278,7 +4162,7 @@
         </w:tc>
         <w:tc>
           <w:tcPr>
-            <w:tcW w:w="2192" w:type="pct"/>
+            <w:tcW w:w="2172" w:type="pct"/>
             <w:vAlign w:val="center"/>
           </w:tcPr>
           <w:p>
@@ -4299,42 +4183,48 @@
         </w:tc>
         <w:tc>
           <w:tcPr>
-            <w:tcW w:w="304" w:type="pct"/>
-            <w:vAlign w:val="center"/>
-          </w:tcPr>
-          <w:p>
-            <w:pPr>
-              <w:spacing w:after="240" w:line="360" w:lineRule="auto"/>
-              <w:jc w:val="center"/>
-              <w:rPr>
-                <w:rFonts w:ascii="Arial" w:hAnsi="Arial" w:cs="Arial"/>
-              </w:rPr>
-            </w:pPr>
-            <w:r>
-              <w:rPr>
-                <w:rFonts w:ascii="Arial" w:hAnsi="Arial" w:cs="Arial"/>
-              </w:rPr>
-              <w:t>4</w:t>
-            </w:r>
-          </w:p>
-        </w:tc>
-        <w:tc>
-          <w:tcPr>
-            <w:tcW w:w="544" w:type="pct"/>
-          </w:tcPr>
-          <w:p>
-            <w:pPr>
-              <w:spacing w:after="240" w:line="360" w:lineRule="auto"/>
-              <w:jc w:val="center"/>
-              <w:rPr>
-                <w:rFonts w:ascii="Arial" w:hAnsi="Arial" w:cs="Arial"/>
-              </w:rPr>
-            </w:pPr>
-            <w:r>
-              <w:rPr>
-                <w:rFonts w:ascii="Arial" w:hAnsi="Arial" w:cs="Arial"/>
-              </w:rPr>
-              <w:t>6.00</w:t>
+            <w:tcW w:w="284" w:type="pct"/>
+            <w:vAlign w:val="center"/>
+          </w:tcPr>
+          <w:p>
+            <w:pPr>
+              <w:spacing w:after="240" w:line="360" w:lineRule="auto"/>
+              <w:jc w:val="center"/>
+              <w:rPr>
+                <w:rFonts w:ascii="Arial" w:hAnsi="Arial" w:cs="Arial"/>
+              </w:rPr>
+            </w:pPr>
+            <w:r>
+              <w:rPr>
+                <w:rFonts w:ascii="Arial" w:hAnsi="Arial" w:cs="Arial"/>
+              </w:rPr>
+              <w:t>16</w:t>
+            </w:r>
+          </w:p>
+        </w:tc>
+        <w:tc>
+          <w:tcPr>
+            <w:tcW w:w="524" w:type="pct"/>
+          </w:tcPr>
+          <w:p>
+            <w:pPr>
+              <w:spacing w:after="240" w:line="360" w:lineRule="auto"/>
+              <w:jc w:val="center"/>
+              <w:rPr>
+                <w:rFonts w:ascii="Arial" w:hAnsi="Arial" w:cs="Arial"/>
+              </w:rPr>
+            </w:pPr>
+            <w:r>
+              <w:rPr>
+                <w:rFonts w:ascii="Arial" w:hAnsi="Arial" w:cs="Arial"/>
+              </w:rPr>
+              <w:t>24</w:t>
+            </w:r>
+            <w:r>
+              <w:rPr>
+                <w:rFonts w:ascii="Arial" w:hAnsi="Arial" w:cs="Arial"/>
+              </w:rPr>
+              <w:t>.00</w:t>
             </w:r>
           </w:p>
         </w:tc>
@@ -4358,7 +4248,7 @@
         </w:tc>
         <w:tc>
           <w:tcPr>
-            <w:tcW w:w="631" w:type="pct"/>
+            <w:tcW w:w="711" w:type="pct"/>
           </w:tcPr>
           <w:p>
             <w:pPr>
@@ -4384,7 +4274,7 @@
         </w:tc>
         <w:tc>
           <w:tcPr>
-            <w:tcW w:w="793" w:type="pct"/>
+            <w:tcW w:w="773" w:type="pct"/>
             <w:vAlign w:val="center"/>
           </w:tcPr>
           <w:p>
@@ -4405,7 +4295,7 @@
         </w:tc>
         <w:tc>
           <w:tcPr>
-            <w:tcW w:w="2192" w:type="pct"/>
+            <w:tcW w:w="2172" w:type="pct"/>
             <w:vAlign w:val="center"/>
           </w:tcPr>
           <w:p>
@@ -4426,42 +4316,42 @@
         </w:tc>
         <w:tc>
           <w:tcPr>
-            <w:tcW w:w="304" w:type="pct"/>
-            <w:vAlign w:val="center"/>
-          </w:tcPr>
-          <w:p>
-            <w:pPr>
-              <w:spacing w:after="240" w:line="360" w:lineRule="auto"/>
-              <w:jc w:val="center"/>
-              <w:rPr>
-                <w:rFonts w:ascii="Arial" w:hAnsi="Arial" w:cs="Arial"/>
-              </w:rPr>
-            </w:pPr>
-            <w:r>
-              <w:rPr>
-                <w:rFonts w:ascii="Arial" w:hAnsi="Arial" w:cs="Arial"/>
-              </w:rPr>
-              <w:t>4</w:t>
-            </w:r>
-          </w:p>
-        </w:tc>
-        <w:tc>
-          <w:tcPr>
-            <w:tcW w:w="544" w:type="pct"/>
-          </w:tcPr>
-          <w:p>
-            <w:pPr>
-              <w:spacing w:after="240" w:line="360" w:lineRule="auto"/>
-              <w:jc w:val="center"/>
-              <w:rPr>
-                <w:rFonts w:ascii="Arial" w:hAnsi="Arial" w:cs="Arial"/>
-              </w:rPr>
-            </w:pPr>
-            <w:r>
-              <w:rPr>
-                <w:rFonts w:ascii="Arial" w:hAnsi="Arial" w:cs="Arial"/>
-              </w:rPr>
-              <w:t>6.00</w:t>
+            <w:tcW w:w="284" w:type="pct"/>
+            <w:vAlign w:val="center"/>
+          </w:tcPr>
+          <w:p>
+            <w:pPr>
+              <w:spacing w:after="240" w:line="360" w:lineRule="auto"/>
+              <w:jc w:val="center"/>
+              <w:rPr>
+                <w:rFonts w:ascii="Arial" w:hAnsi="Arial" w:cs="Arial"/>
+              </w:rPr>
+            </w:pPr>
+            <w:r>
+              <w:rPr>
+                <w:rFonts w:ascii="Arial" w:hAnsi="Arial" w:cs="Arial"/>
+              </w:rPr>
+              <w:t>16</w:t>
+            </w:r>
+          </w:p>
+        </w:tc>
+        <w:tc>
+          <w:tcPr>
+            <w:tcW w:w="524" w:type="pct"/>
+          </w:tcPr>
+          <w:p>
+            <w:pPr>
+              <w:spacing w:after="240" w:line="360" w:lineRule="auto"/>
+              <w:jc w:val="center"/>
+              <w:rPr>
+                <w:rFonts w:ascii="Arial" w:hAnsi="Arial" w:cs="Arial"/>
+              </w:rPr>
+            </w:pPr>
+            <w:r>
+              <w:rPr>
+                <w:rFonts w:ascii="Arial" w:hAnsi="Arial" w:cs="Arial"/>
+              </w:rPr>
+              <w:t>24.00</w:t>
             </w:r>
           </w:p>
         </w:tc>
@@ -4485,7 +4375,7 @@
         </w:tc>
         <w:tc>
           <w:tcPr>
-            <w:tcW w:w="631" w:type="pct"/>
+            <w:tcW w:w="711" w:type="pct"/>
           </w:tcPr>
           <w:p>
             <w:pPr>
@@ -4511,7 +4401,7 @@
         </w:tc>
         <w:tc>
           <w:tcPr>
-            <w:tcW w:w="793" w:type="pct"/>
+            <w:tcW w:w="773" w:type="pct"/>
             <w:vAlign w:val="center"/>
           </w:tcPr>
           <w:p>
@@ -4532,7 +4422,7 @@
         </w:tc>
         <w:tc>
           <w:tcPr>
-            <w:tcW w:w="2192" w:type="pct"/>
+            <w:tcW w:w="2172" w:type="pct"/>
             <w:vAlign w:val="center"/>
           </w:tcPr>
           <w:p>
@@ -4553,61 +4443,42 @@
         </w:tc>
         <w:tc>
           <w:tcPr>
-            <w:tcW w:w="304" w:type="pct"/>
-            <w:vAlign w:val="center"/>
-          </w:tcPr>
-          <w:p>
-            <w:pPr>
-              <w:spacing w:after="240" w:line="360" w:lineRule="auto"/>
-              <w:jc w:val="center"/>
-              <w:rPr>
-                <w:rFonts w:ascii="Arial" w:hAnsi="Arial" w:cs="Arial"/>
-              </w:rPr>
-            </w:pPr>
-            <w:r>
-              <w:rPr>
-                <w:rFonts w:ascii="Arial" w:hAnsi="Arial" w:cs="Arial"/>
-              </w:rPr>
-              <w:t>6</w:t>
-            </w:r>
-          </w:p>
-        </w:tc>
-        <w:tc>
-          <w:tcPr>
-            <w:tcW w:w="544" w:type="pct"/>
-            <w:vAlign w:val="center"/>
-          </w:tcPr>
-          <w:p>
-            <w:pPr>
-              <w:spacing w:after="240" w:line="360" w:lineRule="auto"/>
-              <w:jc w:val="center"/>
-              <w:rPr>
-                <w:rFonts w:ascii="Arial" w:hAnsi="Arial" w:cs="Arial"/>
-              </w:rPr>
-            </w:pPr>
-            <w:r>
-              <w:rPr>
-                <w:rFonts w:ascii="Arial" w:hAnsi="Arial" w:cs="Arial"/>
-              </w:rPr>
-              <w:t>9</w:t>
-            </w:r>
-            <w:r>
-              <w:rPr>
-                <w:rFonts w:ascii="Arial" w:hAnsi="Arial" w:cs="Arial"/>
-              </w:rPr>
-              <w:t>.</w:t>
-            </w:r>
-            <w:r>
-              <w:rPr>
-                <w:rFonts w:ascii="Arial" w:hAnsi="Arial" w:cs="Arial"/>
-              </w:rPr>
-              <w:t>0</w:t>
-            </w:r>
-            <w:r>
-              <w:rPr>
-                <w:rFonts w:ascii="Arial" w:hAnsi="Arial" w:cs="Arial"/>
-              </w:rPr>
-              <w:t>0</w:t>
+            <w:tcW w:w="284" w:type="pct"/>
+            <w:vAlign w:val="center"/>
+          </w:tcPr>
+          <w:p>
+            <w:pPr>
+              <w:spacing w:after="240" w:line="360" w:lineRule="auto"/>
+              <w:jc w:val="center"/>
+              <w:rPr>
+                <w:rFonts w:ascii="Arial" w:hAnsi="Arial" w:cs="Arial"/>
+              </w:rPr>
+            </w:pPr>
+            <w:r>
+              <w:rPr>
+                <w:rFonts w:ascii="Arial" w:hAnsi="Arial" w:cs="Arial"/>
+              </w:rPr>
+              <w:t>16</w:t>
+            </w:r>
+          </w:p>
+        </w:tc>
+        <w:tc>
+          <w:tcPr>
+            <w:tcW w:w="524" w:type="pct"/>
+          </w:tcPr>
+          <w:p>
+            <w:pPr>
+              <w:spacing w:after="240" w:line="360" w:lineRule="auto"/>
+              <w:jc w:val="center"/>
+              <w:rPr>
+                <w:rFonts w:ascii="Arial" w:hAnsi="Arial" w:cs="Arial"/>
+              </w:rPr>
+            </w:pPr>
+            <w:r>
+              <w:rPr>
+                <w:rFonts w:ascii="Arial" w:hAnsi="Arial" w:cs="Arial"/>
+              </w:rPr>
+              <w:t>24.00</w:t>
             </w:r>
           </w:p>
         </w:tc>
@@ -4631,7 +4502,7 @@
         </w:tc>
         <w:tc>
           <w:tcPr>
-            <w:tcW w:w="631" w:type="pct"/>
+            <w:tcW w:w="711" w:type="pct"/>
           </w:tcPr>
           <w:p>
             <w:pPr>
@@ -4657,7 +4528,7 @@
         </w:tc>
         <w:tc>
           <w:tcPr>
-            <w:tcW w:w="793" w:type="pct"/>
+            <w:tcW w:w="773" w:type="pct"/>
             <w:vAlign w:val="center"/>
           </w:tcPr>
           <w:p>
@@ -4678,7 +4549,7 @@
         </w:tc>
         <w:tc>
           <w:tcPr>
-            <w:tcW w:w="2192" w:type="pct"/>
+            <w:tcW w:w="2172" w:type="pct"/>
             <w:vAlign w:val="center"/>
           </w:tcPr>
           <w:p>
@@ -4699,43 +4570,43 @@
         </w:tc>
         <w:tc>
           <w:tcPr>
-            <w:tcW w:w="304" w:type="pct"/>
-            <w:vAlign w:val="center"/>
-          </w:tcPr>
-          <w:p>
-            <w:pPr>
-              <w:spacing w:after="240" w:line="360" w:lineRule="auto"/>
-              <w:jc w:val="center"/>
-              <w:rPr>
-                <w:rFonts w:ascii="Arial" w:hAnsi="Arial" w:cs="Arial"/>
-              </w:rPr>
-            </w:pPr>
-            <w:r>
-              <w:rPr>
-                <w:rFonts w:ascii="Arial" w:hAnsi="Arial" w:cs="Arial"/>
-              </w:rPr>
-              <w:t>24</w:t>
-            </w:r>
-          </w:p>
-        </w:tc>
-        <w:tc>
-          <w:tcPr>
-            <w:tcW w:w="544" w:type="pct"/>
-            <w:vAlign w:val="center"/>
-          </w:tcPr>
-          <w:p>
-            <w:pPr>
-              <w:spacing w:after="240" w:line="360" w:lineRule="auto"/>
-              <w:jc w:val="center"/>
-              <w:rPr>
-                <w:rFonts w:ascii="Arial" w:hAnsi="Arial" w:cs="Arial"/>
-              </w:rPr>
-            </w:pPr>
-            <w:r>
-              <w:rPr>
-                <w:rFonts w:ascii="Arial" w:hAnsi="Arial" w:cs="Arial"/>
-              </w:rPr>
-              <w:t>36</w:t>
+            <w:tcW w:w="284" w:type="pct"/>
+            <w:vAlign w:val="center"/>
+          </w:tcPr>
+          <w:p>
+            <w:pPr>
+              <w:spacing w:after="240" w:line="360" w:lineRule="auto"/>
+              <w:jc w:val="center"/>
+              <w:rPr>
+                <w:rFonts w:ascii="Arial" w:hAnsi="Arial" w:cs="Arial"/>
+              </w:rPr>
+            </w:pPr>
+            <w:r>
+              <w:rPr>
+                <w:rFonts w:ascii="Arial" w:hAnsi="Arial" w:cs="Arial"/>
+              </w:rPr>
+              <w:t>80</w:t>
+            </w:r>
+          </w:p>
+        </w:tc>
+        <w:tc>
+          <w:tcPr>
+            <w:tcW w:w="524" w:type="pct"/>
+            <w:vAlign w:val="center"/>
+          </w:tcPr>
+          <w:p>
+            <w:pPr>
+              <w:spacing w:after="240" w:line="360" w:lineRule="auto"/>
+              <w:jc w:val="center"/>
+              <w:rPr>
+                <w:rFonts w:ascii="Arial" w:hAnsi="Arial" w:cs="Arial"/>
+              </w:rPr>
+            </w:pPr>
+            <w:r>
+              <w:rPr>
+                <w:rFonts w:ascii="Arial" w:hAnsi="Arial" w:cs="Arial"/>
+              </w:rPr>
+              <w:t>120</w:t>
             </w:r>
             <w:r>
               <w:rPr>
@@ -4765,7 +4636,7 @@
         </w:tc>
         <w:tc>
           <w:tcPr>
-            <w:tcW w:w="631" w:type="pct"/>
+            <w:tcW w:w="711" w:type="pct"/>
           </w:tcPr>
           <w:p>
             <w:pPr>
@@ -4791,7 +4662,7 @@
         </w:tc>
         <w:tc>
           <w:tcPr>
-            <w:tcW w:w="793" w:type="pct"/>
+            <w:tcW w:w="773" w:type="pct"/>
             <w:vAlign w:val="center"/>
           </w:tcPr>
           <w:p>
@@ -4812,7 +4683,7 @@
         </w:tc>
         <w:tc>
           <w:tcPr>
-            <w:tcW w:w="2192" w:type="pct"/>
+            <w:tcW w:w="2172" w:type="pct"/>
             <w:vAlign w:val="center"/>
           </w:tcPr>
           <w:p>
@@ -4833,42 +4704,42 @@
         </w:tc>
         <w:tc>
           <w:tcPr>
-            <w:tcW w:w="304" w:type="pct"/>
-            <w:vAlign w:val="center"/>
-          </w:tcPr>
-          <w:p>
-            <w:pPr>
-              <w:spacing w:after="240" w:line="360" w:lineRule="auto"/>
-              <w:jc w:val="center"/>
-              <w:rPr>
-                <w:rFonts w:ascii="Arial" w:hAnsi="Arial" w:cs="Arial"/>
-              </w:rPr>
-            </w:pPr>
-            <w:r>
-              <w:rPr>
-                <w:rFonts w:ascii="Arial" w:hAnsi="Arial" w:cs="Arial"/>
-              </w:rPr>
-              <w:t>4</w:t>
-            </w:r>
-          </w:p>
-        </w:tc>
-        <w:tc>
-          <w:tcPr>
-            <w:tcW w:w="544" w:type="pct"/>
-          </w:tcPr>
-          <w:p>
-            <w:pPr>
-              <w:spacing w:after="240" w:line="360" w:lineRule="auto"/>
-              <w:jc w:val="center"/>
-              <w:rPr>
-                <w:rFonts w:ascii="Arial" w:hAnsi="Arial" w:cs="Arial"/>
-              </w:rPr>
-            </w:pPr>
-            <w:r>
-              <w:rPr>
-                <w:rFonts w:ascii="Arial" w:hAnsi="Arial" w:cs="Arial"/>
-              </w:rPr>
-              <w:t>6.00</w:t>
+            <w:tcW w:w="284" w:type="pct"/>
+            <w:vAlign w:val="center"/>
+          </w:tcPr>
+          <w:p>
+            <w:pPr>
+              <w:spacing w:after="240" w:line="360" w:lineRule="auto"/>
+              <w:jc w:val="center"/>
+              <w:rPr>
+                <w:rFonts w:ascii="Arial" w:hAnsi="Arial" w:cs="Arial"/>
+              </w:rPr>
+            </w:pPr>
+            <w:r>
+              <w:rPr>
+                <w:rFonts w:ascii="Arial" w:hAnsi="Arial" w:cs="Arial"/>
+              </w:rPr>
+              <w:t>16</w:t>
+            </w:r>
+          </w:p>
+        </w:tc>
+        <w:tc>
+          <w:tcPr>
+            <w:tcW w:w="524" w:type="pct"/>
+          </w:tcPr>
+          <w:p>
+            <w:pPr>
+              <w:spacing w:after="240" w:line="360" w:lineRule="auto"/>
+              <w:jc w:val="center"/>
+              <w:rPr>
+                <w:rFonts w:ascii="Arial" w:hAnsi="Arial" w:cs="Arial"/>
+              </w:rPr>
+            </w:pPr>
+            <w:r>
+              <w:rPr>
+                <w:rFonts w:ascii="Arial" w:hAnsi="Arial" w:cs="Arial"/>
+              </w:rPr>
+              <w:t>24.00</w:t>
             </w:r>
           </w:p>
         </w:tc>
@@ -4892,7 +4763,7 @@
         </w:tc>
         <w:tc>
           <w:tcPr>
-            <w:tcW w:w="631" w:type="pct"/>
+            <w:tcW w:w="711" w:type="pct"/>
           </w:tcPr>
           <w:p>
             <w:pPr>
@@ -4918,7 +4789,7 @@
         </w:tc>
         <w:tc>
           <w:tcPr>
-            <w:tcW w:w="793" w:type="pct"/>
+            <w:tcW w:w="773" w:type="pct"/>
             <w:vAlign w:val="center"/>
           </w:tcPr>
           <w:p>
@@ -4939,7 +4810,7 @@
         </w:tc>
         <w:tc>
           <w:tcPr>
-            <w:tcW w:w="2192" w:type="pct"/>
+            <w:tcW w:w="2172" w:type="pct"/>
             <w:vAlign w:val="center"/>
           </w:tcPr>
           <w:p>
@@ -4960,42 +4831,42 @@
         </w:tc>
         <w:tc>
           <w:tcPr>
-            <w:tcW w:w="304" w:type="pct"/>
-            <w:vAlign w:val="center"/>
-          </w:tcPr>
-          <w:p>
-            <w:pPr>
-              <w:spacing w:after="240" w:line="360" w:lineRule="auto"/>
-              <w:jc w:val="center"/>
-              <w:rPr>
-                <w:rFonts w:ascii="Arial" w:hAnsi="Arial" w:cs="Arial"/>
-              </w:rPr>
-            </w:pPr>
-            <w:r>
-              <w:rPr>
-                <w:rFonts w:ascii="Arial" w:hAnsi="Arial" w:cs="Arial"/>
-              </w:rPr>
-              <w:t>4</w:t>
-            </w:r>
-          </w:p>
-        </w:tc>
-        <w:tc>
-          <w:tcPr>
-            <w:tcW w:w="544" w:type="pct"/>
-          </w:tcPr>
-          <w:p>
-            <w:pPr>
-              <w:spacing w:after="240" w:line="360" w:lineRule="auto"/>
-              <w:jc w:val="center"/>
-              <w:rPr>
-                <w:rFonts w:ascii="Arial" w:hAnsi="Arial" w:cs="Arial"/>
-              </w:rPr>
-            </w:pPr>
-            <w:r>
-              <w:rPr>
-                <w:rFonts w:ascii="Arial" w:hAnsi="Arial" w:cs="Arial"/>
-              </w:rPr>
-              <w:t>6.00</w:t>
+            <w:tcW w:w="284" w:type="pct"/>
+            <w:vAlign w:val="center"/>
+          </w:tcPr>
+          <w:p>
+            <w:pPr>
+              <w:spacing w:after="240" w:line="360" w:lineRule="auto"/>
+              <w:jc w:val="center"/>
+              <w:rPr>
+                <w:rFonts w:ascii="Arial" w:hAnsi="Arial" w:cs="Arial"/>
+              </w:rPr>
+            </w:pPr>
+            <w:r>
+              <w:rPr>
+                <w:rFonts w:ascii="Arial" w:hAnsi="Arial" w:cs="Arial"/>
+              </w:rPr>
+              <w:t>16</w:t>
+            </w:r>
+          </w:p>
+        </w:tc>
+        <w:tc>
+          <w:tcPr>
+            <w:tcW w:w="524" w:type="pct"/>
+          </w:tcPr>
+          <w:p>
+            <w:pPr>
+              <w:spacing w:after="240" w:line="360" w:lineRule="auto"/>
+              <w:jc w:val="center"/>
+              <w:rPr>
+                <w:rFonts w:ascii="Arial" w:hAnsi="Arial" w:cs="Arial"/>
+              </w:rPr>
+            </w:pPr>
+            <w:r>
+              <w:rPr>
+                <w:rFonts w:ascii="Arial" w:hAnsi="Arial" w:cs="Arial"/>
+              </w:rPr>
+              <w:t>24.00</w:t>
             </w:r>
           </w:p>
         </w:tc>
@@ -5019,7 +4890,7 @@
         </w:tc>
         <w:tc>
           <w:tcPr>
-            <w:tcW w:w="631" w:type="pct"/>
+            <w:tcW w:w="711" w:type="pct"/>
           </w:tcPr>
           <w:p>
             <w:pPr>
@@ -5045,7 +4916,7 @@
         </w:tc>
         <w:tc>
           <w:tcPr>
-            <w:tcW w:w="793" w:type="pct"/>
+            <w:tcW w:w="773" w:type="pct"/>
             <w:vAlign w:val="center"/>
           </w:tcPr>
           <w:p>
@@ -5066,7 +4937,7 @@
         </w:tc>
         <w:tc>
           <w:tcPr>
-            <w:tcW w:w="2192" w:type="pct"/>
+            <w:tcW w:w="2172" w:type="pct"/>
             <w:vAlign w:val="center"/>
           </w:tcPr>
           <w:p>
@@ -5087,43 +4958,49 @@
         </w:tc>
         <w:tc>
           <w:tcPr>
-            <w:tcW w:w="304" w:type="pct"/>
-            <w:vAlign w:val="center"/>
-          </w:tcPr>
-          <w:p>
-            <w:pPr>
-              <w:spacing w:after="240" w:line="360" w:lineRule="auto"/>
-              <w:jc w:val="center"/>
-              <w:rPr>
-                <w:rFonts w:ascii="Arial" w:hAnsi="Arial" w:cs="Arial"/>
-              </w:rPr>
-            </w:pPr>
-            <w:r>
-              <w:rPr>
-                <w:rFonts w:ascii="Arial" w:hAnsi="Arial" w:cs="Arial"/>
-              </w:rPr>
-              <w:t>2</w:t>
-            </w:r>
-          </w:p>
-        </w:tc>
-        <w:tc>
-          <w:tcPr>
-            <w:tcW w:w="544" w:type="pct"/>
-            <w:vAlign w:val="center"/>
-          </w:tcPr>
-          <w:p>
-            <w:pPr>
-              <w:spacing w:after="240" w:line="360" w:lineRule="auto"/>
-              <w:jc w:val="center"/>
-              <w:rPr>
-                <w:rFonts w:ascii="Arial" w:hAnsi="Arial" w:cs="Arial"/>
-              </w:rPr>
-            </w:pPr>
-            <w:r>
-              <w:rPr>
-                <w:rFonts w:ascii="Arial" w:hAnsi="Arial" w:cs="Arial"/>
-              </w:rPr>
-              <w:t>3.00</w:t>
+            <w:tcW w:w="284" w:type="pct"/>
+            <w:vAlign w:val="center"/>
+          </w:tcPr>
+          <w:p>
+            <w:pPr>
+              <w:spacing w:after="240" w:line="360" w:lineRule="auto"/>
+              <w:jc w:val="center"/>
+              <w:rPr>
+                <w:rFonts w:ascii="Arial" w:hAnsi="Arial" w:cs="Arial"/>
+              </w:rPr>
+            </w:pPr>
+            <w:r>
+              <w:rPr>
+                <w:rFonts w:ascii="Arial" w:hAnsi="Arial" w:cs="Arial"/>
+              </w:rPr>
+              <w:t>8</w:t>
+            </w:r>
+          </w:p>
+        </w:tc>
+        <w:tc>
+          <w:tcPr>
+            <w:tcW w:w="524" w:type="pct"/>
+            <w:vAlign w:val="center"/>
+          </w:tcPr>
+          <w:p>
+            <w:pPr>
+              <w:spacing w:after="240" w:line="360" w:lineRule="auto"/>
+              <w:jc w:val="center"/>
+              <w:rPr>
+                <w:rFonts w:ascii="Arial" w:hAnsi="Arial" w:cs="Arial"/>
+              </w:rPr>
+            </w:pPr>
+            <w:r>
+              <w:rPr>
+                <w:rFonts w:ascii="Arial" w:hAnsi="Arial" w:cs="Arial"/>
+              </w:rPr>
+              <w:t>12</w:t>
+            </w:r>
+            <w:r>
+              <w:rPr>
+                <w:rFonts w:ascii="Arial" w:hAnsi="Arial" w:cs="Arial"/>
+              </w:rPr>
+              <w:t>.00</w:t>
             </w:r>
           </w:p>
         </w:tc>
@@ -5147,7 +5024,7 @@
         </w:tc>
         <w:tc>
           <w:tcPr>
-            <w:tcW w:w="631" w:type="pct"/>
+            <w:tcW w:w="711" w:type="pct"/>
           </w:tcPr>
           <w:p>
             <w:pPr>
@@ -5173,7 +5050,7 @@
         </w:tc>
         <w:tc>
           <w:tcPr>
-            <w:tcW w:w="793" w:type="pct"/>
+            <w:tcW w:w="773" w:type="pct"/>
             <w:vAlign w:val="center"/>
           </w:tcPr>
           <w:p>
@@ -5194,7 +5071,7 @@
         </w:tc>
         <w:tc>
           <w:tcPr>
-            <w:tcW w:w="2192" w:type="pct"/>
+            <w:tcW w:w="2172" w:type="pct"/>
             <w:vAlign w:val="center"/>
           </w:tcPr>
           <w:p>
@@ -5215,43 +5092,42 @@
         </w:tc>
         <w:tc>
           <w:tcPr>
-            <w:tcW w:w="304" w:type="pct"/>
-            <w:vAlign w:val="center"/>
-          </w:tcPr>
-          <w:p>
-            <w:pPr>
-              <w:spacing w:after="240" w:line="360" w:lineRule="auto"/>
-              <w:jc w:val="center"/>
-              <w:rPr>
-                <w:rFonts w:ascii="Arial" w:hAnsi="Arial" w:cs="Arial"/>
-              </w:rPr>
-            </w:pPr>
-            <w:r>
-              <w:rPr>
-                <w:rFonts w:ascii="Arial" w:hAnsi="Arial" w:cs="Arial"/>
-              </w:rPr>
-              <w:t>2</w:t>
-            </w:r>
-          </w:p>
-        </w:tc>
-        <w:tc>
-          <w:tcPr>
-            <w:tcW w:w="544" w:type="pct"/>
-            <w:vAlign w:val="center"/>
-          </w:tcPr>
-          <w:p>
-            <w:pPr>
-              <w:spacing w:after="240" w:line="360" w:lineRule="auto"/>
-              <w:jc w:val="center"/>
-              <w:rPr>
-                <w:rFonts w:ascii="Arial" w:hAnsi="Arial" w:cs="Arial"/>
-              </w:rPr>
-            </w:pPr>
-            <w:r>
-              <w:rPr>
-                <w:rFonts w:ascii="Arial" w:hAnsi="Arial" w:cs="Arial"/>
-              </w:rPr>
-              <w:t>3.00</w:t>
+            <w:tcW w:w="284" w:type="pct"/>
+            <w:vAlign w:val="center"/>
+          </w:tcPr>
+          <w:p>
+            <w:pPr>
+              <w:spacing w:after="240" w:line="360" w:lineRule="auto"/>
+              <w:jc w:val="center"/>
+              <w:rPr>
+                <w:rFonts w:ascii="Arial" w:hAnsi="Arial" w:cs="Arial"/>
+              </w:rPr>
+            </w:pPr>
+            <w:r>
+              <w:rPr>
+                <w:rFonts w:ascii="Arial" w:hAnsi="Arial" w:cs="Arial"/>
+              </w:rPr>
+              <w:t>8</w:t>
+            </w:r>
+          </w:p>
+        </w:tc>
+        <w:tc>
+          <w:tcPr>
+            <w:tcW w:w="524" w:type="pct"/>
+          </w:tcPr>
+          <w:p>
+            <w:pPr>
+              <w:spacing w:after="240" w:line="360" w:lineRule="auto"/>
+              <w:jc w:val="center"/>
+              <w:rPr>
+                <w:rFonts w:ascii="Arial" w:hAnsi="Arial" w:cs="Arial"/>
+              </w:rPr>
+            </w:pPr>
+            <w:r>
+              <w:rPr>
+                <w:rFonts w:ascii="Arial" w:hAnsi="Arial" w:cs="Arial"/>
+              </w:rPr>
+              <w:t>12.00</w:t>
             </w:r>
           </w:p>
         </w:tc>
@@ -5275,7 +5151,7 @@
         </w:tc>
         <w:tc>
           <w:tcPr>
-            <w:tcW w:w="631" w:type="pct"/>
+            <w:tcW w:w="711" w:type="pct"/>
           </w:tcPr>
           <w:p>
             <w:pPr>
@@ -5301,7 +5177,7 @@
         </w:tc>
         <w:tc>
           <w:tcPr>
-            <w:tcW w:w="793" w:type="pct"/>
+            <w:tcW w:w="773" w:type="pct"/>
             <w:vAlign w:val="center"/>
           </w:tcPr>
           <w:p>
@@ -5322,7 +5198,7 @@
         </w:tc>
         <w:tc>
           <w:tcPr>
-            <w:tcW w:w="2192" w:type="pct"/>
+            <w:tcW w:w="2172" w:type="pct"/>
             <w:vAlign w:val="center"/>
           </w:tcPr>
           <w:p>
@@ -5343,49 +5219,42 @@
         </w:tc>
         <w:tc>
           <w:tcPr>
-            <w:tcW w:w="304" w:type="pct"/>
-            <w:vAlign w:val="center"/>
-          </w:tcPr>
-          <w:p>
-            <w:pPr>
-              <w:spacing w:after="240" w:line="360" w:lineRule="auto"/>
-              <w:jc w:val="center"/>
-              <w:rPr>
-                <w:rFonts w:ascii="Arial" w:hAnsi="Arial" w:cs="Arial"/>
-              </w:rPr>
-            </w:pPr>
-            <w:r>
-              <w:rPr>
-                <w:rFonts w:ascii="Arial" w:hAnsi="Arial" w:cs="Arial"/>
-              </w:rPr>
-              <w:t>2</w:t>
-            </w:r>
-          </w:p>
-        </w:tc>
-        <w:tc>
-          <w:tcPr>
-            <w:tcW w:w="544" w:type="pct"/>
-            <w:vAlign w:val="center"/>
-          </w:tcPr>
-          <w:p>
-            <w:pPr>
-              <w:spacing w:after="240" w:line="360" w:lineRule="auto"/>
-              <w:jc w:val="center"/>
-              <w:rPr>
-                <w:rFonts w:ascii="Arial" w:hAnsi="Arial" w:cs="Arial"/>
-              </w:rPr>
-            </w:pPr>
-            <w:r>
-              <w:rPr>
-                <w:rFonts w:ascii="Arial" w:hAnsi="Arial" w:cs="Arial"/>
-              </w:rPr>
-              <w:t>3</w:t>
-            </w:r>
-            <w:r>
-              <w:rPr>
-                <w:rFonts w:ascii="Arial" w:hAnsi="Arial" w:cs="Arial"/>
-              </w:rPr>
-              <w:t>.00</w:t>
+            <w:tcW w:w="284" w:type="pct"/>
+            <w:vAlign w:val="center"/>
+          </w:tcPr>
+          <w:p>
+            <w:pPr>
+              <w:spacing w:after="240" w:line="360" w:lineRule="auto"/>
+              <w:jc w:val="center"/>
+              <w:rPr>
+                <w:rFonts w:ascii="Arial" w:hAnsi="Arial" w:cs="Arial"/>
+              </w:rPr>
+            </w:pPr>
+            <w:r>
+              <w:rPr>
+                <w:rFonts w:ascii="Arial" w:hAnsi="Arial" w:cs="Arial"/>
+              </w:rPr>
+              <w:t>8</w:t>
+            </w:r>
+          </w:p>
+        </w:tc>
+        <w:tc>
+          <w:tcPr>
+            <w:tcW w:w="524" w:type="pct"/>
+          </w:tcPr>
+          <w:p>
+            <w:pPr>
+              <w:spacing w:after="240" w:line="360" w:lineRule="auto"/>
+              <w:jc w:val="center"/>
+              <w:rPr>
+                <w:rFonts w:ascii="Arial" w:hAnsi="Arial" w:cs="Arial"/>
+              </w:rPr>
+            </w:pPr>
+            <w:r>
+              <w:rPr>
+                <w:rFonts w:ascii="Arial" w:hAnsi="Arial" w:cs="Arial"/>
+              </w:rPr>
+              <w:t>12.00</w:t>
             </w:r>
           </w:p>
         </w:tc>
@@ -5409,7 +5278,7 @@
         </w:tc>
         <w:tc>
           <w:tcPr>
-            <w:tcW w:w="631" w:type="pct"/>
+            <w:tcW w:w="711" w:type="pct"/>
           </w:tcPr>
           <w:p>
             <w:pPr>
@@ -5435,7 +5304,7 @@
         </w:tc>
         <w:tc>
           <w:tcPr>
-            <w:tcW w:w="793" w:type="pct"/>
+            <w:tcW w:w="773" w:type="pct"/>
             <w:vAlign w:val="center"/>
           </w:tcPr>
           <w:p>
@@ -5468,7 +5337,7 @@
         </w:tc>
         <w:tc>
           <w:tcPr>
-            <w:tcW w:w="2192" w:type="pct"/>
+            <w:tcW w:w="2172" w:type="pct"/>
             <w:vAlign w:val="center"/>
           </w:tcPr>
           <w:p>
@@ -5489,43 +5358,49 @@
         </w:tc>
         <w:tc>
           <w:tcPr>
-            <w:tcW w:w="304" w:type="pct"/>
-            <w:vAlign w:val="center"/>
-          </w:tcPr>
-          <w:p>
-            <w:pPr>
-              <w:spacing w:after="240" w:line="360" w:lineRule="auto"/>
-              <w:jc w:val="center"/>
-              <w:rPr>
-                <w:rFonts w:ascii="Arial" w:hAnsi="Arial" w:cs="Arial"/>
-              </w:rPr>
-            </w:pPr>
-            <w:r>
-              <w:rPr>
-                <w:rFonts w:ascii="Arial" w:hAnsi="Arial" w:cs="Arial"/>
-              </w:rPr>
-              <w:t>8</w:t>
-            </w:r>
-          </w:p>
-        </w:tc>
-        <w:tc>
-          <w:tcPr>
-            <w:tcW w:w="544" w:type="pct"/>
-            <w:vAlign w:val="center"/>
-          </w:tcPr>
-          <w:p>
-            <w:pPr>
-              <w:spacing w:after="240" w:line="360" w:lineRule="auto"/>
-              <w:jc w:val="center"/>
-              <w:rPr>
-                <w:rFonts w:ascii="Arial" w:hAnsi="Arial" w:cs="Arial"/>
-              </w:rPr>
-            </w:pPr>
-            <w:r>
-              <w:rPr>
-                <w:rFonts w:ascii="Arial" w:hAnsi="Arial" w:cs="Arial"/>
-              </w:rPr>
-              <w:t>12.00</w:t>
+            <w:tcW w:w="284" w:type="pct"/>
+            <w:vAlign w:val="center"/>
+          </w:tcPr>
+          <w:p>
+            <w:pPr>
+              <w:spacing w:after="240" w:line="360" w:lineRule="auto"/>
+              <w:jc w:val="center"/>
+              <w:rPr>
+                <w:rFonts w:ascii="Arial" w:hAnsi="Arial" w:cs="Arial"/>
+              </w:rPr>
+            </w:pPr>
+            <w:r>
+              <w:rPr>
+                <w:rFonts w:ascii="Arial" w:hAnsi="Arial" w:cs="Arial"/>
+              </w:rPr>
+              <w:t>24</w:t>
+            </w:r>
+          </w:p>
+        </w:tc>
+        <w:tc>
+          <w:tcPr>
+            <w:tcW w:w="524" w:type="pct"/>
+            <w:vAlign w:val="center"/>
+          </w:tcPr>
+          <w:p>
+            <w:pPr>
+              <w:spacing w:after="240" w:line="360" w:lineRule="auto"/>
+              <w:jc w:val="center"/>
+              <w:rPr>
+                <w:rFonts w:ascii="Arial" w:hAnsi="Arial" w:cs="Arial"/>
+              </w:rPr>
+            </w:pPr>
+            <w:r>
+              <w:rPr>
+                <w:rFonts w:ascii="Arial" w:hAnsi="Arial" w:cs="Arial"/>
+              </w:rPr>
+              <w:t>36</w:t>
+            </w:r>
+            <w:r>
+              <w:rPr>
+                <w:rFonts w:ascii="Arial" w:hAnsi="Arial" w:cs="Arial"/>
+              </w:rPr>
+              <w:t>.00</w:t>
             </w:r>
           </w:p>
         </w:tc>
@@ -5549,7 +5424,7 @@
         </w:tc>
         <w:tc>
           <w:tcPr>
-            <w:tcW w:w="631" w:type="pct"/>
+            <w:tcW w:w="711" w:type="pct"/>
           </w:tcPr>
           <w:p>
             <w:pPr>
@@ -5575,40 +5450,28 @@
         </w:tc>
         <w:tc>
           <w:tcPr>
-            <w:tcW w:w="793" w:type="pct"/>
-            <w:vAlign w:val="center"/>
-          </w:tcPr>
-          <w:p>
-            <w:pPr>
-              <w:spacing w:after="240" w:line="360" w:lineRule="auto"/>
-              <w:jc w:val="center"/>
-              <w:rPr>
-                <w:rFonts w:ascii="Arial" w:hAnsi="Arial" w:cs="Arial"/>
-              </w:rPr>
-            </w:pPr>
-            <w:r>
-              <w:rPr>
-                <w:rFonts w:ascii="Arial" w:hAnsi="Arial" w:cs="Arial"/>
-              </w:rPr>
-              <w:t>1.2.1</w:t>
-            </w:r>
-            <w:r>
-              <w:rPr>
-                <w:rFonts w:ascii="Arial" w:hAnsi="Arial" w:cs="Arial"/>
-              </w:rPr>
-              <w:t>2</w:t>
-            </w:r>
-            <w:r>
-              <w:rPr>
-                <w:rFonts w:ascii="Arial" w:hAnsi="Arial" w:cs="Arial"/>
-              </w:rPr>
-              <w:t>.2</w:t>
-            </w:r>
-          </w:p>
-        </w:tc>
-        <w:tc>
-          <w:tcPr>
-            <w:tcW w:w="2192" w:type="pct"/>
+            <w:tcW w:w="773" w:type="pct"/>
+            <w:vAlign w:val="center"/>
+          </w:tcPr>
+          <w:p>
+            <w:pPr>
+              <w:spacing w:after="240" w:line="360" w:lineRule="auto"/>
+              <w:jc w:val="center"/>
+              <w:rPr>
+                <w:rFonts w:ascii="Arial" w:hAnsi="Arial" w:cs="Arial"/>
+              </w:rPr>
+            </w:pPr>
+            <w:r>
+              <w:rPr>
+                <w:rFonts w:ascii="Arial" w:hAnsi="Arial" w:cs="Arial"/>
+              </w:rPr>
+              <w:t>1.2.12.2</w:t>
+            </w:r>
+          </w:p>
+        </w:tc>
+        <w:tc>
+          <w:tcPr>
+            <w:tcW w:w="2172" w:type="pct"/>
             <w:vAlign w:val="center"/>
           </w:tcPr>
           <w:p>
@@ -5629,61 +5492,42 @@
         </w:tc>
         <w:tc>
           <w:tcPr>
-            <w:tcW w:w="304" w:type="pct"/>
-            <w:vAlign w:val="center"/>
-          </w:tcPr>
-          <w:p>
-            <w:pPr>
-              <w:spacing w:after="240" w:line="360" w:lineRule="auto"/>
-              <w:jc w:val="center"/>
-              <w:rPr>
-                <w:rFonts w:ascii="Arial" w:hAnsi="Arial" w:cs="Arial"/>
-              </w:rPr>
-            </w:pPr>
-            <w:r>
-              <w:rPr>
-                <w:rFonts w:ascii="Arial" w:hAnsi="Arial" w:cs="Arial"/>
-              </w:rPr>
-              <w:t>1</w:t>
-            </w:r>
-          </w:p>
-        </w:tc>
-        <w:tc>
-          <w:tcPr>
-            <w:tcW w:w="544" w:type="pct"/>
-            <w:vAlign w:val="center"/>
-          </w:tcPr>
-          <w:p>
-            <w:pPr>
-              <w:spacing w:after="240" w:line="360" w:lineRule="auto"/>
-              <w:jc w:val="center"/>
-              <w:rPr>
-                <w:rFonts w:ascii="Arial" w:hAnsi="Arial" w:cs="Arial"/>
-              </w:rPr>
-            </w:pPr>
-            <w:r>
-              <w:rPr>
-                <w:rFonts w:ascii="Arial" w:hAnsi="Arial" w:cs="Arial"/>
-              </w:rPr>
-              <w:t>1</w:t>
-            </w:r>
-            <w:r>
-              <w:rPr>
-                <w:rFonts w:ascii="Arial" w:hAnsi="Arial" w:cs="Arial"/>
-              </w:rPr>
-              <w:t>.</w:t>
-            </w:r>
-            <w:r>
-              <w:rPr>
-                <w:rFonts w:ascii="Arial" w:hAnsi="Arial" w:cs="Arial"/>
-              </w:rPr>
-              <w:t>5</w:t>
-            </w:r>
-            <w:r>
-              <w:rPr>
-                <w:rFonts w:ascii="Arial" w:hAnsi="Arial" w:cs="Arial"/>
-              </w:rPr>
-              <w:t>0</w:t>
+            <w:tcW w:w="284" w:type="pct"/>
+            <w:vAlign w:val="center"/>
+          </w:tcPr>
+          <w:p>
+            <w:pPr>
+              <w:spacing w:after="240" w:line="360" w:lineRule="auto"/>
+              <w:jc w:val="center"/>
+              <w:rPr>
+                <w:rFonts w:ascii="Arial" w:hAnsi="Arial" w:cs="Arial"/>
+              </w:rPr>
+            </w:pPr>
+            <w:r>
+              <w:rPr>
+                <w:rFonts w:ascii="Arial" w:hAnsi="Arial" w:cs="Arial"/>
+              </w:rPr>
+              <w:t>8</w:t>
+            </w:r>
+          </w:p>
+        </w:tc>
+        <w:tc>
+          <w:tcPr>
+            <w:tcW w:w="524" w:type="pct"/>
+          </w:tcPr>
+          <w:p>
+            <w:pPr>
+              <w:spacing w:after="240" w:line="360" w:lineRule="auto"/>
+              <w:jc w:val="center"/>
+              <w:rPr>
+                <w:rFonts w:ascii="Arial" w:hAnsi="Arial" w:cs="Arial"/>
+              </w:rPr>
+            </w:pPr>
+            <w:r>
+              <w:rPr>
+                <w:rFonts w:ascii="Arial" w:hAnsi="Arial" w:cs="Arial"/>
+              </w:rPr>
+              <w:t>12.00</w:t>
             </w:r>
           </w:p>
         </w:tc>
@@ -5707,7 +5551,7 @@
         </w:tc>
         <w:tc>
           <w:tcPr>
-            <w:tcW w:w="631" w:type="pct"/>
+            <w:tcW w:w="711" w:type="pct"/>
           </w:tcPr>
           <w:p>
             <w:pPr>
@@ -5733,40 +5577,28 @@
         </w:tc>
         <w:tc>
           <w:tcPr>
-            <w:tcW w:w="793" w:type="pct"/>
-            <w:vAlign w:val="center"/>
-          </w:tcPr>
-          <w:p>
-            <w:pPr>
-              <w:spacing w:after="240" w:line="360" w:lineRule="auto"/>
-              <w:jc w:val="center"/>
-              <w:rPr>
-                <w:rFonts w:ascii="Arial" w:hAnsi="Arial" w:cs="Arial"/>
-              </w:rPr>
-            </w:pPr>
-            <w:r>
-              <w:rPr>
-                <w:rFonts w:ascii="Arial" w:hAnsi="Arial" w:cs="Arial"/>
-              </w:rPr>
-              <w:t>1.2.1</w:t>
-            </w:r>
-            <w:r>
-              <w:rPr>
-                <w:rFonts w:ascii="Arial" w:hAnsi="Arial" w:cs="Arial"/>
-              </w:rPr>
-              <w:t>2</w:t>
-            </w:r>
-            <w:r>
-              <w:rPr>
-                <w:rFonts w:ascii="Arial" w:hAnsi="Arial" w:cs="Arial"/>
-              </w:rPr>
-              <w:t>.3</w:t>
-            </w:r>
-          </w:p>
-        </w:tc>
-        <w:tc>
-          <w:tcPr>
-            <w:tcW w:w="2192" w:type="pct"/>
+            <w:tcW w:w="773" w:type="pct"/>
+            <w:vAlign w:val="center"/>
+          </w:tcPr>
+          <w:p>
+            <w:pPr>
+              <w:spacing w:after="240" w:line="360" w:lineRule="auto"/>
+              <w:jc w:val="center"/>
+              <w:rPr>
+                <w:rFonts w:ascii="Arial" w:hAnsi="Arial" w:cs="Arial"/>
+              </w:rPr>
+            </w:pPr>
+            <w:r>
+              <w:rPr>
+                <w:rFonts w:ascii="Arial" w:hAnsi="Arial" w:cs="Arial"/>
+              </w:rPr>
+              <w:t>1.2.12.3</w:t>
+            </w:r>
+          </w:p>
+        </w:tc>
+        <w:tc>
+          <w:tcPr>
+            <w:tcW w:w="2172" w:type="pct"/>
             <w:vAlign w:val="center"/>
           </w:tcPr>
           <w:p>
@@ -5787,61 +5619,42 @@
         </w:tc>
         <w:tc>
           <w:tcPr>
-            <w:tcW w:w="304" w:type="pct"/>
-            <w:vAlign w:val="center"/>
-          </w:tcPr>
-          <w:p>
-            <w:pPr>
-              <w:spacing w:after="240" w:line="360" w:lineRule="auto"/>
-              <w:jc w:val="center"/>
-              <w:rPr>
-                <w:rFonts w:ascii="Arial" w:hAnsi="Arial" w:cs="Arial"/>
-              </w:rPr>
-            </w:pPr>
-            <w:r>
-              <w:rPr>
-                <w:rFonts w:ascii="Arial" w:hAnsi="Arial" w:cs="Arial"/>
-              </w:rPr>
-              <w:t>1</w:t>
-            </w:r>
-          </w:p>
-        </w:tc>
-        <w:tc>
-          <w:tcPr>
-            <w:tcW w:w="544" w:type="pct"/>
-            <w:vAlign w:val="center"/>
-          </w:tcPr>
-          <w:p>
-            <w:pPr>
-              <w:spacing w:after="240" w:line="360" w:lineRule="auto"/>
-              <w:jc w:val="center"/>
-              <w:rPr>
-                <w:rFonts w:ascii="Arial" w:hAnsi="Arial" w:cs="Arial"/>
-              </w:rPr>
-            </w:pPr>
-            <w:r>
-              <w:rPr>
-                <w:rFonts w:ascii="Arial" w:hAnsi="Arial" w:cs="Arial"/>
-              </w:rPr>
-              <w:t>1</w:t>
-            </w:r>
-            <w:r>
-              <w:rPr>
-                <w:rFonts w:ascii="Arial" w:hAnsi="Arial" w:cs="Arial"/>
-              </w:rPr>
-              <w:t>.</w:t>
-            </w:r>
-            <w:r>
-              <w:rPr>
-                <w:rFonts w:ascii="Arial" w:hAnsi="Arial" w:cs="Arial"/>
-              </w:rPr>
-              <w:t>5</w:t>
-            </w:r>
-            <w:r>
-              <w:rPr>
-                <w:rFonts w:ascii="Arial" w:hAnsi="Arial" w:cs="Arial"/>
-              </w:rPr>
-              <w:t>0</w:t>
+            <w:tcW w:w="284" w:type="pct"/>
+            <w:vAlign w:val="center"/>
+          </w:tcPr>
+          <w:p>
+            <w:pPr>
+              <w:spacing w:after="240" w:line="360" w:lineRule="auto"/>
+              <w:jc w:val="center"/>
+              <w:rPr>
+                <w:rFonts w:ascii="Arial" w:hAnsi="Arial" w:cs="Arial"/>
+              </w:rPr>
+            </w:pPr>
+            <w:r>
+              <w:rPr>
+                <w:rFonts w:ascii="Arial" w:hAnsi="Arial" w:cs="Arial"/>
+              </w:rPr>
+              <w:t>8</w:t>
+            </w:r>
+          </w:p>
+        </w:tc>
+        <w:tc>
+          <w:tcPr>
+            <w:tcW w:w="524" w:type="pct"/>
+          </w:tcPr>
+          <w:p>
+            <w:pPr>
+              <w:spacing w:after="240" w:line="360" w:lineRule="auto"/>
+              <w:jc w:val="center"/>
+              <w:rPr>
+                <w:rFonts w:ascii="Arial" w:hAnsi="Arial" w:cs="Arial"/>
+              </w:rPr>
+            </w:pPr>
+            <w:r>
+              <w:rPr>
+                <w:rFonts w:ascii="Arial" w:hAnsi="Arial" w:cs="Arial"/>
+              </w:rPr>
+              <w:t>12.00</w:t>
             </w:r>
           </w:p>
         </w:tc>
@@ -5865,7 +5678,7 @@
         </w:tc>
         <w:tc>
           <w:tcPr>
-            <w:tcW w:w="631" w:type="pct"/>
+            <w:tcW w:w="711" w:type="pct"/>
           </w:tcPr>
           <w:p>
             <w:pPr>
@@ -5891,40 +5704,28 @@
         </w:tc>
         <w:tc>
           <w:tcPr>
-            <w:tcW w:w="793" w:type="pct"/>
-            <w:vAlign w:val="center"/>
-          </w:tcPr>
-          <w:p>
-            <w:pPr>
-              <w:spacing w:after="240" w:line="360" w:lineRule="auto"/>
-              <w:jc w:val="center"/>
-              <w:rPr>
-                <w:rFonts w:ascii="Arial" w:hAnsi="Arial" w:cs="Arial"/>
-              </w:rPr>
-            </w:pPr>
-            <w:r>
-              <w:rPr>
-                <w:rFonts w:ascii="Arial" w:hAnsi="Arial" w:cs="Arial"/>
-              </w:rPr>
-              <w:t>1.2.1</w:t>
-            </w:r>
-            <w:r>
-              <w:rPr>
-                <w:rFonts w:ascii="Arial" w:hAnsi="Arial" w:cs="Arial"/>
-              </w:rPr>
-              <w:t>2</w:t>
-            </w:r>
-            <w:r>
-              <w:rPr>
-                <w:rFonts w:ascii="Arial" w:hAnsi="Arial" w:cs="Arial"/>
-              </w:rPr>
-              <w:t>.4</w:t>
-            </w:r>
-          </w:p>
-        </w:tc>
-        <w:tc>
-          <w:tcPr>
-            <w:tcW w:w="2192" w:type="pct"/>
+            <w:tcW w:w="773" w:type="pct"/>
+            <w:vAlign w:val="center"/>
+          </w:tcPr>
+          <w:p>
+            <w:pPr>
+              <w:spacing w:after="240" w:line="360" w:lineRule="auto"/>
+              <w:jc w:val="center"/>
+              <w:rPr>
+                <w:rFonts w:ascii="Arial" w:hAnsi="Arial" w:cs="Arial"/>
+              </w:rPr>
+            </w:pPr>
+            <w:r>
+              <w:rPr>
+                <w:rFonts w:ascii="Arial" w:hAnsi="Arial" w:cs="Arial"/>
+              </w:rPr>
+              <w:t>1.2.12.4</w:t>
+            </w:r>
+          </w:p>
+        </w:tc>
+        <w:tc>
+          <w:tcPr>
+            <w:tcW w:w="2172" w:type="pct"/>
             <w:vAlign w:val="center"/>
           </w:tcPr>
           <w:p>
@@ -5945,61 +5746,42 @@
         </w:tc>
         <w:tc>
           <w:tcPr>
-            <w:tcW w:w="304" w:type="pct"/>
-            <w:vAlign w:val="center"/>
-          </w:tcPr>
-          <w:p>
-            <w:pPr>
-              <w:spacing w:after="240" w:line="360" w:lineRule="auto"/>
-              <w:jc w:val="center"/>
-              <w:rPr>
-                <w:rFonts w:ascii="Arial" w:hAnsi="Arial" w:cs="Arial"/>
-              </w:rPr>
-            </w:pPr>
-            <w:r>
-              <w:rPr>
-                <w:rFonts w:ascii="Arial" w:hAnsi="Arial" w:cs="Arial"/>
-              </w:rPr>
-              <w:t>1</w:t>
-            </w:r>
-          </w:p>
-        </w:tc>
-        <w:tc>
-          <w:tcPr>
-            <w:tcW w:w="544" w:type="pct"/>
-            <w:vAlign w:val="center"/>
-          </w:tcPr>
-          <w:p>
-            <w:pPr>
-              <w:spacing w:after="240" w:line="360" w:lineRule="auto"/>
-              <w:jc w:val="center"/>
-              <w:rPr>
-                <w:rFonts w:ascii="Arial" w:hAnsi="Arial" w:cs="Arial"/>
-              </w:rPr>
-            </w:pPr>
-            <w:r>
-              <w:rPr>
-                <w:rFonts w:ascii="Arial" w:hAnsi="Arial" w:cs="Arial"/>
-              </w:rPr>
-              <w:t>1</w:t>
-            </w:r>
-            <w:r>
-              <w:rPr>
-                <w:rFonts w:ascii="Arial" w:hAnsi="Arial" w:cs="Arial"/>
-              </w:rPr>
-              <w:t>.</w:t>
-            </w:r>
-            <w:r>
-              <w:rPr>
-                <w:rFonts w:ascii="Arial" w:hAnsi="Arial" w:cs="Arial"/>
-              </w:rPr>
-              <w:t>5</w:t>
-            </w:r>
-            <w:r>
-              <w:rPr>
-                <w:rFonts w:ascii="Arial" w:hAnsi="Arial" w:cs="Arial"/>
-              </w:rPr>
-              <w:t>0</w:t>
+            <w:tcW w:w="284" w:type="pct"/>
+            <w:vAlign w:val="center"/>
+          </w:tcPr>
+          <w:p>
+            <w:pPr>
+              <w:spacing w:after="240" w:line="360" w:lineRule="auto"/>
+              <w:jc w:val="center"/>
+              <w:rPr>
+                <w:rFonts w:ascii="Arial" w:hAnsi="Arial" w:cs="Arial"/>
+              </w:rPr>
+            </w:pPr>
+            <w:r>
+              <w:rPr>
+                <w:rFonts w:ascii="Arial" w:hAnsi="Arial" w:cs="Arial"/>
+              </w:rPr>
+              <w:t>8</w:t>
+            </w:r>
+          </w:p>
+        </w:tc>
+        <w:tc>
+          <w:tcPr>
+            <w:tcW w:w="524" w:type="pct"/>
+          </w:tcPr>
+          <w:p>
+            <w:pPr>
+              <w:spacing w:after="240" w:line="360" w:lineRule="auto"/>
+              <w:jc w:val="center"/>
+              <w:rPr>
+                <w:rFonts w:ascii="Arial" w:hAnsi="Arial" w:cs="Arial"/>
+              </w:rPr>
+            </w:pPr>
+            <w:r>
+              <w:rPr>
+                <w:rFonts w:ascii="Arial" w:hAnsi="Arial" w:cs="Arial"/>
+              </w:rPr>
+              <w:t>12.00</w:t>
             </w:r>
           </w:p>
         </w:tc>
@@ -6023,7 +5805,7 @@
         </w:tc>
         <w:tc>
           <w:tcPr>
-            <w:tcW w:w="3920" w:type="pct"/>
+            <w:tcW w:w="3940" w:type="pct"/>
             <w:gridSpan w:val="4"/>
           </w:tcPr>
           <w:p>
@@ -6044,28 +5826,22 @@
         </w:tc>
         <w:tc>
           <w:tcPr>
-            <w:tcW w:w="544" w:type="pct"/>
-            <w:vAlign w:val="center"/>
-          </w:tcPr>
-          <w:p>
-            <w:pPr>
-              <w:spacing w:after="240" w:line="360" w:lineRule="auto"/>
-              <w:jc w:val="center"/>
-              <w:rPr>
-                <w:rFonts w:ascii="Arial" w:hAnsi="Arial" w:cs="Arial"/>
-              </w:rPr>
-            </w:pPr>
-            <w:r>
-              <w:rPr>
-                <w:rFonts w:ascii="Arial" w:hAnsi="Arial" w:cs="Arial"/>
-              </w:rPr>
-              <w:t>2</w:t>
-            </w:r>
-            <w:r>
-              <w:rPr>
-                <w:rFonts w:ascii="Arial" w:hAnsi="Arial" w:cs="Arial"/>
-              </w:rPr>
-              <w:t>11</w:t>
+            <w:tcW w:w="524" w:type="pct"/>
+            <w:vAlign w:val="center"/>
+          </w:tcPr>
+          <w:p>
+            <w:pPr>
+              <w:spacing w:after="240" w:line="360" w:lineRule="auto"/>
+              <w:jc w:val="center"/>
+              <w:rPr>
+                <w:rFonts w:ascii="Arial" w:hAnsi="Arial" w:cs="Arial"/>
+              </w:rPr>
+            </w:pPr>
+            <w:r>
+              <w:rPr>
+                <w:rFonts w:ascii="Arial" w:hAnsi="Arial" w:cs="Arial"/>
+              </w:rPr>
+              <w:t>603</w:t>
             </w:r>
             <w:r>
               <w:rPr>
@@ -6077,13 +5853,7 @@
               <w:rPr>
                 <w:rFonts w:ascii="Arial" w:hAnsi="Arial" w:cs="Arial"/>
               </w:rPr>
-              <w:t>5</w:t>
-            </w:r>
-            <w:r>
-              <w:rPr>
-                <w:rFonts w:ascii="Arial" w:hAnsi="Arial" w:cs="Arial"/>
-              </w:rPr>
-              <w:t>0</w:t>
+              <w:t>00</w:t>
             </w:r>
           </w:p>
         </w:tc>
@@ -6113,7 +5883,7 @@
         </w:tc>
         <w:tc>
           <w:tcPr>
-            <w:tcW w:w="631" w:type="pct"/>
+            <w:tcW w:w="711" w:type="pct"/>
           </w:tcPr>
           <w:p>
             <w:pPr>
@@ -6133,7 +5903,7 @@
         </w:tc>
         <w:tc>
           <w:tcPr>
-            <w:tcW w:w="793" w:type="pct"/>
+            <w:tcW w:w="773" w:type="pct"/>
           </w:tcPr>
           <w:p>
             <w:pPr>
@@ -6153,7 +5923,7 @@
         </w:tc>
         <w:tc>
           <w:tcPr>
-            <w:tcW w:w="2192" w:type="pct"/>
+            <w:tcW w:w="2172" w:type="pct"/>
             <w:vAlign w:val="center"/>
           </w:tcPr>
           <w:p>
@@ -6174,43 +5944,42 @@
         </w:tc>
         <w:tc>
           <w:tcPr>
-            <w:tcW w:w="304" w:type="pct"/>
-            <w:vAlign w:val="center"/>
-          </w:tcPr>
-          <w:p>
-            <w:pPr>
-              <w:spacing w:after="240" w:line="360" w:lineRule="auto"/>
-              <w:jc w:val="center"/>
-              <w:rPr>
-                <w:rFonts w:ascii="Arial" w:hAnsi="Arial" w:cs="Arial"/>
-              </w:rPr>
-            </w:pPr>
-            <w:r>
-              <w:rPr>
-                <w:rFonts w:ascii="Arial" w:hAnsi="Arial" w:cs="Arial"/>
-              </w:rPr>
-              <w:t>24</w:t>
-            </w:r>
-          </w:p>
-        </w:tc>
-        <w:tc>
-          <w:tcPr>
-            <w:tcW w:w="544" w:type="pct"/>
-            <w:vAlign w:val="center"/>
-          </w:tcPr>
-          <w:p>
-            <w:pPr>
-              <w:spacing w:after="240" w:line="360" w:lineRule="auto"/>
-              <w:jc w:val="center"/>
-              <w:rPr>
-                <w:rFonts w:ascii="Arial" w:hAnsi="Arial" w:cs="Arial"/>
-              </w:rPr>
-            </w:pPr>
-            <w:r>
-              <w:rPr>
-                <w:rFonts w:ascii="Arial" w:hAnsi="Arial" w:cs="Arial"/>
-              </w:rPr>
-              <w:t>36.00</w:t>
+            <w:tcW w:w="284" w:type="pct"/>
+            <w:vAlign w:val="center"/>
+          </w:tcPr>
+          <w:p>
+            <w:pPr>
+              <w:spacing w:after="240" w:line="360" w:lineRule="auto"/>
+              <w:jc w:val="center"/>
+              <w:rPr>
+                <w:rFonts w:ascii="Arial" w:hAnsi="Arial" w:cs="Arial"/>
+              </w:rPr>
+            </w:pPr>
+            <w:r>
+              <w:rPr>
+                <w:rFonts w:ascii="Arial" w:hAnsi="Arial" w:cs="Arial"/>
+              </w:rPr>
+              <w:t>32</w:t>
+            </w:r>
+          </w:p>
+        </w:tc>
+        <w:tc>
+          <w:tcPr>
+            <w:tcW w:w="524" w:type="pct"/>
+          </w:tcPr>
+          <w:p>
+            <w:pPr>
+              <w:spacing w:after="240" w:line="360" w:lineRule="auto"/>
+              <w:jc w:val="center"/>
+              <w:rPr>
+                <w:rFonts w:ascii="Arial" w:hAnsi="Arial" w:cs="Arial"/>
+              </w:rPr>
+            </w:pPr>
+            <w:r>
+              <w:rPr>
+                <w:rFonts w:ascii="Arial" w:hAnsi="Arial" w:cs="Arial"/>
+              </w:rPr>
+              <w:t>48.00</w:t>
             </w:r>
           </w:p>
         </w:tc>
@@ -6234,33 +6003,27 @@
         </w:tc>
         <w:tc>
           <w:tcPr>
-            <w:tcW w:w="631" w:type="pct"/>
-          </w:tcPr>
-          <w:p>
-            <w:pPr>
-              <w:spacing w:after="240" w:line="360" w:lineRule="auto"/>
-              <w:jc w:val="center"/>
-              <w:rPr>
-                <w:rFonts w:ascii="Arial" w:hAnsi="Arial" w:cs="Arial"/>
-              </w:rPr>
-            </w:pPr>
-            <w:r>
-              <w:rPr>
-                <w:rFonts w:ascii="Arial" w:hAnsi="Arial" w:cs="Arial"/>
-              </w:rPr>
-              <w:t>SRICA_036_00</w:t>
-            </w:r>
-            <w:r>
-              <w:rPr>
-                <w:rFonts w:ascii="Arial" w:hAnsi="Arial" w:cs="Arial"/>
-              </w:rPr>
-              <w:t>2</w:t>
-            </w:r>
-          </w:p>
-        </w:tc>
-        <w:tc>
-          <w:tcPr>
-            <w:tcW w:w="793" w:type="pct"/>
+            <w:tcW w:w="711" w:type="pct"/>
+          </w:tcPr>
+          <w:p>
+            <w:pPr>
+              <w:spacing w:after="240" w:line="360" w:lineRule="auto"/>
+              <w:jc w:val="center"/>
+              <w:rPr>
+                <w:rFonts w:ascii="Arial" w:hAnsi="Arial" w:cs="Arial"/>
+              </w:rPr>
+            </w:pPr>
+            <w:r>
+              <w:rPr>
+                <w:rFonts w:ascii="Arial" w:hAnsi="Arial" w:cs="Arial"/>
+              </w:rPr>
+              <w:t>SRICA_036_002</w:t>
+            </w:r>
+          </w:p>
+        </w:tc>
+        <w:tc>
+          <w:tcPr>
+            <w:tcW w:w="773" w:type="pct"/>
             <w:vAlign w:val="center"/>
           </w:tcPr>
           <w:p>
@@ -6281,7 +6044,7 @@
         </w:tc>
         <w:tc>
           <w:tcPr>
-            <w:tcW w:w="2192" w:type="pct"/>
+            <w:tcW w:w="2172" w:type="pct"/>
             <w:vAlign w:val="center"/>
           </w:tcPr>
           <w:p>
@@ -6302,49 +6065,42 @@
         </w:tc>
         <w:tc>
           <w:tcPr>
-            <w:tcW w:w="304" w:type="pct"/>
-            <w:vAlign w:val="center"/>
-          </w:tcPr>
-          <w:p>
-            <w:pPr>
-              <w:spacing w:after="240" w:line="360" w:lineRule="auto"/>
-              <w:jc w:val="center"/>
-              <w:rPr>
-                <w:rFonts w:ascii="Arial" w:hAnsi="Arial" w:cs="Arial"/>
-              </w:rPr>
-            </w:pPr>
-            <w:r>
-              <w:rPr>
-                <w:rFonts w:ascii="Arial" w:hAnsi="Arial" w:cs="Arial"/>
-              </w:rPr>
-              <w:t>8</w:t>
-            </w:r>
-          </w:p>
-        </w:tc>
-        <w:tc>
-          <w:tcPr>
-            <w:tcW w:w="544" w:type="pct"/>
-            <w:vAlign w:val="center"/>
-          </w:tcPr>
-          <w:p>
-            <w:pPr>
-              <w:spacing w:after="240" w:line="360" w:lineRule="auto"/>
-              <w:jc w:val="center"/>
-              <w:rPr>
-                <w:rFonts w:ascii="Arial" w:hAnsi="Arial" w:cs="Arial"/>
-              </w:rPr>
-            </w:pPr>
-            <w:r>
-              <w:rPr>
-                <w:rFonts w:ascii="Arial" w:hAnsi="Arial" w:cs="Arial"/>
-              </w:rPr>
-              <w:t>12</w:t>
-            </w:r>
-            <w:r>
-              <w:rPr>
-                <w:rFonts w:ascii="Arial" w:hAnsi="Arial" w:cs="Arial"/>
-              </w:rPr>
-              <w:t>.00</w:t>
+            <w:tcW w:w="284" w:type="pct"/>
+            <w:vAlign w:val="center"/>
+          </w:tcPr>
+          <w:p>
+            <w:pPr>
+              <w:spacing w:after="240" w:line="360" w:lineRule="auto"/>
+              <w:jc w:val="center"/>
+              <w:rPr>
+                <w:rFonts w:ascii="Arial" w:hAnsi="Arial" w:cs="Arial"/>
+              </w:rPr>
+            </w:pPr>
+            <w:r>
+              <w:rPr>
+                <w:rFonts w:ascii="Arial" w:hAnsi="Arial" w:cs="Arial"/>
+              </w:rPr>
+              <w:t>32</w:t>
+            </w:r>
+          </w:p>
+        </w:tc>
+        <w:tc>
+          <w:tcPr>
+            <w:tcW w:w="524" w:type="pct"/>
+          </w:tcPr>
+          <w:p>
+            <w:pPr>
+              <w:spacing w:after="240" w:line="360" w:lineRule="auto"/>
+              <w:jc w:val="center"/>
+              <w:rPr>
+                <w:rFonts w:ascii="Arial" w:hAnsi="Arial" w:cs="Arial"/>
+              </w:rPr>
+            </w:pPr>
+            <w:r>
+              <w:rPr>
+                <w:rFonts w:ascii="Arial" w:hAnsi="Arial" w:cs="Arial"/>
+              </w:rPr>
+              <w:t>48.00</w:t>
             </w:r>
           </w:p>
         </w:tc>
@@ -6368,33 +6124,27 @@
         </w:tc>
         <w:tc>
           <w:tcPr>
-            <w:tcW w:w="631" w:type="pct"/>
-          </w:tcPr>
-          <w:p>
-            <w:pPr>
-              <w:spacing w:after="240" w:line="360" w:lineRule="auto"/>
-              <w:jc w:val="center"/>
-              <w:rPr>
-                <w:rFonts w:ascii="Arial" w:hAnsi="Arial" w:cs="Arial"/>
-              </w:rPr>
-            </w:pPr>
-            <w:r>
-              <w:rPr>
-                <w:rFonts w:ascii="Arial" w:hAnsi="Arial" w:cs="Arial"/>
-              </w:rPr>
-              <w:t>SRICA_036_00</w:t>
-            </w:r>
-            <w:r>
-              <w:rPr>
-                <w:rFonts w:ascii="Arial" w:hAnsi="Arial" w:cs="Arial"/>
-              </w:rPr>
-              <w:t>3</w:t>
-            </w:r>
-          </w:p>
-        </w:tc>
-        <w:tc>
-          <w:tcPr>
-            <w:tcW w:w="793" w:type="pct"/>
+            <w:tcW w:w="711" w:type="pct"/>
+          </w:tcPr>
+          <w:p>
+            <w:pPr>
+              <w:spacing w:after="240" w:line="360" w:lineRule="auto"/>
+              <w:jc w:val="center"/>
+              <w:rPr>
+                <w:rFonts w:ascii="Arial" w:hAnsi="Arial" w:cs="Arial"/>
+              </w:rPr>
+            </w:pPr>
+            <w:r>
+              <w:rPr>
+                <w:rFonts w:ascii="Arial" w:hAnsi="Arial" w:cs="Arial"/>
+              </w:rPr>
+              <w:t>SRICA_036_003</w:t>
+            </w:r>
+          </w:p>
+        </w:tc>
+        <w:tc>
+          <w:tcPr>
+            <w:tcW w:w="773" w:type="pct"/>
             <w:vAlign w:val="center"/>
           </w:tcPr>
           <w:p>
@@ -6415,7 +6165,7 @@
         </w:tc>
         <w:tc>
           <w:tcPr>
-            <w:tcW w:w="2192" w:type="pct"/>
+            <w:tcW w:w="2172" w:type="pct"/>
             <w:vAlign w:val="center"/>
           </w:tcPr>
           <w:p>
@@ -6426,60 +6176,52 @@
                 <w:rFonts w:ascii="Arial" w:hAnsi="Arial" w:cs="Arial"/>
               </w:rPr>
             </w:pPr>
-            <w:proofErr w:type="spellStart"/>
-            <w:r>
-              <w:rPr>
-                <w:rFonts w:ascii="Arial" w:hAnsi="Arial" w:cs="Arial"/>
-              </w:rPr>
-              <w:t>Dashboard</w:t>
-            </w:r>
-            <w:proofErr w:type="spellEnd"/>
-            <w:r>
-              <w:rPr>
-                <w:rFonts w:ascii="Arial" w:hAnsi="Arial" w:cs="Arial"/>
-              </w:rPr>
-              <w:t xml:space="preserve"> del sistema</w:t>
-            </w:r>
-          </w:p>
-        </w:tc>
-        <w:tc>
-          <w:tcPr>
-            <w:tcW w:w="304" w:type="pct"/>
-            <w:vAlign w:val="center"/>
-          </w:tcPr>
-          <w:p>
-            <w:pPr>
-              <w:spacing w:after="240" w:line="360" w:lineRule="auto"/>
-              <w:jc w:val="center"/>
-              <w:rPr>
-                <w:rFonts w:ascii="Arial" w:hAnsi="Arial" w:cs="Arial"/>
-              </w:rPr>
-            </w:pPr>
-            <w:r>
-              <w:rPr>
-                <w:rFonts w:ascii="Arial" w:hAnsi="Arial" w:cs="Arial"/>
-              </w:rPr>
-              <w:t>8</w:t>
-            </w:r>
-          </w:p>
-        </w:tc>
-        <w:tc>
-          <w:tcPr>
-            <w:tcW w:w="544" w:type="pct"/>
-          </w:tcPr>
-          <w:p>
-            <w:pPr>
-              <w:spacing w:after="240" w:line="360" w:lineRule="auto"/>
-              <w:jc w:val="center"/>
-              <w:rPr>
-                <w:rFonts w:ascii="Arial" w:hAnsi="Arial" w:cs="Arial"/>
-              </w:rPr>
-            </w:pPr>
-            <w:r>
-              <w:rPr>
-                <w:rFonts w:ascii="Arial" w:hAnsi="Arial" w:cs="Arial"/>
-              </w:rPr>
-              <w:t>12.00</w:t>
+            <w:r>
+              <w:rPr>
+                <w:rFonts w:ascii="Arial" w:hAnsi="Arial" w:cs="Arial"/>
+              </w:rPr>
+              <w:t>Dashboard del sistema</w:t>
+            </w:r>
+          </w:p>
+        </w:tc>
+        <w:tc>
+          <w:tcPr>
+            <w:tcW w:w="284" w:type="pct"/>
+            <w:vAlign w:val="center"/>
+          </w:tcPr>
+          <w:p>
+            <w:pPr>
+              <w:spacing w:after="240" w:line="360" w:lineRule="auto"/>
+              <w:jc w:val="center"/>
+              <w:rPr>
+                <w:rFonts w:ascii="Arial" w:hAnsi="Arial" w:cs="Arial"/>
+              </w:rPr>
+            </w:pPr>
+            <w:r>
+              <w:rPr>
+                <w:rFonts w:ascii="Arial" w:hAnsi="Arial" w:cs="Arial"/>
+              </w:rPr>
+              <w:t>32</w:t>
+            </w:r>
+          </w:p>
+        </w:tc>
+        <w:tc>
+          <w:tcPr>
+            <w:tcW w:w="524" w:type="pct"/>
+          </w:tcPr>
+          <w:p>
+            <w:pPr>
+              <w:spacing w:after="240" w:line="360" w:lineRule="auto"/>
+              <w:jc w:val="center"/>
+              <w:rPr>
+                <w:rFonts w:ascii="Arial" w:hAnsi="Arial" w:cs="Arial"/>
+              </w:rPr>
+            </w:pPr>
+            <w:r>
+              <w:rPr>
+                <w:rFonts w:ascii="Arial" w:hAnsi="Arial" w:cs="Arial"/>
+              </w:rPr>
+              <w:t>48.00</w:t>
             </w:r>
           </w:p>
         </w:tc>
@@ -6503,33 +6245,27 @@
         </w:tc>
         <w:tc>
           <w:tcPr>
-            <w:tcW w:w="631" w:type="pct"/>
-          </w:tcPr>
-          <w:p>
-            <w:pPr>
-              <w:spacing w:after="240" w:line="360" w:lineRule="auto"/>
-              <w:jc w:val="center"/>
-              <w:rPr>
-                <w:rFonts w:ascii="Arial" w:hAnsi="Arial" w:cs="Arial"/>
-              </w:rPr>
-            </w:pPr>
-            <w:r>
-              <w:rPr>
-                <w:rFonts w:ascii="Arial" w:hAnsi="Arial" w:cs="Arial"/>
-              </w:rPr>
-              <w:t>SRICA_036_00</w:t>
-            </w:r>
-            <w:r>
-              <w:rPr>
-                <w:rFonts w:ascii="Arial" w:hAnsi="Arial" w:cs="Arial"/>
-              </w:rPr>
-              <w:t>4</w:t>
-            </w:r>
-          </w:p>
-        </w:tc>
-        <w:tc>
-          <w:tcPr>
-            <w:tcW w:w="793" w:type="pct"/>
+            <w:tcW w:w="711" w:type="pct"/>
+          </w:tcPr>
+          <w:p>
+            <w:pPr>
+              <w:spacing w:after="240" w:line="360" w:lineRule="auto"/>
+              <w:jc w:val="center"/>
+              <w:rPr>
+                <w:rFonts w:ascii="Arial" w:hAnsi="Arial" w:cs="Arial"/>
+              </w:rPr>
+            </w:pPr>
+            <w:r>
+              <w:rPr>
+                <w:rFonts w:ascii="Arial" w:hAnsi="Arial" w:cs="Arial"/>
+              </w:rPr>
+              <w:t>SRICA_036_004</w:t>
+            </w:r>
+          </w:p>
+        </w:tc>
+        <w:tc>
+          <w:tcPr>
+            <w:tcW w:w="773" w:type="pct"/>
             <w:vAlign w:val="center"/>
           </w:tcPr>
           <w:p>
@@ -6550,7 +6286,7 @@
         </w:tc>
         <w:tc>
           <w:tcPr>
-            <w:tcW w:w="2192" w:type="pct"/>
+            <w:tcW w:w="2172" w:type="pct"/>
             <w:vAlign w:val="center"/>
           </w:tcPr>
           <w:p>
@@ -6571,42 +6307,42 @@
         </w:tc>
         <w:tc>
           <w:tcPr>
-            <w:tcW w:w="304" w:type="pct"/>
-            <w:vAlign w:val="center"/>
-          </w:tcPr>
-          <w:p>
-            <w:pPr>
-              <w:spacing w:after="240" w:line="360" w:lineRule="auto"/>
-              <w:jc w:val="center"/>
-              <w:rPr>
-                <w:rFonts w:ascii="Arial" w:hAnsi="Arial" w:cs="Arial"/>
-              </w:rPr>
-            </w:pPr>
-            <w:r>
-              <w:rPr>
-                <w:rFonts w:ascii="Arial" w:hAnsi="Arial" w:cs="Arial"/>
-              </w:rPr>
-              <w:t>8</w:t>
-            </w:r>
-          </w:p>
-        </w:tc>
-        <w:tc>
-          <w:tcPr>
-            <w:tcW w:w="544" w:type="pct"/>
-          </w:tcPr>
-          <w:p>
-            <w:pPr>
-              <w:spacing w:after="240" w:line="360" w:lineRule="auto"/>
-              <w:jc w:val="center"/>
-              <w:rPr>
-                <w:rFonts w:ascii="Arial" w:hAnsi="Arial" w:cs="Arial"/>
-              </w:rPr>
-            </w:pPr>
-            <w:r>
-              <w:rPr>
-                <w:rFonts w:ascii="Arial" w:hAnsi="Arial" w:cs="Arial"/>
-              </w:rPr>
-              <w:t>12.00</w:t>
+            <w:tcW w:w="284" w:type="pct"/>
+            <w:vAlign w:val="center"/>
+          </w:tcPr>
+          <w:p>
+            <w:pPr>
+              <w:spacing w:after="240" w:line="360" w:lineRule="auto"/>
+              <w:jc w:val="center"/>
+              <w:rPr>
+                <w:rFonts w:ascii="Arial" w:hAnsi="Arial" w:cs="Arial"/>
+              </w:rPr>
+            </w:pPr>
+            <w:r>
+              <w:rPr>
+                <w:rFonts w:ascii="Arial" w:hAnsi="Arial" w:cs="Arial"/>
+              </w:rPr>
+              <w:t>32</w:t>
+            </w:r>
+          </w:p>
+        </w:tc>
+        <w:tc>
+          <w:tcPr>
+            <w:tcW w:w="524" w:type="pct"/>
+          </w:tcPr>
+          <w:p>
+            <w:pPr>
+              <w:spacing w:after="240" w:line="360" w:lineRule="auto"/>
+              <w:jc w:val="center"/>
+              <w:rPr>
+                <w:rFonts w:ascii="Arial" w:hAnsi="Arial" w:cs="Arial"/>
+              </w:rPr>
+            </w:pPr>
+            <w:r>
+              <w:rPr>
+                <w:rFonts w:ascii="Arial" w:hAnsi="Arial" w:cs="Arial"/>
+              </w:rPr>
+              <w:t>48.00</w:t>
             </w:r>
           </w:p>
         </w:tc>
@@ -6630,33 +6366,27 @@
         </w:tc>
         <w:tc>
           <w:tcPr>
-            <w:tcW w:w="631" w:type="pct"/>
-          </w:tcPr>
-          <w:p>
-            <w:pPr>
-              <w:spacing w:after="240" w:line="360" w:lineRule="auto"/>
-              <w:jc w:val="center"/>
-              <w:rPr>
-                <w:rFonts w:ascii="Arial" w:hAnsi="Arial" w:cs="Arial"/>
-              </w:rPr>
-            </w:pPr>
-            <w:r>
-              <w:rPr>
-                <w:rFonts w:ascii="Arial" w:hAnsi="Arial" w:cs="Arial"/>
-              </w:rPr>
-              <w:t>SRICA_036_00</w:t>
-            </w:r>
-            <w:r>
-              <w:rPr>
-                <w:rFonts w:ascii="Arial" w:hAnsi="Arial" w:cs="Arial"/>
-              </w:rPr>
-              <w:t>5</w:t>
-            </w:r>
-          </w:p>
-        </w:tc>
-        <w:tc>
-          <w:tcPr>
-            <w:tcW w:w="793" w:type="pct"/>
+            <w:tcW w:w="711" w:type="pct"/>
+          </w:tcPr>
+          <w:p>
+            <w:pPr>
+              <w:spacing w:after="240" w:line="360" w:lineRule="auto"/>
+              <w:jc w:val="center"/>
+              <w:rPr>
+                <w:rFonts w:ascii="Arial" w:hAnsi="Arial" w:cs="Arial"/>
+              </w:rPr>
+            </w:pPr>
+            <w:r>
+              <w:rPr>
+                <w:rFonts w:ascii="Arial" w:hAnsi="Arial" w:cs="Arial"/>
+              </w:rPr>
+              <w:t>SRICA_036_005</w:t>
+            </w:r>
+          </w:p>
+        </w:tc>
+        <w:tc>
+          <w:tcPr>
+            <w:tcW w:w="773" w:type="pct"/>
             <w:vAlign w:val="center"/>
           </w:tcPr>
           <w:p>
@@ -6677,7 +6407,7 @@
         </w:tc>
         <w:tc>
           <w:tcPr>
-            <w:tcW w:w="2192" w:type="pct"/>
+            <w:tcW w:w="2172" w:type="pct"/>
             <w:vAlign w:val="center"/>
           </w:tcPr>
           <w:p>
@@ -6698,42 +6428,42 @@
         </w:tc>
         <w:tc>
           <w:tcPr>
-            <w:tcW w:w="304" w:type="pct"/>
-            <w:vAlign w:val="center"/>
-          </w:tcPr>
-          <w:p>
-            <w:pPr>
-              <w:spacing w:after="240" w:line="360" w:lineRule="auto"/>
-              <w:jc w:val="center"/>
-              <w:rPr>
-                <w:rFonts w:ascii="Arial" w:hAnsi="Arial" w:cs="Arial"/>
-              </w:rPr>
-            </w:pPr>
-            <w:r>
-              <w:rPr>
-                <w:rFonts w:ascii="Arial" w:hAnsi="Arial" w:cs="Arial"/>
-              </w:rPr>
-              <w:t>8</w:t>
-            </w:r>
-          </w:p>
-        </w:tc>
-        <w:tc>
-          <w:tcPr>
-            <w:tcW w:w="544" w:type="pct"/>
-          </w:tcPr>
-          <w:p>
-            <w:pPr>
-              <w:spacing w:after="240" w:line="360" w:lineRule="auto"/>
-              <w:jc w:val="center"/>
-              <w:rPr>
-                <w:rFonts w:ascii="Arial" w:hAnsi="Arial" w:cs="Arial"/>
-              </w:rPr>
-            </w:pPr>
-            <w:r>
-              <w:rPr>
-                <w:rFonts w:ascii="Arial" w:hAnsi="Arial" w:cs="Arial"/>
-              </w:rPr>
-              <w:t>12.00</w:t>
+            <w:tcW w:w="284" w:type="pct"/>
+            <w:vAlign w:val="center"/>
+          </w:tcPr>
+          <w:p>
+            <w:pPr>
+              <w:spacing w:after="240" w:line="360" w:lineRule="auto"/>
+              <w:jc w:val="center"/>
+              <w:rPr>
+                <w:rFonts w:ascii="Arial" w:hAnsi="Arial" w:cs="Arial"/>
+              </w:rPr>
+            </w:pPr>
+            <w:r>
+              <w:rPr>
+                <w:rFonts w:ascii="Arial" w:hAnsi="Arial" w:cs="Arial"/>
+              </w:rPr>
+              <w:t>32</w:t>
+            </w:r>
+          </w:p>
+        </w:tc>
+        <w:tc>
+          <w:tcPr>
+            <w:tcW w:w="524" w:type="pct"/>
+          </w:tcPr>
+          <w:p>
+            <w:pPr>
+              <w:spacing w:after="240" w:line="360" w:lineRule="auto"/>
+              <w:jc w:val="center"/>
+              <w:rPr>
+                <w:rFonts w:ascii="Arial" w:hAnsi="Arial" w:cs="Arial"/>
+              </w:rPr>
+            </w:pPr>
+            <w:r>
+              <w:rPr>
+                <w:rFonts w:ascii="Arial" w:hAnsi="Arial" w:cs="Arial"/>
+              </w:rPr>
+              <w:t>48.00</w:t>
             </w:r>
           </w:p>
         </w:tc>
@@ -6757,33 +6487,27 @@
         </w:tc>
         <w:tc>
           <w:tcPr>
-            <w:tcW w:w="631" w:type="pct"/>
-          </w:tcPr>
-          <w:p>
-            <w:pPr>
-              <w:spacing w:after="240" w:line="360" w:lineRule="auto"/>
-              <w:jc w:val="center"/>
-              <w:rPr>
-                <w:rFonts w:ascii="Arial" w:hAnsi="Arial" w:cs="Arial"/>
-              </w:rPr>
-            </w:pPr>
-            <w:r>
-              <w:rPr>
-                <w:rFonts w:ascii="Arial" w:hAnsi="Arial" w:cs="Arial"/>
-              </w:rPr>
-              <w:t>SRICA_036_00</w:t>
-            </w:r>
-            <w:r>
-              <w:rPr>
-                <w:rFonts w:ascii="Arial" w:hAnsi="Arial" w:cs="Arial"/>
-              </w:rPr>
-              <w:t>6</w:t>
-            </w:r>
-          </w:p>
-        </w:tc>
-        <w:tc>
-          <w:tcPr>
-            <w:tcW w:w="793" w:type="pct"/>
+            <w:tcW w:w="711" w:type="pct"/>
+          </w:tcPr>
+          <w:p>
+            <w:pPr>
+              <w:spacing w:after="240" w:line="360" w:lineRule="auto"/>
+              <w:jc w:val="center"/>
+              <w:rPr>
+                <w:rFonts w:ascii="Arial" w:hAnsi="Arial" w:cs="Arial"/>
+              </w:rPr>
+            </w:pPr>
+            <w:r>
+              <w:rPr>
+                <w:rFonts w:ascii="Arial" w:hAnsi="Arial" w:cs="Arial"/>
+              </w:rPr>
+              <w:t>SRICA_036_006</w:t>
+            </w:r>
+          </w:p>
+        </w:tc>
+        <w:tc>
+          <w:tcPr>
+            <w:tcW w:w="773" w:type="pct"/>
             <w:vAlign w:val="center"/>
           </w:tcPr>
           <w:p>
@@ -6804,7 +6528,7 @@
         </w:tc>
         <w:tc>
           <w:tcPr>
-            <w:tcW w:w="2192" w:type="pct"/>
+            <w:tcW w:w="2172" w:type="pct"/>
             <w:vAlign w:val="center"/>
           </w:tcPr>
           <w:p>
@@ -6825,42 +6549,42 @@
         </w:tc>
         <w:tc>
           <w:tcPr>
-            <w:tcW w:w="304" w:type="pct"/>
-            <w:vAlign w:val="center"/>
-          </w:tcPr>
-          <w:p>
-            <w:pPr>
-              <w:spacing w:after="240" w:line="360" w:lineRule="auto"/>
-              <w:jc w:val="center"/>
-              <w:rPr>
-                <w:rFonts w:ascii="Arial" w:hAnsi="Arial" w:cs="Arial"/>
-              </w:rPr>
-            </w:pPr>
-            <w:r>
-              <w:rPr>
-                <w:rFonts w:ascii="Arial" w:hAnsi="Arial" w:cs="Arial"/>
-              </w:rPr>
-              <w:t>8</w:t>
-            </w:r>
-          </w:p>
-        </w:tc>
-        <w:tc>
-          <w:tcPr>
-            <w:tcW w:w="544" w:type="pct"/>
-          </w:tcPr>
-          <w:p>
-            <w:pPr>
-              <w:spacing w:after="240" w:line="360" w:lineRule="auto"/>
-              <w:jc w:val="center"/>
-              <w:rPr>
-                <w:rFonts w:ascii="Arial" w:hAnsi="Arial" w:cs="Arial"/>
-              </w:rPr>
-            </w:pPr>
-            <w:r>
-              <w:rPr>
-                <w:rFonts w:ascii="Arial" w:hAnsi="Arial" w:cs="Arial"/>
-              </w:rPr>
-              <w:t>12.00</w:t>
+            <w:tcW w:w="284" w:type="pct"/>
+            <w:vAlign w:val="center"/>
+          </w:tcPr>
+          <w:p>
+            <w:pPr>
+              <w:spacing w:after="240" w:line="360" w:lineRule="auto"/>
+              <w:jc w:val="center"/>
+              <w:rPr>
+                <w:rFonts w:ascii="Arial" w:hAnsi="Arial" w:cs="Arial"/>
+              </w:rPr>
+            </w:pPr>
+            <w:r>
+              <w:rPr>
+                <w:rFonts w:ascii="Arial" w:hAnsi="Arial" w:cs="Arial"/>
+              </w:rPr>
+              <w:t>32</w:t>
+            </w:r>
+          </w:p>
+        </w:tc>
+        <w:tc>
+          <w:tcPr>
+            <w:tcW w:w="524" w:type="pct"/>
+          </w:tcPr>
+          <w:p>
+            <w:pPr>
+              <w:spacing w:after="240" w:line="360" w:lineRule="auto"/>
+              <w:jc w:val="center"/>
+              <w:rPr>
+                <w:rFonts w:ascii="Arial" w:hAnsi="Arial" w:cs="Arial"/>
+              </w:rPr>
+            </w:pPr>
+            <w:r>
+              <w:rPr>
+                <w:rFonts w:ascii="Arial" w:hAnsi="Arial" w:cs="Arial"/>
+              </w:rPr>
+              <w:t>48.00</w:t>
             </w:r>
           </w:p>
         </w:tc>
@@ -6884,33 +6608,27 @@
         </w:tc>
         <w:tc>
           <w:tcPr>
-            <w:tcW w:w="631" w:type="pct"/>
-          </w:tcPr>
-          <w:p>
-            <w:pPr>
-              <w:spacing w:after="240" w:line="360" w:lineRule="auto"/>
-              <w:jc w:val="center"/>
-              <w:rPr>
-                <w:rFonts w:ascii="Arial" w:hAnsi="Arial" w:cs="Arial"/>
-              </w:rPr>
-            </w:pPr>
-            <w:r>
-              <w:rPr>
-                <w:rFonts w:ascii="Arial" w:hAnsi="Arial" w:cs="Arial"/>
-              </w:rPr>
-              <w:t>SRICA_036_00</w:t>
-            </w:r>
-            <w:r>
-              <w:rPr>
-                <w:rFonts w:ascii="Arial" w:hAnsi="Arial" w:cs="Arial"/>
-              </w:rPr>
-              <w:t>7</w:t>
-            </w:r>
-          </w:p>
-        </w:tc>
-        <w:tc>
-          <w:tcPr>
-            <w:tcW w:w="793" w:type="pct"/>
+            <w:tcW w:w="711" w:type="pct"/>
+          </w:tcPr>
+          <w:p>
+            <w:pPr>
+              <w:spacing w:after="240" w:line="360" w:lineRule="auto"/>
+              <w:jc w:val="center"/>
+              <w:rPr>
+                <w:rFonts w:ascii="Arial" w:hAnsi="Arial" w:cs="Arial"/>
+              </w:rPr>
+            </w:pPr>
+            <w:r>
+              <w:rPr>
+                <w:rFonts w:ascii="Arial" w:hAnsi="Arial" w:cs="Arial"/>
+              </w:rPr>
+              <w:t>SRICA_036_007</w:t>
+            </w:r>
+          </w:p>
+        </w:tc>
+        <w:tc>
+          <w:tcPr>
+            <w:tcW w:w="773" w:type="pct"/>
             <w:vAlign w:val="center"/>
           </w:tcPr>
           <w:p>
@@ -6931,7 +6649,7 @@
         </w:tc>
         <w:tc>
           <w:tcPr>
-            <w:tcW w:w="2192" w:type="pct"/>
+            <w:tcW w:w="2172" w:type="pct"/>
             <w:vAlign w:val="center"/>
           </w:tcPr>
           <w:p>
@@ -6952,49 +6670,42 @@
         </w:tc>
         <w:tc>
           <w:tcPr>
-            <w:tcW w:w="304" w:type="pct"/>
-            <w:vAlign w:val="center"/>
-          </w:tcPr>
-          <w:p>
-            <w:pPr>
-              <w:spacing w:after="240" w:line="360" w:lineRule="auto"/>
-              <w:jc w:val="center"/>
-              <w:rPr>
-                <w:rFonts w:ascii="Arial" w:hAnsi="Arial" w:cs="Arial"/>
-              </w:rPr>
-            </w:pPr>
-            <w:r>
-              <w:rPr>
-                <w:rFonts w:ascii="Arial" w:hAnsi="Arial" w:cs="Arial"/>
-              </w:rPr>
-              <w:t>138</w:t>
-            </w:r>
-          </w:p>
-        </w:tc>
-        <w:tc>
-          <w:tcPr>
-            <w:tcW w:w="544" w:type="pct"/>
-            <w:vAlign w:val="center"/>
-          </w:tcPr>
-          <w:p>
-            <w:pPr>
-              <w:spacing w:after="240" w:line="360" w:lineRule="auto"/>
-              <w:jc w:val="center"/>
-              <w:rPr>
-                <w:rFonts w:ascii="Arial" w:hAnsi="Arial" w:cs="Arial"/>
-              </w:rPr>
-            </w:pPr>
-            <w:r>
-              <w:rPr>
-                <w:rFonts w:ascii="Arial" w:hAnsi="Arial" w:cs="Arial"/>
-              </w:rPr>
-              <w:t>207</w:t>
-            </w:r>
-            <w:r>
-              <w:rPr>
-                <w:rFonts w:ascii="Arial" w:hAnsi="Arial" w:cs="Arial"/>
-              </w:rPr>
-              <w:t>.00</w:t>
+            <w:tcW w:w="284" w:type="pct"/>
+            <w:vAlign w:val="center"/>
+          </w:tcPr>
+          <w:p>
+            <w:pPr>
+              <w:spacing w:after="240" w:line="360" w:lineRule="auto"/>
+              <w:jc w:val="center"/>
+              <w:rPr>
+                <w:rFonts w:ascii="Arial" w:hAnsi="Arial" w:cs="Arial"/>
+              </w:rPr>
+            </w:pPr>
+            <w:r>
+              <w:rPr>
+                <w:rFonts w:ascii="Arial" w:hAnsi="Arial" w:cs="Arial"/>
+              </w:rPr>
+              <w:t>292</w:t>
+            </w:r>
+          </w:p>
+        </w:tc>
+        <w:tc>
+          <w:tcPr>
+            <w:tcW w:w="524" w:type="pct"/>
+          </w:tcPr>
+          <w:p>
+            <w:pPr>
+              <w:spacing w:after="240" w:line="360" w:lineRule="auto"/>
+              <w:jc w:val="center"/>
+              <w:rPr>
+                <w:rFonts w:ascii="Arial" w:hAnsi="Arial" w:cs="Arial"/>
+              </w:rPr>
+            </w:pPr>
+            <w:r>
+              <w:rPr>
+                <w:rFonts w:ascii="Arial" w:hAnsi="Arial" w:cs="Arial"/>
+              </w:rPr>
+              <w:t>438.00</w:t>
             </w:r>
           </w:p>
         </w:tc>
@@ -7018,33 +6729,27 @@
         </w:tc>
         <w:tc>
           <w:tcPr>
-            <w:tcW w:w="631" w:type="pct"/>
-          </w:tcPr>
-          <w:p>
-            <w:pPr>
-              <w:spacing w:after="240" w:line="360" w:lineRule="auto"/>
-              <w:jc w:val="center"/>
-              <w:rPr>
-                <w:rFonts w:ascii="Arial" w:hAnsi="Arial" w:cs="Arial"/>
-              </w:rPr>
-            </w:pPr>
-            <w:r>
-              <w:rPr>
-                <w:rFonts w:ascii="Arial" w:hAnsi="Arial" w:cs="Arial"/>
-              </w:rPr>
-              <w:t>SRICA_036_00</w:t>
-            </w:r>
-            <w:r>
-              <w:rPr>
-                <w:rFonts w:ascii="Arial" w:hAnsi="Arial" w:cs="Arial"/>
-              </w:rPr>
-              <w:t>8</w:t>
-            </w:r>
-          </w:p>
-        </w:tc>
-        <w:tc>
-          <w:tcPr>
-            <w:tcW w:w="793" w:type="pct"/>
+            <w:tcW w:w="711" w:type="pct"/>
+          </w:tcPr>
+          <w:p>
+            <w:pPr>
+              <w:spacing w:after="240" w:line="360" w:lineRule="auto"/>
+              <w:jc w:val="center"/>
+              <w:rPr>
+                <w:rFonts w:ascii="Arial" w:hAnsi="Arial" w:cs="Arial"/>
+              </w:rPr>
+            </w:pPr>
+            <w:r>
+              <w:rPr>
+                <w:rFonts w:ascii="Arial" w:hAnsi="Arial" w:cs="Arial"/>
+              </w:rPr>
+              <w:t>SRICA_036_008</w:t>
+            </w:r>
+          </w:p>
+        </w:tc>
+        <w:tc>
+          <w:tcPr>
+            <w:tcW w:w="773" w:type="pct"/>
             <w:vAlign w:val="center"/>
           </w:tcPr>
           <w:p>
@@ -7065,7 +6770,7 @@
         </w:tc>
         <w:tc>
           <w:tcPr>
-            <w:tcW w:w="2192" w:type="pct"/>
+            <w:tcW w:w="2172" w:type="pct"/>
             <w:vAlign w:val="center"/>
           </w:tcPr>
           <w:p>
@@ -7086,49 +6791,42 @@
         </w:tc>
         <w:tc>
           <w:tcPr>
-            <w:tcW w:w="304" w:type="pct"/>
-            <w:vAlign w:val="center"/>
-          </w:tcPr>
-          <w:p>
-            <w:pPr>
-              <w:spacing w:after="240" w:line="360" w:lineRule="auto"/>
-              <w:jc w:val="center"/>
-              <w:rPr>
-                <w:rFonts w:ascii="Arial" w:hAnsi="Arial" w:cs="Arial"/>
-              </w:rPr>
-            </w:pPr>
-            <w:r>
-              <w:rPr>
-                <w:rFonts w:ascii="Arial" w:hAnsi="Arial" w:cs="Arial"/>
-              </w:rPr>
-              <w:t>100</w:t>
-            </w:r>
-          </w:p>
-        </w:tc>
-        <w:tc>
-          <w:tcPr>
-            <w:tcW w:w="544" w:type="pct"/>
-            <w:vAlign w:val="center"/>
-          </w:tcPr>
-          <w:p>
-            <w:pPr>
-              <w:spacing w:after="240" w:line="360" w:lineRule="auto"/>
-              <w:jc w:val="center"/>
-              <w:rPr>
-                <w:rFonts w:ascii="Arial" w:hAnsi="Arial" w:cs="Arial"/>
-              </w:rPr>
-            </w:pPr>
-            <w:r>
-              <w:rPr>
-                <w:rFonts w:ascii="Arial" w:hAnsi="Arial" w:cs="Arial"/>
-              </w:rPr>
-              <w:t>150</w:t>
-            </w:r>
-            <w:r>
-              <w:rPr>
-                <w:rFonts w:ascii="Arial" w:hAnsi="Arial" w:cs="Arial"/>
-              </w:rPr>
-              <w:t>.00</w:t>
+            <w:tcW w:w="284" w:type="pct"/>
+            <w:vAlign w:val="center"/>
+          </w:tcPr>
+          <w:p>
+            <w:pPr>
+              <w:spacing w:after="240" w:line="360" w:lineRule="auto"/>
+              <w:jc w:val="center"/>
+              <w:rPr>
+                <w:rFonts w:ascii="Arial" w:hAnsi="Arial" w:cs="Arial"/>
+              </w:rPr>
+            </w:pPr>
+            <w:r>
+              <w:rPr>
+                <w:rFonts w:ascii="Arial" w:hAnsi="Arial" w:cs="Arial"/>
+              </w:rPr>
+              <w:t>200</w:t>
+            </w:r>
+          </w:p>
+        </w:tc>
+        <w:tc>
+          <w:tcPr>
+            <w:tcW w:w="524" w:type="pct"/>
+          </w:tcPr>
+          <w:p>
+            <w:pPr>
+              <w:spacing w:after="240" w:line="360" w:lineRule="auto"/>
+              <w:jc w:val="center"/>
+              <w:rPr>
+                <w:rFonts w:ascii="Arial" w:hAnsi="Arial" w:cs="Arial"/>
+              </w:rPr>
+            </w:pPr>
+            <w:r>
+              <w:rPr>
+                <w:rFonts w:ascii="Arial" w:hAnsi="Arial" w:cs="Arial"/>
+              </w:rPr>
+              <w:t>300.00</w:t>
             </w:r>
           </w:p>
         </w:tc>
@@ -7152,33 +6850,27 @@
         </w:tc>
         <w:tc>
           <w:tcPr>
-            <w:tcW w:w="631" w:type="pct"/>
-          </w:tcPr>
-          <w:p>
-            <w:pPr>
-              <w:spacing w:after="240" w:line="360" w:lineRule="auto"/>
-              <w:jc w:val="center"/>
-              <w:rPr>
-                <w:rFonts w:ascii="Arial" w:hAnsi="Arial" w:cs="Arial"/>
-              </w:rPr>
-            </w:pPr>
-            <w:r>
-              <w:rPr>
-                <w:rFonts w:ascii="Arial" w:hAnsi="Arial" w:cs="Arial"/>
-              </w:rPr>
-              <w:t>SRICA_036_00</w:t>
-            </w:r>
-            <w:r>
-              <w:rPr>
-                <w:rFonts w:ascii="Arial" w:hAnsi="Arial" w:cs="Arial"/>
-              </w:rPr>
-              <w:t>9</w:t>
-            </w:r>
-          </w:p>
-        </w:tc>
-        <w:tc>
-          <w:tcPr>
-            <w:tcW w:w="793" w:type="pct"/>
+            <w:tcW w:w="711" w:type="pct"/>
+          </w:tcPr>
+          <w:p>
+            <w:pPr>
+              <w:spacing w:after="240" w:line="360" w:lineRule="auto"/>
+              <w:jc w:val="center"/>
+              <w:rPr>
+                <w:rFonts w:ascii="Arial" w:hAnsi="Arial" w:cs="Arial"/>
+              </w:rPr>
+            </w:pPr>
+            <w:r>
+              <w:rPr>
+                <w:rFonts w:ascii="Arial" w:hAnsi="Arial" w:cs="Arial"/>
+              </w:rPr>
+              <w:t>SRICA_036_009</w:t>
+            </w:r>
+          </w:p>
+        </w:tc>
+        <w:tc>
+          <w:tcPr>
+            <w:tcW w:w="773" w:type="pct"/>
             <w:vAlign w:val="center"/>
           </w:tcPr>
           <w:p>
@@ -7199,7 +6891,7 @@
         </w:tc>
         <w:tc>
           <w:tcPr>
-            <w:tcW w:w="2192" w:type="pct"/>
+            <w:tcW w:w="2172" w:type="pct"/>
             <w:vAlign w:val="center"/>
           </w:tcPr>
           <w:p>
@@ -7220,49 +6912,42 @@
         </w:tc>
         <w:tc>
           <w:tcPr>
-            <w:tcW w:w="304" w:type="pct"/>
-            <w:vAlign w:val="center"/>
-          </w:tcPr>
-          <w:p>
-            <w:pPr>
-              <w:spacing w:after="240" w:line="360" w:lineRule="auto"/>
-              <w:jc w:val="center"/>
-              <w:rPr>
-                <w:rFonts w:ascii="Arial" w:hAnsi="Arial" w:cs="Arial"/>
-              </w:rPr>
-            </w:pPr>
-            <w:r>
-              <w:rPr>
-                <w:rFonts w:ascii="Arial" w:hAnsi="Arial" w:cs="Arial"/>
-              </w:rPr>
-              <w:t>14</w:t>
-            </w:r>
-          </w:p>
-        </w:tc>
-        <w:tc>
-          <w:tcPr>
-            <w:tcW w:w="544" w:type="pct"/>
-            <w:vAlign w:val="center"/>
-          </w:tcPr>
-          <w:p>
-            <w:pPr>
-              <w:spacing w:after="240" w:line="360" w:lineRule="auto"/>
-              <w:jc w:val="center"/>
-              <w:rPr>
-                <w:rFonts w:ascii="Arial" w:hAnsi="Arial" w:cs="Arial"/>
-              </w:rPr>
-            </w:pPr>
-            <w:r>
-              <w:rPr>
-                <w:rFonts w:ascii="Arial" w:hAnsi="Arial" w:cs="Arial"/>
-              </w:rPr>
-              <w:t>21</w:t>
-            </w:r>
-            <w:r>
-              <w:rPr>
-                <w:rFonts w:ascii="Arial" w:hAnsi="Arial" w:cs="Arial"/>
-              </w:rPr>
-              <w:t>.00</w:t>
+            <w:tcW w:w="284" w:type="pct"/>
+            <w:vAlign w:val="center"/>
+          </w:tcPr>
+          <w:p>
+            <w:pPr>
+              <w:spacing w:after="240" w:line="360" w:lineRule="auto"/>
+              <w:jc w:val="center"/>
+              <w:rPr>
+                <w:rFonts w:ascii="Arial" w:hAnsi="Arial" w:cs="Arial"/>
+              </w:rPr>
+            </w:pPr>
+            <w:r>
+              <w:rPr>
+                <w:rFonts w:ascii="Arial" w:hAnsi="Arial" w:cs="Arial"/>
+              </w:rPr>
+              <w:t>44</w:t>
+            </w:r>
+          </w:p>
+        </w:tc>
+        <w:tc>
+          <w:tcPr>
+            <w:tcW w:w="524" w:type="pct"/>
+          </w:tcPr>
+          <w:p>
+            <w:pPr>
+              <w:spacing w:after="240" w:line="360" w:lineRule="auto"/>
+              <w:jc w:val="center"/>
+              <w:rPr>
+                <w:rFonts w:ascii="Arial" w:hAnsi="Arial" w:cs="Arial"/>
+              </w:rPr>
+            </w:pPr>
+            <w:r>
+              <w:rPr>
+                <w:rFonts w:ascii="Arial" w:hAnsi="Arial" w:cs="Arial"/>
+              </w:rPr>
+              <w:t>66.00</w:t>
             </w:r>
           </w:p>
         </w:tc>
@@ -7286,33 +6971,27 @@
         </w:tc>
         <w:tc>
           <w:tcPr>
-            <w:tcW w:w="631" w:type="pct"/>
-          </w:tcPr>
-          <w:p>
-            <w:pPr>
-              <w:spacing w:after="240" w:line="360" w:lineRule="auto"/>
-              <w:jc w:val="center"/>
-              <w:rPr>
-                <w:rFonts w:ascii="Arial" w:hAnsi="Arial" w:cs="Arial"/>
-              </w:rPr>
-            </w:pPr>
-            <w:r>
-              <w:rPr>
-                <w:rFonts w:ascii="Arial" w:hAnsi="Arial" w:cs="Arial"/>
-              </w:rPr>
-              <w:t>SRICA_036_0</w:t>
-            </w:r>
-            <w:r>
-              <w:rPr>
-                <w:rFonts w:ascii="Arial" w:hAnsi="Arial" w:cs="Arial"/>
-              </w:rPr>
-              <w:t>10</w:t>
-            </w:r>
-          </w:p>
-        </w:tc>
-        <w:tc>
-          <w:tcPr>
-            <w:tcW w:w="793" w:type="pct"/>
+            <w:tcW w:w="711" w:type="pct"/>
+          </w:tcPr>
+          <w:p>
+            <w:pPr>
+              <w:spacing w:after="240" w:line="360" w:lineRule="auto"/>
+              <w:jc w:val="center"/>
+              <w:rPr>
+                <w:rFonts w:ascii="Arial" w:hAnsi="Arial" w:cs="Arial"/>
+              </w:rPr>
+            </w:pPr>
+            <w:r>
+              <w:rPr>
+                <w:rFonts w:ascii="Arial" w:hAnsi="Arial" w:cs="Arial"/>
+              </w:rPr>
+              <w:t>SRICA_036_010</w:t>
+            </w:r>
+          </w:p>
+        </w:tc>
+        <w:tc>
+          <w:tcPr>
+            <w:tcW w:w="773" w:type="pct"/>
             <w:vAlign w:val="center"/>
           </w:tcPr>
           <w:p>
@@ -7333,7 +7012,7 @@
         </w:tc>
         <w:tc>
           <w:tcPr>
-            <w:tcW w:w="2192" w:type="pct"/>
+            <w:tcW w:w="2172" w:type="pct"/>
             <w:vAlign w:val="center"/>
           </w:tcPr>
           <w:p>
@@ -7354,49 +7033,42 @@
         </w:tc>
         <w:tc>
           <w:tcPr>
-            <w:tcW w:w="304" w:type="pct"/>
-            <w:vAlign w:val="center"/>
-          </w:tcPr>
-          <w:p>
-            <w:pPr>
-              <w:spacing w:after="240" w:line="360" w:lineRule="auto"/>
-              <w:jc w:val="center"/>
-              <w:rPr>
-                <w:rFonts w:ascii="Arial" w:hAnsi="Arial" w:cs="Arial"/>
-              </w:rPr>
-            </w:pPr>
-            <w:r>
-              <w:rPr>
-                <w:rFonts w:ascii="Arial" w:hAnsi="Arial" w:cs="Arial"/>
-              </w:rPr>
-              <w:t>12</w:t>
-            </w:r>
-          </w:p>
-        </w:tc>
-        <w:tc>
-          <w:tcPr>
-            <w:tcW w:w="544" w:type="pct"/>
-            <w:vAlign w:val="center"/>
-          </w:tcPr>
-          <w:p>
-            <w:pPr>
-              <w:spacing w:after="240" w:line="360" w:lineRule="auto"/>
-              <w:jc w:val="center"/>
-              <w:rPr>
-                <w:rFonts w:ascii="Arial" w:hAnsi="Arial" w:cs="Arial"/>
-              </w:rPr>
-            </w:pPr>
-            <w:r>
-              <w:rPr>
-                <w:rFonts w:ascii="Arial" w:hAnsi="Arial" w:cs="Arial"/>
-              </w:rPr>
-              <w:t>18</w:t>
-            </w:r>
-            <w:r>
-              <w:rPr>
-                <w:rFonts w:ascii="Arial" w:hAnsi="Arial" w:cs="Arial"/>
-              </w:rPr>
-              <w:t>.00</w:t>
+            <w:tcW w:w="284" w:type="pct"/>
+            <w:vAlign w:val="center"/>
+          </w:tcPr>
+          <w:p>
+            <w:pPr>
+              <w:spacing w:after="240" w:line="360" w:lineRule="auto"/>
+              <w:jc w:val="center"/>
+              <w:rPr>
+                <w:rFonts w:ascii="Arial" w:hAnsi="Arial" w:cs="Arial"/>
+              </w:rPr>
+            </w:pPr>
+            <w:r>
+              <w:rPr>
+                <w:rFonts w:ascii="Arial" w:hAnsi="Arial" w:cs="Arial"/>
+              </w:rPr>
+              <w:t>32</w:t>
+            </w:r>
+          </w:p>
+        </w:tc>
+        <w:tc>
+          <w:tcPr>
+            <w:tcW w:w="524" w:type="pct"/>
+          </w:tcPr>
+          <w:p>
+            <w:pPr>
+              <w:spacing w:after="240" w:line="360" w:lineRule="auto"/>
+              <w:jc w:val="center"/>
+              <w:rPr>
+                <w:rFonts w:ascii="Arial" w:hAnsi="Arial" w:cs="Arial"/>
+              </w:rPr>
+            </w:pPr>
+            <w:r>
+              <w:rPr>
+                <w:rFonts w:ascii="Arial" w:hAnsi="Arial" w:cs="Arial"/>
+              </w:rPr>
+              <w:t>48.00</w:t>
             </w:r>
           </w:p>
         </w:tc>
@@ -7420,59 +7092,47 @@
         </w:tc>
         <w:tc>
           <w:tcPr>
-            <w:tcW w:w="631" w:type="pct"/>
-          </w:tcPr>
-          <w:p>
-            <w:pPr>
-              <w:spacing w:after="240" w:line="360" w:lineRule="auto"/>
-              <w:rPr>
-                <w:rFonts w:ascii="Arial" w:hAnsi="Arial" w:cs="Arial"/>
-              </w:rPr>
-            </w:pPr>
-            <w:r>
-              <w:rPr>
-                <w:rFonts w:ascii="Arial" w:hAnsi="Arial" w:cs="Arial"/>
-              </w:rPr>
-              <w:t>SRICA_036_0</w:t>
-            </w:r>
-            <w:r>
-              <w:rPr>
-                <w:rFonts w:ascii="Arial" w:hAnsi="Arial" w:cs="Arial"/>
-              </w:rPr>
-              <w:t>11</w:t>
-            </w:r>
-          </w:p>
-        </w:tc>
-        <w:tc>
-          <w:tcPr>
-            <w:tcW w:w="793" w:type="pct"/>
-            <w:vAlign w:val="center"/>
-          </w:tcPr>
-          <w:p>
-            <w:pPr>
-              <w:spacing w:after="240" w:line="360" w:lineRule="auto"/>
-              <w:jc w:val="center"/>
-              <w:rPr>
-                <w:rFonts w:ascii="Arial" w:hAnsi="Arial" w:cs="Arial"/>
-              </w:rPr>
-            </w:pPr>
-            <w:r>
-              <w:rPr>
-                <w:rFonts w:ascii="Arial" w:hAnsi="Arial" w:cs="Arial"/>
-              </w:rPr>
-              <w:t>1.3.1.1</w:t>
-            </w:r>
-            <w:r>
-              <w:rPr>
-                <w:rFonts w:ascii="Arial" w:hAnsi="Arial" w:cs="Arial"/>
-              </w:rPr>
-              <w:t>1</w:t>
-            </w:r>
-          </w:p>
-        </w:tc>
-        <w:tc>
-          <w:tcPr>
-            <w:tcW w:w="2192" w:type="pct"/>
+            <w:tcW w:w="711" w:type="pct"/>
+          </w:tcPr>
+          <w:p>
+            <w:pPr>
+              <w:spacing w:after="240" w:line="360" w:lineRule="auto"/>
+              <w:rPr>
+                <w:rFonts w:ascii="Arial" w:hAnsi="Arial" w:cs="Arial"/>
+              </w:rPr>
+            </w:pPr>
+            <w:r>
+              <w:rPr>
+                <w:rFonts w:ascii="Arial" w:hAnsi="Arial" w:cs="Arial"/>
+              </w:rPr>
+              <w:t>SRICA_036_011</w:t>
+            </w:r>
+          </w:p>
+        </w:tc>
+        <w:tc>
+          <w:tcPr>
+            <w:tcW w:w="773" w:type="pct"/>
+            <w:vAlign w:val="center"/>
+          </w:tcPr>
+          <w:p>
+            <w:pPr>
+              <w:spacing w:after="240" w:line="360" w:lineRule="auto"/>
+              <w:jc w:val="center"/>
+              <w:rPr>
+                <w:rFonts w:ascii="Arial" w:hAnsi="Arial" w:cs="Arial"/>
+              </w:rPr>
+            </w:pPr>
+            <w:r>
+              <w:rPr>
+                <w:rFonts w:ascii="Arial" w:hAnsi="Arial" w:cs="Arial"/>
+              </w:rPr>
+              <w:t>1.3.1.11</w:t>
+            </w:r>
+          </w:p>
+        </w:tc>
+        <w:tc>
+          <w:tcPr>
+            <w:tcW w:w="2172" w:type="pct"/>
             <w:vAlign w:val="center"/>
           </w:tcPr>
           <w:p>
@@ -7487,67 +7147,48 @@
               <w:rPr>
                 <w:rFonts w:ascii="Arial" w:hAnsi="Arial" w:cs="Arial"/>
               </w:rPr>
-              <w:t xml:space="preserve">Servicio de </w:t>
-            </w:r>
-            <w:r>
-              <w:rPr>
-                <w:rFonts w:ascii="Arial" w:hAnsi="Arial" w:cs="Arial"/>
-              </w:rPr>
-              <w:t>segmentación</w:t>
-            </w:r>
-            <w:r>
-              <w:rPr>
-                <w:rFonts w:ascii="Arial" w:hAnsi="Arial" w:cs="Arial"/>
-              </w:rPr>
-              <w:t xml:space="preserve"> de la imagen de iris</w:t>
-            </w:r>
-          </w:p>
-        </w:tc>
-        <w:tc>
-          <w:tcPr>
-            <w:tcW w:w="304" w:type="pct"/>
-            <w:vAlign w:val="center"/>
-          </w:tcPr>
-          <w:p>
-            <w:pPr>
-              <w:spacing w:after="240" w:line="360" w:lineRule="auto"/>
-              <w:jc w:val="center"/>
-              <w:rPr>
-                <w:rFonts w:ascii="Arial" w:hAnsi="Arial" w:cs="Arial"/>
-              </w:rPr>
-            </w:pPr>
-            <w:r>
-              <w:rPr>
-                <w:rFonts w:ascii="Arial" w:hAnsi="Arial" w:cs="Arial"/>
-              </w:rPr>
-              <w:t>12</w:t>
-            </w:r>
-          </w:p>
-        </w:tc>
-        <w:tc>
-          <w:tcPr>
-            <w:tcW w:w="544" w:type="pct"/>
-            <w:vAlign w:val="center"/>
-          </w:tcPr>
-          <w:p>
-            <w:pPr>
-              <w:spacing w:after="240" w:line="360" w:lineRule="auto"/>
-              <w:jc w:val="center"/>
-              <w:rPr>
-                <w:rFonts w:ascii="Arial" w:hAnsi="Arial" w:cs="Arial"/>
-              </w:rPr>
-            </w:pPr>
-            <w:r>
-              <w:rPr>
-                <w:rFonts w:ascii="Arial" w:hAnsi="Arial" w:cs="Arial"/>
-              </w:rPr>
-              <w:t>18</w:t>
-            </w:r>
-            <w:r>
-              <w:rPr>
-                <w:rFonts w:ascii="Arial" w:hAnsi="Arial" w:cs="Arial"/>
-              </w:rPr>
-              <w:t>.00</w:t>
+              <w:t>Servicio de segmentación de la imagen de iris</w:t>
+            </w:r>
+          </w:p>
+        </w:tc>
+        <w:tc>
+          <w:tcPr>
+            <w:tcW w:w="284" w:type="pct"/>
+            <w:vAlign w:val="center"/>
+          </w:tcPr>
+          <w:p>
+            <w:pPr>
+              <w:spacing w:after="240" w:line="360" w:lineRule="auto"/>
+              <w:jc w:val="center"/>
+              <w:rPr>
+                <w:rFonts w:ascii="Arial" w:hAnsi="Arial" w:cs="Arial"/>
+              </w:rPr>
+            </w:pPr>
+            <w:r>
+              <w:rPr>
+                <w:rFonts w:ascii="Arial" w:hAnsi="Arial" w:cs="Arial"/>
+              </w:rPr>
+              <w:t>32</w:t>
+            </w:r>
+          </w:p>
+        </w:tc>
+        <w:tc>
+          <w:tcPr>
+            <w:tcW w:w="524" w:type="pct"/>
+          </w:tcPr>
+          <w:p>
+            <w:pPr>
+              <w:spacing w:after="240" w:line="360" w:lineRule="auto"/>
+              <w:jc w:val="center"/>
+              <w:rPr>
+                <w:rFonts w:ascii="Arial" w:hAnsi="Arial" w:cs="Arial"/>
+              </w:rPr>
+            </w:pPr>
+            <w:r>
+              <w:rPr>
+                <w:rFonts w:ascii="Arial" w:hAnsi="Arial" w:cs="Arial"/>
+              </w:rPr>
+              <w:t>48.00</w:t>
             </w:r>
           </w:p>
         </w:tc>
@@ -7571,33 +7212,27 @@
         </w:tc>
         <w:tc>
           <w:tcPr>
-            <w:tcW w:w="631" w:type="pct"/>
-          </w:tcPr>
-          <w:p>
-            <w:pPr>
-              <w:spacing w:after="240" w:line="360" w:lineRule="auto"/>
-              <w:jc w:val="center"/>
-              <w:rPr>
-                <w:rFonts w:ascii="Arial" w:hAnsi="Arial" w:cs="Arial"/>
-              </w:rPr>
-            </w:pPr>
-            <w:r>
-              <w:rPr>
-                <w:rFonts w:ascii="Arial" w:hAnsi="Arial" w:cs="Arial"/>
-              </w:rPr>
-              <w:t>SRICA_036_01</w:t>
-            </w:r>
-            <w:r>
-              <w:rPr>
-                <w:rFonts w:ascii="Arial" w:hAnsi="Arial" w:cs="Arial"/>
-              </w:rPr>
-              <w:t>2</w:t>
-            </w:r>
-          </w:p>
-        </w:tc>
-        <w:tc>
-          <w:tcPr>
-            <w:tcW w:w="793" w:type="pct"/>
+            <w:tcW w:w="711" w:type="pct"/>
+          </w:tcPr>
+          <w:p>
+            <w:pPr>
+              <w:spacing w:after="240" w:line="360" w:lineRule="auto"/>
+              <w:jc w:val="center"/>
+              <w:rPr>
+                <w:rFonts w:ascii="Arial" w:hAnsi="Arial" w:cs="Arial"/>
+              </w:rPr>
+            </w:pPr>
+            <w:r>
+              <w:rPr>
+                <w:rFonts w:ascii="Arial" w:hAnsi="Arial" w:cs="Arial"/>
+              </w:rPr>
+              <w:t>SRICA_036_012</w:t>
+            </w:r>
+          </w:p>
+        </w:tc>
+        <w:tc>
+          <w:tcPr>
+            <w:tcW w:w="773" w:type="pct"/>
             <w:vAlign w:val="center"/>
           </w:tcPr>
           <w:p>
@@ -7618,7 +7253,7 @@
         </w:tc>
         <w:tc>
           <w:tcPr>
-            <w:tcW w:w="2192" w:type="pct"/>
+            <w:tcW w:w="2172" w:type="pct"/>
             <w:vAlign w:val="center"/>
           </w:tcPr>
           <w:p>
@@ -7639,43 +7274,42 @@
         </w:tc>
         <w:tc>
           <w:tcPr>
-            <w:tcW w:w="304" w:type="pct"/>
-            <w:vAlign w:val="center"/>
-          </w:tcPr>
-          <w:p>
-            <w:pPr>
-              <w:spacing w:after="240" w:line="360" w:lineRule="auto"/>
-              <w:jc w:val="center"/>
-              <w:rPr>
-                <w:rFonts w:ascii="Arial" w:hAnsi="Arial" w:cs="Arial"/>
-              </w:rPr>
-            </w:pPr>
-            <w:r>
-              <w:rPr>
-                <w:rFonts w:ascii="Arial" w:hAnsi="Arial" w:cs="Arial"/>
-              </w:rPr>
-              <w:t>12</w:t>
-            </w:r>
-          </w:p>
-        </w:tc>
-        <w:tc>
-          <w:tcPr>
-            <w:tcW w:w="544" w:type="pct"/>
-            <w:vAlign w:val="center"/>
-          </w:tcPr>
-          <w:p>
-            <w:pPr>
-              <w:spacing w:after="240" w:line="360" w:lineRule="auto"/>
-              <w:jc w:val="center"/>
-              <w:rPr>
-                <w:rFonts w:ascii="Arial" w:hAnsi="Arial" w:cs="Arial"/>
-              </w:rPr>
-            </w:pPr>
-            <w:r>
-              <w:rPr>
-                <w:rFonts w:ascii="Arial" w:hAnsi="Arial" w:cs="Arial"/>
-              </w:rPr>
-              <w:t>18.00</w:t>
+            <w:tcW w:w="284" w:type="pct"/>
+            <w:vAlign w:val="center"/>
+          </w:tcPr>
+          <w:p>
+            <w:pPr>
+              <w:spacing w:after="240" w:line="360" w:lineRule="auto"/>
+              <w:jc w:val="center"/>
+              <w:rPr>
+                <w:rFonts w:ascii="Arial" w:hAnsi="Arial" w:cs="Arial"/>
+              </w:rPr>
+            </w:pPr>
+            <w:r>
+              <w:rPr>
+                <w:rFonts w:ascii="Arial" w:hAnsi="Arial" w:cs="Arial"/>
+              </w:rPr>
+              <w:t>32</w:t>
+            </w:r>
+          </w:p>
+        </w:tc>
+        <w:tc>
+          <w:tcPr>
+            <w:tcW w:w="524" w:type="pct"/>
+          </w:tcPr>
+          <w:p>
+            <w:pPr>
+              <w:spacing w:after="240" w:line="360" w:lineRule="auto"/>
+              <w:jc w:val="center"/>
+              <w:rPr>
+                <w:rFonts w:ascii="Arial" w:hAnsi="Arial" w:cs="Arial"/>
+              </w:rPr>
+            </w:pPr>
+            <w:r>
+              <w:rPr>
+                <w:rFonts w:ascii="Arial" w:hAnsi="Arial" w:cs="Arial"/>
+              </w:rPr>
+              <w:t>48.00</w:t>
             </w:r>
           </w:p>
         </w:tc>
@@ -7699,33 +7333,27 @@
         </w:tc>
         <w:tc>
           <w:tcPr>
-            <w:tcW w:w="631" w:type="pct"/>
-          </w:tcPr>
-          <w:p>
-            <w:pPr>
-              <w:spacing w:after="240" w:line="360" w:lineRule="auto"/>
-              <w:jc w:val="center"/>
-              <w:rPr>
-                <w:rFonts w:ascii="Arial" w:hAnsi="Arial" w:cs="Arial"/>
-              </w:rPr>
-            </w:pPr>
-            <w:r>
-              <w:rPr>
-                <w:rFonts w:ascii="Arial" w:hAnsi="Arial" w:cs="Arial"/>
-              </w:rPr>
-              <w:t>SRICA_036_01</w:t>
-            </w:r>
-            <w:r>
-              <w:rPr>
-                <w:rFonts w:ascii="Arial" w:hAnsi="Arial" w:cs="Arial"/>
-              </w:rPr>
-              <w:t>3</w:t>
-            </w:r>
-          </w:p>
-        </w:tc>
-        <w:tc>
-          <w:tcPr>
-            <w:tcW w:w="793" w:type="pct"/>
+            <w:tcW w:w="711" w:type="pct"/>
+          </w:tcPr>
+          <w:p>
+            <w:pPr>
+              <w:spacing w:after="240" w:line="360" w:lineRule="auto"/>
+              <w:jc w:val="center"/>
+              <w:rPr>
+                <w:rFonts w:ascii="Arial" w:hAnsi="Arial" w:cs="Arial"/>
+              </w:rPr>
+            </w:pPr>
+            <w:r>
+              <w:rPr>
+                <w:rFonts w:ascii="Arial" w:hAnsi="Arial" w:cs="Arial"/>
+              </w:rPr>
+              <w:t>SRICA_036_013</w:t>
+            </w:r>
+          </w:p>
+        </w:tc>
+        <w:tc>
+          <w:tcPr>
+            <w:tcW w:w="773" w:type="pct"/>
             <w:vAlign w:val="center"/>
           </w:tcPr>
           <w:p>
@@ -7746,7 +7374,7 @@
         </w:tc>
         <w:tc>
           <w:tcPr>
-            <w:tcW w:w="2192" w:type="pct"/>
+            <w:tcW w:w="2172" w:type="pct"/>
             <w:vAlign w:val="center"/>
           </w:tcPr>
           <w:p>
@@ -7767,43 +7395,42 @@
         </w:tc>
         <w:tc>
           <w:tcPr>
-            <w:tcW w:w="304" w:type="pct"/>
-            <w:vAlign w:val="center"/>
-          </w:tcPr>
-          <w:p>
-            <w:pPr>
-              <w:spacing w:after="240" w:line="360" w:lineRule="auto"/>
-              <w:jc w:val="center"/>
-              <w:rPr>
-                <w:rFonts w:ascii="Arial" w:hAnsi="Arial" w:cs="Arial"/>
-              </w:rPr>
-            </w:pPr>
-            <w:r>
-              <w:rPr>
-                <w:rFonts w:ascii="Arial" w:hAnsi="Arial" w:cs="Arial"/>
-              </w:rPr>
-              <w:t>12</w:t>
-            </w:r>
-          </w:p>
-        </w:tc>
-        <w:tc>
-          <w:tcPr>
-            <w:tcW w:w="544" w:type="pct"/>
-            <w:vAlign w:val="center"/>
-          </w:tcPr>
-          <w:p>
-            <w:pPr>
-              <w:spacing w:after="240" w:line="360" w:lineRule="auto"/>
-              <w:jc w:val="center"/>
-              <w:rPr>
-                <w:rFonts w:ascii="Arial" w:hAnsi="Arial" w:cs="Arial"/>
-              </w:rPr>
-            </w:pPr>
-            <w:r>
-              <w:rPr>
-                <w:rFonts w:ascii="Arial" w:hAnsi="Arial" w:cs="Arial"/>
-              </w:rPr>
-              <w:t>18.00</w:t>
+            <w:tcW w:w="284" w:type="pct"/>
+            <w:vAlign w:val="center"/>
+          </w:tcPr>
+          <w:p>
+            <w:pPr>
+              <w:spacing w:after="240" w:line="360" w:lineRule="auto"/>
+              <w:jc w:val="center"/>
+              <w:rPr>
+                <w:rFonts w:ascii="Arial" w:hAnsi="Arial" w:cs="Arial"/>
+              </w:rPr>
+            </w:pPr>
+            <w:r>
+              <w:rPr>
+                <w:rFonts w:ascii="Arial" w:hAnsi="Arial" w:cs="Arial"/>
+              </w:rPr>
+              <w:t>32</w:t>
+            </w:r>
+          </w:p>
+        </w:tc>
+        <w:tc>
+          <w:tcPr>
+            <w:tcW w:w="524" w:type="pct"/>
+          </w:tcPr>
+          <w:p>
+            <w:pPr>
+              <w:spacing w:after="240" w:line="360" w:lineRule="auto"/>
+              <w:jc w:val="center"/>
+              <w:rPr>
+                <w:rFonts w:ascii="Arial" w:hAnsi="Arial" w:cs="Arial"/>
+              </w:rPr>
+            </w:pPr>
+            <w:r>
+              <w:rPr>
+                <w:rFonts w:ascii="Arial" w:hAnsi="Arial" w:cs="Arial"/>
+              </w:rPr>
+              <w:t>48.00</w:t>
             </w:r>
           </w:p>
         </w:tc>
@@ -7827,60 +7454,48 @@
         </w:tc>
         <w:tc>
           <w:tcPr>
-            <w:tcW w:w="631" w:type="pct"/>
-          </w:tcPr>
-          <w:p>
-            <w:pPr>
-              <w:spacing w:after="240" w:line="360" w:lineRule="auto"/>
-              <w:jc w:val="center"/>
-              <w:rPr>
-                <w:rFonts w:ascii="Arial" w:hAnsi="Arial" w:cs="Arial"/>
-              </w:rPr>
-            </w:pPr>
-            <w:r>
-              <w:rPr>
-                <w:rFonts w:ascii="Arial" w:hAnsi="Arial" w:cs="Arial"/>
-              </w:rPr>
-              <w:t>SRICA_036_01</w:t>
-            </w:r>
-            <w:r>
-              <w:rPr>
-                <w:rFonts w:ascii="Arial" w:hAnsi="Arial" w:cs="Arial"/>
-              </w:rPr>
-              <w:t>4</w:t>
-            </w:r>
-          </w:p>
-        </w:tc>
-        <w:tc>
-          <w:tcPr>
-            <w:tcW w:w="793" w:type="pct"/>
-            <w:vAlign w:val="center"/>
-          </w:tcPr>
-          <w:p>
-            <w:pPr>
-              <w:spacing w:after="240" w:line="360" w:lineRule="auto"/>
-              <w:jc w:val="center"/>
-              <w:rPr>
-                <w:rFonts w:ascii="Arial" w:hAnsi="Arial" w:cs="Arial"/>
-              </w:rPr>
-            </w:pPr>
-            <w:r>
-              <w:rPr>
-                <w:rFonts w:ascii="Arial" w:hAnsi="Arial" w:cs="Arial"/>
-              </w:rPr>
-              <w:t>1.3.1.1</w:t>
-            </w:r>
-            <w:r>
-              <w:rPr>
-                <w:rFonts w:ascii="Arial" w:hAnsi="Arial" w:cs="Arial"/>
-              </w:rPr>
-              <w:t>4</w:t>
-            </w:r>
-          </w:p>
-        </w:tc>
-        <w:tc>
-          <w:tcPr>
-            <w:tcW w:w="2192" w:type="pct"/>
+            <w:tcW w:w="711" w:type="pct"/>
+          </w:tcPr>
+          <w:p>
+            <w:pPr>
+              <w:spacing w:after="240" w:line="360" w:lineRule="auto"/>
+              <w:jc w:val="center"/>
+              <w:rPr>
+                <w:rFonts w:ascii="Arial" w:hAnsi="Arial" w:cs="Arial"/>
+              </w:rPr>
+            </w:pPr>
+            <w:r>
+              <w:rPr>
+                <w:rFonts w:ascii="Arial" w:hAnsi="Arial" w:cs="Arial"/>
+              </w:rPr>
+              <w:t>SRICA_036_014</w:t>
+            </w:r>
+          </w:p>
+        </w:tc>
+        <w:tc>
+          <w:tcPr>
+            <w:tcW w:w="773" w:type="pct"/>
+            <w:vAlign w:val="center"/>
+          </w:tcPr>
+          <w:p>
+            <w:pPr>
+              <w:spacing w:after="240" w:line="360" w:lineRule="auto"/>
+              <w:jc w:val="center"/>
+              <w:rPr>
+                <w:rFonts w:ascii="Arial" w:hAnsi="Arial" w:cs="Arial"/>
+              </w:rPr>
+            </w:pPr>
+            <w:r>
+              <w:rPr>
+                <w:rFonts w:ascii="Arial" w:hAnsi="Arial" w:cs="Arial"/>
+              </w:rPr>
+              <w:t>1.3.1.14</w:t>
+            </w:r>
+          </w:p>
+        </w:tc>
+        <w:tc>
+          <w:tcPr>
+            <w:tcW w:w="2172" w:type="pct"/>
             <w:vAlign w:val="center"/>
           </w:tcPr>
           <w:p>
@@ -7901,49 +7516,42 @@
         </w:tc>
         <w:tc>
           <w:tcPr>
-            <w:tcW w:w="304" w:type="pct"/>
-            <w:vAlign w:val="center"/>
-          </w:tcPr>
-          <w:p>
-            <w:pPr>
-              <w:spacing w:after="240" w:line="360" w:lineRule="auto"/>
-              <w:jc w:val="center"/>
-              <w:rPr>
-                <w:rFonts w:ascii="Arial" w:hAnsi="Arial" w:cs="Arial"/>
-              </w:rPr>
-            </w:pPr>
-            <w:r>
-              <w:rPr>
-                <w:rFonts w:ascii="Arial" w:hAnsi="Arial" w:cs="Arial"/>
-              </w:rPr>
-              <w:t>8</w:t>
-            </w:r>
-          </w:p>
-        </w:tc>
-        <w:tc>
-          <w:tcPr>
-            <w:tcW w:w="544" w:type="pct"/>
-            <w:vAlign w:val="center"/>
-          </w:tcPr>
-          <w:p>
-            <w:pPr>
-              <w:spacing w:after="240" w:line="360" w:lineRule="auto"/>
-              <w:jc w:val="center"/>
-              <w:rPr>
-                <w:rFonts w:ascii="Arial" w:hAnsi="Arial" w:cs="Arial"/>
-              </w:rPr>
-            </w:pPr>
-            <w:r>
-              <w:rPr>
-                <w:rFonts w:ascii="Arial" w:hAnsi="Arial" w:cs="Arial"/>
-              </w:rPr>
-              <w:t>12</w:t>
-            </w:r>
-            <w:r>
-              <w:rPr>
-                <w:rFonts w:ascii="Arial" w:hAnsi="Arial" w:cs="Arial"/>
-              </w:rPr>
-              <w:t>.00</w:t>
+            <w:tcW w:w="284" w:type="pct"/>
+            <w:vAlign w:val="center"/>
+          </w:tcPr>
+          <w:p>
+            <w:pPr>
+              <w:spacing w:after="240" w:line="360" w:lineRule="auto"/>
+              <w:jc w:val="center"/>
+              <w:rPr>
+                <w:rFonts w:ascii="Arial" w:hAnsi="Arial" w:cs="Arial"/>
+              </w:rPr>
+            </w:pPr>
+            <w:r>
+              <w:rPr>
+                <w:rFonts w:ascii="Arial" w:hAnsi="Arial" w:cs="Arial"/>
+              </w:rPr>
+              <w:t>48</w:t>
+            </w:r>
+          </w:p>
+        </w:tc>
+        <w:tc>
+          <w:tcPr>
+            <w:tcW w:w="524" w:type="pct"/>
+          </w:tcPr>
+          <w:p>
+            <w:pPr>
+              <w:spacing w:after="240" w:line="360" w:lineRule="auto"/>
+              <w:jc w:val="center"/>
+              <w:rPr>
+                <w:rFonts w:ascii="Arial" w:hAnsi="Arial" w:cs="Arial"/>
+              </w:rPr>
+            </w:pPr>
+            <w:r>
+              <w:rPr>
+                <w:rFonts w:ascii="Arial" w:hAnsi="Arial" w:cs="Arial"/>
+              </w:rPr>
+              <w:t>72.00</w:t>
             </w:r>
           </w:p>
         </w:tc>
@@ -7967,46 +7575,28 @@
         </w:tc>
         <w:tc>
           <w:tcPr>
-            <w:tcW w:w="631" w:type="pct"/>
-            <w:vAlign w:val="center"/>
-          </w:tcPr>
-          <w:p>
-            <w:pPr>
-              <w:spacing w:after="240" w:line="360" w:lineRule="auto"/>
-              <w:jc w:val="center"/>
-              <w:rPr>
-                <w:rFonts w:ascii="Arial" w:hAnsi="Arial" w:cs="Arial"/>
-              </w:rPr>
-            </w:pPr>
-            <w:r>
-              <w:rPr>
-                <w:rFonts w:ascii="Arial" w:hAnsi="Arial" w:cs="Arial"/>
-              </w:rPr>
-              <w:t>SRICA_03</w:t>
-            </w:r>
-            <w:r>
-              <w:rPr>
-                <w:rFonts w:ascii="Arial" w:hAnsi="Arial" w:cs="Arial"/>
-              </w:rPr>
-              <w:t>7</w:t>
-            </w:r>
-            <w:r>
-              <w:rPr>
-                <w:rFonts w:ascii="Arial" w:hAnsi="Arial" w:cs="Arial"/>
-              </w:rPr>
-              <w:t>_0</w:t>
-            </w:r>
-            <w:r>
-              <w:rPr>
-                <w:rFonts w:ascii="Arial" w:hAnsi="Arial" w:cs="Arial"/>
-              </w:rPr>
-              <w:t>01</w:t>
-            </w:r>
-          </w:p>
-        </w:tc>
-        <w:tc>
-          <w:tcPr>
-            <w:tcW w:w="793" w:type="pct"/>
+            <w:tcW w:w="711" w:type="pct"/>
+            <w:vAlign w:val="center"/>
+          </w:tcPr>
+          <w:p>
+            <w:pPr>
+              <w:spacing w:after="240" w:line="360" w:lineRule="auto"/>
+              <w:jc w:val="center"/>
+              <w:rPr>
+                <w:rFonts w:ascii="Arial" w:hAnsi="Arial" w:cs="Arial"/>
+              </w:rPr>
+            </w:pPr>
+            <w:r>
+              <w:rPr>
+                <w:rFonts w:ascii="Arial" w:hAnsi="Arial" w:cs="Arial"/>
+              </w:rPr>
+              <w:t>SRICA_037_001</w:t>
+            </w:r>
+          </w:p>
+        </w:tc>
+        <w:tc>
+          <w:tcPr>
+            <w:tcW w:w="773" w:type="pct"/>
             <w:vAlign w:val="center"/>
           </w:tcPr>
           <w:p>
@@ -8027,7 +7617,7 @@
         </w:tc>
         <w:tc>
           <w:tcPr>
-            <w:tcW w:w="2192" w:type="pct"/>
+            <w:tcW w:w="2172" w:type="pct"/>
             <w:vAlign w:val="center"/>
           </w:tcPr>
           <w:p>
@@ -8050,33 +7640,11 @@
               </w:rPr>
               <w:t xml:space="preserve">de </w:t>
             </w:r>
-            <w:proofErr w:type="spellStart"/>
-            <w:r>
-              <w:rPr>
-                <w:rFonts w:ascii="Arial" w:hAnsi="Arial" w:cs="Arial"/>
-              </w:rPr>
-              <w:t>deep</w:t>
-            </w:r>
-            <w:proofErr w:type="spellEnd"/>
-            <w:r>
-              <w:rPr>
-                <w:rFonts w:ascii="Arial" w:hAnsi="Arial" w:cs="Arial"/>
-              </w:rPr>
-              <w:t xml:space="preserve"> </w:t>
-            </w:r>
-            <w:proofErr w:type="spellStart"/>
-            <w:r>
-              <w:rPr>
-                <w:rFonts w:ascii="Arial" w:hAnsi="Arial" w:cs="Arial"/>
-              </w:rPr>
-              <w:t>learning</w:t>
-            </w:r>
-            <w:proofErr w:type="spellEnd"/>
-            <w:r>
-              <w:rPr>
-                <w:rFonts w:ascii="Arial" w:hAnsi="Arial" w:cs="Arial"/>
-              </w:rPr>
-              <w:t xml:space="preserve"> de detección y</w:t>
+            <w:r>
+              <w:rPr>
+                <w:rFonts w:ascii="Arial" w:hAnsi="Arial" w:cs="Arial"/>
+              </w:rPr>
+              <w:t>deep learning de detección y</w:t>
             </w:r>
             <w:r>
               <w:rPr>
@@ -8088,49 +7656,42 @@
         </w:tc>
         <w:tc>
           <w:tcPr>
-            <w:tcW w:w="304" w:type="pct"/>
-            <w:vAlign w:val="center"/>
-          </w:tcPr>
-          <w:p>
-            <w:pPr>
-              <w:spacing w:after="240" w:line="360" w:lineRule="auto"/>
-              <w:jc w:val="center"/>
-              <w:rPr>
-                <w:rFonts w:ascii="Arial" w:hAnsi="Arial" w:cs="Arial"/>
-              </w:rPr>
-            </w:pPr>
-            <w:r>
-              <w:rPr>
-                <w:rFonts w:ascii="Arial" w:hAnsi="Arial" w:cs="Arial"/>
-              </w:rPr>
-              <w:t>212</w:t>
-            </w:r>
-          </w:p>
-        </w:tc>
-        <w:tc>
-          <w:tcPr>
-            <w:tcW w:w="544" w:type="pct"/>
-            <w:vAlign w:val="center"/>
-          </w:tcPr>
-          <w:p>
-            <w:pPr>
-              <w:spacing w:after="240" w:line="360" w:lineRule="auto"/>
-              <w:jc w:val="center"/>
-              <w:rPr>
-                <w:rFonts w:ascii="Arial" w:hAnsi="Arial" w:cs="Arial"/>
-              </w:rPr>
-            </w:pPr>
-            <w:r>
-              <w:rPr>
-                <w:rFonts w:ascii="Arial" w:hAnsi="Arial" w:cs="Arial"/>
-              </w:rPr>
-              <w:t>318</w:t>
-            </w:r>
-            <w:r>
-              <w:rPr>
-                <w:rFonts w:ascii="Arial" w:hAnsi="Arial" w:cs="Arial"/>
-              </w:rPr>
-              <w:t>.00</w:t>
+            <w:tcW w:w="284" w:type="pct"/>
+            <w:vAlign w:val="center"/>
+          </w:tcPr>
+          <w:p>
+            <w:pPr>
+              <w:spacing w:after="240" w:line="360" w:lineRule="auto"/>
+              <w:jc w:val="center"/>
+              <w:rPr>
+                <w:rFonts w:ascii="Arial" w:hAnsi="Arial" w:cs="Arial"/>
+              </w:rPr>
+            </w:pPr>
+            <w:r>
+              <w:rPr>
+                <w:rFonts w:ascii="Arial" w:hAnsi="Arial" w:cs="Arial"/>
+              </w:rPr>
+              <w:t>424</w:t>
+            </w:r>
+          </w:p>
+        </w:tc>
+        <w:tc>
+          <w:tcPr>
+            <w:tcW w:w="524" w:type="pct"/>
+          </w:tcPr>
+          <w:p>
+            <w:pPr>
+              <w:spacing w:after="240" w:line="360" w:lineRule="auto"/>
+              <w:jc w:val="center"/>
+              <w:rPr>
+                <w:rFonts w:ascii="Arial" w:hAnsi="Arial" w:cs="Arial"/>
+              </w:rPr>
+            </w:pPr>
+            <w:r>
+              <w:rPr>
+                <w:rFonts w:ascii="Arial" w:hAnsi="Arial" w:cs="Arial"/>
+              </w:rPr>
+              <w:t>636.00</w:t>
             </w:r>
           </w:p>
         </w:tc>
@@ -8154,34 +7715,28 @@
         </w:tc>
         <w:tc>
           <w:tcPr>
-            <w:tcW w:w="631" w:type="pct"/>
-            <w:vAlign w:val="center"/>
-          </w:tcPr>
-          <w:p>
-            <w:pPr>
-              <w:spacing w:after="240" w:line="360" w:lineRule="auto"/>
-              <w:jc w:val="center"/>
-              <w:rPr>
-                <w:rFonts w:ascii="Arial" w:hAnsi="Arial" w:cs="Arial"/>
-              </w:rPr>
-            </w:pPr>
-            <w:r>
-              <w:rPr>
-                <w:rFonts w:ascii="Arial" w:hAnsi="Arial" w:cs="Arial"/>
-              </w:rPr>
-              <w:t>SRICA_037_00</w:t>
-            </w:r>
-            <w:r>
-              <w:rPr>
-                <w:rFonts w:ascii="Arial" w:hAnsi="Arial" w:cs="Arial"/>
-              </w:rPr>
-              <w:t>2</w:t>
-            </w:r>
-          </w:p>
-        </w:tc>
-        <w:tc>
-          <w:tcPr>
-            <w:tcW w:w="793" w:type="pct"/>
+            <w:tcW w:w="711" w:type="pct"/>
+            <w:vAlign w:val="center"/>
+          </w:tcPr>
+          <w:p>
+            <w:pPr>
+              <w:spacing w:after="240" w:line="360" w:lineRule="auto"/>
+              <w:jc w:val="center"/>
+              <w:rPr>
+                <w:rFonts w:ascii="Arial" w:hAnsi="Arial" w:cs="Arial"/>
+              </w:rPr>
+            </w:pPr>
+            <w:r>
+              <w:rPr>
+                <w:rFonts w:ascii="Arial" w:hAnsi="Arial" w:cs="Arial"/>
+              </w:rPr>
+              <w:t>SRICA_037_002</w:t>
+            </w:r>
+          </w:p>
+        </w:tc>
+        <w:tc>
+          <w:tcPr>
+            <w:tcW w:w="773" w:type="pct"/>
             <w:vAlign w:val="center"/>
           </w:tcPr>
           <w:p>
@@ -8202,7 +7757,7 @@
         </w:tc>
         <w:tc>
           <w:tcPr>
-            <w:tcW w:w="2192" w:type="pct"/>
+            <w:tcW w:w="2172" w:type="pct"/>
             <w:vAlign w:val="center"/>
           </w:tcPr>
           <w:p>
@@ -8217,95 +7772,48 @@
               <w:rPr>
                 <w:rFonts w:ascii="Arial" w:hAnsi="Arial" w:cs="Arial"/>
               </w:rPr>
-              <w:t xml:space="preserve">Modelo de </w:t>
-            </w:r>
-            <w:proofErr w:type="spellStart"/>
-            <w:r>
-              <w:rPr>
-                <w:rFonts w:ascii="Arial" w:hAnsi="Arial" w:cs="Arial"/>
-              </w:rPr>
-              <w:t>deep</w:t>
-            </w:r>
-            <w:proofErr w:type="spellEnd"/>
-            <w:r>
-              <w:rPr>
-                <w:rFonts w:ascii="Arial" w:hAnsi="Arial" w:cs="Arial"/>
-              </w:rPr>
-              <w:t xml:space="preserve"> </w:t>
-            </w:r>
-            <w:proofErr w:type="spellStart"/>
-            <w:r>
-              <w:rPr>
-                <w:rFonts w:ascii="Arial" w:hAnsi="Arial" w:cs="Arial"/>
-              </w:rPr>
-              <w:t>learning</w:t>
-            </w:r>
-            <w:proofErr w:type="spellEnd"/>
-            <w:r>
-              <w:rPr>
-                <w:rFonts w:ascii="Arial" w:hAnsi="Arial" w:cs="Arial"/>
-              </w:rPr>
-              <w:t xml:space="preserve"> de </w:t>
-            </w:r>
-            <w:r>
-              <w:rPr>
-                <w:rFonts w:ascii="Arial" w:hAnsi="Arial" w:cs="Arial"/>
-              </w:rPr>
-              <w:t xml:space="preserve">codificación </w:t>
-            </w:r>
-            <w:r>
-              <w:rPr>
-                <w:rFonts w:ascii="Arial" w:hAnsi="Arial" w:cs="Arial"/>
-              </w:rPr>
-              <w:t>y reconocimiento de la imagen de iris.</w:t>
-            </w:r>
-          </w:p>
-        </w:tc>
-        <w:tc>
-          <w:tcPr>
-            <w:tcW w:w="304" w:type="pct"/>
-            <w:vAlign w:val="center"/>
-          </w:tcPr>
-          <w:p>
-            <w:pPr>
-              <w:spacing w:after="240" w:line="360" w:lineRule="auto"/>
-              <w:jc w:val="center"/>
-              <w:rPr>
-                <w:rFonts w:ascii="Arial" w:hAnsi="Arial" w:cs="Arial"/>
-              </w:rPr>
-            </w:pPr>
-            <w:r>
-              <w:rPr>
-                <w:rFonts w:ascii="Arial" w:hAnsi="Arial" w:cs="Arial"/>
-              </w:rPr>
-              <w:t>212</w:t>
-            </w:r>
-          </w:p>
-        </w:tc>
-        <w:tc>
-          <w:tcPr>
-            <w:tcW w:w="544" w:type="pct"/>
-            <w:vAlign w:val="center"/>
-          </w:tcPr>
-          <w:p>
-            <w:pPr>
-              <w:spacing w:after="240" w:line="360" w:lineRule="auto"/>
-              <w:jc w:val="center"/>
-              <w:rPr>
-                <w:rFonts w:ascii="Arial" w:hAnsi="Arial" w:cs="Arial"/>
-              </w:rPr>
-            </w:pPr>
-            <w:r>
-              <w:rPr>
-                <w:rFonts w:ascii="Arial" w:hAnsi="Arial" w:cs="Arial"/>
-              </w:rPr>
-              <w:t>318</w:t>
-            </w:r>
-            <w:r>
-              <w:rPr>
-                <w:rFonts w:ascii="Arial" w:hAnsi="Arial" w:cs="Arial"/>
-              </w:rPr>
-              <w:t>.00</w:t>
+              <w:t>Modelo de deep learning de codificación y reconocimiento de la imagen de iris.</w:t>
+            </w:r>
+          </w:p>
+        </w:tc>
+        <w:tc>
+          <w:tcPr>
+            <w:tcW w:w="284" w:type="pct"/>
+            <w:vAlign w:val="center"/>
+          </w:tcPr>
+          <w:p>
+            <w:pPr>
+              <w:spacing w:after="240" w:line="360" w:lineRule="auto"/>
+              <w:jc w:val="center"/>
+              <w:rPr>
+                <w:rFonts w:ascii="Arial" w:hAnsi="Arial" w:cs="Arial"/>
+              </w:rPr>
+            </w:pPr>
+            <w:r>
+              <w:rPr>
+                <w:rFonts w:ascii="Arial" w:hAnsi="Arial" w:cs="Arial"/>
+              </w:rPr>
+              <w:t>720</w:t>
+            </w:r>
+          </w:p>
+        </w:tc>
+        <w:tc>
+          <w:tcPr>
+            <w:tcW w:w="524" w:type="pct"/>
+          </w:tcPr>
+          <w:p>
+            <w:pPr>
+              <w:spacing w:after="240" w:line="360" w:lineRule="auto"/>
+              <w:jc w:val="center"/>
+              <w:rPr>
+                <w:rFonts w:ascii="Arial" w:hAnsi="Arial" w:cs="Arial"/>
+              </w:rPr>
+            </w:pPr>
+            <w:r>
+              <w:rPr>
+                <w:rFonts w:ascii="Arial" w:hAnsi="Arial" w:cs="Arial"/>
+              </w:rPr>
+              <w:t>1080.00</w:t>
             </w:r>
           </w:p>
         </w:tc>
@@ -8329,33 +7837,27 @@
         </w:tc>
         <w:tc>
           <w:tcPr>
-            <w:tcW w:w="631" w:type="pct"/>
-          </w:tcPr>
-          <w:p>
-            <w:pPr>
-              <w:spacing w:after="240" w:line="360" w:lineRule="auto"/>
-              <w:jc w:val="center"/>
-              <w:rPr>
-                <w:rFonts w:ascii="Arial" w:hAnsi="Arial" w:cs="Arial"/>
-              </w:rPr>
-            </w:pPr>
-            <w:r>
-              <w:rPr>
-                <w:rFonts w:ascii="Arial" w:hAnsi="Arial" w:cs="Arial"/>
-              </w:rPr>
-              <w:t>SRICA_03</w:t>
-            </w:r>
-            <w:r>
-              <w:rPr>
-                <w:rFonts w:ascii="Arial" w:hAnsi="Arial" w:cs="Arial"/>
-              </w:rPr>
-              <w:t>8_000</w:t>
-            </w:r>
-          </w:p>
-        </w:tc>
-        <w:tc>
-          <w:tcPr>
-            <w:tcW w:w="793" w:type="pct"/>
+            <w:tcW w:w="711" w:type="pct"/>
+          </w:tcPr>
+          <w:p>
+            <w:pPr>
+              <w:spacing w:after="240" w:line="360" w:lineRule="auto"/>
+              <w:jc w:val="center"/>
+              <w:rPr>
+                <w:rFonts w:ascii="Arial" w:hAnsi="Arial" w:cs="Arial"/>
+              </w:rPr>
+            </w:pPr>
+            <w:r>
+              <w:rPr>
+                <w:rFonts w:ascii="Arial" w:hAnsi="Arial" w:cs="Arial"/>
+              </w:rPr>
+              <w:t>SRICA_038_000</w:t>
+            </w:r>
+          </w:p>
+        </w:tc>
+        <w:tc>
+          <w:tcPr>
+            <w:tcW w:w="773" w:type="pct"/>
           </w:tcPr>
           <w:p>
             <w:pPr>
@@ -8375,7 +7877,7 @@
         </w:tc>
         <w:tc>
           <w:tcPr>
-            <w:tcW w:w="2192" w:type="pct"/>
+            <w:tcW w:w="2172" w:type="pct"/>
             <w:vAlign w:val="center"/>
           </w:tcPr>
           <w:p>
@@ -8396,49 +7898,42 @@
         </w:tc>
         <w:tc>
           <w:tcPr>
-            <w:tcW w:w="304" w:type="pct"/>
-            <w:vAlign w:val="center"/>
-          </w:tcPr>
-          <w:p>
-            <w:pPr>
-              <w:spacing w:after="240" w:line="360" w:lineRule="auto"/>
-              <w:jc w:val="center"/>
-              <w:rPr>
-                <w:rFonts w:ascii="Arial" w:hAnsi="Arial" w:cs="Arial"/>
-              </w:rPr>
-            </w:pPr>
-            <w:r>
-              <w:rPr>
-                <w:rFonts w:ascii="Arial" w:hAnsi="Arial" w:cs="Arial"/>
-              </w:rPr>
-              <w:t>120</w:t>
-            </w:r>
-          </w:p>
-        </w:tc>
-        <w:tc>
-          <w:tcPr>
-            <w:tcW w:w="544" w:type="pct"/>
-            <w:vAlign w:val="center"/>
-          </w:tcPr>
-          <w:p>
-            <w:pPr>
-              <w:spacing w:after="240" w:line="360" w:lineRule="auto"/>
-              <w:jc w:val="center"/>
-              <w:rPr>
-                <w:rFonts w:ascii="Arial" w:hAnsi="Arial" w:cs="Arial"/>
-              </w:rPr>
-            </w:pPr>
-            <w:r>
-              <w:rPr>
-                <w:rFonts w:ascii="Arial" w:hAnsi="Arial" w:cs="Arial"/>
-              </w:rPr>
-              <w:t>180</w:t>
-            </w:r>
-            <w:r>
-              <w:rPr>
-                <w:rFonts w:ascii="Arial" w:hAnsi="Arial" w:cs="Arial"/>
-              </w:rPr>
-              <w:t>.00</w:t>
+            <w:tcW w:w="284" w:type="pct"/>
+            <w:vAlign w:val="center"/>
+          </w:tcPr>
+          <w:p>
+            <w:pPr>
+              <w:spacing w:after="240" w:line="360" w:lineRule="auto"/>
+              <w:jc w:val="center"/>
+              <w:rPr>
+                <w:rFonts w:ascii="Arial" w:hAnsi="Arial" w:cs="Arial"/>
+              </w:rPr>
+            </w:pPr>
+            <w:r>
+              <w:rPr>
+                <w:rFonts w:ascii="Arial" w:hAnsi="Arial" w:cs="Arial"/>
+              </w:rPr>
+              <w:t>240</w:t>
+            </w:r>
+          </w:p>
+        </w:tc>
+        <w:tc>
+          <w:tcPr>
+            <w:tcW w:w="524" w:type="pct"/>
+          </w:tcPr>
+          <w:p>
+            <w:pPr>
+              <w:spacing w:after="240" w:line="360" w:lineRule="auto"/>
+              <w:jc w:val="center"/>
+              <w:rPr>
+                <w:rFonts w:ascii="Arial" w:hAnsi="Arial" w:cs="Arial"/>
+              </w:rPr>
+            </w:pPr>
+            <w:r>
+              <w:rPr>
+                <w:rFonts w:ascii="Arial" w:hAnsi="Arial" w:cs="Arial"/>
+              </w:rPr>
+              <w:t>360.00</w:t>
             </w:r>
           </w:p>
         </w:tc>
@@ -8462,7 +7957,7 @@
         </w:tc>
         <w:tc>
           <w:tcPr>
-            <w:tcW w:w="631" w:type="pct"/>
+            <w:tcW w:w="711" w:type="pct"/>
           </w:tcPr>
           <w:p>
             <w:pPr>
@@ -8488,7 +7983,7 @@
         </w:tc>
         <w:tc>
           <w:tcPr>
-            <w:tcW w:w="793" w:type="pct"/>
+            <w:tcW w:w="773" w:type="pct"/>
           </w:tcPr>
           <w:p>
             <w:pPr>
@@ -8508,7 +8003,7 @@
         </w:tc>
         <w:tc>
           <w:tcPr>
-            <w:tcW w:w="2192" w:type="pct"/>
+            <w:tcW w:w="2172" w:type="pct"/>
             <w:vAlign w:val="center"/>
           </w:tcPr>
           <w:p>
@@ -8529,43 +8024,42 @@
         </w:tc>
         <w:tc>
           <w:tcPr>
-            <w:tcW w:w="304" w:type="pct"/>
-            <w:vAlign w:val="center"/>
-          </w:tcPr>
-          <w:p>
-            <w:pPr>
-              <w:spacing w:after="240" w:line="360" w:lineRule="auto"/>
-              <w:jc w:val="center"/>
-              <w:rPr>
-                <w:rFonts w:ascii="Arial" w:hAnsi="Arial" w:cs="Arial"/>
-              </w:rPr>
-            </w:pPr>
-            <w:r>
-              <w:rPr>
-                <w:rFonts w:ascii="Arial" w:hAnsi="Arial" w:cs="Arial"/>
-              </w:rPr>
-              <w:t>2</w:t>
-            </w:r>
-          </w:p>
-        </w:tc>
-        <w:tc>
-          <w:tcPr>
-            <w:tcW w:w="544" w:type="pct"/>
-            <w:vAlign w:val="center"/>
-          </w:tcPr>
-          <w:p>
-            <w:pPr>
-              <w:spacing w:after="240" w:line="360" w:lineRule="auto"/>
-              <w:jc w:val="center"/>
-              <w:rPr>
-                <w:rFonts w:ascii="Arial" w:hAnsi="Arial" w:cs="Arial"/>
-              </w:rPr>
-            </w:pPr>
-            <w:r>
-              <w:rPr>
-                <w:rFonts w:ascii="Arial" w:hAnsi="Arial" w:cs="Arial"/>
-              </w:rPr>
-              <w:t>3.00</w:t>
+            <w:tcW w:w="284" w:type="pct"/>
+            <w:vAlign w:val="center"/>
+          </w:tcPr>
+          <w:p>
+            <w:pPr>
+              <w:spacing w:after="240" w:line="360" w:lineRule="auto"/>
+              <w:jc w:val="center"/>
+              <w:rPr>
+                <w:rFonts w:ascii="Arial" w:hAnsi="Arial" w:cs="Arial"/>
+              </w:rPr>
+            </w:pPr>
+            <w:r>
+              <w:rPr>
+                <w:rFonts w:ascii="Arial" w:hAnsi="Arial" w:cs="Arial"/>
+              </w:rPr>
+              <w:t>8</w:t>
+            </w:r>
+          </w:p>
+        </w:tc>
+        <w:tc>
+          <w:tcPr>
+            <w:tcW w:w="524" w:type="pct"/>
+          </w:tcPr>
+          <w:p>
+            <w:pPr>
+              <w:spacing w:after="240" w:line="360" w:lineRule="auto"/>
+              <w:jc w:val="center"/>
+              <w:rPr>
+                <w:rFonts w:ascii="Arial" w:hAnsi="Arial" w:cs="Arial"/>
+              </w:rPr>
+            </w:pPr>
+            <w:r>
+              <w:rPr>
+                <w:rFonts w:ascii="Arial" w:hAnsi="Arial" w:cs="Arial"/>
+              </w:rPr>
+              <w:t>12.00</w:t>
             </w:r>
           </w:p>
         </w:tc>
@@ -8589,7 +8083,7 @@
         </w:tc>
         <w:tc>
           <w:tcPr>
-            <w:tcW w:w="631" w:type="pct"/>
+            <w:tcW w:w="711" w:type="pct"/>
           </w:tcPr>
           <w:p>
             <w:pPr>
@@ -8615,33 +8109,27 @@
         </w:tc>
         <w:tc>
           <w:tcPr>
-            <w:tcW w:w="793" w:type="pct"/>
-          </w:tcPr>
-          <w:p>
-            <w:pPr>
-              <w:spacing w:after="240" w:line="360" w:lineRule="auto"/>
-              <w:jc w:val="center"/>
-              <w:rPr>
-                <w:rFonts w:ascii="Arial" w:hAnsi="Arial" w:cs="Arial"/>
-              </w:rPr>
-            </w:pPr>
-            <w:r>
-              <w:rPr>
-                <w:rFonts w:ascii="Arial" w:hAnsi="Arial" w:cs="Arial"/>
-              </w:rPr>
-              <w:t>1.3.4.</w:t>
-            </w:r>
-            <w:r>
-              <w:rPr>
-                <w:rFonts w:ascii="Arial" w:hAnsi="Arial" w:cs="Arial"/>
-              </w:rPr>
-              <w:t>2</w:t>
-            </w:r>
-          </w:p>
-        </w:tc>
-        <w:tc>
-          <w:tcPr>
-            <w:tcW w:w="2192" w:type="pct"/>
+            <w:tcW w:w="773" w:type="pct"/>
+          </w:tcPr>
+          <w:p>
+            <w:pPr>
+              <w:spacing w:after="240" w:line="360" w:lineRule="auto"/>
+              <w:jc w:val="center"/>
+              <w:rPr>
+                <w:rFonts w:ascii="Arial" w:hAnsi="Arial" w:cs="Arial"/>
+              </w:rPr>
+            </w:pPr>
+            <w:r>
+              <w:rPr>
+                <w:rFonts w:ascii="Arial" w:hAnsi="Arial" w:cs="Arial"/>
+              </w:rPr>
+              <w:t>1.3.4.2</w:t>
+            </w:r>
+          </w:p>
+        </w:tc>
+        <w:tc>
+          <w:tcPr>
+            <w:tcW w:w="2172" w:type="pct"/>
             <w:vAlign w:val="center"/>
           </w:tcPr>
           <w:p>
@@ -8662,42 +8150,42 @@
         </w:tc>
         <w:tc>
           <w:tcPr>
-            <w:tcW w:w="304" w:type="pct"/>
-            <w:vAlign w:val="center"/>
-          </w:tcPr>
-          <w:p>
-            <w:pPr>
-              <w:spacing w:after="240" w:line="360" w:lineRule="auto"/>
-              <w:jc w:val="center"/>
-              <w:rPr>
-                <w:rFonts w:ascii="Arial" w:hAnsi="Arial" w:cs="Arial"/>
-              </w:rPr>
-            </w:pPr>
-            <w:r>
-              <w:rPr>
-                <w:rFonts w:ascii="Arial" w:hAnsi="Arial" w:cs="Arial"/>
-              </w:rPr>
-              <w:t>10</w:t>
-            </w:r>
-          </w:p>
-        </w:tc>
-        <w:tc>
-          <w:tcPr>
-            <w:tcW w:w="544" w:type="pct"/>
-          </w:tcPr>
-          <w:p>
-            <w:pPr>
-              <w:spacing w:after="240" w:line="360" w:lineRule="auto"/>
-              <w:jc w:val="center"/>
-              <w:rPr>
-                <w:rFonts w:ascii="Arial" w:hAnsi="Arial" w:cs="Arial"/>
-              </w:rPr>
-            </w:pPr>
-            <w:r>
-              <w:rPr>
-                <w:rFonts w:ascii="Arial" w:hAnsi="Arial" w:cs="Arial"/>
-              </w:rPr>
-              <w:t>15.00</w:t>
+            <w:tcW w:w="284" w:type="pct"/>
+            <w:vAlign w:val="center"/>
+          </w:tcPr>
+          <w:p>
+            <w:pPr>
+              <w:spacing w:after="240" w:line="360" w:lineRule="auto"/>
+              <w:jc w:val="center"/>
+              <w:rPr>
+                <w:rFonts w:ascii="Arial" w:hAnsi="Arial" w:cs="Arial"/>
+              </w:rPr>
+            </w:pPr>
+            <w:r>
+              <w:rPr>
+                <w:rFonts w:ascii="Arial" w:hAnsi="Arial" w:cs="Arial"/>
+              </w:rPr>
+              <w:t>40</w:t>
+            </w:r>
+          </w:p>
+        </w:tc>
+        <w:tc>
+          <w:tcPr>
+            <w:tcW w:w="524" w:type="pct"/>
+          </w:tcPr>
+          <w:p>
+            <w:pPr>
+              <w:spacing w:after="240" w:line="360" w:lineRule="auto"/>
+              <w:jc w:val="center"/>
+              <w:rPr>
+                <w:rFonts w:ascii="Arial" w:hAnsi="Arial" w:cs="Arial"/>
+              </w:rPr>
+            </w:pPr>
+            <w:r>
+              <w:rPr>
+                <w:rFonts w:ascii="Arial" w:hAnsi="Arial" w:cs="Arial"/>
+              </w:rPr>
+              <w:t>60.00</w:t>
             </w:r>
           </w:p>
         </w:tc>
@@ -8721,7 +8209,7 @@
         </w:tc>
         <w:tc>
           <w:tcPr>
-            <w:tcW w:w="631" w:type="pct"/>
+            <w:tcW w:w="711" w:type="pct"/>
           </w:tcPr>
           <w:p>
             <w:pPr>
@@ -8747,33 +8235,27 @@
         </w:tc>
         <w:tc>
           <w:tcPr>
-            <w:tcW w:w="793" w:type="pct"/>
-          </w:tcPr>
-          <w:p>
-            <w:pPr>
-              <w:spacing w:after="240" w:line="360" w:lineRule="auto"/>
-              <w:jc w:val="center"/>
-              <w:rPr>
-                <w:rFonts w:ascii="Arial" w:hAnsi="Arial" w:cs="Arial"/>
-              </w:rPr>
-            </w:pPr>
-            <w:r>
-              <w:rPr>
-                <w:rFonts w:ascii="Arial" w:hAnsi="Arial" w:cs="Arial"/>
-              </w:rPr>
-              <w:t>1.3.4.</w:t>
-            </w:r>
-            <w:r>
-              <w:rPr>
-                <w:rFonts w:ascii="Arial" w:hAnsi="Arial" w:cs="Arial"/>
-              </w:rPr>
-              <w:t>3</w:t>
-            </w:r>
-          </w:p>
-        </w:tc>
-        <w:tc>
-          <w:tcPr>
-            <w:tcW w:w="2192" w:type="pct"/>
+            <w:tcW w:w="773" w:type="pct"/>
+          </w:tcPr>
+          <w:p>
+            <w:pPr>
+              <w:spacing w:after="240" w:line="360" w:lineRule="auto"/>
+              <w:jc w:val="center"/>
+              <w:rPr>
+                <w:rFonts w:ascii="Arial" w:hAnsi="Arial" w:cs="Arial"/>
+              </w:rPr>
+            </w:pPr>
+            <w:r>
+              <w:rPr>
+                <w:rFonts w:ascii="Arial" w:hAnsi="Arial" w:cs="Arial"/>
+              </w:rPr>
+              <w:t>1.3.4.3</w:t>
+            </w:r>
+          </w:p>
+        </w:tc>
+        <w:tc>
+          <w:tcPr>
+            <w:tcW w:w="2172" w:type="pct"/>
             <w:vAlign w:val="center"/>
           </w:tcPr>
           <w:p>
@@ -8794,49 +8276,42 @@
         </w:tc>
         <w:tc>
           <w:tcPr>
-            <w:tcW w:w="304" w:type="pct"/>
-            <w:vAlign w:val="center"/>
-          </w:tcPr>
-          <w:p>
-            <w:pPr>
-              <w:spacing w:after="240" w:line="360" w:lineRule="auto"/>
-              <w:jc w:val="center"/>
-              <w:rPr>
-                <w:rFonts w:ascii="Arial" w:hAnsi="Arial" w:cs="Arial"/>
-              </w:rPr>
-            </w:pPr>
-            <w:r>
-              <w:rPr>
-                <w:rFonts w:ascii="Arial" w:hAnsi="Arial" w:cs="Arial"/>
-              </w:rPr>
-              <w:t>32</w:t>
-            </w:r>
-          </w:p>
-        </w:tc>
-        <w:tc>
-          <w:tcPr>
-            <w:tcW w:w="544" w:type="pct"/>
-            <w:vAlign w:val="center"/>
-          </w:tcPr>
-          <w:p>
-            <w:pPr>
-              <w:spacing w:after="240" w:line="360" w:lineRule="auto"/>
-              <w:jc w:val="center"/>
-              <w:rPr>
-                <w:rFonts w:ascii="Arial" w:hAnsi="Arial" w:cs="Arial"/>
-              </w:rPr>
-            </w:pPr>
-            <w:r>
-              <w:rPr>
-                <w:rFonts w:ascii="Arial" w:hAnsi="Arial" w:cs="Arial"/>
-              </w:rPr>
-              <w:t>48</w:t>
-            </w:r>
-            <w:r>
-              <w:rPr>
-                <w:rFonts w:ascii="Arial" w:hAnsi="Arial" w:cs="Arial"/>
-              </w:rPr>
-              <w:t>.00</w:t>
+            <w:tcW w:w="284" w:type="pct"/>
+            <w:vAlign w:val="center"/>
+          </w:tcPr>
+          <w:p>
+            <w:pPr>
+              <w:spacing w:after="240" w:line="360" w:lineRule="auto"/>
+              <w:jc w:val="center"/>
+              <w:rPr>
+                <w:rFonts w:ascii="Arial" w:hAnsi="Arial" w:cs="Arial"/>
+              </w:rPr>
+            </w:pPr>
+            <w:r>
+              <w:rPr>
+                <w:rFonts w:ascii="Arial" w:hAnsi="Arial" w:cs="Arial"/>
+              </w:rPr>
+              <w:t>64</w:t>
+            </w:r>
+          </w:p>
+        </w:tc>
+        <w:tc>
+          <w:tcPr>
+            <w:tcW w:w="524" w:type="pct"/>
+          </w:tcPr>
+          <w:p>
+            <w:pPr>
+              <w:spacing w:after="240" w:line="360" w:lineRule="auto"/>
+              <w:jc w:val="center"/>
+              <w:rPr>
+                <w:rFonts w:ascii="Arial" w:hAnsi="Arial" w:cs="Arial"/>
+              </w:rPr>
+            </w:pPr>
+            <w:r>
+              <w:rPr>
+                <w:rFonts w:ascii="Arial" w:hAnsi="Arial" w:cs="Arial"/>
+              </w:rPr>
+              <w:t>96.00</w:t>
             </w:r>
           </w:p>
         </w:tc>
@@ -8860,7 +8335,7 @@
         </w:tc>
         <w:tc>
           <w:tcPr>
-            <w:tcW w:w="631" w:type="pct"/>
+            <w:tcW w:w="711" w:type="pct"/>
           </w:tcPr>
           <w:p>
             <w:pPr>
@@ -8886,22 +8361,58 @@
         </w:tc>
         <w:tc>
           <w:tcPr>
-            <w:tcW w:w="793" w:type="pct"/>
-          </w:tcPr>
-          <w:p>
-            <w:pPr>
-              <w:spacing w:after="240" w:line="360" w:lineRule="auto"/>
-              <w:jc w:val="center"/>
-              <w:rPr>
-                <w:rFonts w:ascii="Arial" w:hAnsi="Arial" w:cs="Arial"/>
-              </w:rPr>
-            </w:pPr>
-            <w:r>
-              <w:rPr>
-                <w:rFonts w:ascii="Arial" w:hAnsi="Arial" w:cs="Arial"/>
-              </w:rPr>
-              <w:t>1.3.4.</w:t>
-            </w:r>
+            <w:tcW w:w="773" w:type="pct"/>
+          </w:tcPr>
+          <w:p>
+            <w:pPr>
+              <w:spacing w:after="240" w:line="360" w:lineRule="auto"/>
+              <w:jc w:val="center"/>
+              <w:rPr>
+                <w:rFonts w:ascii="Arial" w:hAnsi="Arial" w:cs="Arial"/>
+              </w:rPr>
+            </w:pPr>
+            <w:r>
+              <w:rPr>
+                <w:rFonts w:ascii="Arial" w:hAnsi="Arial" w:cs="Arial"/>
+              </w:rPr>
+              <w:t>1.3.4.4</w:t>
+            </w:r>
+          </w:p>
+        </w:tc>
+        <w:tc>
+          <w:tcPr>
+            <w:tcW w:w="2172" w:type="pct"/>
+            <w:vAlign w:val="center"/>
+          </w:tcPr>
+          <w:p>
+            <w:pPr>
+              <w:spacing w:after="240" w:line="360" w:lineRule="auto"/>
+              <w:jc w:val="both"/>
+              <w:rPr>
+                <w:rFonts w:ascii="Arial" w:hAnsi="Arial" w:cs="Arial"/>
+              </w:rPr>
+            </w:pPr>
+            <w:r>
+              <w:rPr>
+                <w:rFonts w:ascii="Arial" w:hAnsi="Arial" w:cs="Arial"/>
+              </w:rPr>
+              <w:t>Informe de pruebas</w:t>
+            </w:r>
+          </w:p>
+        </w:tc>
+        <w:tc>
+          <w:tcPr>
+            <w:tcW w:w="284" w:type="pct"/>
+            <w:vAlign w:val="center"/>
+          </w:tcPr>
+          <w:p>
+            <w:pPr>
+              <w:spacing w:after="240" w:line="360" w:lineRule="auto"/>
+              <w:jc w:val="center"/>
+              <w:rPr>
+                <w:rFonts w:ascii="Arial" w:hAnsi="Arial" w:cs="Arial"/>
+              </w:rPr>
+            </w:pPr>
             <w:r>
               <w:rPr>
                 <w:rFonts w:ascii="Arial" w:hAnsi="Arial" w:cs="Arial"/>
@@ -8912,64 +8423,21 @@
         </w:tc>
         <w:tc>
           <w:tcPr>
-            <w:tcW w:w="2192" w:type="pct"/>
-            <w:vAlign w:val="center"/>
-          </w:tcPr>
-          <w:p>
-            <w:pPr>
-              <w:spacing w:after="240" w:line="360" w:lineRule="auto"/>
-              <w:jc w:val="both"/>
-              <w:rPr>
-                <w:rFonts w:ascii="Arial" w:hAnsi="Arial" w:cs="Arial"/>
-              </w:rPr>
-            </w:pPr>
-            <w:r>
-              <w:rPr>
-                <w:rFonts w:ascii="Arial" w:hAnsi="Arial" w:cs="Arial"/>
-              </w:rPr>
-              <w:t>Informe de pruebas</w:t>
-            </w:r>
-          </w:p>
-        </w:tc>
-        <w:tc>
-          <w:tcPr>
-            <w:tcW w:w="304" w:type="pct"/>
-            <w:vAlign w:val="center"/>
-          </w:tcPr>
-          <w:p>
-            <w:pPr>
-              <w:spacing w:after="240" w:line="360" w:lineRule="auto"/>
-              <w:jc w:val="center"/>
-              <w:rPr>
-                <w:rFonts w:ascii="Arial" w:hAnsi="Arial" w:cs="Arial"/>
-              </w:rPr>
-            </w:pPr>
-            <w:r>
-              <w:rPr>
-                <w:rFonts w:ascii="Arial" w:hAnsi="Arial" w:cs="Arial"/>
-              </w:rPr>
-              <w:t>2</w:t>
-            </w:r>
-          </w:p>
-        </w:tc>
-        <w:tc>
-          <w:tcPr>
-            <w:tcW w:w="544" w:type="pct"/>
-            <w:vAlign w:val="center"/>
-          </w:tcPr>
-          <w:p>
-            <w:pPr>
-              <w:spacing w:after="240" w:line="360" w:lineRule="auto"/>
-              <w:jc w:val="center"/>
-              <w:rPr>
-                <w:rFonts w:ascii="Arial" w:hAnsi="Arial" w:cs="Arial"/>
-              </w:rPr>
-            </w:pPr>
-            <w:r>
-              <w:rPr>
-                <w:rFonts w:ascii="Arial" w:hAnsi="Arial" w:cs="Arial"/>
-              </w:rPr>
-              <w:t>3.00</w:t>
+            <w:tcW w:w="524" w:type="pct"/>
+          </w:tcPr>
+          <w:p>
+            <w:pPr>
+              <w:spacing w:after="240" w:line="360" w:lineRule="auto"/>
+              <w:jc w:val="center"/>
+              <w:rPr>
+                <w:rFonts w:ascii="Arial" w:hAnsi="Arial" w:cs="Arial"/>
+              </w:rPr>
+            </w:pPr>
+            <w:r>
+              <w:rPr>
+                <w:rFonts w:ascii="Arial" w:hAnsi="Arial" w:cs="Arial"/>
+              </w:rPr>
+              <w:t>6.00</w:t>
             </w:r>
           </w:p>
         </w:tc>
@@ -8993,7 +8461,7 @@
         </w:tc>
         <w:tc>
           <w:tcPr>
-            <w:tcW w:w="3920" w:type="pct"/>
+            <w:tcW w:w="3940" w:type="pct"/>
             <w:gridSpan w:val="4"/>
           </w:tcPr>
           <w:p>
@@ -9014,28 +8482,46 @@
         </w:tc>
         <w:tc>
           <w:tcPr>
-            <w:tcW w:w="544" w:type="pct"/>
-            <w:vAlign w:val="center"/>
-          </w:tcPr>
-          <w:p>
-            <w:pPr>
-              <w:spacing w:after="240" w:line="360" w:lineRule="auto"/>
-              <w:jc w:val="center"/>
-              <w:rPr>
-                <w:rFonts w:ascii="Arial" w:hAnsi="Arial" w:cs="Arial"/>
-              </w:rPr>
-            </w:pPr>
-            <w:r>
-              <w:rPr>
-                <w:rFonts w:ascii="Arial" w:hAnsi="Arial" w:cs="Arial"/>
-              </w:rPr>
-              <w:t>1,4</w:t>
-            </w:r>
-            <w:r>
-              <w:rPr>
-                <w:rFonts w:ascii="Arial" w:hAnsi="Arial" w:cs="Arial"/>
-              </w:rPr>
-              <w:t>43</w:t>
+            <w:tcW w:w="524" w:type="pct"/>
+            <w:vAlign w:val="center"/>
+          </w:tcPr>
+          <w:p>
+            <w:pPr>
+              <w:spacing w:after="240" w:line="360" w:lineRule="auto"/>
+              <w:jc w:val="center"/>
+              <w:rPr>
+                <w:rFonts w:ascii="Arial" w:hAnsi="Arial" w:cs="Arial"/>
+              </w:rPr>
+            </w:pPr>
+            <w:r>
+              <w:rPr>
+                <w:rFonts w:ascii="Arial" w:hAnsi="Arial" w:cs="Arial"/>
+              </w:rPr>
+              <w:t>3</w:t>
+            </w:r>
+            <w:r>
+              <w:rPr>
+                <w:rFonts w:ascii="Arial" w:hAnsi="Arial" w:cs="Arial"/>
+              </w:rPr>
+              <w:t>,</w:t>
+            </w:r>
+            <w:r>
+              <w:rPr>
+                <w:rFonts w:ascii="Arial" w:hAnsi="Arial" w:cs="Arial"/>
+              </w:rPr>
+              <w:t>6</w:t>
+            </w:r>
+            <w:r>
+              <w:rPr>
+                <w:rFonts w:ascii="Arial" w:hAnsi="Arial" w:cs="Arial"/>
+              </w:rPr>
+              <w:t>0</w:t>
+            </w:r>
+            <w:r>
+              <w:rPr>
+                <w:rFonts w:ascii="Arial" w:hAnsi="Arial" w:cs="Arial"/>
+              </w:rPr>
+              <w:t>6</w:t>
             </w:r>
             <w:r>
               <w:rPr>
@@ -9071,7 +8557,7 @@
         </w:tc>
         <w:tc>
           <w:tcPr>
-            <w:tcW w:w="631" w:type="pct"/>
+            <w:tcW w:w="711" w:type="pct"/>
           </w:tcPr>
           <w:p>
             <w:pPr>
@@ -9097,7 +8583,7 @@
         </w:tc>
         <w:tc>
           <w:tcPr>
-            <w:tcW w:w="793" w:type="pct"/>
+            <w:tcW w:w="773" w:type="pct"/>
           </w:tcPr>
           <w:p>
             <w:pPr>
@@ -9117,7 +8603,7 @@
         </w:tc>
         <w:tc>
           <w:tcPr>
-            <w:tcW w:w="2192" w:type="pct"/>
+            <w:tcW w:w="2172" w:type="pct"/>
             <w:vAlign w:val="center"/>
           </w:tcPr>
           <w:p>
@@ -9138,43 +8624,49 @@
         </w:tc>
         <w:tc>
           <w:tcPr>
-            <w:tcW w:w="304" w:type="pct"/>
-            <w:vAlign w:val="center"/>
-          </w:tcPr>
-          <w:p>
-            <w:pPr>
-              <w:spacing w:after="240" w:line="360" w:lineRule="auto"/>
-              <w:jc w:val="center"/>
-              <w:rPr>
-                <w:rFonts w:ascii="Arial" w:hAnsi="Arial" w:cs="Arial"/>
-              </w:rPr>
-            </w:pPr>
-            <w:r>
-              <w:rPr>
-                <w:rFonts w:ascii="Arial" w:hAnsi="Arial" w:cs="Arial"/>
-              </w:rPr>
-              <w:t>8</w:t>
-            </w:r>
-          </w:p>
-        </w:tc>
-        <w:tc>
-          <w:tcPr>
-            <w:tcW w:w="544" w:type="pct"/>
-            <w:vAlign w:val="center"/>
-          </w:tcPr>
-          <w:p>
-            <w:pPr>
-              <w:spacing w:after="240" w:line="360" w:lineRule="auto"/>
-              <w:jc w:val="center"/>
-              <w:rPr>
-                <w:rFonts w:ascii="Arial" w:hAnsi="Arial" w:cs="Arial"/>
-              </w:rPr>
-            </w:pPr>
-            <w:r>
-              <w:rPr>
-                <w:rFonts w:ascii="Arial" w:hAnsi="Arial" w:cs="Arial"/>
-              </w:rPr>
-              <w:t>12.00</w:t>
+            <w:tcW w:w="284" w:type="pct"/>
+            <w:vAlign w:val="center"/>
+          </w:tcPr>
+          <w:p>
+            <w:pPr>
+              <w:spacing w:after="240" w:line="360" w:lineRule="auto"/>
+              <w:jc w:val="center"/>
+              <w:rPr>
+                <w:rFonts w:ascii="Arial" w:hAnsi="Arial" w:cs="Arial"/>
+              </w:rPr>
+            </w:pPr>
+            <w:r>
+              <w:rPr>
+                <w:rFonts w:ascii="Arial" w:hAnsi="Arial" w:cs="Arial"/>
+              </w:rPr>
+              <w:t>16</w:t>
+            </w:r>
+          </w:p>
+        </w:tc>
+        <w:tc>
+          <w:tcPr>
+            <w:tcW w:w="524" w:type="pct"/>
+            <w:vAlign w:val="center"/>
+          </w:tcPr>
+          <w:p>
+            <w:pPr>
+              <w:spacing w:after="240" w:line="360" w:lineRule="auto"/>
+              <w:jc w:val="center"/>
+              <w:rPr>
+                <w:rFonts w:ascii="Arial" w:hAnsi="Arial" w:cs="Arial"/>
+              </w:rPr>
+            </w:pPr>
+            <w:r>
+              <w:rPr>
+                <w:rFonts w:ascii="Arial" w:hAnsi="Arial" w:cs="Arial"/>
+              </w:rPr>
+              <w:t>24</w:t>
+            </w:r>
+            <w:r>
+              <w:rPr>
+                <w:rFonts w:ascii="Arial" w:hAnsi="Arial" w:cs="Arial"/>
+              </w:rPr>
+              <w:t>.00</w:t>
             </w:r>
           </w:p>
         </w:tc>
@@ -9198,7 +8690,7 @@
         </w:tc>
         <w:tc>
           <w:tcPr>
-            <w:tcW w:w="631" w:type="pct"/>
+            <w:tcW w:w="711" w:type="pct"/>
           </w:tcPr>
           <w:p>
             <w:pPr>
@@ -9224,7 +8716,7 @@
         </w:tc>
         <w:tc>
           <w:tcPr>
-            <w:tcW w:w="793" w:type="pct"/>
+            <w:tcW w:w="773" w:type="pct"/>
           </w:tcPr>
           <w:p>
             <w:pPr>
@@ -9244,7 +8736,7 @@
         </w:tc>
         <w:tc>
           <w:tcPr>
-            <w:tcW w:w="2192" w:type="pct"/>
+            <w:tcW w:w="2172" w:type="pct"/>
             <w:vAlign w:val="center"/>
           </w:tcPr>
           <w:p>
@@ -9265,49 +8757,43 @@
         </w:tc>
         <w:tc>
           <w:tcPr>
-            <w:tcW w:w="304" w:type="pct"/>
-            <w:vAlign w:val="center"/>
-          </w:tcPr>
-          <w:p>
-            <w:pPr>
-              <w:spacing w:after="240" w:line="360" w:lineRule="auto"/>
-              <w:jc w:val="center"/>
-              <w:rPr>
-                <w:rFonts w:ascii="Arial" w:hAnsi="Arial" w:cs="Arial"/>
-              </w:rPr>
-            </w:pPr>
-            <w:r>
-              <w:rPr>
-                <w:rFonts w:ascii="Arial" w:hAnsi="Arial" w:cs="Arial"/>
-              </w:rPr>
-              <w:t>3</w:t>
-            </w:r>
-            <w:r>
-              <w:rPr>
-                <w:rFonts w:ascii="Arial" w:hAnsi="Arial" w:cs="Arial"/>
-              </w:rPr>
-              <w:t>0</w:t>
-            </w:r>
-          </w:p>
-        </w:tc>
-        <w:tc>
-          <w:tcPr>
-            <w:tcW w:w="544" w:type="pct"/>
-            <w:vAlign w:val="center"/>
-          </w:tcPr>
-          <w:p>
-            <w:pPr>
-              <w:spacing w:after="240" w:line="360" w:lineRule="auto"/>
-              <w:jc w:val="center"/>
-              <w:rPr>
-                <w:rFonts w:ascii="Arial" w:hAnsi="Arial" w:cs="Arial"/>
-              </w:rPr>
-            </w:pPr>
-            <w:r>
-              <w:rPr>
-                <w:rFonts w:ascii="Arial" w:hAnsi="Arial" w:cs="Arial"/>
-              </w:rPr>
-              <w:t>45</w:t>
+            <w:tcW w:w="284" w:type="pct"/>
+            <w:vAlign w:val="center"/>
+          </w:tcPr>
+          <w:p>
+            <w:pPr>
+              <w:spacing w:after="240" w:line="360" w:lineRule="auto"/>
+              <w:jc w:val="center"/>
+              <w:rPr>
+                <w:rFonts w:ascii="Arial" w:hAnsi="Arial" w:cs="Arial"/>
+              </w:rPr>
+            </w:pPr>
+            <w:r>
+              <w:rPr>
+                <w:rFonts w:ascii="Arial" w:hAnsi="Arial" w:cs="Arial"/>
+              </w:rPr>
+              <w:t>60</w:t>
+            </w:r>
+          </w:p>
+        </w:tc>
+        <w:tc>
+          <w:tcPr>
+            <w:tcW w:w="524" w:type="pct"/>
+            <w:vAlign w:val="center"/>
+          </w:tcPr>
+          <w:p>
+            <w:pPr>
+              <w:spacing w:after="240" w:line="360" w:lineRule="auto"/>
+              <w:jc w:val="center"/>
+              <w:rPr>
+                <w:rFonts w:ascii="Arial" w:hAnsi="Arial" w:cs="Arial"/>
+              </w:rPr>
+            </w:pPr>
+            <w:r>
+              <w:rPr>
+                <w:rFonts w:ascii="Arial" w:hAnsi="Arial" w:cs="Arial"/>
+              </w:rPr>
+              <w:t>90</w:t>
             </w:r>
             <w:r>
               <w:rPr>
@@ -9337,7 +8823,7 @@
         </w:tc>
         <w:tc>
           <w:tcPr>
-            <w:tcW w:w="631" w:type="pct"/>
+            <w:tcW w:w="711" w:type="pct"/>
           </w:tcPr>
           <w:p>
             <w:pPr>
@@ -9363,7 +8849,7 @@
         </w:tc>
         <w:tc>
           <w:tcPr>
-            <w:tcW w:w="793" w:type="pct"/>
+            <w:tcW w:w="773" w:type="pct"/>
           </w:tcPr>
           <w:p>
             <w:pPr>
@@ -9383,7 +8869,7 @@
         </w:tc>
         <w:tc>
           <w:tcPr>
-            <w:tcW w:w="2192" w:type="pct"/>
+            <w:tcW w:w="2172" w:type="pct"/>
             <w:vAlign w:val="center"/>
           </w:tcPr>
           <w:p>
@@ -9404,49 +8890,43 @@
         </w:tc>
         <w:tc>
           <w:tcPr>
-            <w:tcW w:w="304" w:type="pct"/>
-            <w:vAlign w:val="center"/>
-          </w:tcPr>
-          <w:p>
-            <w:pPr>
-              <w:spacing w:after="240" w:line="360" w:lineRule="auto"/>
-              <w:jc w:val="center"/>
-              <w:rPr>
-                <w:rFonts w:ascii="Arial" w:hAnsi="Arial" w:cs="Arial"/>
-              </w:rPr>
-            </w:pPr>
-            <w:r>
-              <w:rPr>
-                <w:rFonts w:ascii="Arial" w:hAnsi="Arial" w:cs="Arial"/>
-              </w:rPr>
-              <w:t>3</w:t>
-            </w:r>
-            <w:r>
-              <w:rPr>
-                <w:rFonts w:ascii="Arial" w:hAnsi="Arial" w:cs="Arial"/>
-              </w:rPr>
-              <w:t>2</w:t>
-            </w:r>
-          </w:p>
-        </w:tc>
-        <w:tc>
-          <w:tcPr>
-            <w:tcW w:w="544" w:type="pct"/>
-            <w:vAlign w:val="center"/>
-          </w:tcPr>
-          <w:p>
-            <w:pPr>
-              <w:spacing w:after="240" w:line="360" w:lineRule="auto"/>
-              <w:jc w:val="center"/>
-              <w:rPr>
-                <w:rFonts w:ascii="Arial" w:hAnsi="Arial" w:cs="Arial"/>
-              </w:rPr>
-            </w:pPr>
-            <w:r>
-              <w:rPr>
-                <w:rFonts w:ascii="Arial" w:hAnsi="Arial" w:cs="Arial"/>
-              </w:rPr>
-              <w:t>48</w:t>
+            <w:tcW w:w="284" w:type="pct"/>
+            <w:vAlign w:val="center"/>
+          </w:tcPr>
+          <w:p>
+            <w:pPr>
+              <w:spacing w:after="240" w:line="360" w:lineRule="auto"/>
+              <w:jc w:val="center"/>
+              <w:rPr>
+                <w:rFonts w:ascii="Arial" w:hAnsi="Arial" w:cs="Arial"/>
+              </w:rPr>
+            </w:pPr>
+            <w:r>
+              <w:rPr>
+                <w:rFonts w:ascii="Arial" w:hAnsi="Arial" w:cs="Arial"/>
+              </w:rPr>
+              <w:t>12</w:t>
+            </w:r>
+          </w:p>
+        </w:tc>
+        <w:tc>
+          <w:tcPr>
+            <w:tcW w:w="524" w:type="pct"/>
+            <w:vAlign w:val="center"/>
+          </w:tcPr>
+          <w:p>
+            <w:pPr>
+              <w:spacing w:after="240" w:line="360" w:lineRule="auto"/>
+              <w:jc w:val="center"/>
+              <w:rPr>
+                <w:rFonts w:ascii="Arial" w:hAnsi="Arial" w:cs="Arial"/>
+              </w:rPr>
+            </w:pPr>
+            <w:r>
+              <w:rPr>
+                <w:rFonts w:ascii="Arial" w:hAnsi="Arial" w:cs="Arial"/>
+              </w:rPr>
+              <w:t>18</w:t>
             </w:r>
             <w:r>
               <w:rPr>
@@ -9476,7 +8956,7 @@
         </w:tc>
         <w:tc>
           <w:tcPr>
-            <w:tcW w:w="631" w:type="pct"/>
+            <w:tcW w:w="711" w:type="pct"/>
           </w:tcPr>
           <w:p>
             <w:pPr>
@@ -9502,7 +8982,7 @@
         </w:tc>
         <w:tc>
           <w:tcPr>
-            <w:tcW w:w="793" w:type="pct"/>
+            <w:tcW w:w="773" w:type="pct"/>
           </w:tcPr>
           <w:p>
             <w:pPr>
@@ -9522,7 +9002,7 @@
         </w:tc>
         <w:tc>
           <w:tcPr>
-            <w:tcW w:w="2192" w:type="pct"/>
+            <w:tcW w:w="2172" w:type="pct"/>
             <w:vAlign w:val="center"/>
           </w:tcPr>
           <w:p>
@@ -9543,43 +9023,49 @@
         </w:tc>
         <w:tc>
           <w:tcPr>
-            <w:tcW w:w="304" w:type="pct"/>
-            <w:vAlign w:val="center"/>
-          </w:tcPr>
-          <w:p>
-            <w:pPr>
-              <w:spacing w:after="240" w:line="360" w:lineRule="auto"/>
-              <w:jc w:val="center"/>
-              <w:rPr>
-                <w:rFonts w:ascii="Arial" w:hAnsi="Arial" w:cs="Arial"/>
-              </w:rPr>
-            </w:pPr>
-            <w:r>
-              <w:rPr>
-                <w:rFonts w:ascii="Arial" w:hAnsi="Arial" w:cs="Arial"/>
-              </w:rPr>
-              <w:t>2</w:t>
-            </w:r>
-          </w:p>
-        </w:tc>
-        <w:tc>
-          <w:tcPr>
-            <w:tcW w:w="544" w:type="pct"/>
-            <w:vAlign w:val="center"/>
-          </w:tcPr>
-          <w:p>
-            <w:pPr>
-              <w:spacing w:after="240" w:line="360" w:lineRule="auto"/>
-              <w:jc w:val="center"/>
-              <w:rPr>
-                <w:rFonts w:ascii="Arial" w:hAnsi="Arial" w:cs="Arial"/>
-              </w:rPr>
-            </w:pPr>
-            <w:r>
-              <w:rPr>
-                <w:rFonts w:ascii="Arial" w:hAnsi="Arial" w:cs="Arial"/>
-              </w:rPr>
-              <w:t>3.00</w:t>
+            <w:tcW w:w="284" w:type="pct"/>
+            <w:vAlign w:val="center"/>
+          </w:tcPr>
+          <w:p>
+            <w:pPr>
+              <w:spacing w:after="240" w:line="360" w:lineRule="auto"/>
+              <w:jc w:val="center"/>
+              <w:rPr>
+                <w:rFonts w:ascii="Arial" w:hAnsi="Arial" w:cs="Arial"/>
+              </w:rPr>
+            </w:pPr>
+            <w:r>
+              <w:rPr>
+                <w:rFonts w:ascii="Arial" w:hAnsi="Arial" w:cs="Arial"/>
+              </w:rPr>
+              <w:t>4</w:t>
+            </w:r>
+          </w:p>
+        </w:tc>
+        <w:tc>
+          <w:tcPr>
+            <w:tcW w:w="524" w:type="pct"/>
+            <w:vAlign w:val="center"/>
+          </w:tcPr>
+          <w:p>
+            <w:pPr>
+              <w:spacing w:after="240" w:line="360" w:lineRule="auto"/>
+              <w:jc w:val="center"/>
+              <w:rPr>
+                <w:rFonts w:ascii="Arial" w:hAnsi="Arial" w:cs="Arial"/>
+              </w:rPr>
+            </w:pPr>
+            <w:r>
+              <w:rPr>
+                <w:rFonts w:ascii="Arial" w:hAnsi="Arial" w:cs="Arial"/>
+              </w:rPr>
+              <w:t>6</w:t>
+            </w:r>
+            <w:r>
+              <w:rPr>
+                <w:rFonts w:ascii="Arial" w:hAnsi="Arial" w:cs="Arial"/>
+              </w:rPr>
+              <w:t>.00</w:t>
             </w:r>
           </w:p>
         </w:tc>
@@ -9603,7 +9089,7 @@
         </w:tc>
         <w:tc>
           <w:tcPr>
-            <w:tcW w:w="3920" w:type="pct"/>
+            <w:tcW w:w="3940" w:type="pct"/>
             <w:gridSpan w:val="4"/>
           </w:tcPr>
           <w:p>
@@ -9624,7 +9110,7 @@
         </w:tc>
         <w:tc>
           <w:tcPr>
-            <w:tcW w:w="544" w:type="pct"/>
+            <w:tcW w:w="524" w:type="pct"/>
             <w:vAlign w:val="center"/>
           </w:tcPr>
           <w:p>
@@ -9645,7 +9131,13 @@
               <w:rPr>
                 <w:rFonts w:ascii="Arial" w:hAnsi="Arial" w:cs="Arial"/>
               </w:rPr>
-              <w:t>08</w:t>
+              <w:t>3</w:t>
+            </w:r>
+            <w:r>
+              <w:rPr>
+                <w:rFonts w:ascii="Arial" w:hAnsi="Arial" w:cs="Arial"/>
+              </w:rPr>
+              <w:t>8</w:t>
             </w:r>
             <w:r>
               <w:rPr>
@@ -9659,7 +9151,7 @@
       <w:tr>
         <w:tc>
           <w:tcPr>
-            <w:tcW w:w="4456" w:type="pct"/>
+            <w:tcW w:w="4476" w:type="pct"/>
             <w:gridSpan w:val="5"/>
             <w:vAlign w:val="center"/>
           </w:tcPr>
@@ -9681,22 +9173,22 @@
         </w:tc>
         <w:tc>
           <w:tcPr>
-            <w:tcW w:w="544" w:type="pct"/>
-            <w:vAlign w:val="center"/>
-          </w:tcPr>
-          <w:p>
-            <w:pPr>
-              <w:spacing w:after="240" w:line="360" w:lineRule="auto"/>
-              <w:jc w:val="center"/>
-              <w:rPr>
-                <w:rFonts w:ascii="Arial" w:hAnsi="Arial" w:cs="Arial"/>
-              </w:rPr>
-            </w:pPr>
-            <w:r>
-              <w:rPr>
-                <w:rFonts w:ascii="Arial" w:hAnsi="Arial" w:cs="Arial"/>
-              </w:rPr>
-              <w:t>1</w:t>
+            <w:tcW w:w="524" w:type="pct"/>
+            <w:vAlign w:val="center"/>
+          </w:tcPr>
+          <w:p>
+            <w:pPr>
+              <w:spacing w:after="240" w:line="360" w:lineRule="auto"/>
+              <w:jc w:val="center"/>
+              <w:rPr>
+                <w:rFonts w:ascii="Arial" w:hAnsi="Arial" w:cs="Arial"/>
+              </w:rPr>
+            </w:pPr>
+            <w:r>
+              <w:rPr>
+                <w:rFonts w:ascii="Arial" w:hAnsi="Arial" w:cs="Arial"/>
+              </w:rPr>
+              <w:t>4</w:t>
             </w:r>
             <w:r>
               <w:rPr>
@@ -9708,7 +9200,7 @@
               <w:rPr>
                 <w:rFonts w:ascii="Arial" w:hAnsi="Arial" w:cs="Arial"/>
               </w:rPr>
-              <w:t>860</w:t>
+              <w:t>488</w:t>
             </w:r>
             <w:r>
               <w:rPr>

--- a/1. Software y Hardware/1.1 Inicio/1.1.7 Plan de Gestion/1.1.7.4.2 SRICA_012_002 - Presupuesto del Proyecto.docx
+++ b/1. Software y Hardware/1.1 Inicio/1.1.7 Plan de Gestion/1.1.7.4.2 SRICA_012_002 - Presupuesto del Proyecto.docx
@@ -790,7 +790,25 @@
                 <w:b/>
                 <w:bCs/>
               </w:rPr>
-              <w:t>Hora (hrs)</w:t>
+              <w:t>Hora (</w:t>
+            </w:r>
+            <w:proofErr w:type="spellStart"/>
+            <w:r>
+              <w:rPr>
+                <w:rFonts w:ascii="Arial" w:hAnsi="Arial" w:cs="Arial"/>
+                <w:b/>
+                <w:bCs/>
+              </w:rPr>
+              <w:t>hrs</w:t>
+            </w:r>
+            <w:proofErr w:type="spellEnd"/>
+            <w:r>
+              <w:rPr>
+                <w:rFonts w:ascii="Arial" w:hAnsi="Arial" w:cs="Arial"/>
+                <w:b/>
+                <w:bCs/>
+              </w:rPr>
+              <w:t>)</w:t>
             </w:r>
           </w:p>
         </w:tc>
@@ -836,7 +854,7 @@
                 <w:bCs/>
                 <w:lang w:val="en-US"/>
               </w:rPr>
-              <w:t xml:space="preserve"> 1.5 x ho</w:t>
+              <w:t xml:space="preserve"> 15 x ho</w:t>
             </w:r>
             <w:r>
               <w:rPr>
@@ -959,7 +977,7 @@
               <w:rPr>
                 <w:rFonts w:ascii="Arial" w:hAnsi="Arial" w:cs="Arial"/>
               </w:rPr>
-              <w:t>4</w:t>
+              <w:t>1</w:t>
             </w:r>
           </w:p>
         </w:tc>
@@ -980,7 +998,7 @@
               <w:rPr>
                 <w:rFonts w:ascii="Arial" w:hAnsi="Arial" w:cs="Arial"/>
               </w:rPr>
-              <w:t>6</w:t>
+              <w:t>15</w:t>
             </w:r>
             <w:r>
               <w:rPr>
@@ -1088,7 +1106,7 @@
               <w:rPr>
                 <w:rFonts w:ascii="Arial" w:hAnsi="Arial" w:cs="Arial"/>
               </w:rPr>
-              <w:t>4</w:t>
+              <w:t>2</w:t>
             </w:r>
           </w:p>
         </w:tc>
@@ -1108,7 +1126,13 @@
               <w:rPr>
                 <w:rFonts w:ascii="Arial" w:hAnsi="Arial" w:cs="Arial"/>
               </w:rPr>
-              <w:t>6.00</w:t>
+              <w:t>30</w:t>
+            </w:r>
+            <w:r>
+              <w:rPr>
+                <w:rFonts w:ascii="Arial" w:hAnsi="Arial" w:cs="Arial"/>
+              </w:rPr>
+              <w:t>.00</w:t>
             </w:r>
           </w:p>
         </w:tc>
@@ -1210,7 +1234,7 @@
               <w:rPr>
                 <w:rFonts w:ascii="Arial" w:hAnsi="Arial" w:cs="Arial"/>
               </w:rPr>
-              <w:t>4</w:t>
+              <w:t>1</w:t>
             </w:r>
           </w:p>
         </w:tc>
@@ -1230,7 +1254,13 @@
               <w:rPr>
                 <w:rFonts w:ascii="Arial" w:hAnsi="Arial" w:cs="Arial"/>
               </w:rPr>
-              <w:t>6.00</w:t>
+              <w:t>15</w:t>
+            </w:r>
+            <w:r>
+              <w:rPr>
+                <w:rFonts w:ascii="Arial" w:hAnsi="Arial" w:cs="Arial"/>
+              </w:rPr>
+              <w:t>.00</w:t>
             </w:r>
           </w:p>
         </w:tc>
@@ -1332,7 +1362,7 @@
               <w:rPr>
                 <w:rFonts w:ascii="Arial" w:hAnsi="Arial" w:cs="Arial"/>
               </w:rPr>
-              <w:t>4</w:t>
+              <w:t>1</w:t>
             </w:r>
           </w:p>
         </w:tc>
@@ -1352,7 +1382,13 @@
               <w:rPr>
                 <w:rFonts w:ascii="Arial" w:hAnsi="Arial" w:cs="Arial"/>
               </w:rPr>
-              <w:t>6.00</w:t>
+              <w:t>15</w:t>
+            </w:r>
+            <w:r>
+              <w:rPr>
+                <w:rFonts w:ascii="Arial" w:hAnsi="Arial" w:cs="Arial"/>
+              </w:rPr>
+              <w:t>.00</w:t>
             </w:r>
           </w:p>
         </w:tc>
@@ -1454,7 +1490,7 @@
               <w:rPr>
                 <w:rFonts w:ascii="Arial" w:hAnsi="Arial" w:cs="Arial"/>
               </w:rPr>
-              <w:t>4</w:t>
+              <w:t>1</w:t>
             </w:r>
           </w:p>
         </w:tc>
@@ -1474,7 +1510,13 @@
               <w:rPr>
                 <w:rFonts w:ascii="Arial" w:hAnsi="Arial" w:cs="Arial"/>
               </w:rPr>
-              <w:t>6.00</w:t>
+              <w:t>15</w:t>
+            </w:r>
+            <w:r>
+              <w:rPr>
+                <w:rFonts w:ascii="Arial" w:hAnsi="Arial" w:cs="Arial"/>
+              </w:rPr>
+              <w:t>.00</w:t>
             </w:r>
           </w:p>
         </w:tc>
@@ -1576,7 +1618,7 @@
               <w:rPr>
                 <w:rFonts w:ascii="Arial" w:hAnsi="Arial" w:cs="Arial"/>
               </w:rPr>
-              <w:t>4</w:t>
+              <w:t>2</w:t>
             </w:r>
           </w:p>
         </w:tc>
@@ -1596,7 +1638,7 @@
               <w:rPr>
                 <w:rFonts w:ascii="Arial" w:hAnsi="Arial" w:cs="Arial"/>
               </w:rPr>
-              <w:t>6.00</w:t>
+              <w:t>30.00</w:t>
             </w:r>
           </w:p>
         </w:tc>
@@ -1702,7 +1744,7 @@
               <w:rPr>
                 <w:rFonts w:ascii="Arial" w:hAnsi="Arial" w:cs="Arial"/>
               </w:rPr>
-              <w:t>4</w:t>
+              <w:t>2</w:t>
             </w:r>
           </w:p>
         </w:tc>
@@ -1722,7 +1764,7 @@
               <w:rPr>
                 <w:rFonts w:ascii="Arial" w:hAnsi="Arial" w:cs="Arial"/>
               </w:rPr>
-              <w:t>6.00</w:t>
+              <w:t>30.00</w:t>
             </w:r>
           </w:p>
         </w:tc>
@@ -1828,7 +1870,7 @@
               <w:rPr>
                 <w:rFonts w:ascii="Arial" w:hAnsi="Arial" w:cs="Arial"/>
               </w:rPr>
-              <w:t>6</w:t>
+              <w:t>2</w:t>
             </w:r>
           </w:p>
         </w:tc>
@@ -1848,13 +1890,7 @@
               <w:rPr>
                 <w:rFonts w:ascii="Arial" w:hAnsi="Arial" w:cs="Arial"/>
               </w:rPr>
-              <w:t>9</w:t>
-            </w:r>
-            <w:r>
-              <w:rPr>
-                <w:rFonts w:ascii="Arial" w:hAnsi="Arial" w:cs="Arial"/>
-              </w:rPr>
-              <w:t>.00</w:t>
+              <w:t>30.00</w:t>
             </w:r>
           </w:p>
         </w:tc>
@@ -1961,7 +1997,7 @@
               <w:rPr>
                 <w:rFonts w:ascii="Arial" w:hAnsi="Arial" w:cs="Arial"/>
               </w:rPr>
-              <w:t>4</w:t>
+              <w:t>2</w:t>
             </w:r>
           </w:p>
         </w:tc>
@@ -1981,7 +2017,7 @@
               <w:rPr>
                 <w:rFonts w:ascii="Arial" w:hAnsi="Arial" w:cs="Arial"/>
               </w:rPr>
-              <w:t>6.00</w:t>
+              <w:t>30.00</w:t>
             </w:r>
           </w:p>
         </w:tc>
@@ -2088,7 +2124,7 @@
               <w:rPr>
                 <w:rFonts w:ascii="Arial" w:hAnsi="Arial" w:cs="Arial"/>
               </w:rPr>
-              <w:t>4</w:t>
+              <w:t>2</w:t>
             </w:r>
           </w:p>
         </w:tc>
@@ -2108,7 +2144,7 @@
               <w:rPr>
                 <w:rFonts w:ascii="Arial" w:hAnsi="Arial" w:cs="Arial"/>
               </w:rPr>
-              <w:t>6.00</w:t>
+              <w:t>30.00</w:t>
             </w:r>
           </w:p>
         </w:tc>
@@ -2215,7 +2251,7 @@
               <w:rPr>
                 <w:rFonts w:ascii="Arial" w:hAnsi="Arial" w:cs="Arial"/>
               </w:rPr>
-              <w:t>4</w:t>
+              <w:t>2</w:t>
             </w:r>
           </w:p>
         </w:tc>
@@ -2235,7 +2271,7 @@
               <w:rPr>
                 <w:rFonts w:ascii="Arial" w:hAnsi="Arial" w:cs="Arial"/>
               </w:rPr>
-              <w:t>6.00</w:t>
+              <w:t>30.00</w:t>
             </w:r>
           </w:p>
         </w:tc>
@@ -2342,7 +2378,7 @@
               <w:rPr>
                 <w:rFonts w:ascii="Arial" w:hAnsi="Arial" w:cs="Arial"/>
               </w:rPr>
-              <w:t>4</w:t>
+              <w:t>2</w:t>
             </w:r>
           </w:p>
         </w:tc>
@@ -2362,7 +2398,7 @@
               <w:rPr>
                 <w:rFonts w:ascii="Arial" w:hAnsi="Arial" w:cs="Arial"/>
               </w:rPr>
-              <w:t>6.00</w:t>
+              <w:t>30.00</w:t>
             </w:r>
           </w:p>
         </w:tc>
@@ -2469,7 +2505,7 @@
               <w:rPr>
                 <w:rFonts w:ascii="Arial" w:hAnsi="Arial" w:cs="Arial"/>
               </w:rPr>
-              <w:t>4</w:t>
+              <w:t>2</w:t>
             </w:r>
           </w:p>
         </w:tc>
@@ -2489,7 +2525,7 @@
               <w:rPr>
                 <w:rFonts w:ascii="Arial" w:hAnsi="Arial" w:cs="Arial"/>
               </w:rPr>
-              <w:t>6.00</w:t>
+              <w:t>30.00</w:t>
             </w:r>
           </w:p>
         </w:tc>
@@ -2596,7 +2632,7 @@
               <w:rPr>
                 <w:rFonts w:ascii="Arial" w:hAnsi="Arial" w:cs="Arial"/>
               </w:rPr>
-              <w:t>4</w:t>
+              <w:t>2</w:t>
             </w:r>
           </w:p>
         </w:tc>
@@ -2616,7 +2652,7 @@
               <w:rPr>
                 <w:rFonts w:ascii="Arial" w:hAnsi="Arial" w:cs="Arial"/>
               </w:rPr>
-              <w:t>6.00</w:t>
+              <w:t>30.00</w:t>
             </w:r>
           </w:p>
         </w:tc>
@@ -2723,7 +2759,7 @@
               <w:rPr>
                 <w:rFonts w:ascii="Arial" w:hAnsi="Arial" w:cs="Arial"/>
               </w:rPr>
-              <w:t>4</w:t>
+              <w:t>2</w:t>
             </w:r>
           </w:p>
         </w:tc>
@@ -2743,7 +2779,7 @@
               <w:rPr>
                 <w:rFonts w:ascii="Arial" w:hAnsi="Arial" w:cs="Arial"/>
               </w:rPr>
-              <w:t>6.00</w:t>
+              <w:t>30.00</w:t>
             </w:r>
           </w:p>
         </w:tc>
@@ -2844,7 +2880,7 @@
               <w:rPr>
                 <w:rFonts w:ascii="Arial" w:hAnsi="Arial" w:cs="Arial"/>
               </w:rPr>
-              <w:t>4</w:t>
+              <w:t>2</w:t>
             </w:r>
           </w:p>
         </w:tc>
@@ -2864,7 +2900,7 @@
               <w:rPr>
                 <w:rFonts w:ascii="Arial" w:hAnsi="Arial" w:cs="Arial"/>
               </w:rPr>
-              <w:t>6.00</w:t>
+              <w:t>30.00</w:t>
             </w:r>
           </w:p>
         </w:tc>
@@ -2971,7 +3007,7 @@
               <w:rPr>
                 <w:rFonts w:ascii="Arial" w:hAnsi="Arial" w:cs="Arial"/>
               </w:rPr>
-              <w:t>4</w:t>
+              <w:t>2</w:t>
             </w:r>
           </w:p>
         </w:tc>
@@ -2991,7 +3027,7 @@
               <w:rPr>
                 <w:rFonts w:ascii="Arial" w:hAnsi="Arial" w:cs="Arial"/>
               </w:rPr>
-              <w:t>6.00</w:t>
+              <w:t>30.00</w:t>
             </w:r>
           </w:p>
         </w:tc>
@@ -3098,7 +3134,7 @@
               <w:rPr>
                 <w:rFonts w:ascii="Arial" w:hAnsi="Arial" w:cs="Arial"/>
               </w:rPr>
-              <w:t>4</w:t>
+              <w:t>2</w:t>
             </w:r>
           </w:p>
         </w:tc>
@@ -3118,7 +3154,7 @@
               <w:rPr>
                 <w:rFonts w:ascii="Arial" w:hAnsi="Arial" w:cs="Arial"/>
               </w:rPr>
-              <w:t>6.00</w:t>
+              <w:t>30.00</w:t>
             </w:r>
           </w:p>
         </w:tc>
@@ -3225,7 +3261,7 @@
               <w:rPr>
                 <w:rFonts w:ascii="Arial" w:hAnsi="Arial" w:cs="Arial"/>
               </w:rPr>
-              <w:t>4</w:t>
+              <w:t>2</w:t>
             </w:r>
           </w:p>
         </w:tc>
@@ -3245,7 +3281,7 @@
               <w:rPr>
                 <w:rFonts w:ascii="Arial" w:hAnsi="Arial" w:cs="Arial"/>
               </w:rPr>
-              <w:t>6.00</w:t>
+              <w:t>30.00</w:t>
             </w:r>
           </w:p>
         </w:tc>
@@ -3352,7 +3388,7 @@
               <w:rPr>
                 <w:rFonts w:ascii="Arial" w:hAnsi="Arial" w:cs="Arial"/>
               </w:rPr>
-              <w:t>4</w:t>
+              <w:t>2</w:t>
             </w:r>
           </w:p>
         </w:tc>
@@ -3372,7 +3408,7 @@
               <w:rPr>
                 <w:rFonts w:ascii="Arial" w:hAnsi="Arial" w:cs="Arial"/>
               </w:rPr>
-              <w:t>6.00</w:t>
+              <w:t>30.00</w:t>
             </w:r>
           </w:p>
         </w:tc>
@@ -3479,7 +3515,7 @@
               <w:rPr>
                 <w:rFonts w:ascii="Arial" w:hAnsi="Arial" w:cs="Arial"/>
               </w:rPr>
-              <w:t>4</w:t>
+              <w:t>2</w:t>
             </w:r>
           </w:p>
         </w:tc>
@@ -3499,7 +3535,7 @@
               <w:rPr>
                 <w:rFonts w:ascii="Arial" w:hAnsi="Arial" w:cs="Arial"/>
               </w:rPr>
-              <w:t>6.00</w:t>
+              <w:t>30.00</w:t>
             </w:r>
           </w:p>
         </w:tc>
@@ -3606,7 +3642,7 @@
               <w:rPr>
                 <w:rFonts w:ascii="Arial" w:hAnsi="Arial" w:cs="Arial"/>
               </w:rPr>
-              <w:t>4</w:t>
+              <w:t>2</w:t>
             </w:r>
           </w:p>
         </w:tc>
@@ -3626,7 +3662,7 @@
               <w:rPr>
                 <w:rFonts w:ascii="Arial" w:hAnsi="Arial" w:cs="Arial"/>
               </w:rPr>
-              <w:t>6.00</w:t>
+              <w:t>30.00</w:t>
             </w:r>
           </w:p>
         </w:tc>
@@ -3733,7 +3769,7 @@
               <w:rPr>
                 <w:rFonts w:ascii="Arial" w:hAnsi="Arial" w:cs="Arial"/>
               </w:rPr>
-              <w:t>4</w:t>
+              <w:t>2</w:t>
             </w:r>
           </w:p>
         </w:tc>
@@ -3753,7 +3789,7 @@
               <w:rPr>
                 <w:rFonts w:ascii="Arial" w:hAnsi="Arial" w:cs="Arial"/>
               </w:rPr>
-              <w:t>6.00</w:t>
+              <w:t>30.00</w:t>
             </w:r>
           </w:p>
         </w:tc>
@@ -3813,7 +3849,7 @@
               <w:rPr>
                 <w:rFonts w:ascii="Arial" w:hAnsi="Arial" w:cs="Arial"/>
               </w:rPr>
-              <w:t>141</w:t>
+              <w:t>630</w:t>
             </w:r>
             <w:r>
               <w:rPr>
@@ -3931,7 +3967,13 @@
               <w:rPr>
                 <w:rFonts w:ascii="Arial" w:hAnsi="Arial" w:cs="Arial"/>
               </w:rPr>
-              <w:t>10</w:t>
+              <w:t>1</w:t>
+            </w:r>
+            <w:r>
+              <w:rPr>
+                <w:rFonts w:ascii="Arial" w:hAnsi="Arial" w:cs="Arial"/>
+              </w:rPr>
+              <w:t>6</w:t>
             </w:r>
           </w:p>
         </w:tc>
@@ -3952,7 +3994,7 @@
               <w:rPr>
                 <w:rFonts w:ascii="Arial" w:hAnsi="Arial" w:cs="Arial"/>
               </w:rPr>
-              <w:t>15</w:t>
+              <w:t>240</w:t>
             </w:r>
             <w:r>
               <w:rPr>
@@ -4064,7 +4106,7 @@
               <w:rPr>
                 <w:rFonts w:ascii="Arial" w:hAnsi="Arial" w:cs="Arial"/>
               </w:rPr>
-              <w:t>160</w:t>
+              <w:t>80</w:t>
             </w:r>
           </w:p>
         </w:tc>
@@ -4085,7 +4127,7 @@
               <w:rPr>
                 <w:rFonts w:ascii="Arial" w:hAnsi="Arial" w:cs="Arial"/>
               </w:rPr>
-              <w:t>240</w:t>
+              <w:t>1200</w:t>
             </w:r>
             <w:r>
               <w:rPr>
@@ -4218,7 +4260,7 @@
               <w:rPr>
                 <w:rFonts w:ascii="Arial" w:hAnsi="Arial" w:cs="Arial"/>
               </w:rPr>
-              <w:t>24</w:t>
+              <w:t>240</w:t>
             </w:r>
             <w:r>
               <w:rPr>
@@ -4351,7 +4393,7 @@
               <w:rPr>
                 <w:rFonts w:ascii="Arial" w:hAnsi="Arial" w:cs="Arial"/>
               </w:rPr>
-              <w:t>24.00</w:t>
+              <w:t>240.00</w:t>
             </w:r>
           </w:p>
         </w:tc>
@@ -4478,7 +4520,7 @@
               <w:rPr>
                 <w:rFonts w:ascii="Arial" w:hAnsi="Arial" w:cs="Arial"/>
               </w:rPr>
-              <w:t>24.00</w:t>
+              <w:t>240.00</w:t>
             </w:r>
           </w:p>
         </w:tc>
@@ -4606,7 +4648,19 @@
               <w:rPr>
                 <w:rFonts w:ascii="Arial" w:hAnsi="Arial" w:cs="Arial"/>
               </w:rPr>
-              <w:t>120</w:t>
+              <w:t>12</w:t>
+            </w:r>
+            <w:r>
+              <w:rPr>
+                <w:rFonts w:ascii="Arial" w:hAnsi="Arial" w:cs="Arial"/>
+              </w:rPr>
+              <w:t>0</w:t>
+            </w:r>
+            <w:r>
+              <w:rPr>
+                <w:rFonts w:ascii="Arial" w:hAnsi="Arial" w:cs="Arial"/>
+              </w:rPr>
+              <w:t>0</w:t>
             </w:r>
             <w:r>
               <w:rPr>
@@ -4739,7 +4793,13 @@
               <w:rPr>
                 <w:rFonts w:ascii="Arial" w:hAnsi="Arial" w:cs="Arial"/>
               </w:rPr>
-              <w:t>24.00</w:t>
+              <w:t>240</w:t>
+            </w:r>
+            <w:r>
+              <w:rPr>
+                <w:rFonts w:ascii="Arial" w:hAnsi="Arial" w:cs="Arial"/>
+              </w:rPr>
+              <w:t>.00</w:t>
             </w:r>
           </w:p>
         </w:tc>
@@ -4866,7 +4926,13 @@
               <w:rPr>
                 <w:rFonts w:ascii="Arial" w:hAnsi="Arial" w:cs="Arial"/>
               </w:rPr>
-              <w:t>24.00</w:t>
+              <w:t>240</w:t>
+            </w:r>
+            <w:r>
+              <w:rPr>
+                <w:rFonts w:ascii="Arial" w:hAnsi="Arial" w:cs="Arial"/>
+              </w:rPr>
+              <w:t>.00</w:t>
             </w:r>
           </w:p>
         </w:tc>
@@ -4973,7 +5039,7 @@
               <w:rPr>
                 <w:rFonts w:ascii="Arial" w:hAnsi="Arial" w:cs="Arial"/>
               </w:rPr>
-              <w:t>8</w:t>
+              <w:t>1</w:t>
             </w:r>
           </w:p>
         </w:tc>
@@ -4994,7 +5060,13 @@
               <w:rPr>
                 <w:rFonts w:ascii="Arial" w:hAnsi="Arial" w:cs="Arial"/>
               </w:rPr>
-              <w:t>12</w:t>
+              <w:t>1</w:t>
+            </w:r>
+            <w:r>
+              <w:rPr>
+                <w:rFonts w:ascii="Arial" w:hAnsi="Arial" w:cs="Arial"/>
+              </w:rPr>
+              <w:t>5</w:t>
             </w:r>
             <w:r>
               <w:rPr>
@@ -5107,7 +5179,7 @@
               <w:rPr>
                 <w:rFonts w:ascii="Arial" w:hAnsi="Arial" w:cs="Arial"/>
               </w:rPr>
-              <w:t>8</w:t>
+              <w:t>1</w:t>
             </w:r>
           </w:p>
         </w:tc>
@@ -5127,7 +5199,19 @@
               <w:rPr>
                 <w:rFonts w:ascii="Arial" w:hAnsi="Arial" w:cs="Arial"/>
               </w:rPr>
-              <w:t>12.00</w:t>
+              <w:t>1</w:t>
+            </w:r>
+            <w:r>
+              <w:rPr>
+                <w:rFonts w:ascii="Arial" w:hAnsi="Arial" w:cs="Arial"/>
+              </w:rPr>
+              <w:t>5</w:t>
+            </w:r>
+            <w:r>
+              <w:rPr>
+                <w:rFonts w:ascii="Arial" w:hAnsi="Arial" w:cs="Arial"/>
+              </w:rPr>
+              <w:t>.00</w:t>
             </w:r>
           </w:p>
         </w:tc>
@@ -5234,7 +5318,7 @@
               <w:rPr>
                 <w:rFonts w:ascii="Arial" w:hAnsi="Arial" w:cs="Arial"/>
               </w:rPr>
-              <w:t>8</w:t>
+              <w:t>2</w:t>
             </w:r>
           </w:p>
         </w:tc>
@@ -5254,7 +5338,13 @@
               <w:rPr>
                 <w:rFonts w:ascii="Arial" w:hAnsi="Arial" w:cs="Arial"/>
               </w:rPr>
-              <w:t>12.00</w:t>
+              <w:t>30</w:t>
+            </w:r>
+            <w:r>
+              <w:rPr>
+                <w:rFonts w:ascii="Arial" w:hAnsi="Arial" w:cs="Arial"/>
+              </w:rPr>
+              <w:t>.00</w:t>
             </w:r>
           </w:p>
         </w:tc>
@@ -5373,7 +5463,7 @@
               <w:rPr>
                 <w:rFonts w:ascii="Arial" w:hAnsi="Arial" w:cs="Arial"/>
               </w:rPr>
-              <w:t>24</w:t>
+              <w:t>8</w:t>
             </w:r>
           </w:p>
         </w:tc>
@@ -5394,7 +5484,7 @@
               <w:rPr>
                 <w:rFonts w:ascii="Arial" w:hAnsi="Arial" w:cs="Arial"/>
               </w:rPr>
-              <w:t>36</w:t>
+              <w:t>120</w:t>
             </w:r>
             <w:r>
               <w:rPr>
@@ -5507,7 +5597,7 @@
               <w:rPr>
                 <w:rFonts w:ascii="Arial" w:hAnsi="Arial" w:cs="Arial"/>
               </w:rPr>
-              <w:t>8</w:t>
+              <w:t>6</w:t>
             </w:r>
           </w:p>
         </w:tc>
@@ -5527,7 +5617,13 @@
               <w:rPr>
                 <w:rFonts w:ascii="Arial" w:hAnsi="Arial" w:cs="Arial"/>
               </w:rPr>
-              <w:t>12.00</w:t>
+              <w:t>90</w:t>
+            </w:r>
+            <w:r>
+              <w:rPr>
+                <w:rFonts w:ascii="Arial" w:hAnsi="Arial" w:cs="Arial"/>
+              </w:rPr>
+              <w:t>.00</w:t>
             </w:r>
           </w:p>
         </w:tc>
@@ -5634,7 +5730,7 @@
               <w:rPr>
                 <w:rFonts w:ascii="Arial" w:hAnsi="Arial" w:cs="Arial"/>
               </w:rPr>
-              <w:t>8</w:t>
+              <w:t>3</w:t>
             </w:r>
           </w:p>
         </w:tc>
@@ -5654,7 +5750,13 @@
               <w:rPr>
                 <w:rFonts w:ascii="Arial" w:hAnsi="Arial" w:cs="Arial"/>
               </w:rPr>
-              <w:t>12.00</w:t>
+              <w:t>45</w:t>
+            </w:r>
+            <w:r>
+              <w:rPr>
+                <w:rFonts w:ascii="Arial" w:hAnsi="Arial" w:cs="Arial"/>
+              </w:rPr>
+              <w:t>.00</w:t>
             </w:r>
           </w:p>
         </w:tc>
@@ -5761,7 +5863,7 @@
               <w:rPr>
                 <w:rFonts w:ascii="Arial" w:hAnsi="Arial" w:cs="Arial"/>
               </w:rPr>
-              <w:t>8</w:t>
+              <w:t>2</w:t>
             </w:r>
           </w:p>
         </w:tc>
@@ -5781,7 +5883,13 @@
               <w:rPr>
                 <w:rFonts w:ascii="Arial" w:hAnsi="Arial" w:cs="Arial"/>
               </w:rPr>
-              <w:t>12.00</w:t>
+              <w:t>30</w:t>
+            </w:r>
+            <w:r>
+              <w:rPr>
+                <w:rFonts w:ascii="Arial" w:hAnsi="Arial" w:cs="Arial"/>
+              </w:rPr>
+              <w:t>.00</w:t>
             </w:r>
           </w:p>
         </w:tc>
@@ -5841,7 +5949,7 @@
               <w:rPr>
                 <w:rFonts w:ascii="Arial" w:hAnsi="Arial" w:cs="Arial"/>
               </w:rPr>
-              <w:t>603</w:t>
+              <w:t>4185</w:t>
             </w:r>
             <w:r>
               <w:rPr>
@@ -5979,7 +6087,19 @@
               <w:rPr>
                 <w:rFonts w:ascii="Arial" w:hAnsi="Arial" w:cs="Arial"/>
               </w:rPr>
-              <w:t>48.00</w:t>
+              <w:t>48</w:t>
+            </w:r>
+            <w:r>
+              <w:rPr>
+                <w:rFonts w:ascii="Arial" w:hAnsi="Arial" w:cs="Arial"/>
+              </w:rPr>
+              <w:t>0</w:t>
+            </w:r>
+            <w:r>
+              <w:rPr>
+                <w:rFonts w:ascii="Arial" w:hAnsi="Arial" w:cs="Arial"/>
+              </w:rPr>
+              <w:t>.00</w:t>
             </w:r>
           </w:p>
         </w:tc>
@@ -6100,7 +6220,7 @@
               <w:rPr>
                 <w:rFonts w:ascii="Arial" w:hAnsi="Arial" w:cs="Arial"/>
               </w:rPr>
-              <w:t>48.00</w:t>
+              <w:t>480.00</w:t>
             </w:r>
           </w:p>
         </w:tc>
@@ -6221,7 +6341,7 @@
               <w:rPr>
                 <w:rFonts w:ascii="Arial" w:hAnsi="Arial" w:cs="Arial"/>
               </w:rPr>
-              <w:t>48.00</w:t>
+              <w:t>480.00</w:t>
             </w:r>
           </w:p>
         </w:tc>
@@ -6342,7 +6462,7 @@
               <w:rPr>
                 <w:rFonts w:ascii="Arial" w:hAnsi="Arial" w:cs="Arial"/>
               </w:rPr>
-              <w:t>48.00</w:t>
+              <w:t>480.00</w:t>
             </w:r>
           </w:p>
         </w:tc>
@@ -6463,7 +6583,7 @@
               <w:rPr>
                 <w:rFonts w:ascii="Arial" w:hAnsi="Arial" w:cs="Arial"/>
               </w:rPr>
-              <w:t>48.00</w:t>
+              <w:t>480.00</w:t>
             </w:r>
           </w:p>
         </w:tc>
@@ -6584,7 +6704,7 @@
               <w:rPr>
                 <w:rFonts w:ascii="Arial" w:hAnsi="Arial" w:cs="Arial"/>
               </w:rPr>
-              <w:t>48.00</w:t>
+              <w:t>480.00</w:t>
             </w:r>
           </w:p>
         </w:tc>
@@ -6685,7 +6805,7 @@
               <w:rPr>
                 <w:rFonts w:ascii="Arial" w:hAnsi="Arial" w:cs="Arial"/>
               </w:rPr>
-              <w:t>292</w:t>
+              <w:t>40</w:t>
             </w:r>
           </w:p>
         </w:tc>
@@ -6705,7 +6825,13 @@
               <w:rPr>
                 <w:rFonts w:ascii="Arial" w:hAnsi="Arial" w:cs="Arial"/>
               </w:rPr>
-              <w:t>438.00</w:t>
+              <w:t>600</w:t>
+            </w:r>
+            <w:r>
+              <w:rPr>
+                <w:rFonts w:ascii="Arial" w:hAnsi="Arial" w:cs="Arial"/>
+              </w:rPr>
+              <w:t>.00</w:t>
             </w:r>
           </w:p>
         </w:tc>
@@ -6806,7 +6932,7 @@
               <w:rPr>
                 <w:rFonts w:ascii="Arial" w:hAnsi="Arial" w:cs="Arial"/>
               </w:rPr>
-              <w:t>200</w:t>
+              <w:t>40</w:t>
             </w:r>
           </w:p>
         </w:tc>
@@ -6826,7 +6952,13 @@
               <w:rPr>
                 <w:rFonts w:ascii="Arial" w:hAnsi="Arial" w:cs="Arial"/>
               </w:rPr>
-              <w:t>300.00</w:t>
+              <w:t>600</w:t>
+            </w:r>
+            <w:r>
+              <w:rPr>
+                <w:rFonts w:ascii="Arial" w:hAnsi="Arial" w:cs="Arial"/>
+              </w:rPr>
+              <w:t>.00</w:t>
             </w:r>
           </w:p>
         </w:tc>
@@ -6927,7 +7059,7 @@
               <w:rPr>
                 <w:rFonts w:ascii="Arial" w:hAnsi="Arial" w:cs="Arial"/>
               </w:rPr>
-              <w:t>44</w:t>
+              <w:t>32</w:t>
             </w:r>
           </w:p>
         </w:tc>
@@ -6947,7 +7079,7 @@
               <w:rPr>
                 <w:rFonts w:ascii="Arial" w:hAnsi="Arial" w:cs="Arial"/>
               </w:rPr>
-              <w:t>66.00</w:t>
+              <w:t>480.00</w:t>
             </w:r>
           </w:p>
         </w:tc>
@@ -7068,7 +7200,7 @@
               <w:rPr>
                 <w:rFonts w:ascii="Arial" w:hAnsi="Arial" w:cs="Arial"/>
               </w:rPr>
-              <w:t>48.00</w:t>
+              <w:t>480.00</w:t>
             </w:r>
           </w:p>
         </w:tc>
@@ -7188,7 +7320,7 @@
               <w:rPr>
                 <w:rFonts w:ascii="Arial" w:hAnsi="Arial" w:cs="Arial"/>
               </w:rPr>
-              <w:t>48.00</w:t>
+              <w:t>480.00</w:t>
             </w:r>
           </w:p>
         </w:tc>
@@ -7309,7 +7441,7 @@
               <w:rPr>
                 <w:rFonts w:ascii="Arial" w:hAnsi="Arial" w:cs="Arial"/>
               </w:rPr>
-              <w:t>48.00</w:t>
+              <w:t>480.00</w:t>
             </w:r>
           </w:p>
         </w:tc>
@@ -7430,7 +7562,7 @@
               <w:rPr>
                 <w:rFonts w:ascii="Arial" w:hAnsi="Arial" w:cs="Arial"/>
               </w:rPr>
-              <w:t>48.00</w:t>
+              <w:t>480.00</w:t>
             </w:r>
           </w:p>
         </w:tc>
@@ -7531,7 +7663,7 @@
               <w:rPr>
                 <w:rFonts w:ascii="Arial" w:hAnsi="Arial" w:cs="Arial"/>
               </w:rPr>
-              <w:t>48</w:t>
+              <w:t>32</w:t>
             </w:r>
           </w:p>
         </w:tc>
@@ -7551,7 +7683,7 @@
               <w:rPr>
                 <w:rFonts w:ascii="Arial" w:hAnsi="Arial" w:cs="Arial"/>
               </w:rPr>
-              <w:t>72.00</w:t>
+              <w:t>480.00</w:t>
             </w:r>
           </w:p>
         </w:tc>
@@ -7671,7 +7803,7 @@
               <w:rPr>
                 <w:rFonts w:ascii="Arial" w:hAnsi="Arial" w:cs="Arial"/>
               </w:rPr>
-              <w:t>424</w:t>
+              <w:t>530</w:t>
             </w:r>
           </w:p>
         </w:tc>
@@ -7691,7 +7823,13 @@
               <w:rPr>
                 <w:rFonts w:ascii="Arial" w:hAnsi="Arial" w:cs="Arial"/>
               </w:rPr>
-              <w:t>636.00</w:t>
+              <w:t>7950</w:t>
+            </w:r>
+            <w:r>
+              <w:rPr>
+                <w:rFonts w:ascii="Arial" w:hAnsi="Arial" w:cs="Arial"/>
+              </w:rPr>
+              <w:t>.00</w:t>
             </w:r>
           </w:p>
         </w:tc>
@@ -7793,7 +7931,7 @@
               <w:rPr>
                 <w:rFonts w:ascii="Arial" w:hAnsi="Arial" w:cs="Arial"/>
               </w:rPr>
-              <w:t>720</w:t>
+              <w:t>560</w:t>
             </w:r>
           </w:p>
         </w:tc>
@@ -7813,7 +7951,13 @@
               <w:rPr>
                 <w:rFonts w:ascii="Arial" w:hAnsi="Arial" w:cs="Arial"/>
               </w:rPr>
-              <w:t>1080.00</w:t>
+              <w:t>8400</w:t>
+            </w:r>
+            <w:r>
+              <w:rPr>
+                <w:rFonts w:ascii="Arial" w:hAnsi="Arial" w:cs="Arial"/>
+              </w:rPr>
+              <w:t>.00</w:t>
             </w:r>
           </w:p>
         </w:tc>
@@ -7933,7 +8077,19 @@
               <w:rPr>
                 <w:rFonts w:ascii="Arial" w:hAnsi="Arial" w:cs="Arial"/>
               </w:rPr>
-              <w:t>360.00</w:t>
+              <w:t>360</w:t>
+            </w:r>
+            <w:r>
+              <w:rPr>
+                <w:rFonts w:ascii="Arial" w:hAnsi="Arial" w:cs="Arial"/>
+              </w:rPr>
+              <w:t>0</w:t>
+            </w:r>
+            <w:r>
+              <w:rPr>
+                <w:rFonts w:ascii="Arial" w:hAnsi="Arial" w:cs="Arial"/>
+              </w:rPr>
+              <w:t>.00</w:t>
             </w:r>
           </w:p>
         </w:tc>
@@ -8039,7 +8195,7 @@
               <w:rPr>
                 <w:rFonts w:ascii="Arial" w:hAnsi="Arial" w:cs="Arial"/>
               </w:rPr>
-              <w:t>8</w:t>
+              <w:t>4</w:t>
             </w:r>
           </w:p>
         </w:tc>
@@ -8059,7 +8215,13 @@
               <w:rPr>
                 <w:rFonts w:ascii="Arial" w:hAnsi="Arial" w:cs="Arial"/>
               </w:rPr>
-              <w:t>12.00</w:t>
+              <w:t>60</w:t>
+            </w:r>
+            <w:r>
+              <w:rPr>
+                <w:rFonts w:ascii="Arial" w:hAnsi="Arial" w:cs="Arial"/>
+              </w:rPr>
+              <w:t>.00</w:t>
             </w:r>
           </w:p>
         </w:tc>
@@ -8185,7 +8347,19 @@
               <w:rPr>
                 <w:rFonts w:ascii="Arial" w:hAnsi="Arial" w:cs="Arial"/>
               </w:rPr>
-              <w:t>60.00</w:t>
+              <w:t>60</w:t>
+            </w:r>
+            <w:r>
+              <w:rPr>
+                <w:rFonts w:ascii="Arial" w:hAnsi="Arial" w:cs="Arial"/>
+              </w:rPr>
+              <w:t>0</w:t>
+            </w:r>
+            <w:r>
+              <w:rPr>
+                <w:rFonts w:ascii="Arial" w:hAnsi="Arial" w:cs="Arial"/>
+              </w:rPr>
+              <w:t>.00</w:t>
             </w:r>
           </w:p>
         </w:tc>
@@ -8291,7 +8465,7 @@
               <w:rPr>
                 <w:rFonts w:ascii="Arial" w:hAnsi="Arial" w:cs="Arial"/>
               </w:rPr>
-              <w:t>64</w:t>
+              <w:t>40</w:t>
             </w:r>
           </w:p>
         </w:tc>
@@ -8311,7 +8485,13 @@
               <w:rPr>
                 <w:rFonts w:ascii="Arial" w:hAnsi="Arial" w:cs="Arial"/>
               </w:rPr>
-              <w:t>96.00</w:t>
+              <w:t>600</w:t>
+            </w:r>
+            <w:r>
+              <w:rPr>
+                <w:rFonts w:ascii="Arial" w:hAnsi="Arial" w:cs="Arial"/>
+              </w:rPr>
+              <w:t>.00</w:t>
             </w:r>
           </w:p>
         </w:tc>
@@ -8417,7 +8597,7 @@
               <w:rPr>
                 <w:rFonts w:ascii="Arial" w:hAnsi="Arial" w:cs="Arial"/>
               </w:rPr>
-              <w:t>4</w:t>
+              <w:t>2</w:t>
             </w:r>
           </w:p>
         </w:tc>
@@ -8437,7 +8617,13 @@
               <w:rPr>
                 <w:rFonts w:ascii="Arial" w:hAnsi="Arial" w:cs="Arial"/>
               </w:rPr>
-              <w:t>6.00</w:t>
+              <w:t>30</w:t>
+            </w:r>
+            <w:r>
+              <w:rPr>
+                <w:rFonts w:ascii="Arial" w:hAnsi="Arial" w:cs="Arial"/>
+              </w:rPr>
+              <w:t>.00</w:t>
             </w:r>
           </w:p>
         </w:tc>
@@ -8497,7 +8683,7 @@
               <w:rPr>
                 <w:rFonts w:ascii="Arial" w:hAnsi="Arial" w:cs="Arial"/>
               </w:rPr>
-              <w:t>3</w:t>
+              <w:t>28</w:t>
             </w:r>
             <w:r>
               <w:rPr>
@@ -8509,7 +8695,7 @@
               <w:rPr>
                 <w:rFonts w:ascii="Arial" w:hAnsi="Arial" w:cs="Arial"/>
               </w:rPr>
-              <w:t>6</w:t>
+              <w:t>2</w:t>
             </w:r>
             <w:r>
               <w:rPr>
@@ -8521,7 +8707,7 @@
               <w:rPr>
                 <w:rFonts w:ascii="Arial" w:hAnsi="Arial" w:cs="Arial"/>
               </w:rPr>
-              <w:t>6</w:t>
+              <w:t>0</w:t>
             </w:r>
             <w:r>
               <w:rPr>
@@ -8666,6 +8852,12 @@
               <w:rPr>
                 <w:rFonts w:ascii="Arial" w:hAnsi="Arial" w:cs="Arial"/>
               </w:rPr>
+              <w:t>0</w:t>
+            </w:r>
+            <w:r>
+              <w:rPr>
+                <w:rFonts w:ascii="Arial" w:hAnsi="Arial" w:cs="Arial"/>
+              </w:rPr>
               <w:t>.00</w:t>
             </w:r>
           </w:p>
@@ -8772,7 +8964,7 @@
               <w:rPr>
                 <w:rFonts w:ascii="Arial" w:hAnsi="Arial" w:cs="Arial"/>
               </w:rPr>
-              <w:t>60</w:t>
+              <w:t>40</w:t>
             </w:r>
           </w:p>
         </w:tc>
@@ -8793,7 +8985,7 @@
               <w:rPr>
                 <w:rFonts w:ascii="Arial" w:hAnsi="Arial" w:cs="Arial"/>
               </w:rPr>
-              <w:t>90</w:t>
+              <w:t>600</w:t>
             </w:r>
             <w:r>
               <w:rPr>
@@ -8905,7 +9097,7 @@
               <w:rPr>
                 <w:rFonts w:ascii="Arial" w:hAnsi="Arial" w:cs="Arial"/>
               </w:rPr>
-              <w:t>12</w:t>
+              <w:t>3</w:t>
             </w:r>
           </w:p>
         </w:tc>
@@ -8926,7 +9118,7 @@
               <w:rPr>
                 <w:rFonts w:ascii="Arial" w:hAnsi="Arial" w:cs="Arial"/>
               </w:rPr>
-              <w:t>18</w:t>
+              <w:t>45</w:t>
             </w:r>
             <w:r>
               <w:rPr>
@@ -9038,7 +9230,7 @@
               <w:rPr>
                 <w:rFonts w:ascii="Arial" w:hAnsi="Arial" w:cs="Arial"/>
               </w:rPr>
-              <w:t>4</w:t>
+              <w:t>2</w:t>
             </w:r>
           </w:p>
         </w:tc>
@@ -9059,7 +9251,7 @@
               <w:rPr>
                 <w:rFonts w:ascii="Arial" w:hAnsi="Arial" w:cs="Arial"/>
               </w:rPr>
-              <w:t>6</w:t>
+              <w:t>30</w:t>
             </w:r>
             <w:r>
               <w:rPr>
@@ -9125,19 +9317,7 @@
               <w:rPr>
                 <w:rFonts w:ascii="Arial" w:hAnsi="Arial" w:cs="Arial"/>
               </w:rPr>
-              <w:t>1</w:t>
-            </w:r>
-            <w:r>
-              <w:rPr>
-                <w:rFonts w:ascii="Arial" w:hAnsi="Arial" w:cs="Arial"/>
-              </w:rPr>
-              <w:t>3</w:t>
-            </w:r>
-            <w:r>
-              <w:rPr>
-                <w:rFonts w:ascii="Arial" w:hAnsi="Arial" w:cs="Arial"/>
-              </w:rPr>
-              <w:t>8</w:t>
+              <w:t>915</w:t>
             </w:r>
             <w:r>
               <w:rPr>
@@ -9188,7 +9368,7 @@
               <w:rPr>
                 <w:rFonts w:ascii="Arial" w:hAnsi="Arial" w:cs="Arial"/>
               </w:rPr>
-              <w:t>4</w:t>
+              <w:t>33</w:t>
             </w:r>
             <w:r>
               <w:rPr>
@@ -9200,7 +9380,7 @@
               <w:rPr>
                 <w:rFonts w:ascii="Arial" w:hAnsi="Arial" w:cs="Arial"/>
               </w:rPr>
-              <w:t>488</w:t>
+              <w:t>930</w:t>
             </w:r>
             <w:r>
               <w:rPr>
